--- a/app educativa.docx
+++ b/app educativa.docx
@@ -285,16 +285,26 @@
           <w:sz w:val="22"/>
           <w:szCs w:val="22"/>
         </w:rPr>
-        <w:t>De los Santos, Estevez Castellano, Hsieh, Jeifetz y Slav</w:t>
-      </w:r>
+        <w:t xml:space="preserve">De los Santos, Estevez Castellano, Hsieh, Jeifetz y </w:t>
+      </w:r>
+      <w:proofErr w:type="spellStart"/>
       <w:r>
         <w:rPr>
           <w:color w:val="7F7F7F" w:themeColor="text1" w:themeTint="80"/>
           <w:sz w:val="22"/>
           <w:szCs w:val="22"/>
         </w:rPr>
+        <w:t>Slav</w:t>
+      </w:r>
+      <w:r>
+        <w:rPr>
+          <w:color w:val="7F7F7F" w:themeColor="text1" w:themeTint="80"/>
+          <w:sz w:val="22"/>
+          <w:szCs w:val="22"/>
+        </w:rPr>
         <w:t>kin</w:t>
       </w:r>
+      <w:proofErr w:type="spellEnd"/>
     </w:p>
     <w:p>
       <w:pPr>
@@ -307,7 +317,13 @@
     <w:sdt>
       <w:sdtPr>
         <w:rPr>
-          <w:lang w:val="es-ES"/>
+          <w:rFonts w:asciiTheme="minorHAnsi" w:eastAsiaTheme="minorHAnsi" w:hAnsiTheme="minorHAnsi" w:cstheme="minorBidi"/>
+          <w:color w:val="auto"/>
+          <w:kern w:val="2"/>
+          <w:sz w:val="24"/>
+          <w:szCs w:val="24"/>
+          <w:lang w:val="es-ES" w:eastAsia="en-US"/>
+          <w14:ligatures w14:val="standardContextual"/>
         </w:rPr>
         <w:id w:val="1718162136"/>
         <w:docPartObj>
@@ -317,15 +333,8 @@
       </w:sdtPr>
       <w:sdtEndPr>
         <w:rPr>
-          <w:rFonts w:asciiTheme="minorHAnsi" w:eastAsiaTheme="minorHAnsi" w:hAnsiTheme="minorHAnsi" w:cstheme="minorBidi"/>
-          <w:b/>
-          <w:bCs/>
-          <w:color w:val="auto"/>
-          <w:kern w:val="2"/>
-          <w:sz w:val="24"/>
-          <w:szCs w:val="24"/>
-          <w:lang w:eastAsia="en-US"/>
-          <w14:ligatures w14:val="standardContextual"/>
+          <w:b/>
+          <w:bCs/>
         </w:rPr>
       </w:sdtEndPr>
       <w:sdtContent>
@@ -347,7 +356,9 @@
               <w:tab w:val="right" w:leader="dot" w:pos="8494"/>
             </w:tabs>
             <w:rPr>
+              <w:rFonts w:eastAsiaTheme="minorEastAsia"/>
               <w:noProof/>
+              <w:lang w:eastAsia="es-AR"/>
             </w:rPr>
           </w:pPr>
           <w:r>
@@ -359,7 +370,7 @@
           <w:r>
             <w:fldChar w:fldCharType="separate"/>
           </w:r>
-          <w:hyperlink w:anchor="_Toc240556831" w:history="1">
+          <w:hyperlink w:anchor="_Toc240748331" w:history="1">
             <w:r>
               <w:rPr>
                 <w:rStyle w:val="Hipervnculo"/>
@@ -386,7 +397,7 @@
                 <w:noProof/>
                 <w:webHidden/>
               </w:rPr>
-              <w:instrText xml:space="preserve"> PAGEREF _Toc240556831 \h </w:instrText>
+              <w:instrText xml:space="preserve"> PAGEREF _Toc240748331 \h </w:instrText>
             </w:r>
             <w:r>
               <w:rPr>
@@ -424,17 +435,18 @@
               <w:tab w:val="right" w:leader="dot" w:pos="8494"/>
             </w:tabs>
             <w:rPr>
+              <w:rFonts w:eastAsiaTheme="minorEastAsia"/>
               <w:noProof/>
+              <w:lang w:eastAsia="es-AR"/>
             </w:rPr>
           </w:pPr>
-          <w:hyperlink w:anchor="_Toc240556832" w:history="1">
+          <w:hyperlink w:anchor="_Toc240748332" w:history="1">
             <w:r>
               <w:rPr>
                 <w:rStyle w:val="Hipervnculo"/>
                 <w:i/>
                 <w:iCs/>
                 <w:noProof/>
-                <w:color w:val="9ABFCA" w:themeColor="hyperlink" w:themeTint="80"/>
               </w:rPr>
               <w:t>Público objetivo</w:t>
             </w:r>
@@ -457,7 +469,7 @@
                 <w:noProof/>
                 <w:webHidden/>
               </w:rPr>
-              <w:instrText xml:space="preserve"> PAGEREF _Toc240556832 \h </w:instrText>
+              <w:instrText xml:space="preserve"> PAGEREF _Toc240748332 \h </w:instrText>
             </w:r>
             <w:r>
               <w:rPr>
@@ -495,19 +507,93 @@
               <w:tab w:val="right" w:leader="dot" w:pos="8494"/>
             </w:tabs>
             <w:rPr>
+              <w:rFonts w:eastAsiaTheme="minorEastAsia"/>
               <w:noProof/>
+              <w:lang w:eastAsia="es-AR"/>
             </w:rPr>
           </w:pPr>
-          <w:hyperlink w:anchor="_Toc240556833" w:history="1">
+          <w:hyperlink w:anchor="_Toc240748333" w:history="1">
             <w:r>
               <w:rPr>
                 <w:rStyle w:val="Hipervnculo"/>
                 <w:i/>
                 <w:iCs/>
                 <w:noProof/>
+              </w:rPr>
+              <w:t>Por qué hoy fracasa</w:t>
+            </w:r>
+            <w:r>
+              <w:rPr>
+                <w:noProof/>
+                <w:webHidden/>
+              </w:rPr>
+              <w:tab/>
+            </w:r>
+            <w:r>
+              <w:rPr>
+                <w:noProof/>
+                <w:webHidden/>
+              </w:rPr>
+              <w:fldChar w:fldCharType="begin"/>
+            </w:r>
+            <w:r>
+              <w:rPr>
+                <w:noProof/>
+                <w:webHidden/>
+              </w:rPr>
+              <w:instrText xml:space="preserve"> PAGEREF _Toc240748333 \h </w:instrText>
+            </w:r>
+            <w:r>
+              <w:rPr>
+                <w:noProof/>
+                <w:webHidden/>
+              </w:rPr>
+            </w:r>
+            <w:r>
+              <w:rPr>
+                <w:noProof/>
+                <w:webHidden/>
+              </w:rPr>
+              <w:fldChar w:fldCharType="separate"/>
+            </w:r>
+            <w:r>
+              <w:rPr>
+                <w:noProof/>
+                <w:webHidden/>
+              </w:rPr>
+              <w:t>3</w:t>
+            </w:r>
+            <w:r>
+              <w:rPr>
+                <w:noProof/>
+                <w:webHidden/>
+              </w:rPr>
+              <w:fldChar w:fldCharType="end"/>
+            </w:r>
+          </w:hyperlink>
+        </w:p>
+        <w:p>
+          <w:pPr>
+            <w:pStyle w:val="TDC3"/>
+            <w:tabs>
+              <w:tab w:val="right" w:leader="dot" w:pos="8494"/>
+            </w:tabs>
+            <w:rPr>
+              <w:rFonts w:eastAsiaTheme="minorEastAsia"/>
+              <w:noProof/>
+              <w:lang w:eastAsia="es-AR"/>
+            </w:rPr>
+          </w:pPr>
+          <w:hyperlink w:anchor="_Toc240748334" w:history="1">
+            <w:r>
+              <w:rPr>
+                <w:rStyle w:val="Hipervnculo"/>
+                <w:i/>
+                <w:iCs/>
+                <w:noProof/>
                 <w:color w:val="9ABFCA" w:themeColor="hyperlink" w:themeTint="80"/>
               </w:rPr>
-              <w:t>Por qué hoy fracasa</w:t>
+              <w:t>AMI: qué hace y por qué se llama así</w:t>
             </w:r>
             <w:r>
               <w:rPr>
@@ -528,7 +614,7 @@
                 <w:noProof/>
                 <w:webHidden/>
               </w:rPr>
-              <w:instrText xml:space="preserve"> PAGEREF _Toc240556833 \h </w:instrText>
+              <w:instrText xml:space="preserve"> PAGEREF _Toc240748334 \h </w:instrText>
             </w:r>
             <w:r>
               <w:rPr>
@@ -566,10 +652,12 @@
               <w:tab w:val="right" w:leader="dot" w:pos="8494"/>
             </w:tabs>
             <w:rPr>
+              <w:rFonts w:eastAsiaTheme="minorEastAsia"/>
               <w:noProof/>
+              <w:lang w:eastAsia="es-AR"/>
             </w:rPr>
           </w:pPr>
-          <w:hyperlink w:anchor="_Toc240556834" w:history="1">
+          <w:hyperlink w:anchor="_Toc240748335" w:history="1">
             <w:r>
               <w:rPr>
                 <w:rStyle w:val="Hipervnculo"/>
@@ -596,7 +684,7 @@
                 <w:noProof/>
                 <w:webHidden/>
               </w:rPr>
-              <w:instrText xml:space="preserve"> PAGEREF _Toc240556834 \h </w:instrText>
+              <w:instrText xml:space="preserve"> PAGEREF _Toc240748335 \h </w:instrText>
             </w:r>
             <w:r>
               <w:rPr>
@@ -616,7 +704,7 @@
                 <w:noProof/>
                 <w:webHidden/>
               </w:rPr>
-              <w:t>3</w:t>
+              <w:t>4</w:t>
             </w:r>
             <w:r>
               <w:rPr>
@@ -634,17 +722,18 @@
               <w:tab w:val="right" w:leader="dot" w:pos="8494"/>
             </w:tabs>
             <w:rPr>
+              <w:rFonts w:eastAsiaTheme="minorEastAsia"/>
               <w:noProof/>
+              <w:lang w:eastAsia="es-AR"/>
             </w:rPr>
           </w:pPr>
-          <w:hyperlink w:anchor="_Toc240556835" w:history="1">
+          <w:hyperlink w:anchor="_Toc240748336" w:history="1">
             <w:r>
               <w:rPr>
                 <w:rStyle w:val="Hipervnculo"/>
                 <w:i/>
                 <w:iCs/>
                 <w:noProof/>
-                <w:color w:val="9ABFCA" w:themeColor="hyperlink" w:themeTint="80"/>
               </w:rPr>
               <w:t>Feedback constructivo</w:t>
             </w:r>
@@ -667,7 +756,7 @@
                 <w:noProof/>
                 <w:webHidden/>
               </w:rPr>
-              <w:instrText xml:space="preserve"> PAGEREF _Toc240556835 \h </w:instrText>
+              <w:instrText xml:space="preserve"> PAGEREF _Toc240748336 \h </w:instrText>
             </w:r>
             <w:r>
               <w:rPr>
@@ -705,17 +794,18 @@
               <w:tab w:val="right" w:leader="dot" w:pos="8494"/>
             </w:tabs>
             <w:rPr>
+              <w:rFonts w:eastAsiaTheme="minorEastAsia"/>
               <w:noProof/>
+              <w:lang w:eastAsia="es-AR"/>
             </w:rPr>
           </w:pPr>
-          <w:hyperlink w:anchor="_Toc240556836" w:history="1">
+          <w:hyperlink w:anchor="_Toc240748337" w:history="1">
             <w:r>
               <w:rPr>
                 <w:rStyle w:val="Hipervnculo"/>
                 <w:i/>
                 <w:iCs/>
                 <w:noProof/>
-                <w:color w:val="9ABFCA" w:themeColor="hyperlink" w:themeTint="80"/>
               </w:rPr>
               <w:t>Motivación intrínseca vs extrínseca</w:t>
             </w:r>
@@ -738,7 +828,7 @@
                 <w:noProof/>
                 <w:webHidden/>
               </w:rPr>
-              <w:instrText xml:space="preserve"> PAGEREF _Toc240556836 \h </w:instrText>
+              <w:instrText xml:space="preserve"> PAGEREF _Toc240748337 \h </w:instrText>
             </w:r>
             <w:r>
               <w:rPr>
@@ -776,19 +866,163 @@
               <w:tab w:val="right" w:leader="dot" w:pos="8494"/>
             </w:tabs>
             <w:rPr>
+              <w:rFonts w:eastAsiaTheme="minorEastAsia"/>
               <w:noProof/>
+              <w:lang w:eastAsia="es-AR"/>
             </w:rPr>
           </w:pPr>
-          <w:hyperlink w:anchor="_Toc240556837" w:history="1">
+          <w:hyperlink w:anchor="_Toc240748338" w:history="1">
             <w:r>
               <w:rPr>
                 <w:rStyle w:val="Hipervnculo"/>
                 <w:i/>
                 <w:iCs/>
                 <w:noProof/>
+              </w:rPr>
+              <w:t>Consolidación y naturaleza multiplicativa del conocimiento</w:t>
+            </w:r>
+            <w:r>
+              <w:rPr>
+                <w:noProof/>
+                <w:webHidden/>
+              </w:rPr>
+              <w:tab/>
+            </w:r>
+            <w:r>
+              <w:rPr>
+                <w:noProof/>
+                <w:webHidden/>
+              </w:rPr>
+              <w:fldChar w:fldCharType="begin"/>
+            </w:r>
+            <w:r>
+              <w:rPr>
+                <w:noProof/>
+                <w:webHidden/>
+              </w:rPr>
+              <w:instrText xml:space="preserve"> PAGEREF _Toc240748338 \h </w:instrText>
+            </w:r>
+            <w:r>
+              <w:rPr>
+                <w:noProof/>
+                <w:webHidden/>
+              </w:rPr>
+            </w:r>
+            <w:r>
+              <w:rPr>
+                <w:noProof/>
+                <w:webHidden/>
+              </w:rPr>
+              <w:fldChar w:fldCharType="separate"/>
+            </w:r>
+            <w:r>
+              <w:rPr>
+                <w:noProof/>
+                <w:webHidden/>
+              </w:rPr>
+              <w:t>5</w:t>
+            </w:r>
+            <w:r>
+              <w:rPr>
+                <w:noProof/>
+                <w:webHidden/>
+              </w:rPr>
+              <w:fldChar w:fldCharType="end"/>
+            </w:r>
+          </w:hyperlink>
+        </w:p>
+        <w:p>
+          <w:pPr>
+            <w:pStyle w:val="TDC2"/>
+            <w:tabs>
+              <w:tab w:val="right" w:leader="dot" w:pos="8494"/>
+            </w:tabs>
+            <w:rPr>
+              <w:rFonts w:eastAsiaTheme="minorEastAsia"/>
+              <w:noProof/>
+              <w:lang w:eastAsia="es-AR"/>
+            </w:rPr>
+          </w:pPr>
+          <w:hyperlink w:anchor="_Toc240748339" w:history="1">
+            <w:r>
+              <w:rPr>
+                <w:rStyle w:val="Hipervnculo"/>
+                <w:noProof/>
+              </w:rPr>
+              <w:t>Las decisiones de memoria</w:t>
+            </w:r>
+            <w:r>
+              <w:rPr>
+                <w:noProof/>
+                <w:webHidden/>
+              </w:rPr>
+              <w:tab/>
+            </w:r>
+            <w:r>
+              <w:rPr>
+                <w:noProof/>
+                <w:webHidden/>
+              </w:rPr>
+              <w:fldChar w:fldCharType="begin"/>
+            </w:r>
+            <w:r>
+              <w:rPr>
+                <w:noProof/>
+                <w:webHidden/>
+              </w:rPr>
+              <w:instrText xml:space="preserve"> PAGEREF _Toc240748339 \h </w:instrText>
+            </w:r>
+            <w:r>
+              <w:rPr>
+                <w:noProof/>
+                <w:webHidden/>
+              </w:rPr>
+            </w:r>
+            <w:r>
+              <w:rPr>
+                <w:noProof/>
+                <w:webHidden/>
+              </w:rPr>
+              <w:fldChar w:fldCharType="separate"/>
+            </w:r>
+            <w:r>
+              <w:rPr>
+                <w:noProof/>
+                <w:webHidden/>
+              </w:rPr>
+              <w:t>5</w:t>
+            </w:r>
+            <w:r>
+              <w:rPr>
+                <w:noProof/>
+                <w:webHidden/>
+              </w:rPr>
+              <w:fldChar w:fldCharType="end"/>
+            </w:r>
+          </w:hyperlink>
+        </w:p>
+        <w:p>
+          <w:pPr>
+            <w:pStyle w:val="TDC3"/>
+            <w:tabs>
+              <w:tab w:val="right" w:leader="dot" w:pos="8494"/>
+            </w:tabs>
+            <w:rPr>
+              <w:rFonts w:eastAsiaTheme="minorEastAsia"/>
+              <w:noProof/>
+              <w:lang w:eastAsia="es-AR"/>
+            </w:rPr>
+          </w:pPr>
+          <w:hyperlink w:anchor="_Toc240748340" w:history="1">
+            <w:r>
+              <w:rPr>
+                <w:rStyle w:val="Hipervnculo"/>
+                <w:i/>
+                <w:iCs/>
+                <w:noProof/>
                 <w:color w:val="9ABFCA" w:themeColor="hyperlink" w:themeTint="80"/>
               </w:rPr>
-              <w:t>Consolidación y naturaleza multiplicativa del conocimiento</w:t>
+              <w:t>El costo de entrada</w:t>
             </w:r>
             <w:r>
               <w:rPr>
@@ -809,7 +1043,7 @@
                 <w:noProof/>
                 <w:webHidden/>
               </w:rPr>
-              <w:instrText xml:space="preserve"> PAGEREF _Toc240556837 \h </w:instrText>
+              <w:instrText xml:space="preserve"> PAGEREF _Toc240748340 \h </w:instrText>
             </w:r>
             <w:r>
               <w:rPr>
@@ -829,7 +1063,360 @@
                 <w:noProof/>
                 <w:webHidden/>
               </w:rPr>
-              <w:t>4</w:t>
+              <w:t>5</w:t>
+            </w:r>
+            <w:r>
+              <w:rPr>
+                <w:noProof/>
+                <w:webHidden/>
+              </w:rPr>
+              <w:fldChar w:fldCharType="end"/>
+            </w:r>
+          </w:hyperlink>
+        </w:p>
+        <w:p>
+          <w:pPr>
+            <w:pStyle w:val="TDC3"/>
+            <w:tabs>
+              <w:tab w:val="right" w:leader="dot" w:pos="8494"/>
+            </w:tabs>
+            <w:rPr>
+              <w:rFonts w:eastAsiaTheme="minorEastAsia"/>
+              <w:noProof/>
+              <w:lang w:eastAsia="es-AR"/>
+            </w:rPr>
+          </w:pPr>
+          <w:hyperlink w:anchor="_Toc240748341" w:history="1">
+            <w:r>
+              <w:rPr>
+                <w:rStyle w:val="Hipervnculo"/>
+                <w:i/>
+                <w:iCs/>
+                <w:noProof/>
+                <w:color w:val="9ABFCA" w:themeColor="hyperlink" w:themeTint="80"/>
+              </w:rPr>
+              <w:t>El pico y el final</w:t>
+            </w:r>
+            <w:r>
+              <w:rPr>
+                <w:noProof/>
+                <w:webHidden/>
+              </w:rPr>
+              <w:tab/>
+            </w:r>
+            <w:r>
+              <w:rPr>
+                <w:noProof/>
+                <w:webHidden/>
+              </w:rPr>
+              <w:fldChar w:fldCharType="begin"/>
+            </w:r>
+            <w:r>
+              <w:rPr>
+                <w:noProof/>
+                <w:webHidden/>
+              </w:rPr>
+              <w:instrText xml:space="preserve"> PAGEREF _Toc240748341 \h </w:instrText>
+            </w:r>
+            <w:r>
+              <w:rPr>
+                <w:noProof/>
+                <w:webHidden/>
+              </w:rPr>
+            </w:r>
+            <w:r>
+              <w:rPr>
+                <w:noProof/>
+                <w:webHidden/>
+              </w:rPr>
+              <w:fldChar w:fldCharType="separate"/>
+            </w:r>
+            <w:r>
+              <w:rPr>
+                <w:noProof/>
+                <w:webHidden/>
+              </w:rPr>
+              <w:t>6</w:t>
+            </w:r>
+            <w:r>
+              <w:rPr>
+                <w:noProof/>
+                <w:webHidden/>
+              </w:rPr>
+              <w:fldChar w:fldCharType="end"/>
+            </w:r>
+          </w:hyperlink>
+        </w:p>
+        <w:p>
+          <w:pPr>
+            <w:pStyle w:val="TDC2"/>
+            <w:tabs>
+              <w:tab w:val="right" w:leader="dot" w:pos="8494"/>
+            </w:tabs>
+            <w:rPr>
+              <w:rFonts w:eastAsiaTheme="minorEastAsia"/>
+              <w:noProof/>
+              <w:lang w:eastAsia="es-AR"/>
+            </w:rPr>
+          </w:pPr>
+          <w:hyperlink w:anchor="_Toc240748342" w:history="1">
+            <w:r>
+              <w:rPr>
+                <w:rStyle w:val="Hipervnculo"/>
+                <w:noProof/>
+              </w:rPr>
+              <w:t>Mockups</w:t>
+            </w:r>
+            <w:r>
+              <w:rPr>
+                <w:noProof/>
+                <w:webHidden/>
+              </w:rPr>
+              <w:tab/>
+            </w:r>
+            <w:r>
+              <w:rPr>
+                <w:noProof/>
+                <w:webHidden/>
+              </w:rPr>
+              <w:fldChar w:fldCharType="begin"/>
+            </w:r>
+            <w:r>
+              <w:rPr>
+                <w:noProof/>
+                <w:webHidden/>
+              </w:rPr>
+              <w:instrText xml:space="preserve"> PAGEREF _Toc240748342 \h </w:instrText>
+            </w:r>
+            <w:r>
+              <w:rPr>
+                <w:noProof/>
+                <w:webHidden/>
+              </w:rPr>
+            </w:r>
+            <w:r>
+              <w:rPr>
+                <w:noProof/>
+                <w:webHidden/>
+              </w:rPr>
+              <w:fldChar w:fldCharType="separate"/>
+            </w:r>
+            <w:r>
+              <w:rPr>
+                <w:noProof/>
+                <w:webHidden/>
+              </w:rPr>
+              <w:t>6</w:t>
+            </w:r>
+            <w:r>
+              <w:rPr>
+                <w:noProof/>
+                <w:webHidden/>
+              </w:rPr>
+              <w:fldChar w:fldCharType="end"/>
+            </w:r>
+          </w:hyperlink>
+        </w:p>
+        <w:p>
+          <w:pPr>
+            <w:pStyle w:val="TDC2"/>
+            <w:tabs>
+              <w:tab w:val="right" w:leader="dot" w:pos="8494"/>
+            </w:tabs>
+            <w:rPr>
+              <w:rFonts w:eastAsiaTheme="minorEastAsia"/>
+              <w:noProof/>
+              <w:lang w:eastAsia="es-AR"/>
+            </w:rPr>
+          </w:pPr>
+          <w:hyperlink w:anchor="_Toc240748343" w:history="1">
+            <w:r>
+              <w:rPr>
+                <w:rStyle w:val="Hipervnculo"/>
+                <w:noProof/>
+              </w:rPr>
+              <w:t>Cómo sabríamos si funciona</w:t>
+            </w:r>
+            <w:r>
+              <w:rPr>
+                <w:noProof/>
+                <w:webHidden/>
+              </w:rPr>
+              <w:tab/>
+            </w:r>
+            <w:r>
+              <w:rPr>
+                <w:noProof/>
+                <w:webHidden/>
+              </w:rPr>
+              <w:fldChar w:fldCharType="begin"/>
+            </w:r>
+            <w:r>
+              <w:rPr>
+                <w:noProof/>
+                <w:webHidden/>
+              </w:rPr>
+              <w:instrText xml:space="preserve"> PAGEREF _Toc240748343 \h </w:instrText>
+            </w:r>
+            <w:r>
+              <w:rPr>
+                <w:noProof/>
+                <w:webHidden/>
+              </w:rPr>
+            </w:r>
+            <w:r>
+              <w:rPr>
+                <w:noProof/>
+                <w:webHidden/>
+              </w:rPr>
+              <w:fldChar w:fldCharType="separate"/>
+            </w:r>
+            <w:r>
+              <w:rPr>
+                <w:noProof/>
+                <w:webHidden/>
+              </w:rPr>
+              <w:t>6</w:t>
+            </w:r>
+            <w:r>
+              <w:rPr>
+                <w:noProof/>
+                <w:webHidden/>
+              </w:rPr>
+              <w:fldChar w:fldCharType="end"/>
+            </w:r>
+          </w:hyperlink>
+        </w:p>
+        <w:p>
+          <w:pPr>
+            <w:pStyle w:val="TDC2"/>
+            <w:tabs>
+              <w:tab w:val="right" w:leader="dot" w:pos="8494"/>
+            </w:tabs>
+            <w:rPr>
+              <w:rFonts w:eastAsiaTheme="minorEastAsia"/>
+              <w:noProof/>
+              <w:lang w:eastAsia="es-AR"/>
+            </w:rPr>
+          </w:pPr>
+          <w:hyperlink w:anchor="_Toc240748344" w:history="1">
+            <w:r>
+              <w:rPr>
+                <w:rStyle w:val="Hipervnculo"/>
+                <w:noProof/>
+              </w:rPr>
+              <w:t>La app como instrumento de investigación</w:t>
+            </w:r>
+            <w:r>
+              <w:rPr>
+                <w:noProof/>
+                <w:webHidden/>
+              </w:rPr>
+              <w:tab/>
+            </w:r>
+            <w:r>
+              <w:rPr>
+                <w:noProof/>
+                <w:webHidden/>
+              </w:rPr>
+              <w:fldChar w:fldCharType="begin"/>
+            </w:r>
+            <w:r>
+              <w:rPr>
+                <w:noProof/>
+                <w:webHidden/>
+              </w:rPr>
+              <w:instrText xml:space="preserve"> PAGEREF _Toc240748344 \h </w:instrText>
+            </w:r>
+            <w:r>
+              <w:rPr>
+                <w:noProof/>
+                <w:webHidden/>
+              </w:rPr>
+            </w:r>
+            <w:r>
+              <w:rPr>
+                <w:noProof/>
+                <w:webHidden/>
+              </w:rPr>
+              <w:fldChar w:fldCharType="separate"/>
+            </w:r>
+            <w:r>
+              <w:rPr>
+                <w:noProof/>
+                <w:webHidden/>
+              </w:rPr>
+              <w:t>6</w:t>
+            </w:r>
+            <w:r>
+              <w:rPr>
+                <w:noProof/>
+                <w:webHidden/>
+              </w:rPr>
+              <w:fldChar w:fldCharType="end"/>
+            </w:r>
+          </w:hyperlink>
+        </w:p>
+        <w:p>
+          <w:pPr>
+            <w:pStyle w:val="TDC2"/>
+            <w:tabs>
+              <w:tab w:val="right" w:leader="dot" w:pos="8494"/>
+            </w:tabs>
+            <w:rPr>
+              <w:rFonts w:eastAsiaTheme="minorEastAsia"/>
+              <w:noProof/>
+              <w:lang w:eastAsia="es-AR"/>
+            </w:rPr>
+          </w:pPr>
+          <w:hyperlink w:anchor="_Toc240748345" w:history="1">
+            <w:r>
+              <w:rPr>
+                <w:rStyle w:val="Hipervnculo"/>
+                <w:noProof/>
+              </w:rPr>
+              <w:t>Qué le copiamos a quién</w:t>
+            </w:r>
+            <w:r>
+              <w:rPr>
+                <w:noProof/>
+                <w:webHidden/>
+              </w:rPr>
+              <w:tab/>
+            </w:r>
+            <w:r>
+              <w:rPr>
+                <w:noProof/>
+                <w:webHidden/>
+              </w:rPr>
+              <w:fldChar w:fldCharType="begin"/>
+            </w:r>
+            <w:r>
+              <w:rPr>
+                <w:noProof/>
+                <w:webHidden/>
+              </w:rPr>
+              <w:instrText xml:space="preserve"> PAGEREF _Toc240748345 \h </w:instrText>
+            </w:r>
+            <w:r>
+              <w:rPr>
+                <w:noProof/>
+                <w:webHidden/>
+              </w:rPr>
+            </w:r>
+            <w:r>
+              <w:rPr>
+                <w:noProof/>
+                <w:webHidden/>
+              </w:rPr>
+              <w:fldChar w:fldCharType="separate"/>
+            </w:r>
+            <w:r>
+              <w:rPr>
+                <w:noProof/>
+                <w:webHidden/>
+              </w:rPr>
+              <w:t>6</w:t>
             </w:r>
             <w:r>
               <w:rPr>
@@ -958,75 +1545,21 @@
     </w:p>
     <w:p>
       <w:pPr>
-        <w:rPr>
-          <w:sz w:val="22"/>
-          <w:szCs w:val="22"/>
-        </w:rPr>
-      </w:pPr>
-    </w:p>
-    <w:p>
-      <w:pPr>
-        <w:rPr>
-          <w:sz w:val="22"/>
-          <w:szCs w:val="22"/>
-        </w:rPr>
-      </w:pPr>
-    </w:p>
-    <w:p>
-      <w:pPr>
-        <w:rPr>
-          <w:sz w:val="22"/>
-          <w:szCs w:val="22"/>
-        </w:rPr>
-      </w:pPr>
-    </w:p>
-    <w:p>
-      <w:pPr>
-        <w:rPr>
-          <w:sz w:val="22"/>
-          <w:szCs w:val="22"/>
-        </w:rPr>
-      </w:pPr>
-    </w:p>
-    <w:p>
-      <w:pPr>
-        <w:rPr>
-          <w:sz w:val="22"/>
-          <w:szCs w:val="22"/>
-        </w:rPr>
-      </w:pPr>
-    </w:p>
-    <w:p>
-      <w:pPr>
-        <w:rPr>
-          <w:sz w:val="22"/>
-          <w:szCs w:val="22"/>
-        </w:rPr>
-      </w:pPr>
-    </w:p>
-    <w:p>
-      <w:pPr>
-        <w:rPr>
-          <w:sz w:val="22"/>
-          <w:szCs w:val="22"/>
-        </w:rPr>
-      </w:pPr>
-    </w:p>
-    <w:p>
-      <w:pPr>
         <w:pStyle w:val="Ttulo2"/>
         <w:jc w:val="both"/>
         <w:rPr>
-          <w:rFonts w:asciiTheme="minorHAnsi" w:hAnsiTheme="minorHAnsi"/>
+          <w:b/>
+          <w:bCs/>
           <w:color w:val="auto"/>
           <w:sz w:val="24"/>
           <w:szCs w:val="24"/>
         </w:rPr>
       </w:pPr>
-      <w:bookmarkStart w:id="0" w:name="_Toc240556831"/>
-      <w:r>
-        <w:rPr>
-          <w:rFonts w:asciiTheme="minorHAnsi" w:hAnsiTheme="minorHAnsi"/>
+      <w:bookmarkStart w:id="0" w:name="_Toc240748331"/>
+      <w:r>
+        <w:rPr>
+          <w:b/>
+          <w:bCs/>
           <w:color w:val="auto"/>
           <w:sz w:val="24"/>
           <w:szCs w:val="24"/>
@@ -1039,6 +1572,7 @@
     <w:p>
       <w:pPr>
         <w:pStyle w:val="Ttulo3"/>
+        <w:jc w:val="both"/>
         <w:rPr>
           <w:i/>
           <w:iCs/>
@@ -1047,7 +1581,7 @@
           <w:szCs w:val="22"/>
         </w:rPr>
       </w:pPr>
-      <w:bookmarkStart w:id="1" w:name="_Toc240556832"/>
+      <w:bookmarkStart w:id="1" w:name="_Toc240748332"/>
       <w:r>
         <w:rPr>
           <w:i/>
@@ -1068,17 +1602,71 @@
           <w:szCs w:val="22"/>
         </w:rPr>
       </w:pPr>
-      <w:r>
-        <w:rPr>
-          <w:sz w:val="22"/>
-          <w:szCs w:val="22"/>
-        </w:rPr>
-        <w:t>Niños y niñas de primer grado (6-7 años) de escuelas argentinas, con foco en establecimientos de gestión estatal y aulas heterogéneas de 25 a 30 alumnos con niveles de partida muy dispares. Se trata de chicos que ya reciben instrucción fonológica sistemática por parte del docente, pero que carecen de un espacio de práctica individualizada y frecuente que el aula, por su tamaño y diversidad interna, no puede ofrecerles.</w:t>
+      <w:proofErr w:type="gramStart"/>
+      <w:r>
+        <w:rPr>
+          <w:sz w:val="22"/>
+          <w:szCs w:val="22"/>
+        </w:rPr>
+        <w:t>Niños y niñas</w:t>
+      </w:r>
+      <w:proofErr w:type="gramEnd"/>
+      <w:r>
+        <w:rPr>
+          <w:sz w:val="22"/>
+          <w:szCs w:val="22"/>
+        </w:rPr>
+        <w:t xml:space="preserve"> de primer grado (6-7 años) que ya reciben instrucción fonológica del docente pero no tienen dónde practicarla de forma individual y frecuente. La primera versión apunta a </w:t>
+      </w:r>
+      <w:r>
+        <w:rPr>
+          <w:b/>
+          <w:bCs/>
+          <w:sz w:val="22"/>
+          <w:szCs w:val="22"/>
+        </w:rPr>
+        <w:t>escuelas de gestión privada</w:t>
+      </w:r>
+      <w:r>
+        <w:rPr>
+          <w:sz w:val="22"/>
+          <w:szCs w:val="22"/>
+        </w:rPr>
+        <w:t>, con aulas de unos 20 alumnos y niveles parejos, para escalar después al resto del sistema: son las que deciden su propio material sin pasar por un ministerio, ya cuentan con dispositivos y conectividad estable</w:t>
+      </w:r>
+      <w:r>
+        <w:rPr>
+          <w:sz w:val="22"/>
+          <w:szCs w:val="22"/>
+        </w:rPr>
+        <w:t xml:space="preserve">, </w:t>
+      </w:r>
+      <w:r>
+        <w:rPr>
+          <w:sz w:val="22"/>
+          <w:szCs w:val="22"/>
+        </w:rPr>
+        <w:t>que la verificación por voz necesita</w:t>
+      </w:r>
+      <w:r>
+        <w:rPr>
+          <w:sz w:val="22"/>
+          <w:szCs w:val="22"/>
+        </w:rPr>
+        <w:t>, y</w:t>
+      </w:r>
+      <w:r>
+        <w:rPr>
+          <w:sz w:val="22"/>
+          <w:szCs w:val="22"/>
+        </w:rPr>
+        <w:t xml:space="preserve"> ofrecen un entorno más limpio para medir si la app efectivamente funciona.</w:t>
       </w:r>
     </w:p>
     <w:p>
       <w:pPr>
         <w:pStyle w:val="Ttulo3"/>
+        <w:jc w:val="both"/>
         <w:rPr>
           <w:i/>
           <w:iCs/>
@@ -1087,7 +1675,7 @@
           <w:szCs w:val="22"/>
         </w:rPr>
       </w:pPr>
-      <w:bookmarkStart w:id="2" w:name="_Toc240556833"/>
+      <w:bookmarkStart w:id="2" w:name="_Toc240748333"/>
       <w:r>
         <w:rPr>
           <w:i/>
@@ -1113,44 +1701,46 @@
           <w:sz w:val="22"/>
           <w:szCs w:val="22"/>
         </w:rPr>
-        <w:t>El diagnóstico de PISA 2025 sitúa a Argentina en 389 puntos promedio en Lectura frente a 461 de la OCDE, con un 59,6% de los alumnos de 15 años en Nivel 1 o inferior</w:t>
-      </w:r>
-      <w:r>
-        <w:rPr>
-          <w:sz w:val="22"/>
-          <w:szCs w:val="22"/>
-        </w:rPr>
-        <w:t xml:space="preserve">, </w:t>
-      </w:r>
-      <w:r>
-        <w:rPr>
-          <w:sz w:val="22"/>
-          <w:szCs w:val="22"/>
-        </w:rPr>
-        <w:t>es decir, reconociendo apenas información explícita y superficial. Esta falla, detectada recién en la adolescencia, no es un problema de razonamiento en esa etapa sino la consecuencia terminal de una decodificación que nunca se automatizó en primer grado. De ahí la necesidad de intervenir temprano y no después.</w:t>
-      </w:r>
-    </w:p>
-    <w:p>
-      <w:pPr>
-        <w:jc w:val="both"/>
-        <w:rPr>
-          <w:sz w:val="22"/>
-          <w:szCs w:val="22"/>
-        </w:rPr>
-      </w:pPr>
-      <w:r>
-        <w:rPr>
-          <w:sz w:val="22"/>
-          <w:szCs w:val="22"/>
-        </w:rPr>
-        <w:t>Sobre esa base, identificamos tres razones puntuales por las que la alfabetización temprana fracasa hoy en el aula argentina:</w:t>
+        <w:t xml:space="preserve">PISA 2025 ubica a Argentina en 389 puntos en Lectura frente a 461 de la OCDE, con un 59,6% de los alumnos de 15 años en Nivel 1 o inferior. Esa falla no es un problema de razonamiento adolescente, sino la consecuencia terminal de una decodificación que nunca se automatizó en primer grado: por eso hay que intervenir temprano. La conciencia fonológica es la palanca correcta, ya que es el </w:t>
+      </w:r>
+      <w:proofErr w:type="gramStart"/>
+      <w:r>
+        <w:rPr>
+          <w:sz w:val="22"/>
+          <w:szCs w:val="22"/>
+        </w:rPr>
+        <w:t>predictor causal</w:t>
+      </w:r>
+      <w:proofErr w:type="gramEnd"/>
+      <w:r>
+        <w:rPr>
+          <w:sz w:val="22"/>
+          <w:szCs w:val="22"/>
+        </w:rPr>
+        <w:t xml:space="preserve"> más robusto del éxito alfabetizador en ortografías transparentes como el español (Melby-Lervåg et al., 2012; </w:t>
+      </w:r>
+      <w:proofErr w:type="spellStart"/>
+      <w:r>
+        <w:rPr>
+          <w:sz w:val="22"/>
+          <w:szCs w:val="22"/>
+        </w:rPr>
+        <w:t>Defior</w:t>
+      </w:r>
+      <w:proofErr w:type="spellEnd"/>
+      <w:r>
+        <w:rPr>
+          <w:sz w:val="22"/>
+          <w:szCs w:val="22"/>
+        </w:rPr>
+        <w:t xml:space="preserve"> y Serrano, 2011; Ferroni y D'Ambrosio, 2022). Tres razones explican por qué hoy no se consolida:</w:t>
       </w:r>
     </w:p>
     <w:p>
       <w:pPr>
         <w:numPr>
           <w:ilvl w:val="0"/>
-          <w:numId w:val="3"/>
+          <w:numId w:val="5"/>
         </w:numPr>
         <w:jc w:val="both"/>
         <w:rPr>
@@ -1165,21 +1755,32 @@
           <w:sz w:val="22"/>
           <w:szCs w:val="22"/>
         </w:rPr>
-        <w:t>Brecha de feedback en aulas heterogéneas</w:t>
-      </w:r>
-      <w:r>
-        <w:rPr>
-          <w:sz w:val="22"/>
-          <w:szCs w:val="22"/>
-        </w:rPr>
-        <w:t>: un solo docente no puede dar feedback fonológico inmediato e individualizado a 25-30 chicos con niveles distintos en simultáneo.</w:t>
+        <w:t xml:space="preserve">Brecha de </w:t>
+      </w:r>
+      <w:proofErr w:type="spellStart"/>
+      <w:r>
+        <w:rPr>
+          <w:b/>
+          <w:bCs/>
+          <w:sz w:val="22"/>
+          <w:szCs w:val="22"/>
+        </w:rPr>
+        <w:t>feedback</w:t>
+      </w:r>
+      <w:proofErr w:type="spellEnd"/>
+      <w:r>
+        <w:rPr>
+          <w:sz w:val="22"/>
+          <w:szCs w:val="22"/>
+        </w:rPr>
+        <w:t>: la conciencia fonológica exige escuchar a cada chico pronunciar y corregirlo en el momento. Con 20 a 30 alumnos y clases de 40 minutos, a cada uno le tocan uno o dos minutos de atención individual.</w:t>
       </w:r>
     </w:p>
     <w:p>
       <w:pPr>
         <w:numPr>
           <w:ilvl w:val="0"/>
-          <w:numId w:val="3"/>
+          <w:numId w:val="5"/>
         </w:numPr>
         <w:jc w:val="both"/>
         <w:rPr>
@@ -1194,21 +1795,53 @@
           <w:sz w:val="22"/>
           <w:szCs w:val="22"/>
         </w:rPr>
-        <w:t>Sesgo de compensación visual en los materiales analógicos existentes</w:t>
-      </w:r>
-      <w:r>
-        <w:rPr>
-          <w:sz w:val="22"/>
-          <w:szCs w:val="22"/>
-        </w:rPr>
-        <w:t>: en juegos de cartas físicos como /eko/ (Ramírez, Celi y Zabala, 2025), los chicos tienden a resolver por color o memoria visual de la imagen en lugar de procesar el sonido, si no hay un adulto mediando constantemente.</w:t>
+        <w:t>Atajo visual en los materiales analógicos</w:t>
+      </w:r>
+      <w:r>
+        <w:rPr>
+          <w:sz w:val="22"/>
+          <w:szCs w:val="22"/>
+        </w:rPr>
+        <w:t>: en juegos de cartas como /</w:t>
+      </w:r>
+      <w:proofErr w:type="spellStart"/>
+      <w:r>
+        <w:rPr>
+          <w:sz w:val="22"/>
+          <w:szCs w:val="22"/>
+        </w:rPr>
+        <w:t>eko</w:t>
+      </w:r>
+      <w:proofErr w:type="spellEnd"/>
+      <w:r>
+        <w:rPr>
+          <w:sz w:val="22"/>
+          <w:szCs w:val="22"/>
+        </w:rPr>
+        <w:t xml:space="preserve">/ (Ramírez, </w:t>
+      </w:r>
+      <w:proofErr w:type="spellStart"/>
+      <w:r>
+        <w:rPr>
+          <w:sz w:val="22"/>
+          <w:szCs w:val="22"/>
+        </w:rPr>
+        <w:t>Celi</w:t>
+      </w:r>
+      <w:proofErr w:type="spellEnd"/>
+      <w:r>
+        <w:rPr>
+          <w:sz w:val="22"/>
+          <w:szCs w:val="22"/>
+        </w:rPr>
+        <w:t xml:space="preserve"> y Zabala, 2025), sin un adulto mediando, los chicos resuelven por color o memoria de la imagen en lugar de procesar el sonido.</w:t>
       </w:r>
     </w:p>
     <w:p>
       <w:pPr>
         <w:numPr>
           <w:ilvl w:val="0"/>
-          <w:numId w:val="3"/>
+          <w:numId w:val="5"/>
         </w:numPr>
         <w:jc w:val="both"/>
         <w:rPr>
@@ -1223,44 +1856,103 @@
           <w:sz w:val="22"/>
           <w:szCs w:val="22"/>
         </w:rPr>
-        <w:t>Ausencia de adaptabilidad dinámica</w:t>
-      </w:r>
-      <w:r>
-        <w:rPr>
-          <w:sz w:val="22"/>
-          <w:szCs w:val="22"/>
-        </w:rPr>
-        <w:t>: ningún recurso impreso puede recalibrarse en tiempo real; si un chico se traba en un fonema oclusivo (/p/, /t/, /k/), no hay forma automática de retroceder a fonemas prolongables para reforzar antes de reintentar.</w:t>
-      </w:r>
-    </w:p>
-    <w:p>
-      <w:pPr>
-        <w:jc w:val="both"/>
-        <w:rPr>
-          <w:sz w:val="22"/>
-          <w:szCs w:val="22"/>
-        </w:rPr>
-      </w:pPr>
-      <w:r>
-        <w:rPr>
-          <w:sz w:val="22"/>
-          <w:szCs w:val="22"/>
-        </w:rPr>
-        <w:t xml:space="preserve">La conciencia fonológica es, además, la palanca correcta para intervenir: es el </w:t>
-      </w:r>
-      <w:r>
-        <w:rPr>
-          <w:sz w:val="22"/>
-          <w:szCs w:val="22"/>
-        </w:rPr>
-        <w:t>predictora causal</w:t>
-      </w:r>
-      <w:r>
-        <w:rPr>
-          <w:sz w:val="22"/>
-          <w:szCs w:val="22"/>
-        </w:rPr>
-        <w:t xml:space="preserve"> más robusto del éxito alfabetizador en ortografías transparentes como el español (Melby-Lervåg et al., 2012; Defior y Serrano, 2011; Ferroni y D'Ambrosio, 2022), y dentro de ella existe un gradiente de dificultad acústica bien documentado entre sonidos prolongables y no prolongables (Diuk, 2023; Ramírez et al., 2025) que la app puede usar como columna vertebral de su progresión.</w:t>
+        <w:t>Falta de adaptabilidad</w:t>
+      </w:r>
+      <w:r>
+        <w:rPr>
+          <w:sz w:val="22"/>
+          <w:szCs w:val="22"/>
+        </w:rPr>
+        <w:t>: ningún recurso impreso se recalibra cuando un chico se traba, ni deja registro de que eso ocurrió.</w:t>
+      </w:r>
+    </w:p>
+    <w:p>
+      <w:pPr>
+        <w:pStyle w:val="Ttulo3"/>
+        <w:jc w:val="both"/>
+        <w:rPr>
+          <w:i/>
+          <w:iCs/>
+          <w:color w:val="7F7F7F" w:themeColor="text1" w:themeTint="80"/>
+          <w:sz w:val="22"/>
+          <w:szCs w:val="22"/>
+        </w:rPr>
+      </w:pPr>
+      <w:bookmarkStart w:id="3" w:name="_Toc240748334"/>
+      <w:r>
+        <w:rPr>
+          <w:i/>
+          <w:iCs/>
+          <w:color w:val="7F7F7F" w:themeColor="text1" w:themeTint="80"/>
+          <w:sz w:val="22"/>
+          <w:szCs w:val="22"/>
+        </w:rPr>
+        <w:t>AMI: qué hace y por qué se llama así</w:t>
+      </w:r>
+      <w:bookmarkEnd w:id="3"/>
+    </w:p>
+    <w:p>
+      <w:pPr>
+        <w:jc w:val="both"/>
+        <w:rPr>
+          <w:sz w:val="22"/>
+          <w:szCs w:val="22"/>
+        </w:rPr>
+      </w:pPr>
+      <w:r>
+        <w:rPr>
+          <w:sz w:val="22"/>
+          <w:szCs w:val="22"/>
+        </w:rPr>
+        <w:t xml:space="preserve">La app se llama </w:t>
+      </w:r>
+      <w:r>
+        <w:rPr>
+          <w:b/>
+          <w:bCs/>
+          <w:sz w:val="22"/>
+          <w:szCs w:val="22"/>
+        </w:rPr>
+        <w:t>AMI</w:t>
+      </w:r>
+      <w:r>
+        <w:rPr>
+          <w:sz w:val="22"/>
+          <w:szCs w:val="22"/>
+        </w:rPr>
+        <w:t>, contracción de «amigo»: es el nombre del compañero que el chico elige al empezar y viste con lo que va ganando. A un chico de seis años lo acompaña un personaje, no una marca. Además, A, M e I están entre los primeros sonidos que la app enseña (niveles 1, 2 y 3), así que el nombre termina siendo una de las primeras palabras que puede decodificar solo.</w:t>
+      </w:r>
+    </w:p>
+    <w:p>
+      <w:pPr>
+        <w:jc w:val="both"/>
+        <w:rPr>
+          <w:sz w:val="22"/>
+          <w:szCs w:val="22"/>
+        </w:rPr>
+      </w:pPr>
+      <w:r>
+        <w:rPr>
+          <w:sz w:val="22"/>
+          <w:szCs w:val="22"/>
+        </w:rPr>
+        <w:t>AMI es una práctica diaria de 10 a 15 minutos con estructura de niveles inspirada en Duolingo: cada nivel presenta un sonido nuevo, lo combina con los ya aprendidos para formar sílabas y palabras, y cierra con oraciones cada vez más largas. La secuencia es la del cuadernillo oficial de CABA (</w:t>
+      </w:r>
+      <w:r>
+        <w:rPr>
+          <w:b/>
+          <w:bCs/>
+          <w:sz w:val="22"/>
+          <w:szCs w:val="22"/>
+        </w:rPr>
+        <w:t>«Yo amo aprender — Lengua, 1er grado»</w:t>
+      </w:r>
+      <w:r>
+        <w:rPr>
+          <w:sz w:val="22"/>
+          <w:szCs w:val="22"/>
+        </w:rPr>
+        <w:t>, 2026), de modo que lo que el chico practica coincide con lo que el docente está dando esa semana. Un nivel se destraba solo cuando el anterior tiene sus tres estrellas: se avanza por dominio demostrado, no por tiempo transcurrido. Es un complemento del aula, no un reemplazo.</w:t>
       </w:r>
     </w:p>
     <w:p>
@@ -1268,58 +1960,397 @@
         <w:pStyle w:val="Ttulo2"/>
         <w:jc w:val="both"/>
         <w:rPr>
-          <w:rFonts w:asciiTheme="minorHAnsi" w:hAnsiTheme="minorHAnsi"/>
+          <w:b/>
+          <w:bCs/>
           <w:color w:val="auto"/>
           <w:sz w:val="24"/>
           <w:szCs w:val="24"/>
         </w:rPr>
       </w:pPr>
-      <w:bookmarkStart w:id="3" w:name="_Toc240556834"/>
-      <w:r>
-        <w:rPr>
-          <w:rFonts w:asciiTheme="minorHAnsi" w:hAnsiTheme="minorHAnsi"/>
+      <w:bookmarkStart w:id="4" w:name="_Toc240748335"/>
+      <w:r>
+        <w:rPr>
+          <w:b/>
+          <w:bCs/>
           <w:color w:val="auto"/>
           <w:sz w:val="24"/>
           <w:szCs w:val="24"/>
         </w:rPr>
-        <w:t>L</w:t>
-      </w:r>
-      <w:r>
-        <w:rPr>
-          <w:rFonts w:asciiTheme="minorHAnsi" w:hAnsiTheme="minorHAnsi"/>
+        <w:lastRenderedPageBreak/>
+        <w:t>Los cuatro pilares del aprendizaje</w:t>
+      </w:r>
+      <w:bookmarkEnd w:id="4"/>
+    </w:p>
+    <w:p>
+      <w:pPr>
+        <w:jc w:val="both"/>
+        <w:rPr>
+          <w:sz w:val="22"/>
+          <w:szCs w:val="22"/>
+        </w:rPr>
+      </w:pPr>
+      <w:r>
+        <w:rPr>
+          <w:sz w:val="22"/>
+          <w:szCs w:val="22"/>
+        </w:rPr>
+        <w:t>El diseño de AMI se ancla en los cuatro pilares del aprendizaje de Dehaene. Cada uno se traduce en una decisión de producto concreta y en un indicador observable en datos de uso real.</w:t>
+      </w:r>
+    </w:p>
+    <w:p>
+      <w:pPr>
+        <w:jc w:val="both"/>
+        <w:rPr>
+          <w:i/>
+          <w:iCs/>
+          <w:color w:val="7F7F7F" w:themeColor="text1" w:themeTint="80"/>
+          <w:sz w:val="22"/>
+          <w:szCs w:val="22"/>
+        </w:rPr>
+      </w:pPr>
+      <w:r>
+        <w:rPr>
+          <w:i/>
+          <w:iCs/>
+          <w:color w:val="7F7F7F" w:themeColor="text1" w:themeTint="80"/>
+          <w:sz w:val="22"/>
+          <w:szCs w:val="22"/>
+        </w:rPr>
+        <w:t>Atención y práctica deliberada</w:t>
+      </w:r>
+    </w:p>
+    <w:p>
+      <w:pPr>
+        <w:jc w:val="both"/>
+        <w:rPr>
+          <w:sz w:val="22"/>
+          <w:szCs w:val="22"/>
+        </w:rPr>
+      </w:pPr>
+      <w:r>
+        <w:rPr>
+          <w:sz w:val="22"/>
+          <w:szCs w:val="22"/>
+        </w:rPr>
+        <w:t>El aprendizaje solo ocurre con esfuerzo consciente que saca al cerebro de su zona de confort, y la atención opera como filtro restrictivo de todo el sistema: no es posible atender a dos tareas no automatizadas a la vez. Por eso cada nivel de AMI es una sesión única de 10 a 15 minutos centrada en un solo sonido nuevo y el nivel siguiente se destraba solo cuando el anterior está completo con sus tres estrellas. Cuando una unidad del cuadernillo trae más contenido del que entra en ese tiempo, se parte en varios niveles consecutivos sin alterar el orden.</w:t>
+      </w:r>
+    </w:p>
+    <w:p>
+      <w:pPr>
+        <w:jc w:val="both"/>
+        <w:rPr>
+          <w:sz w:val="22"/>
+          <w:szCs w:val="22"/>
+        </w:rPr>
+      </w:pPr>
+      <w:r>
+        <w:rPr>
+          <w:b/>
+          <w:bCs/>
+          <w:sz w:val="22"/>
+          <w:szCs w:val="22"/>
+        </w:rPr>
+        <w:t>Se sabría que funciona si</w:t>
+      </w:r>
+      <w:r>
+        <w:rPr>
+          <w:sz w:val="22"/>
+          <w:szCs w:val="22"/>
+        </w:rPr>
+        <w:t xml:space="preserve"> la tasa de acierto se mantiene en una banda intermedia —ni cercana al 100%, señal de aburrimiento, ni demasiado baja, señal de frustración— y no hay abandono a mitad de sesión.</w:t>
+      </w:r>
+    </w:p>
+    <w:p>
+      <w:pPr>
+        <w:pStyle w:val="Ttulo3"/>
+        <w:jc w:val="both"/>
+        <w:rPr>
+          <w:i/>
+          <w:iCs/>
+          <w:color w:val="7F7F7F" w:themeColor="text1" w:themeTint="80"/>
+          <w:sz w:val="22"/>
+          <w:szCs w:val="22"/>
+        </w:rPr>
+      </w:pPr>
+      <w:bookmarkStart w:id="5" w:name="_Toc240748336"/>
+      <w:proofErr w:type="spellStart"/>
+      <w:r>
+        <w:rPr>
+          <w:i/>
+          <w:iCs/>
+          <w:color w:val="7F7F7F" w:themeColor="text1" w:themeTint="80"/>
+          <w:sz w:val="22"/>
+          <w:szCs w:val="22"/>
+        </w:rPr>
+        <w:t>Feedback</w:t>
+      </w:r>
+      <w:proofErr w:type="spellEnd"/>
+      <w:r>
+        <w:rPr>
+          <w:i/>
+          <w:iCs/>
+          <w:color w:val="7F7F7F" w:themeColor="text1" w:themeTint="80"/>
+          <w:sz w:val="22"/>
+          <w:szCs w:val="22"/>
+        </w:rPr>
+        <w:t xml:space="preserve"> constructivo</w:t>
+      </w:r>
+      <w:bookmarkEnd w:id="5"/>
+    </w:p>
+    <w:p>
+      <w:pPr>
+        <w:jc w:val="both"/>
+        <w:rPr>
+          <w:sz w:val="22"/>
+          <w:szCs w:val="22"/>
+        </w:rPr>
+      </w:pPr>
+      <w:r>
+        <w:rPr>
+          <w:sz w:val="22"/>
+          <w:szCs w:val="22"/>
+        </w:rPr>
+        <w:t xml:space="preserve">La dopamina funciona como señal de error de predicción y motor de plasticidad, y el premio resulta más efectivo que el castigo. AMI da </w:t>
+      </w:r>
+      <w:proofErr w:type="spellStart"/>
+      <w:r>
+        <w:rPr>
+          <w:sz w:val="22"/>
+          <w:szCs w:val="22"/>
+        </w:rPr>
+        <w:t>feedback</w:t>
+      </w:r>
+      <w:proofErr w:type="spellEnd"/>
+      <w:r>
+        <w:rPr>
+          <w:sz w:val="22"/>
+          <w:szCs w:val="22"/>
+        </w:rPr>
+        <w:t xml:space="preserve"> audiovisual instantáneo tras cada intento, sin vidas que se pierdan ni mecánicas punitivas: la mascota valora lo que salió bien, señala con suavidad el error y sugiere qué intentar (estructura Valoro / Me pregunto / Sugiero). El algoritmo usa un promedio móvil de varias sesiones para decidir si un nivel está dominado, en lugar de reaccionar a una sola sesión mala, lo que evita el sesgo de regresión a la media.</w:t>
+      </w:r>
+    </w:p>
+    <w:p>
+      <w:pPr>
+        <w:jc w:val="both"/>
+        <w:rPr>
+          <w:sz w:val="22"/>
+          <w:szCs w:val="22"/>
+        </w:rPr>
+      </w:pPr>
+      <w:r>
+        <w:rPr>
+          <w:b/>
+          <w:bCs/>
+          <w:sz w:val="22"/>
+          <w:szCs w:val="22"/>
+        </w:rPr>
+        <w:t>Se sabría que funciona si</w:t>
+      </w:r>
+      <w:r>
+        <w:rPr>
+          <w:sz w:val="22"/>
+          <w:szCs w:val="22"/>
+        </w:rPr>
+        <w:t xml:space="preserve"> baja la tasa de error repetido sobre el mismo fonema en sesiones sucesivas y el chico no evita reintentar después de equivocarse.</w:t>
+      </w:r>
+    </w:p>
+    <w:p>
+      <w:pPr>
+        <w:pStyle w:val="Ttulo3"/>
+        <w:jc w:val="both"/>
+        <w:rPr>
+          <w:i/>
+          <w:iCs/>
+          <w:color w:val="7F7F7F" w:themeColor="text1" w:themeTint="80"/>
+          <w:sz w:val="22"/>
+          <w:szCs w:val="22"/>
+        </w:rPr>
+      </w:pPr>
+      <w:bookmarkStart w:id="6" w:name="_Toc240748337"/>
+      <w:r>
+        <w:rPr>
+          <w:i/>
+          <w:iCs/>
+          <w:color w:val="7F7F7F" w:themeColor="text1" w:themeTint="80"/>
+          <w:sz w:val="22"/>
+          <w:szCs w:val="22"/>
+        </w:rPr>
+        <w:t>Motivación intrínseca vs extrínseca</w:t>
+      </w:r>
+      <w:bookmarkEnd w:id="6"/>
+    </w:p>
+    <w:p>
+      <w:pPr>
+        <w:jc w:val="both"/>
+        <w:rPr>
+          <w:sz w:val="22"/>
+          <w:szCs w:val="22"/>
+        </w:rPr>
+      </w:pPr>
+      <w:r>
+        <w:rPr>
+          <w:sz w:val="22"/>
+          <w:szCs w:val="22"/>
+        </w:rPr>
+        <w:t xml:space="preserve">La motivación intrínseca sostiene el compromiso mejor que los premios o el miedo al castigo. AMI centra la progresión en la mascota propia </w:t>
+      </w:r>
+      <w:r>
+        <w:rPr>
+          <w:sz w:val="22"/>
+          <w:szCs w:val="22"/>
+        </w:rPr>
+        <w:t>(</w:t>
+      </w:r>
+      <w:r>
+        <w:rPr>
+          <w:sz w:val="22"/>
+          <w:szCs w:val="22"/>
+        </w:rPr>
+        <w:t>que el chico elige y va vistiendo con lo que gana</w:t>
+      </w:r>
+      <w:r>
+        <w:rPr>
+          <w:sz w:val="22"/>
+          <w:szCs w:val="22"/>
+        </w:rPr>
+        <w:t>)</w:t>
+      </w:r>
+      <w:r>
+        <w:rPr>
+          <w:sz w:val="22"/>
+          <w:szCs w:val="22"/>
+        </w:rPr>
+        <w:t xml:space="preserve"> en lugar de un ranking competitivo que expondría a los más lentos frente a sus compañeros. Las recompensas están ligadas a completar niveles, no a superar a otro chico, y cualquier desafío grupal se plantea a nivel de clase sin señalar a quién le fue peor.</w:t>
+      </w:r>
+    </w:p>
+    <w:p>
+      <w:pPr>
+        <w:jc w:val="both"/>
+        <w:rPr>
+          <w:sz w:val="22"/>
+          <w:szCs w:val="22"/>
+        </w:rPr>
+      </w:pPr>
+      <w:r>
+        <w:rPr>
+          <w:b/>
+          <w:bCs/>
+          <w:sz w:val="22"/>
+          <w:szCs w:val="22"/>
+        </w:rPr>
+        <w:t>Se sabría que funciona si</w:t>
+      </w:r>
+      <w:r>
+        <w:rPr>
+          <w:sz w:val="22"/>
+          <w:szCs w:val="22"/>
+        </w:rPr>
+        <w:t xml:space="preserve"> el chico abre la app fuera del horario asignado por el docente, sin recordatorio externo, y vuelve al día siguiente sin que medie una tarea obligatoria.</w:t>
+      </w:r>
+    </w:p>
+    <w:p>
+      <w:pPr>
+        <w:pStyle w:val="Ttulo3"/>
+        <w:jc w:val="both"/>
+        <w:rPr>
+          <w:i/>
+          <w:iCs/>
+          <w:color w:val="7F7F7F" w:themeColor="text1" w:themeTint="80"/>
+          <w:sz w:val="22"/>
+          <w:szCs w:val="22"/>
+        </w:rPr>
+      </w:pPr>
+      <w:bookmarkStart w:id="7" w:name="_Toc240748338"/>
+      <w:r>
+        <w:rPr>
+          <w:i/>
+          <w:iCs/>
+          <w:color w:val="7F7F7F" w:themeColor="text1" w:themeTint="80"/>
+          <w:sz w:val="22"/>
+          <w:szCs w:val="22"/>
+        </w:rPr>
+        <w:t>Consolidación y naturaleza multiplicativa del conocimiento</w:t>
+      </w:r>
+      <w:bookmarkEnd w:id="7"/>
+    </w:p>
+    <w:p>
+      <w:pPr>
+        <w:jc w:val="both"/>
+        <w:rPr>
+          <w:sz w:val="22"/>
+          <w:szCs w:val="22"/>
+        </w:rPr>
+      </w:pPr>
+      <w:r>
+        <w:rPr>
+          <w:sz w:val="22"/>
+          <w:szCs w:val="22"/>
+        </w:rPr>
+        <w:t xml:space="preserve">La consolidación convierte el aprendizaje frágil en hábito estable y depende de constancia más que de intensidad puntual; el conocimiento nuevo se interconecta con el previo en lugar de acumularse en compartimentos aislados. En AMI esto está incorporado en el propio diseño de los niveles: el banco de palabras es acumulativo y solo usa letras ya vistas, de modo que cada palabra nueva reactiva varios sonidos anteriores a la vez. A eso se suma </w:t>
+      </w:r>
+      <w:r>
+        <w:rPr>
+          <w:sz w:val="22"/>
+          <w:szCs w:val="22"/>
+        </w:rPr>
+        <w:lastRenderedPageBreak/>
+        <w:t>una zona de Repaso, siempre disponible, que permite volver a cualquier sonido ya dominado.</w:t>
+      </w:r>
+    </w:p>
+    <w:p>
+      <w:pPr>
+        <w:jc w:val="both"/>
+        <w:rPr>
+          <w:sz w:val="22"/>
+          <w:szCs w:val="22"/>
+        </w:rPr>
+      </w:pPr>
+      <w:r>
+        <w:rPr>
+          <w:b/>
+          <w:bCs/>
+          <w:sz w:val="22"/>
+          <w:szCs w:val="22"/>
+        </w:rPr>
+        <w:t>Se sabría que funciona si</w:t>
+      </w:r>
+      <w:r>
+        <w:rPr>
+          <w:sz w:val="22"/>
+          <w:szCs w:val="22"/>
+        </w:rPr>
+        <w:t xml:space="preserve"> el chico mantiene buen desempeño en fonemas vistos dos o más semanas atrás sin haber vuelto a practicarlos explícitamente.</w:t>
+      </w:r>
+    </w:p>
+    <w:p>
+      <w:pPr>
+        <w:pStyle w:val="Ttulo2"/>
+        <w:jc w:val="both"/>
+        <w:rPr>
+          <w:b/>
+          <w:bCs/>
           <w:color w:val="auto"/>
           <w:sz w:val="24"/>
           <w:szCs w:val="24"/>
         </w:rPr>
-        <w:t>os cuatro pilares del aprendizaje</w:t>
-      </w:r>
-      <w:bookmarkEnd w:id="3"/>
-    </w:p>
-    <w:p>
-      <w:pPr>
-        <w:jc w:val="both"/>
-        <w:rPr>
-          <w:sz w:val="22"/>
-          <w:szCs w:val="22"/>
-        </w:rPr>
-      </w:pPr>
-      <w:r>
-        <w:rPr>
-          <w:sz w:val="22"/>
-          <w:szCs w:val="22"/>
-        </w:rPr>
-        <w:t>El diseño de la app se ancla en los cuatro pilares del aprendizaje desarrollados por Dehaene. Cada uno se traduce en una decisión de producto concreta y en una forma de verificar, con datos de uso real, que efectivamente está funcionando.</w:t>
-      </w:r>
-    </w:p>
-    <w:p>
-      <w:pPr>
-        <w:jc w:val="both"/>
-        <w:rPr>
-          <w:sz w:val="22"/>
-          <w:szCs w:val="22"/>
-        </w:rPr>
-      </w:pPr>
-      <w:r>
+      </w:pPr>
+      <w:bookmarkStart w:id="8" w:name="_Toc240748339"/>
+      <w:r>
+        <w:rPr>
+          <w:b/>
+          <w:bCs/>
+          <w:color w:val="auto"/>
+          <w:sz w:val="24"/>
+          <w:szCs w:val="24"/>
+        </w:rPr>
+        <w:t>Las decisiones de memoria</w:t>
+      </w:r>
+      <w:bookmarkEnd w:id="8"/>
+    </w:p>
+    <w:p>
+      <w:pPr>
+        <w:pStyle w:val="Ttulo3"/>
+        <w:jc w:val="both"/>
         <w:rPr>
           <w:i/>
           <w:iCs/>
@@ -1327,101 +2358,9 @@
           <w:sz w:val="22"/>
           <w:szCs w:val="22"/>
         </w:rPr>
-        <w:t>Atención y práctica deliberada</w:t>
-      </w:r>
-    </w:p>
-    <w:p>
-      <w:pPr>
-        <w:jc w:val="both"/>
-        <w:rPr>
-          <w:sz w:val="22"/>
-          <w:szCs w:val="22"/>
-        </w:rPr>
-      </w:pPr>
-      <w:r>
-        <w:rPr>
-          <w:sz w:val="22"/>
-          <w:szCs w:val="22"/>
-        </w:rPr>
-        <w:lastRenderedPageBreak/>
-        <w:t>El aprendizaje solo ocurre con esfuerzo consciente que saca al cerebro de su zona de confort; no es posible atender a dos tareas no automatizadas al mismo tiempo, por lo que la atención opera como el filtro restrictivo de todo el sistema. La app implementa un motor de dificultad adaptativa que mantiene al chico siempre en el borde de su habilidad, introduciendo el siguiente nivel de sonido</w:t>
-      </w:r>
-      <w:r>
-        <w:rPr>
-          <w:sz w:val="22"/>
-          <w:szCs w:val="22"/>
-        </w:rPr>
-        <w:t xml:space="preserve">, </w:t>
-      </w:r>
-      <w:r>
-        <w:rPr>
-          <w:sz w:val="22"/>
-          <w:szCs w:val="22"/>
-        </w:rPr>
-        <w:t>de prolongable a no prolongable</w:t>
-      </w:r>
-      <w:r>
-        <w:rPr>
-          <w:sz w:val="22"/>
-          <w:szCs w:val="22"/>
-        </w:rPr>
-        <w:t xml:space="preserve">, </w:t>
-      </w:r>
-      <w:r>
-        <w:rPr>
-          <w:sz w:val="22"/>
-          <w:szCs w:val="22"/>
-        </w:rPr>
-        <w:t>únicamente cuando hay dominio demostrado, ni antes ni mucho después. Las sesiones de 10-15 minutos se organizan en bloques de un solo tipo de sonido, respetando la práctica en bloques propia de la etapa de Adquisición.</w:t>
-      </w:r>
-    </w:p>
-    <w:p>
-      <w:pPr>
-        <w:jc w:val="both"/>
-        <w:rPr>
-          <w:sz w:val="22"/>
-          <w:szCs w:val="22"/>
-        </w:rPr>
-      </w:pPr>
-      <w:r>
-        <w:rPr>
-          <w:sz w:val="22"/>
-          <w:szCs w:val="22"/>
-        </w:rPr>
-        <w:t>Que este pilar funciona se observa en que la tasa de acierto se mantiene en una banda intermedia</w:t>
-      </w:r>
-      <w:r>
-        <w:rPr>
-          <w:sz w:val="22"/>
-          <w:szCs w:val="22"/>
-        </w:rPr>
-        <w:t xml:space="preserve">, </w:t>
-      </w:r>
-      <w:r>
-        <w:rPr>
-          <w:sz w:val="22"/>
-          <w:szCs w:val="22"/>
-        </w:rPr>
-        <w:t>ni cercana al 100%, señal de aburrimiento o plateau, ni demasiado baja, señal de frustración</w:t>
-      </w:r>
-      <w:r>
-        <w:rPr>
-          <w:sz w:val="22"/>
-          <w:szCs w:val="22"/>
-        </w:rPr>
-        <w:t xml:space="preserve">, </w:t>
-      </w:r>
-      <w:r>
-        <w:rPr>
-          <w:sz w:val="22"/>
-          <w:szCs w:val="22"/>
-        </w:rPr>
-        <w:t>y en la ausencia de abandono a mitad de sesión.</w:t>
-      </w:r>
-    </w:p>
-    <w:p>
-      <w:pPr>
-        <w:pStyle w:val="Ttulo3"/>
+      </w:pPr>
+      <w:bookmarkStart w:id="9" w:name="_Toc240748340"/>
+      <w:r>
         <w:rPr>
           <w:i/>
           <w:iCs/>
@@ -1429,9 +2368,294 @@
           <w:sz w:val="22"/>
           <w:szCs w:val="22"/>
         </w:rPr>
-      </w:pPr>
-      <w:bookmarkStart w:id="4" w:name="_Toc240556835"/>
-      <w:r>
+        <w:t>El costo de entrada</w:t>
+      </w:r>
+      <w:bookmarkEnd w:id="9"/>
+    </w:p>
+    <w:p>
+      <w:pPr>
+        <w:jc w:val="both"/>
+        <w:rPr>
+          <w:sz w:val="22"/>
+          <w:szCs w:val="22"/>
+        </w:rPr>
+      </w:pPr>
+      <w:r>
+        <w:rPr>
+          <w:sz w:val="22"/>
+          <w:szCs w:val="22"/>
+        </w:rPr>
+        <w:t>Una versión ingenua de AMI le pediría al chico, antes de llegar a la primera cosa útil:</w:t>
+      </w:r>
+    </w:p>
+    <w:p>
+      <w:pPr>
+        <w:numPr>
+          <w:ilvl w:val="0"/>
+          <w:numId w:val="6"/>
+        </w:numPr>
+        <w:jc w:val="both"/>
+        <w:rPr>
+          <w:sz w:val="22"/>
+          <w:szCs w:val="22"/>
+        </w:rPr>
+      </w:pPr>
+      <w:r>
+        <w:rPr>
+          <w:sz w:val="22"/>
+          <w:szCs w:val="22"/>
+        </w:rPr>
+        <w:t>Su nombre real.</w:t>
+      </w:r>
+    </w:p>
+    <w:p>
+      <w:pPr>
+        <w:numPr>
+          <w:ilvl w:val="0"/>
+          <w:numId w:val="6"/>
+        </w:numPr>
+        <w:jc w:val="both"/>
+        <w:rPr>
+          <w:sz w:val="22"/>
+          <w:szCs w:val="22"/>
+        </w:rPr>
+      </w:pPr>
+      <w:r>
+        <w:rPr>
+          <w:sz w:val="22"/>
+          <w:szCs w:val="22"/>
+        </w:rPr>
+        <w:t>Grado y curso.</w:t>
+      </w:r>
+    </w:p>
+    <w:p>
+      <w:pPr>
+        <w:numPr>
+          <w:ilvl w:val="0"/>
+          <w:numId w:val="6"/>
+        </w:numPr>
+        <w:jc w:val="both"/>
+        <w:rPr>
+          <w:sz w:val="22"/>
+          <w:szCs w:val="22"/>
+        </w:rPr>
+      </w:pPr>
+      <w:r>
+        <w:rPr>
+          <w:sz w:val="22"/>
+          <w:szCs w:val="22"/>
+        </w:rPr>
+        <w:t>Escuela y docente asignado.</w:t>
+      </w:r>
+    </w:p>
+    <w:p>
+      <w:pPr>
+        <w:numPr>
+          <w:ilvl w:val="0"/>
+          <w:numId w:val="6"/>
+        </w:numPr>
+        <w:jc w:val="both"/>
+        <w:rPr>
+          <w:sz w:val="22"/>
+          <w:szCs w:val="22"/>
+        </w:rPr>
+      </w:pPr>
+      <w:r>
+        <w:rPr>
+          <w:sz w:val="22"/>
+          <w:szCs w:val="22"/>
+        </w:rPr>
+        <w:t>Un diagnóstico inicial de nivel, en forma de cuestionario.</w:t>
+      </w:r>
+    </w:p>
+    <w:p>
+      <w:pPr>
+        <w:numPr>
+          <w:ilvl w:val="0"/>
+          <w:numId w:val="6"/>
+        </w:numPr>
+        <w:jc w:val="both"/>
+        <w:rPr>
+          <w:sz w:val="22"/>
+          <w:szCs w:val="22"/>
+        </w:rPr>
+      </w:pPr>
+      <w:r>
+        <w:rPr>
+          <w:sz w:val="22"/>
+          <w:szCs w:val="22"/>
+        </w:rPr>
+        <w:t>Consentimiento para el uso de datos.</w:t>
+      </w:r>
+    </w:p>
+    <w:p>
+      <w:pPr>
+        <w:numPr>
+          <w:ilvl w:val="0"/>
+          <w:numId w:val="6"/>
+        </w:numPr>
+        <w:jc w:val="both"/>
+        <w:rPr>
+          <w:sz w:val="22"/>
+          <w:szCs w:val="22"/>
+        </w:rPr>
+      </w:pPr>
+      <w:r>
+        <w:rPr>
+          <w:sz w:val="22"/>
+          <w:szCs w:val="22"/>
+        </w:rPr>
+        <w:t>Permiso de micrófono, necesario para la verificación por audio.</w:t>
+      </w:r>
+    </w:p>
+    <w:p>
+      <w:pPr>
+        <w:jc w:val="both"/>
+        <w:rPr>
+          <w:sz w:val="22"/>
+          <w:szCs w:val="22"/>
+        </w:rPr>
+      </w:pPr>
+      <w:r>
+        <w:rPr>
+          <w:sz w:val="22"/>
+          <w:szCs w:val="22"/>
+        </w:rPr>
+        <w:t xml:space="preserve">De esos seis pasos, ninguno sobrevive en su forma original. El </w:t>
+      </w:r>
+      <w:r>
+        <w:rPr>
+          <w:b/>
+          <w:bCs/>
+          <w:sz w:val="22"/>
+          <w:szCs w:val="22"/>
+        </w:rPr>
+        <w:t>nombre real</w:t>
+      </w:r>
+      <w:r>
+        <w:rPr>
+          <w:sz w:val="22"/>
+          <w:szCs w:val="22"/>
+        </w:rPr>
+        <w:t xml:space="preserve"> se reemplaza por la elección de mascota: no aporta nada al aprendizaje y exige escribir, algo que un chico que recién se alfabetiza no puede resolver solo. El </w:t>
+      </w:r>
+      <w:r>
+        <w:rPr>
+          <w:b/>
+          <w:bCs/>
+          <w:sz w:val="22"/>
+          <w:szCs w:val="22"/>
+        </w:rPr>
+        <w:t>grado, la escuela y el docente</w:t>
+      </w:r>
+      <w:r>
+        <w:rPr>
+          <w:sz w:val="22"/>
+          <w:szCs w:val="22"/>
+        </w:rPr>
+        <w:t xml:space="preserve"> se agrupan en un único código de clase que la seño entrega una sola vez, por ejemplo escrito en el pizarrón. El </w:t>
+      </w:r>
+      <w:r>
+        <w:rPr>
+          <w:b/>
+          <w:bCs/>
+          <w:sz w:val="22"/>
+          <w:szCs w:val="22"/>
+        </w:rPr>
+        <w:t>diagnóstico</w:t>
+      </w:r>
+      <w:r>
+        <w:rPr>
+          <w:sz w:val="22"/>
+          <w:szCs w:val="22"/>
+        </w:rPr>
+        <w:t xml:space="preserve"> deja de ser un cuestionario aparte y se incrusta en la primera tarjeta jugable, que funciona a la vez como calibración de nivel. El </w:t>
+      </w:r>
+      <w:r>
+        <w:rPr>
+          <w:b/>
+          <w:bCs/>
+          <w:sz w:val="22"/>
+          <w:szCs w:val="22"/>
+        </w:rPr>
+        <w:t>consentimiento de datos</w:t>
+      </w:r>
+      <w:r>
+        <w:rPr>
+          <w:sz w:val="22"/>
+          <w:szCs w:val="22"/>
+        </w:rPr>
+        <w:t xml:space="preserve"> se resuelve a nivel institucional, una vez, entre la escuela y las familias, y no dentro del </w:t>
+      </w:r>
+      <w:proofErr w:type="spellStart"/>
+      <w:r>
+        <w:rPr>
+          <w:sz w:val="22"/>
+          <w:szCs w:val="22"/>
+        </w:rPr>
+        <w:t>onboarding</w:t>
+      </w:r>
+      <w:proofErr w:type="spellEnd"/>
+      <w:r>
+        <w:rPr>
+          <w:sz w:val="22"/>
+          <w:szCs w:val="22"/>
+        </w:rPr>
+        <w:t xml:space="preserve"> de cada chico. Y el </w:t>
+      </w:r>
+      <w:r>
+        <w:rPr>
+          <w:b/>
+          <w:bCs/>
+          <w:sz w:val="22"/>
+          <w:szCs w:val="22"/>
+        </w:rPr>
+        <w:t>permiso de micrófono</w:t>
+      </w:r>
+      <w:r>
+        <w:rPr>
+          <w:sz w:val="22"/>
+          <w:szCs w:val="22"/>
+        </w:rPr>
+        <w:t xml:space="preserve"> se difiere hasta el momento exacto en que hace falta, justo antes del primer ejercicio de voz, para que el pedido tenga contexto y no se lea como una barrera de entrada.</w:t>
+      </w:r>
+    </w:p>
+    <w:p>
+      <w:pPr>
+        <w:jc w:val="both"/>
+        <w:rPr>
+          <w:sz w:val="22"/>
+          <w:szCs w:val="22"/>
+        </w:rPr>
+      </w:pPr>
+      <w:r>
+        <w:rPr>
+          <w:sz w:val="22"/>
+          <w:szCs w:val="22"/>
+        </w:rPr>
+        <w:t xml:space="preserve">La justificación es doble. Por un lado, la memoria de trabajo de un chico de seis o siete años tiene capacidad y duración muy bajas: es el cuello de botella de todo el sistema, y gastarla en pasos administrativos antes de empezar a jugar garantiza el abandono. Por otro, la condición real de uso es un aula con </w:t>
+      </w:r>
+      <w:proofErr w:type="spellStart"/>
+      <w:r>
+        <w:rPr>
+          <w:sz w:val="22"/>
+          <w:szCs w:val="22"/>
+        </w:rPr>
+        <w:t>tablets</w:t>
+      </w:r>
+      <w:proofErr w:type="spellEnd"/>
+      <w:r>
+        <w:rPr>
+          <w:sz w:val="22"/>
+          <w:szCs w:val="22"/>
+        </w:rPr>
+        <w:t xml:space="preserve"> compartidas y minutos contados dentro de la hora de clase, donde cada paso de fricción compite directamente contra el tiempo de práctica efectiva. Con código de clase, elección de mascota y primera tarjeta como diagnóstico, el chico llega a algo útil en menos de un minuto.</w:t>
+      </w:r>
+    </w:p>
+    <w:p>
+      <w:pPr>
+        <w:pStyle w:val="Ttulo3"/>
+        <w:jc w:val="both"/>
         <w:rPr>
           <w:i/>
           <w:iCs/>
@@ -1439,45 +2663,9 @@
           <w:sz w:val="22"/>
           <w:szCs w:val="22"/>
         </w:rPr>
-        <w:t>Feedback constructivo</w:t>
-      </w:r>
-      <w:bookmarkEnd w:id="4"/>
-    </w:p>
-    <w:p>
-      <w:pPr>
-        <w:jc w:val="both"/>
-        <w:rPr>
-          <w:sz w:val="22"/>
-          <w:szCs w:val="22"/>
-        </w:rPr>
-      </w:pPr>
-      <w:r>
-        <w:rPr>
-          <w:sz w:val="22"/>
-          <w:szCs w:val="22"/>
-        </w:rPr>
-        <w:t>La dopamina funciona como señal de error de predicción y motor de plasticidad, y el premio es más efectivo que el castigo. La app da feedback instantáneo audiovisual tras cada intento, sin vidas que se pierdan ni mecánicas punitivas: una mascota valora lo que salió bien, señala con suavidad el error y sugiere qué intentar (estructura Valoro / Me pregunto / Sugiero). El algoritmo de progresión usa un promedio móvil de varias sesiones para subir o bajar de nivel, evitando así reaccionar a una sola sesión mala y caer en el sesgo de regresión a la media.</w:t>
-      </w:r>
-    </w:p>
-    <w:p>
-      <w:pPr>
-        <w:jc w:val="both"/>
-        <w:rPr>
-          <w:sz w:val="22"/>
-          <w:szCs w:val="22"/>
-        </w:rPr>
-      </w:pPr>
-      <w:r>
-        <w:rPr>
-          <w:sz w:val="22"/>
-          <w:szCs w:val="22"/>
-        </w:rPr>
-        <w:t>El indicador de que este pilar funciona es la baja de la tasa de error repetido sobre el mismo fonema en sesiones sucesivas, y que el chico no evite reintentar después de haberse equivocado.</w:t>
-      </w:r>
-    </w:p>
-    <w:p>
-      <w:pPr>
-        <w:pStyle w:val="Ttulo3"/>
+      </w:pPr>
+      <w:bookmarkStart w:id="10" w:name="_Toc240748341"/>
+      <w:r>
         <w:rPr>
           <w:i/>
           <w:iCs/>
@@ -1485,149 +2673,396 @@
           <w:sz w:val="22"/>
           <w:szCs w:val="22"/>
         </w:rPr>
-      </w:pPr>
-      <w:bookmarkStart w:id="5" w:name="_Toc240556836"/>
-      <w:r>
-        <w:rPr>
-          <w:i/>
-          <w:iCs/>
-          <w:color w:val="7F7F7F" w:themeColor="text1" w:themeTint="80"/>
-          <w:sz w:val="22"/>
-          <w:szCs w:val="22"/>
-        </w:rPr>
-        <w:t>Motivación intrínseca vs extrínseca</w:t>
-      </w:r>
-      <w:bookmarkEnd w:id="5"/>
-    </w:p>
-    <w:p>
-      <w:pPr>
-        <w:jc w:val="both"/>
-        <w:rPr>
-          <w:sz w:val="22"/>
-          <w:szCs w:val="22"/>
-        </w:rPr>
-      </w:pPr>
-      <w:r>
-        <w:rPr>
-          <w:sz w:val="22"/>
-          <w:szCs w:val="22"/>
-        </w:rPr>
-        <w:t>La motivación intrínseca</w:t>
-      </w:r>
-      <w:r>
-        <w:rPr>
-          <w:sz w:val="22"/>
-          <w:szCs w:val="22"/>
-        </w:rPr>
+        <w:t>El pico y el final</w:t>
+      </w:r>
+      <w:bookmarkEnd w:id="10"/>
+    </w:p>
+    <w:p>
+      <w:pPr>
+        <w:jc w:val="both"/>
+        <w:rPr>
+          <w:sz w:val="22"/>
+          <w:szCs w:val="22"/>
+        </w:rPr>
+      </w:pPr>
+      <w:r>
+        <w:rPr>
+          <w:b/>
+          <w:bCs/>
+          <w:sz w:val="22"/>
+          <w:szCs w:val="22"/>
+        </w:rPr>
+        <w:t>El pico es</w:t>
+      </w:r>
+      <w:r>
+        <w:rPr>
+          <w:sz w:val="22"/>
+          <w:szCs w:val="22"/>
+        </w:rPr>
+        <w:t xml:space="preserve"> el momento en que el chico arma la palabra completa tocando los botones de sonido en el orden correcto y confirma con su propia voz al micrófono que suena como corresponde: el cierre del circuito ver-tocar-escuchar-decir.</w:t>
+      </w:r>
+    </w:p>
+    <w:p>
+      <w:pPr>
+        <w:jc w:val="both"/>
+        <w:rPr>
+          <w:sz w:val="22"/>
+          <w:szCs w:val="22"/>
+        </w:rPr>
+      </w:pPr>
+      <w:r>
+        <w:rPr>
+          <w:b/>
+          <w:bCs/>
+          <w:sz w:val="22"/>
+          <w:szCs w:val="22"/>
+        </w:rPr>
+        <w:t>El final típico es</w:t>
+      </w:r>
+      <w:r>
+        <w:rPr>
+          <w:sz w:val="22"/>
+          <w:szCs w:val="22"/>
+        </w:rPr>
+        <w:t xml:space="preserve"> la mascota apareciendo en grande y contenta junto a las tres estrellas ganadas, más el accesorio nuevo que se desbloquea para vestirla. No hay comparación con otros chicos ni racha punitiva si no vuelve al día siguiente.</w:t>
+      </w:r>
+    </w:p>
+    <w:p>
+      <w:pPr>
+        <w:jc w:val="both"/>
+        <w:rPr>
+          <w:sz w:val="22"/>
+          <w:szCs w:val="22"/>
+        </w:rPr>
+      </w:pPr>
+      <w:r>
+        <w:rPr>
+          <w:sz w:val="22"/>
+          <w:szCs w:val="22"/>
+        </w:rPr>
+        <w:lastRenderedPageBreak/>
+        <w:t xml:space="preserve">La </w:t>
+      </w:r>
+      <w:r>
+        <w:rPr>
+          <w:b/>
+          <w:bCs/>
+          <w:sz w:val="22"/>
+          <w:szCs w:val="22"/>
+        </w:rPr>
+        <w:t>fricción inevitable</w:t>
+      </w:r>
+      <w:r>
+        <w:rPr>
+          <w:sz w:val="22"/>
+          <w:szCs w:val="22"/>
+        </w:rPr>
+        <w:t xml:space="preserve"> son los niveles puramente ortográficos, donde el chico descubre que un sonido que ya domina puede escribirse de más de una forma: la C suave, el QU, la V frente a la B y, en el extremo, la H, la única letra sin sonido, donde la verificación por audio directamente no se puede usar. No hay nada nuevo que escuchar, solo una regla que memorizar, y eso es genuinamente menos gratificante. Por eso esa fricción se ubica siempre después del pico de la sesión, enmarcada como desafío opcional y no bloqueante: el chico ya tuvo su momento de éxito antes de enfrentar lo más árido.</w:t>
+      </w:r>
+    </w:p>
+    <w:p>
+      <w:pPr>
+        <w:pStyle w:val="Ttulo2"/>
+        <w:jc w:val="both"/>
+        <w:rPr>
+          <w:b/>
+          <w:bCs/>
+          <w:color w:val="auto"/>
+          <w:sz w:val="24"/>
+          <w:szCs w:val="24"/>
+        </w:rPr>
+      </w:pPr>
+      <w:bookmarkStart w:id="11" w:name="_Toc240748342"/>
+      <w:r>
+        <w:rPr>
+          <w:b/>
+          <w:bCs/>
+          <w:color w:val="auto"/>
+          <w:sz w:val="24"/>
+          <w:szCs w:val="24"/>
+        </w:rPr>
+        <w:t>Mockups</w:t>
+      </w:r>
+      <w:bookmarkEnd w:id="11"/>
+    </w:p>
+    <w:p>
+      <w:pPr>
+        <w:pStyle w:val="Ttulo2"/>
+        <w:jc w:val="both"/>
+        <w:rPr>
+          <w:b/>
+          <w:bCs/>
+          <w:color w:val="auto"/>
+          <w:sz w:val="24"/>
+          <w:szCs w:val="24"/>
+        </w:rPr>
+      </w:pPr>
+      <w:bookmarkStart w:id="12" w:name="_Toc240748343"/>
+      <w:r>
+        <w:rPr>
+          <w:b/>
+          <w:bCs/>
+          <w:color w:val="auto"/>
+          <w:sz w:val="24"/>
+          <w:szCs w:val="24"/>
+        </w:rPr>
+        <w:t>Cómo sabríamos si funciona</w:t>
+      </w:r>
+      <w:bookmarkEnd w:id="12"/>
+    </w:p>
+    <w:p>
+      <w:pPr>
+        <w:jc w:val="both"/>
+      </w:pPr>
+      <w:r>
+        <w:t xml:space="preserve">La métrica única es la </w:t>
+      </w:r>
+      <w:r>
+        <w:rPr>
+          <w:b/>
+          <w:bCs/>
+        </w:rPr>
+        <w:t>tasa de retención de fonemas a dos semanas</w:t>
+      </w:r>
+      <w:r>
+        <w:t>: el porcentaje de fonemas que el chico sigue reconociendo y pronunciando correctamente</w:t>
+      </w:r>
+      <w:r>
         <w:t xml:space="preserve">, </w:t>
       </w:r>
       <w:r>
-        <w:rPr>
-          <w:sz w:val="22"/>
-          <w:szCs w:val="22"/>
-        </w:rPr>
-        <w:t>placer y curiosidad</w:t>
-      </w:r>
-      <w:r>
-        <w:rPr>
-          <w:sz w:val="22"/>
-          <w:szCs w:val="22"/>
-        </w:rPr>
+        <w:t>verificado por audio</w:t>
+      </w:r>
+      <w:r>
         <w:t xml:space="preserve">, </w:t>
       </w:r>
       <w:r>
-        <w:rPr>
-          <w:sz w:val="22"/>
-          <w:szCs w:val="22"/>
-        </w:rPr>
-        <w:t>sostiene mejor el compromiso en el tiempo que la extrínseca, basada en premios o en evitar el castigo. Por eso la app propone una progresión narrativa y exploratoria en vez de un ranking competitivo entre compañeros que expondría a los más lentos: las recompensas están ligadas a dominar familias de sonidos, no a superar a otro chico. Si existe algún desafío grupal, se plantea a nivel de clase, sin señalar individualmente a quién le fue peor.</w:t>
-      </w:r>
-    </w:p>
-    <w:p>
-      <w:pPr>
-        <w:jc w:val="both"/>
-        <w:rPr>
-          <w:i/>
-          <w:iCs/>
-          <w:color w:val="7F7F7F" w:themeColor="text1" w:themeTint="80"/>
-          <w:sz w:val="22"/>
-          <w:szCs w:val="22"/>
-        </w:rPr>
-      </w:pPr>
-      <w:r>
-        <w:rPr>
-          <w:sz w:val="22"/>
-          <w:szCs w:val="22"/>
-        </w:rPr>
-        <w:t>Que este pilar funciona se ve en la apertura voluntaria de la app fuera del horario asignado por el docente, sin que medie un recordatorio externo, y en la tasa de vuelta al día siguiente sin que haya una tarea obligatoria de por medio.</w:t>
-      </w:r>
-    </w:p>
-    <w:p>
-      <w:pPr>
-        <w:pStyle w:val="Ttulo3"/>
-        <w:rPr>
-          <w:i/>
-          <w:iCs/>
-          <w:color w:val="7F7F7F" w:themeColor="text1" w:themeTint="80"/>
-          <w:sz w:val="22"/>
-          <w:szCs w:val="22"/>
-        </w:rPr>
-      </w:pPr>
-      <w:bookmarkStart w:id="6" w:name="_Toc240556837"/>
-      <w:r>
-        <w:rPr>
-          <w:i/>
-          <w:iCs/>
-          <w:color w:val="7F7F7F" w:themeColor="text1" w:themeTint="80"/>
-          <w:sz w:val="22"/>
-          <w:szCs w:val="22"/>
-        </w:rPr>
-        <w:t>Consolidación y naturaleza multiplicativa del conocimiento</w:t>
-      </w:r>
-      <w:bookmarkEnd w:id="6"/>
-    </w:p>
-    <w:p>
-      <w:pPr>
-        <w:jc w:val="both"/>
-        <w:rPr>
-          <w:sz w:val="22"/>
-          <w:szCs w:val="22"/>
-        </w:rPr>
-      </w:pPr>
-      <w:r>
-        <w:rPr>
-          <w:sz w:val="22"/>
-          <w:szCs w:val="22"/>
-        </w:rPr>
-        <w:t>La consolidación convierte el aprendizaje frágil en hábito estable y requiere constancia más que intensidad puntual; el conocimiento nuevo, además, se interconecta con el previo en lugar de acumularse en compartimentos aislados. La app implementa repetición espaciada al estilo Anki, reintroduciendo fonemas ya vistos mezclados con uno nuevo</w:t>
-      </w:r>
-      <w:r>
-        <w:rPr>
-          <w:sz w:val="22"/>
-          <w:szCs w:val="22"/>
-        </w:rPr>
+        <w:t>cuando reaparecen en una tarjeta catorce días después de haberlos dominado por primera vez, sin haberlos practicado explícitamente en el medio.</w:t>
+      </w:r>
+    </w:p>
+    <w:p>
+      <w:pPr>
+        <w:jc w:val="both"/>
+      </w:pPr>
+      <w:r>
+        <w:t>La elegimos porque mide aprendizaje consolidado y no actividad. Las métricas habituales de una app educativa</w:t>
+      </w:r>
+      <w:r>
         <w:t xml:space="preserve">, </w:t>
       </w:r>
       <w:r>
-        <w:rPr>
-          <w:sz w:val="22"/>
-          <w:szCs w:val="22"/>
-        </w:rPr>
-        <w:t>práctica intercalada de la etapa de Generalización</w:t>
-      </w:r>
-      <w:r>
-        <w:rPr>
-          <w:sz w:val="22"/>
-          <w:szCs w:val="22"/>
-        </w:rPr>
+        <w:t>niveles completados, días de racha, minutos de uso</w:t>
+      </w:r>
+      <w:r>
         <w:t xml:space="preserve">, </w:t>
       </w:r>
       <w:r>
-        <w:rPr>
-          <w:sz w:val="22"/>
-          <w:szCs w:val="22"/>
-        </w:rPr>
-        <w:t>y un repaso semanal automático que mezcla sonidos de semanas anteriores, correspondiente a la etapa de Mantenimiento.</w:t>
+        <w:t>describen cuánto se usó el producto, no cuánto quedó en la cabeza del chico; un alumno puede completar todos los niveles y no retener nada. La retención a dos semanas, en cambio, solo sube si el reciclaje neuronal efectivamente ocurrió, que es exactamente lo que la app promete.</w:t>
+      </w:r>
+    </w:p>
+    <w:p>
+      <w:pPr>
+        <w:pStyle w:val="Ttulo2"/>
+        <w:jc w:val="both"/>
+        <w:rPr>
+          <w:b/>
+          <w:bCs/>
+          <w:color w:val="auto"/>
+          <w:sz w:val="24"/>
+          <w:szCs w:val="24"/>
+        </w:rPr>
+      </w:pPr>
+      <w:bookmarkStart w:id="13" w:name="_Toc240748344"/>
+      <w:r>
+        <w:rPr>
+          <w:b/>
+          <w:bCs/>
+          <w:color w:val="auto"/>
+          <w:sz w:val="24"/>
+          <w:szCs w:val="24"/>
+        </w:rPr>
+        <w:t>La app como instrumento de investigación</w:t>
+      </w:r>
+      <w:bookmarkEnd w:id="13"/>
+    </w:p>
+    <w:p>
+      <w:pPr>
+        <w:pStyle w:val="Ttulo2"/>
+        <w:jc w:val="both"/>
+        <w:rPr>
+          <w:b/>
+          <w:bCs/>
+          <w:color w:val="auto"/>
+          <w:sz w:val="24"/>
+          <w:szCs w:val="24"/>
+        </w:rPr>
+      </w:pPr>
+      <w:bookmarkStart w:id="14" w:name="_Toc240748345"/>
+      <w:r>
+        <w:rPr>
+          <w:b/>
+          <w:bCs/>
+          <w:color w:val="auto"/>
+          <w:sz w:val="24"/>
+          <w:szCs w:val="24"/>
+        </w:rPr>
+        <w:t>Qué le copiamos a quién</w:t>
+      </w:r>
+      <w:bookmarkEnd w:id="14"/>
+    </w:p>
+    <w:p>
+      <w:pPr>
+        <w:jc w:val="both"/>
+        <w:rPr>
+          <w:sz w:val="22"/>
+          <w:szCs w:val="22"/>
+        </w:rPr>
+      </w:pPr>
+      <w:r>
+        <w:rPr>
+          <w:sz w:val="22"/>
+          <w:szCs w:val="22"/>
+        </w:rPr>
+        <w:t>AMI no inventa su mecánica desde cero. Toma tres cosas prestadas y las combina:</w:t>
+      </w:r>
+    </w:p>
+    <w:p>
+      <w:pPr>
+        <w:numPr>
+          <w:ilvl w:val="0"/>
+          <w:numId w:val="7"/>
+        </w:numPr>
+        <w:jc w:val="both"/>
+        <w:rPr>
+          <w:sz w:val="22"/>
+          <w:szCs w:val="22"/>
+        </w:rPr>
+      </w:pPr>
+      <w:r>
+        <w:rPr>
+          <w:b/>
+          <w:bCs/>
+          <w:sz w:val="22"/>
+          <w:szCs w:val="22"/>
+        </w:rPr>
+        <w:t>De Duolingo</w:t>
+      </w:r>
+      <w:r>
+        <w:rPr>
+          <w:sz w:val="22"/>
+          <w:szCs w:val="22"/>
+        </w:rPr>
+        <w:t>, la estructura completa del flujo: la tarjeta con imagen y sonido, la construcción por partes tocando elementos en orden, la verificación por voz y la progresión por niveles que se destraban de a uno. La diferencia está en la unidad de trabajo: donde Duolingo arma oraciones con palabras enteras, AMI arma palabras con fonemas aislados, que es el nivel al que opera la conciencia fonológica.</w:t>
+      </w:r>
+    </w:p>
+    <w:p>
+      <w:pPr>
+        <w:numPr>
+          <w:ilvl w:val="0"/>
+          <w:numId w:val="7"/>
+        </w:numPr>
+        <w:jc w:val="both"/>
+        <w:rPr>
+          <w:sz w:val="22"/>
+          <w:szCs w:val="22"/>
+        </w:rPr>
+      </w:pPr>
+      <w:r>
+        <w:rPr>
+          <w:b/>
+          <w:bCs/>
+          <w:sz w:val="22"/>
+          <w:szCs w:val="22"/>
+        </w:rPr>
+        <w:t>Del juego /</w:t>
+      </w:r>
+      <w:proofErr w:type="spellStart"/>
+      <w:r>
+        <w:rPr>
+          <w:b/>
+          <w:bCs/>
+          <w:sz w:val="22"/>
+          <w:szCs w:val="22"/>
+        </w:rPr>
+        <w:t>eko</w:t>
+      </w:r>
+      <w:proofErr w:type="spellEnd"/>
+      <w:r>
+        <w:rPr>
+          <w:b/>
+          <w:bCs/>
+          <w:sz w:val="22"/>
+          <w:szCs w:val="22"/>
+        </w:rPr>
+        <w:t>/</w:t>
+      </w:r>
+      <w:r>
+        <w:rPr>
+          <w:sz w:val="22"/>
+          <w:szCs w:val="22"/>
+        </w:rPr>
+        <w:t xml:space="preserve"> (Ramírez, </w:t>
+      </w:r>
+      <w:proofErr w:type="spellStart"/>
+      <w:r>
+        <w:rPr>
+          <w:sz w:val="22"/>
+          <w:szCs w:val="22"/>
+        </w:rPr>
+        <w:t>Celi</w:t>
+      </w:r>
+      <w:proofErr w:type="spellEnd"/>
+      <w:r>
+        <w:rPr>
+          <w:sz w:val="22"/>
+          <w:szCs w:val="22"/>
+        </w:rPr>
+        <w:t xml:space="preserve"> y Zabala, 2025), el criterio de selección de palabras </w:t>
+      </w:r>
+      <w:proofErr w:type="spellStart"/>
+      <w:r>
+        <w:rPr>
+          <w:sz w:val="22"/>
+          <w:szCs w:val="22"/>
+        </w:rPr>
+        <w:t>ilustrables</w:t>
+      </w:r>
+      <w:proofErr w:type="spellEnd"/>
+      <w:r>
+        <w:rPr>
+          <w:sz w:val="22"/>
+          <w:szCs w:val="22"/>
+        </w:rPr>
+        <w:t xml:space="preserve"> y la idea de tratar el sonido inicial y la rima como dos habilidades distintas, con actividades separadas. Lo que no copiamos es la mecánica de emparejamiento de cartas, justamente porque es la que permite resolver por memoria visual sin procesar el sonido.</w:t>
+      </w:r>
+    </w:p>
+    <w:p>
+      <w:pPr>
+        <w:numPr>
+          <w:ilvl w:val="0"/>
+          <w:numId w:val="7"/>
+        </w:numPr>
+        <w:jc w:val="both"/>
+        <w:rPr>
+          <w:sz w:val="22"/>
+          <w:szCs w:val="22"/>
+        </w:rPr>
+      </w:pPr>
+      <w:r>
+        <w:rPr>
+          <w:b/>
+          <w:bCs/>
+          <w:sz w:val="22"/>
+          <w:szCs w:val="22"/>
+        </w:rPr>
+        <w:t>Del cuadernillo oficial de CABA</w:t>
+      </w:r>
+      <w:r>
+        <w:rPr>
+          <w:sz w:val="22"/>
+          <w:szCs w:val="22"/>
+        </w:rPr>
+        <w:t xml:space="preserve"> («Yo amo aprender — Lengua, 1er grado», 2026), la secuencia completa de sonidos y letras y el tipo de actividad de cada unidad. Es lo que permite que la app quede alineada con el aula sin que el docente tenga que configurar nada.</w:t>
       </w:r>
     </w:p>
     <w:p>
@@ -1644,8 +3079,45 @@
           <w:szCs w:val="22"/>
         </w:rPr>
         <w:lastRenderedPageBreak/>
-        <w:t>Este pilar se verifica cuando el chico mantiene buen desempeño en fonemas vistos hace dos o más semanas sin haber vuelto a practicarlos explícitamente.</w:t>
-      </w:r>
+        <w:t>Lo propio es la combinación. Ni Duolingo ni /</w:t>
+      </w:r>
+      <w:proofErr w:type="spellStart"/>
+      <w:r>
+        <w:rPr>
+          <w:sz w:val="22"/>
+          <w:szCs w:val="22"/>
+        </w:rPr>
+        <w:t>eko</w:t>
+      </w:r>
+      <w:proofErr w:type="spellEnd"/>
+      <w:r>
+        <w:rPr>
+          <w:sz w:val="22"/>
+          <w:szCs w:val="22"/>
+        </w:rPr>
+        <w:t xml:space="preserve">/ trabajan a nivel de fonema aislado con verificación por voz pensada para chicos que recién empiezan a alfabetizarse, y ninguno de los dos se sincroniza con el plan de clase semanal del docente. El cuadernillo de CABA sí define qué enseñar y en qué orden, pero es papel: no da </w:t>
+      </w:r>
+      <w:proofErr w:type="spellStart"/>
+      <w:r>
+        <w:rPr>
+          <w:sz w:val="22"/>
+          <w:szCs w:val="22"/>
+        </w:rPr>
+        <w:t>feedback</w:t>
+      </w:r>
+      <w:proofErr w:type="spellEnd"/>
+      <w:r>
+        <w:rPr>
+          <w:sz w:val="22"/>
+          <w:szCs w:val="22"/>
+        </w:rPr>
+        <w:t>, no se recalibra cuando un chico se traba y no registra nada de lo que pasa.</w:t>
+      </w:r>
+    </w:p>
+    <w:p>
+      <w:pPr>
+        <w:jc w:val="both"/>
+      </w:pPr>
     </w:p>
     <w:p>
       <w:pPr>
@@ -2058,6 +3530,345 @@
       </w:pPr>
     </w:lvl>
   </w:abstractNum>
+  <w:abstractNum w:abstractNumId="4" w15:restartNumberingAfterBreak="0">
+    <w:nsid w:val="34684768"/>
+    <w:multiLevelType w:val="multilevel"/>
+    <w:tmpl w:val="3F90FCBC"/>
+    <w:lvl w:ilvl="0">
+      <w:start w:val="1"/>
+      <w:numFmt w:val="decimal"/>
+      <w:lvlText w:val="%1."/>
+      <w:lvlJc w:val="left"/>
+      <w:pPr>
+        <w:tabs>
+          <w:tab w:val="num" w:pos="720"/>
+        </w:tabs>
+        <w:ind w:left="720" w:hanging="360"/>
+      </w:pPr>
+    </w:lvl>
+    <w:lvl w:ilvl="1" w:tentative="1">
+      <w:start w:val="1"/>
+      <w:numFmt w:val="decimal"/>
+      <w:lvlText w:val="%2."/>
+      <w:lvlJc w:val="left"/>
+      <w:pPr>
+        <w:tabs>
+          <w:tab w:val="num" w:pos="1440"/>
+        </w:tabs>
+        <w:ind w:left="1440" w:hanging="360"/>
+      </w:pPr>
+    </w:lvl>
+    <w:lvl w:ilvl="2" w:tentative="1">
+      <w:start w:val="1"/>
+      <w:numFmt w:val="decimal"/>
+      <w:lvlText w:val="%3."/>
+      <w:lvlJc w:val="left"/>
+      <w:pPr>
+        <w:tabs>
+          <w:tab w:val="num" w:pos="2160"/>
+        </w:tabs>
+        <w:ind w:left="2160" w:hanging="360"/>
+      </w:pPr>
+    </w:lvl>
+    <w:lvl w:ilvl="3" w:tentative="1">
+      <w:start w:val="1"/>
+      <w:numFmt w:val="decimal"/>
+      <w:lvlText w:val="%4."/>
+      <w:lvlJc w:val="left"/>
+      <w:pPr>
+        <w:tabs>
+          <w:tab w:val="num" w:pos="2880"/>
+        </w:tabs>
+        <w:ind w:left="2880" w:hanging="360"/>
+      </w:pPr>
+    </w:lvl>
+    <w:lvl w:ilvl="4" w:tentative="1">
+      <w:start w:val="1"/>
+      <w:numFmt w:val="decimal"/>
+      <w:lvlText w:val="%5."/>
+      <w:lvlJc w:val="left"/>
+      <w:pPr>
+        <w:tabs>
+          <w:tab w:val="num" w:pos="3600"/>
+        </w:tabs>
+        <w:ind w:left="3600" w:hanging="360"/>
+      </w:pPr>
+    </w:lvl>
+    <w:lvl w:ilvl="5" w:tentative="1">
+      <w:start w:val="1"/>
+      <w:numFmt w:val="decimal"/>
+      <w:lvlText w:val="%6."/>
+      <w:lvlJc w:val="left"/>
+      <w:pPr>
+        <w:tabs>
+          <w:tab w:val="num" w:pos="4320"/>
+        </w:tabs>
+        <w:ind w:left="4320" w:hanging="360"/>
+      </w:pPr>
+    </w:lvl>
+    <w:lvl w:ilvl="6" w:tentative="1">
+      <w:start w:val="1"/>
+      <w:numFmt w:val="decimal"/>
+      <w:lvlText w:val="%7."/>
+      <w:lvlJc w:val="left"/>
+      <w:pPr>
+        <w:tabs>
+          <w:tab w:val="num" w:pos="5040"/>
+        </w:tabs>
+        <w:ind w:left="5040" w:hanging="360"/>
+      </w:pPr>
+    </w:lvl>
+    <w:lvl w:ilvl="7" w:tentative="1">
+      <w:start w:val="1"/>
+      <w:numFmt w:val="decimal"/>
+      <w:lvlText w:val="%8."/>
+      <w:lvlJc w:val="left"/>
+      <w:pPr>
+        <w:tabs>
+          <w:tab w:val="num" w:pos="5760"/>
+        </w:tabs>
+        <w:ind w:left="5760" w:hanging="360"/>
+      </w:pPr>
+    </w:lvl>
+    <w:lvl w:ilvl="8" w:tentative="1">
+      <w:start w:val="1"/>
+      <w:numFmt w:val="decimal"/>
+      <w:lvlText w:val="%9."/>
+      <w:lvlJc w:val="left"/>
+      <w:pPr>
+        <w:tabs>
+          <w:tab w:val="num" w:pos="6480"/>
+        </w:tabs>
+        <w:ind w:left="6480" w:hanging="360"/>
+      </w:pPr>
+    </w:lvl>
+  </w:abstractNum>
+  <w:abstractNum w:abstractNumId="5" w15:restartNumberingAfterBreak="0">
+    <w:nsid w:val="41CB44CD"/>
+    <w:multiLevelType w:val="multilevel"/>
+    <w:tmpl w:val="3968922E"/>
+    <w:lvl w:ilvl="0">
+      <w:start w:val="1"/>
+      <w:numFmt w:val="decimal"/>
+      <w:lvlText w:val="%1."/>
+      <w:lvlJc w:val="left"/>
+      <w:pPr>
+        <w:tabs>
+          <w:tab w:val="num" w:pos="720"/>
+        </w:tabs>
+        <w:ind w:left="720" w:hanging="360"/>
+      </w:pPr>
+    </w:lvl>
+    <w:lvl w:ilvl="1" w:tentative="1">
+      <w:start w:val="1"/>
+      <w:numFmt w:val="decimal"/>
+      <w:lvlText w:val="%2."/>
+      <w:lvlJc w:val="left"/>
+      <w:pPr>
+        <w:tabs>
+          <w:tab w:val="num" w:pos="1440"/>
+        </w:tabs>
+        <w:ind w:left="1440" w:hanging="360"/>
+      </w:pPr>
+    </w:lvl>
+    <w:lvl w:ilvl="2" w:tentative="1">
+      <w:start w:val="1"/>
+      <w:numFmt w:val="decimal"/>
+      <w:lvlText w:val="%3."/>
+      <w:lvlJc w:val="left"/>
+      <w:pPr>
+        <w:tabs>
+          <w:tab w:val="num" w:pos="2160"/>
+        </w:tabs>
+        <w:ind w:left="2160" w:hanging="360"/>
+      </w:pPr>
+    </w:lvl>
+    <w:lvl w:ilvl="3" w:tentative="1">
+      <w:start w:val="1"/>
+      <w:numFmt w:val="decimal"/>
+      <w:lvlText w:val="%4."/>
+      <w:lvlJc w:val="left"/>
+      <w:pPr>
+        <w:tabs>
+          <w:tab w:val="num" w:pos="2880"/>
+        </w:tabs>
+        <w:ind w:left="2880" w:hanging="360"/>
+      </w:pPr>
+    </w:lvl>
+    <w:lvl w:ilvl="4" w:tentative="1">
+      <w:start w:val="1"/>
+      <w:numFmt w:val="decimal"/>
+      <w:lvlText w:val="%5."/>
+      <w:lvlJc w:val="left"/>
+      <w:pPr>
+        <w:tabs>
+          <w:tab w:val="num" w:pos="3600"/>
+        </w:tabs>
+        <w:ind w:left="3600" w:hanging="360"/>
+      </w:pPr>
+    </w:lvl>
+    <w:lvl w:ilvl="5" w:tentative="1">
+      <w:start w:val="1"/>
+      <w:numFmt w:val="decimal"/>
+      <w:lvlText w:val="%6."/>
+      <w:lvlJc w:val="left"/>
+      <w:pPr>
+        <w:tabs>
+          <w:tab w:val="num" w:pos="4320"/>
+        </w:tabs>
+        <w:ind w:left="4320" w:hanging="360"/>
+      </w:pPr>
+    </w:lvl>
+    <w:lvl w:ilvl="6" w:tentative="1">
+      <w:start w:val="1"/>
+      <w:numFmt w:val="decimal"/>
+      <w:lvlText w:val="%7."/>
+      <w:lvlJc w:val="left"/>
+      <w:pPr>
+        <w:tabs>
+          <w:tab w:val="num" w:pos="5040"/>
+        </w:tabs>
+        <w:ind w:left="5040" w:hanging="360"/>
+      </w:pPr>
+    </w:lvl>
+    <w:lvl w:ilvl="7" w:tentative="1">
+      <w:start w:val="1"/>
+      <w:numFmt w:val="decimal"/>
+      <w:lvlText w:val="%8."/>
+      <w:lvlJc w:val="left"/>
+      <w:pPr>
+        <w:tabs>
+          <w:tab w:val="num" w:pos="5760"/>
+        </w:tabs>
+        <w:ind w:left="5760" w:hanging="360"/>
+      </w:pPr>
+    </w:lvl>
+    <w:lvl w:ilvl="8" w:tentative="1">
+      <w:start w:val="1"/>
+      <w:numFmt w:val="decimal"/>
+      <w:lvlText w:val="%9."/>
+      <w:lvlJc w:val="left"/>
+      <w:pPr>
+        <w:tabs>
+          <w:tab w:val="num" w:pos="6480"/>
+        </w:tabs>
+        <w:ind w:left="6480" w:hanging="360"/>
+      </w:pPr>
+    </w:lvl>
+  </w:abstractNum>
+  <w:abstractNum w:abstractNumId="6" w15:restartNumberingAfterBreak="0">
+    <w:nsid w:val="42DC3668"/>
+    <w:multiLevelType w:val="multilevel"/>
+    <w:tmpl w:val="D3E8F878"/>
+    <w:lvl w:ilvl="0">
+      <w:start w:val="1"/>
+      <w:numFmt w:val="decimal"/>
+      <w:lvlText w:val="%1."/>
+      <w:lvlJc w:val="left"/>
+      <w:pPr>
+        <w:tabs>
+          <w:tab w:val="num" w:pos="720"/>
+        </w:tabs>
+        <w:ind w:left="720" w:hanging="360"/>
+      </w:pPr>
+    </w:lvl>
+    <w:lvl w:ilvl="1" w:tentative="1">
+      <w:start w:val="1"/>
+      <w:numFmt w:val="decimal"/>
+      <w:lvlText w:val="%2."/>
+      <w:lvlJc w:val="left"/>
+      <w:pPr>
+        <w:tabs>
+          <w:tab w:val="num" w:pos="1440"/>
+        </w:tabs>
+        <w:ind w:left="1440" w:hanging="360"/>
+      </w:pPr>
+    </w:lvl>
+    <w:lvl w:ilvl="2" w:tentative="1">
+      <w:start w:val="1"/>
+      <w:numFmt w:val="decimal"/>
+      <w:lvlText w:val="%3."/>
+      <w:lvlJc w:val="left"/>
+      <w:pPr>
+        <w:tabs>
+          <w:tab w:val="num" w:pos="2160"/>
+        </w:tabs>
+        <w:ind w:left="2160" w:hanging="360"/>
+      </w:pPr>
+    </w:lvl>
+    <w:lvl w:ilvl="3" w:tentative="1">
+      <w:start w:val="1"/>
+      <w:numFmt w:val="decimal"/>
+      <w:lvlText w:val="%4."/>
+      <w:lvlJc w:val="left"/>
+      <w:pPr>
+        <w:tabs>
+          <w:tab w:val="num" w:pos="2880"/>
+        </w:tabs>
+        <w:ind w:left="2880" w:hanging="360"/>
+      </w:pPr>
+    </w:lvl>
+    <w:lvl w:ilvl="4" w:tentative="1">
+      <w:start w:val="1"/>
+      <w:numFmt w:val="decimal"/>
+      <w:lvlText w:val="%5."/>
+      <w:lvlJc w:val="left"/>
+      <w:pPr>
+        <w:tabs>
+          <w:tab w:val="num" w:pos="3600"/>
+        </w:tabs>
+        <w:ind w:left="3600" w:hanging="360"/>
+      </w:pPr>
+    </w:lvl>
+    <w:lvl w:ilvl="5" w:tentative="1">
+      <w:start w:val="1"/>
+      <w:numFmt w:val="decimal"/>
+      <w:lvlText w:val="%6."/>
+      <w:lvlJc w:val="left"/>
+      <w:pPr>
+        <w:tabs>
+          <w:tab w:val="num" w:pos="4320"/>
+        </w:tabs>
+        <w:ind w:left="4320" w:hanging="360"/>
+      </w:pPr>
+    </w:lvl>
+    <w:lvl w:ilvl="6" w:tentative="1">
+      <w:start w:val="1"/>
+      <w:numFmt w:val="decimal"/>
+      <w:lvlText w:val="%7."/>
+      <w:lvlJc w:val="left"/>
+      <w:pPr>
+        <w:tabs>
+          <w:tab w:val="num" w:pos="5040"/>
+        </w:tabs>
+        <w:ind w:left="5040" w:hanging="360"/>
+      </w:pPr>
+    </w:lvl>
+    <w:lvl w:ilvl="7" w:tentative="1">
+      <w:start w:val="1"/>
+      <w:numFmt w:val="decimal"/>
+      <w:lvlText w:val="%8."/>
+      <w:lvlJc w:val="left"/>
+      <w:pPr>
+        <w:tabs>
+          <w:tab w:val="num" w:pos="5760"/>
+        </w:tabs>
+        <w:ind w:left="5760" w:hanging="360"/>
+      </w:pPr>
+    </w:lvl>
+    <w:lvl w:ilvl="8" w:tentative="1">
+      <w:start w:val="1"/>
+      <w:numFmt w:val="decimal"/>
+      <w:lvlText w:val="%9."/>
+      <w:lvlJc w:val="left"/>
+      <w:pPr>
+        <w:tabs>
+          <w:tab w:val="num" w:pos="6480"/>
+        </w:tabs>
+        <w:ind w:left="6480" w:hanging="360"/>
+      </w:pPr>
+    </w:lvl>
+  </w:abstractNum>
   <w:num w:numId="1" w16cid:durableId="1854343948">
     <w:abstractNumId w:val="1"/>
   </w:num>
@@ -2069,6 +3880,15 @@
   </w:num>
   <w:num w:numId="4" w16cid:durableId="1881477190">
     <w:abstractNumId w:val="0"/>
+  </w:num>
+  <w:num w:numId="5" w16cid:durableId="893931025">
+    <w:abstractNumId w:val="4"/>
+  </w:num>
+  <w:num w:numId="6" w16cid:durableId="953708398">
+    <w:abstractNumId w:val="5"/>
+  </w:num>
+  <w:num w:numId="7" w16cid:durableId="1627393096">
+    <w:abstractNumId w:val="6"/>
   </w:num>
 </w:numbering>
 </file>

--- a/app educativa.docx
+++ b/app educativa.docx
@@ -285,7 +285,25 @@
           <w:sz w:val="22"/>
           <w:szCs w:val="22"/>
         </w:rPr>
-        <w:t xml:space="preserve">De los Santos, Estevez Castellano, Hsieh, Jeifetz y </w:t>
+        <w:t xml:space="preserve">De los Santos, Estevez Castellano, Hsieh, </w:t>
+      </w:r>
+      <w:proofErr w:type="spellStart"/>
+      <w:r>
+        <w:rPr>
+          <w:color w:val="7F7F7F" w:themeColor="text1" w:themeTint="80"/>
+          <w:sz w:val="22"/>
+          <w:szCs w:val="22"/>
+        </w:rPr>
+        <w:t>Jeifetz</w:t>
+      </w:r>
+      <w:proofErr w:type="spellEnd"/>
+      <w:r>
+        <w:rPr>
+          <w:color w:val="7F7F7F" w:themeColor="text1" w:themeTint="80"/>
+          <w:sz w:val="22"/>
+          <w:szCs w:val="22"/>
+        </w:rPr>
+        <w:t xml:space="preserve"> y </w:t>
       </w:r>
       <w:proofErr w:type="spellStart"/>
       <w:r>
@@ -340,7 +358,7 @@
       <w:sdtContent>
         <w:p>
           <w:pPr>
-            <w:pStyle w:val="TtuloTDC"/>
+            <w:pStyle w:val="TOCHeading"/>
           </w:pPr>
           <w:r>
             <w:rPr>
@@ -351,7 +369,7 @@
         </w:p>
         <w:p>
           <w:pPr>
-            <w:pStyle w:val="TDC2"/>
+            <w:pStyle w:val="TOC2"/>
             <w:tabs>
               <w:tab w:val="right" w:leader="dot" w:pos="8494"/>
             </w:tabs>
@@ -373,7 +391,7 @@
           <w:hyperlink w:anchor="_Toc240748331" w:history="1">
             <w:r>
               <w:rPr>
-                <w:rStyle w:val="Hipervnculo"/>
+                <w:rStyle w:val="Hyperlink"/>
                 <w:noProof/>
               </w:rPr>
               <w:t>La Apuesta</w:t>
@@ -430,7 +448,7 @@
         </w:p>
         <w:p>
           <w:pPr>
-            <w:pStyle w:val="TDC3"/>
+            <w:pStyle w:val="TOC3"/>
             <w:tabs>
               <w:tab w:val="right" w:leader="dot" w:pos="8494"/>
             </w:tabs>
@@ -443,7 +461,7 @@
           <w:hyperlink w:anchor="_Toc240748332" w:history="1">
             <w:r>
               <w:rPr>
-                <w:rStyle w:val="Hipervnculo"/>
+                <w:rStyle w:val="Hyperlink"/>
                 <w:i/>
                 <w:iCs/>
                 <w:noProof/>
@@ -502,7 +520,7 @@
         </w:p>
         <w:p>
           <w:pPr>
-            <w:pStyle w:val="TDC3"/>
+            <w:pStyle w:val="TOC3"/>
             <w:tabs>
               <w:tab w:val="right" w:leader="dot" w:pos="8494"/>
             </w:tabs>
@@ -515,7 +533,7 @@
           <w:hyperlink w:anchor="_Toc240748333" w:history="1">
             <w:r>
               <w:rPr>
-                <w:rStyle w:val="Hipervnculo"/>
+                <w:rStyle w:val="Hyperlink"/>
                 <w:i/>
                 <w:iCs/>
                 <w:noProof/>
@@ -574,7 +592,7 @@
         </w:p>
         <w:p>
           <w:pPr>
-            <w:pStyle w:val="TDC3"/>
+            <w:pStyle w:val="TOC3"/>
             <w:tabs>
               <w:tab w:val="right" w:leader="dot" w:pos="8494"/>
             </w:tabs>
@@ -587,7 +605,7 @@
           <w:hyperlink w:anchor="_Toc240748334" w:history="1">
             <w:r>
               <w:rPr>
-                <w:rStyle w:val="Hipervnculo"/>
+                <w:rStyle w:val="Hyperlink"/>
                 <w:i/>
                 <w:iCs/>
                 <w:noProof/>
@@ -647,7 +665,7 @@
         </w:p>
         <w:p>
           <w:pPr>
-            <w:pStyle w:val="TDC2"/>
+            <w:pStyle w:val="TOC2"/>
             <w:tabs>
               <w:tab w:val="right" w:leader="dot" w:pos="8494"/>
             </w:tabs>
@@ -660,7 +678,7 @@
           <w:hyperlink w:anchor="_Toc240748335" w:history="1">
             <w:r>
               <w:rPr>
-                <w:rStyle w:val="Hipervnculo"/>
+                <w:rStyle w:val="Hyperlink"/>
                 <w:noProof/>
               </w:rPr>
               <w:t>Los cuatro pilares del aprendizaje</w:t>
@@ -717,7 +735,7 @@
         </w:p>
         <w:p>
           <w:pPr>
-            <w:pStyle w:val="TDC3"/>
+            <w:pStyle w:val="TOC3"/>
             <w:tabs>
               <w:tab w:val="right" w:leader="dot" w:pos="8494"/>
             </w:tabs>
@@ -730,7 +748,7 @@
           <w:hyperlink w:anchor="_Toc240748336" w:history="1">
             <w:r>
               <w:rPr>
-                <w:rStyle w:val="Hipervnculo"/>
+                <w:rStyle w:val="Hyperlink"/>
                 <w:i/>
                 <w:iCs/>
                 <w:noProof/>
@@ -789,7 +807,7 @@
         </w:p>
         <w:p>
           <w:pPr>
-            <w:pStyle w:val="TDC3"/>
+            <w:pStyle w:val="TOC3"/>
             <w:tabs>
               <w:tab w:val="right" w:leader="dot" w:pos="8494"/>
             </w:tabs>
@@ -802,7 +820,7 @@
           <w:hyperlink w:anchor="_Toc240748337" w:history="1">
             <w:r>
               <w:rPr>
-                <w:rStyle w:val="Hipervnculo"/>
+                <w:rStyle w:val="Hyperlink"/>
                 <w:i/>
                 <w:iCs/>
                 <w:noProof/>
@@ -861,7 +879,7 @@
         </w:p>
         <w:p>
           <w:pPr>
-            <w:pStyle w:val="TDC3"/>
+            <w:pStyle w:val="TOC3"/>
             <w:tabs>
               <w:tab w:val="right" w:leader="dot" w:pos="8494"/>
             </w:tabs>
@@ -874,7 +892,7 @@
           <w:hyperlink w:anchor="_Toc240748338" w:history="1">
             <w:r>
               <w:rPr>
-                <w:rStyle w:val="Hipervnculo"/>
+                <w:rStyle w:val="Hyperlink"/>
                 <w:i/>
                 <w:iCs/>
                 <w:noProof/>
@@ -933,7 +951,7 @@
         </w:p>
         <w:p>
           <w:pPr>
-            <w:pStyle w:val="TDC2"/>
+            <w:pStyle w:val="TOC2"/>
             <w:tabs>
               <w:tab w:val="right" w:leader="dot" w:pos="8494"/>
             </w:tabs>
@@ -946,7 +964,7 @@
           <w:hyperlink w:anchor="_Toc240748339" w:history="1">
             <w:r>
               <w:rPr>
-                <w:rStyle w:val="Hipervnculo"/>
+                <w:rStyle w:val="Hyperlink"/>
                 <w:noProof/>
               </w:rPr>
               <w:t>Las decisiones de memoria</w:t>
@@ -1003,7 +1021,7 @@
         </w:p>
         <w:p>
           <w:pPr>
-            <w:pStyle w:val="TDC3"/>
+            <w:pStyle w:val="TOC3"/>
             <w:tabs>
               <w:tab w:val="right" w:leader="dot" w:pos="8494"/>
             </w:tabs>
@@ -1016,7 +1034,7 @@
           <w:hyperlink w:anchor="_Toc240748340" w:history="1">
             <w:r>
               <w:rPr>
-                <w:rStyle w:val="Hipervnculo"/>
+                <w:rStyle w:val="Hyperlink"/>
                 <w:i/>
                 <w:iCs/>
                 <w:noProof/>
@@ -1076,7 +1094,7 @@
         </w:p>
         <w:p>
           <w:pPr>
-            <w:pStyle w:val="TDC3"/>
+            <w:pStyle w:val="TOC3"/>
             <w:tabs>
               <w:tab w:val="right" w:leader="dot" w:pos="8494"/>
             </w:tabs>
@@ -1089,7 +1107,7 @@
           <w:hyperlink w:anchor="_Toc240748341" w:history="1">
             <w:r>
               <w:rPr>
-                <w:rStyle w:val="Hipervnculo"/>
+                <w:rStyle w:val="Hyperlink"/>
                 <w:i/>
                 <w:iCs/>
                 <w:noProof/>
@@ -1149,7 +1167,7 @@
         </w:p>
         <w:p>
           <w:pPr>
-            <w:pStyle w:val="TDC2"/>
+            <w:pStyle w:val="TOC2"/>
             <w:tabs>
               <w:tab w:val="right" w:leader="dot" w:pos="8494"/>
             </w:tabs>
@@ -1162,7 +1180,7 @@
           <w:hyperlink w:anchor="_Toc240748342" w:history="1">
             <w:r>
               <w:rPr>
-                <w:rStyle w:val="Hipervnculo"/>
+                <w:rStyle w:val="Hyperlink"/>
                 <w:noProof/>
               </w:rPr>
               <w:t>Mockups</w:t>
@@ -1219,7 +1237,7 @@
         </w:p>
         <w:p>
           <w:pPr>
-            <w:pStyle w:val="TDC2"/>
+            <w:pStyle w:val="TOC2"/>
             <w:tabs>
               <w:tab w:val="right" w:leader="dot" w:pos="8494"/>
             </w:tabs>
@@ -1232,7 +1250,7 @@
           <w:hyperlink w:anchor="_Toc240748343" w:history="1">
             <w:r>
               <w:rPr>
-                <w:rStyle w:val="Hipervnculo"/>
+                <w:rStyle w:val="Hyperlink"/>
                 <w:noProof/>
               </w:rPr>
               <w:t>Cómo sabríamos si funciona</w:t>
@@ -1289,7 +1307,7 @@
         </w:p>
         <w:p>
           <w:pPr>
-            <w:pStyle w:val="TDC2"/>
+            <w:pStyle w:val="TOC2"/>
             <w:tabs>
               <w:tab w:val="right" w:leader="dot" w:pos="8494"/>
             </w:tabs>
@@ -1302,7 +1320,7 @@
           <w:hyperlink w:anchor="_Toc240748344" w:history="1">
             <w:r>
               <w:rPr>
-                <w:rStyle w:val="Hipervnculo"/>
+                <w:rStyle w:val="Hyperlink"/>
                 <w:noProof/>
               </w:rPr>
               <w:t>La app como instrumento de investigación</w:t>
@@ -1359,7 +1377,7 @@
         </w:p>
         <w:p>
           <w:pPr>
-            <w:pStyle w:val="TDC2"/>
+            <w:pStyle w:val="TOC2"/>
             <w:tabs>
               <w:tab w:val="right" w:leader="dot" w:pos="8494"/>
             </w:tabs>
@@ -1372,7 +1390,7 @@
           <w:hyperlink w:anchor="_Toc240748345" w:history="1">
             <w:r>
               <w:rPr>
-                <w:rStyle w:val="Hipervnculo"/>
+                <w:rStyle w:val="Hyperlink"/>
                 <w:noProof/>
               </w:rPr>
               <w:t>Qué le copiamos a quién</w:t>
@@ -1545,7 +1563,7 @@
     </w:p>
     <w:p>
       <w:pPr>
-        <w:pStyle w:val="Ttulo2"/>
+        <w:pStyle w:val="Heading2"/>
         <w:jc w:val="both"/>
         <w:rPr>
           <w:b/>
@@ -1571,7 +1589,7 @@
     </w:p>
     <w:p>
       <w:pPr>
-        <w:pStyle w:val="Ttulo3"/>
+        <w:pStyle w:val="Heading3"/>
         <w:jc w:val="both"/>
         <w:rPr>
           <w:i/>
@@ -1616,7 +1634,23 @@
           <w:sz w:val="22"/>
           <w:szCs w:val="22"/>
         </w:rPr>
-        <w:t xml:space="preserve"> de primer grado (6-7 años) que ya reciben instrucción fonológica del docente pero no tienen dónde practicarla de forma individual y frecuente. La primera versión apunta a </w:t>
+        <w:t xml:space="preserve"> de primer grado (6-7 años) que ya reciben instrucción fonológica del </w:t>
+      </w:r>
+      <w:proofErr w:type="gramStart"/>
+      <w:r>
+        <w:rPr>
+          <w:sz w:val="22"/>
+          <w:szCs w:val="22"/>
+        </w:rPr>
+        <w:t>docente</w:t>
+      </w:r>
+      <w:proofErr w:type="gramEnd"/>
+      <w:r>
+        <w:rPr>
+          <w:sz w:val="22"/>
+          <w:szCs w:val="22"/>
+        </w:rPr>
+        <w:t xml:space="preserve"> pero no tienen dónde practicarla de forma individual y frecuente. La primera versión apunta a </w:t>
       </w:r>
       <w:r>
         <w:rPr>
@@ -1665,7 +1699,7 @@
     </w:p>
     <w:p>
       <w:pPr>
-        <w:pStyle w:val="Ttulo3"/>
+        <w:pStyle w:val="Heading3"/>
         <w:jc w:val="both"/>
         <w:rPr>
           <w:i/>
@@ -1701,7 +1735,7 @@
           <w:sz w:val="22"/>
           <w:szCs w:val="22"/>
         </w:rPr>
-        <w:t xml:space="preserve">PISA 2025 ubica a Argentina en 389 puntos en Lectura frente a 461 de la OCDE, con un 59,6% de los alumnos de 15 años en Nivel 1 o inferior. Esa falla no es un problema de razonamiento adolescente, sino la consecuencia terminal de una decodificación que nunca se automatizó en primer grado: por eso hay que intervenir temprano. La conciencia fonológica es la palanca correcta, ya que es el </w:t>
+        <w:t xml:space="preserve">PISA 2025 ubica a Argentina en 389 puntos en Lectura frente a 461 de la OCDE, con un 59,6% de los alumnos de 15 años en Nivel 1 o inferior. Esa falla no es un problema de razonamiento adolescente, sino la consecuencia terminal de una decodificación que nunca se automatizó en primer grado. La conciencia fonológica es la palanca correcta, ya que es el </w:t>
       </w:r>
       <w:proofErr w:type="gramStart"/>
       <w:r>
@@ -1868,7 +1902,7 @@
     </w:p>
     <w:p>
       <w:pPr>
-        <w:pStyle w:val="Ttulo3"/>
+        <w:pStyle w:val="Heading3"/>
         <w:jc w:val="both"/>
         <w:rPr>
           <w:i/>
@@ -1957,7 +1991,7 @@
     </w:p>
     <w:p>
       <w:pPr>
-        <w:pStyle w:val="Ttulo2"/>
+        <w:pStyle w:val="Heading2"/>
         <w:jc w:val="both"/>
         <w:rPr>
           <w:b/>
@@ -2032,7 +2066,21 @@
           <w:sz w:val="22"/>
           <w:szCs w:val="22"/>
         </w:rPr>
-        <w:t>El aprendizaje solo ocurre con esfuerzo consciente que saca al cerebro de su zona de confort, y la atención opera como filtro restrictivo de todo el sistema: no es posible atender a dos tareas no automatizadas a la vez. Por eso cada nivel de AMI es una sesión única de 10 a 15 minutos centrada en un solo sonido nuevo y el nivel siguiente se destraba solo cuando el anterior está completo con sus tres estrellas. Cuando una unidad del cuadernillo trae más contenido del que entra en ese tiempo, se parte en varios niveles consecutivos sin alterar el orden.</w:t>
+        <w:t xml:space="preserve">El aprendizaje solo ocurre con esfuerzo consciente que saca al cerebro de su zona de confort, y la atención opera como filtro restrictivo de todo el sistema: </w:t>
+      </w:r>
+      <w:r>
+        <w:rPr>
+          <w:sz w:val="22"/>
+          <w:szCs w:val="22"/>
+        </w:rPr>
+        <w:t>c</w:t>
+      </w:r>
+      <w:r>
+        <w:rPr>
+          <w:sz w:val="22"/>
+          <w:szCs w:val="22"/>
+        </w:rPr>
+        <w:t>ada nivel de AMI es una sesión única de 10 a 15 minutos centrada en un solo sonido nuevo y el nivel siguiente se destraba solo cuando el anterior está completo con sus tres estrellas. Cuando una unidad del cuadernillo trae más contenido del que entra en ese tiempo, se parte en varios niveles consecutivos sin alterar el orden.</w:t>
       </w:r>
     </w:p>
     <w:p>
@@ -2057,12 +2105,40 @@
           <w:sz w:val="22"/>
           <w:szCs w:val="22"/>
         </w:rPr>
-        <w:t xml:space="preserve"> la tasa de acierto se mantiene en una banda intermedia —ni cercana al 100%, señal de aburrimiento, ni demasiado baja, señal de frustración— y no hay abandono a mitad de sesión.</w:t>
-      </w:r>
-    </w:p>
-    <w:p>
-      <w:pPr>
-        <w:pStyle w:val="Ttulo3"/>
+        <w:t xml:space="preserve"> la tasa de acierto se mantiene en una banda intermedia</w:t>
+      </w:r>
+      <w:r>
+        <w:rPr>
+          <w:sz w:val="22"/>
+          <w:szCs w:val="22"/>
+        </w:rPr>
+        <w:t xml:space="preserve">: </w:t>
+      </w:r>
+      <w:r>
+        <w:rPr>
+          <w:sz w:val="22"/>
+          <w:szCs w:val="22"/>
+        </w:rPr>
+        <w:t>ni cercana al 100%, señal de aburrimiento, ni demasiado baja, señal de frustración</w:t>
+      </w:r>
+      <w:r>
+        <w:rPr>
+          <w:sz w:val="22"/>
+          <w:szCs w:val="22"/>
+        </w:rPr>
+        <w:t xml:space="preserve">, y si </w:t>
+      </w:r>
+      <w:r>
+        <w:rPr>
+          <w:sz w:val="22"/>
+          <w:szCs w:val="22"/>
+        </w:rPr>
+        <w:t>no hay abandono a mitad de sesión.</w:t>
+      </w:r>
+    </w:p>
+    <w:p>
+      <w:pPr>
+        <w:pStyle w:val="Heading3"/>
         <w:jc w:val="both"/>
         <w:rPr>
           <w:i/>
@@ -2110,7 +2186,7 @@
           <w:sz w:val="22"/>
           <w:szCs w:val="22"/>
         </w:rPr>
-        <w:t xml:space="preserve">La dopamina funciona como señal de error de predicción y motor de plasticidad, y el premio resulta más efectivo que el castigo. AMI da </w:t>
+        <w:t xml:space="preserve">AMI da </w:t>
       </w:r>
       <w:proofErr w:type="spellStart"/>
       <w:r>
@@ -2156,7 +2232,7 @@
     </w:p>
     <w:p>
       <w:pPr>
-        <w:pStyle w:val="Ttulo3"/>
+        <w:pStyle w:val="Heading3"/>
         <w:jc w:val="both"/>
         <w:rPr>
           <w:i/>
@@ -2192,7 +2268,7 @@
           <w:sz w:val="22"/>
           <w:szCs w:val="22"/>
         </w:rPr>
-        <w:t xml:space="preserve">La motivación intrínseca sostiene el compromiso mejor que los premios o el miedo al castigo. AMI centra la progresión en la mascota propia </w:t>
+        <w:t xml:space="preserve">AMI centra la progresión en la mascota propia </w:t>
       </w:r>
       <w:r>
         <w:rPr>
@@ -2250,7 +2326,7 @@
     </w:p>
     <w:p>
       <w:pPr>
-        <w:pStyle w:val="Ttulo3"/>
+        <w:pStyle w:val="Heading3"/>
         <w:jc w:val="both"/>
         <w:rPr>
           <w:i/>
@@ -2286,15 +2362,7 @@
           <w:sz w:val="22"/>
           <w:szCs w:val="22"/>
         </w:rPr>
-        <w:t xml:space="preserve">La consolidación convierte el aprendizaje frágil en hábito estable y depende de constancia más que de intensidad puntual; el conocimiento nuevo se interconecta con el previo en lugar de acumularse en compartimentos aislados. En AMI esto está incorporado en el propio diseño de los niveles: el banco de palabras es acumulativo y solo usa letras ya vistas, de modo que cada palabra nueva reactiva varios sonidos anteriores a la vez. A eso se suma </w:t>
-      </w:r>
-      <w:r>
-        <w:rPr>
-          <w:sz w:val="22"/>
-          <w:szCs w:val="22"/>
-        </w:rPr>
-        <w:lastRenderedPageBreak/>
-        <w:t>una zona de Repaso, siempre disponible, que permite volver a cualquier sonido ya dominado.</w:t>
+        <w:t>La consolidación convierte el aprendizaje frágil en hábito estable y depende de constancia más que de intensidad puntual; el conocimiento nuevo se interconecta con el previo en lugar de acumularse en compartimentos aislados. En AMI esto está incorporado en el propio diseño de los niveles: el banco de palabras es acumulativo y solo usa letras ya vistas, de modo que cada palabra nueva reactiva varios sonidos anteriores a la vez. A eso se suma una zona de Repaso, siempre disponible, que permite volver a cualquier sonido ya dominado.</w:t>
       </w:r>
     </w:p>
     <w:p>
@@ -2324,7 +2392,7 @@
     </w:p>
     <w:p>
       <w:pPr>
-        <w:pStyle w:val="Ttulo2"/>
+        <w:pStyle w:val="Heading2"/>
         <w:jc w:val="both"/>
         <w:rPr>
           <w:b/>
@@ -2343,13 +2411,14 @@
           <w:sz w:val="24"/>
           <w:szCs w:val="24"/>
         </w:rPr>
+        <w:lastRenderedPageBreak/>
         <w:t>Las decisiones de memoria</w:t>
       </w:r>
       <w:bookmarkEnd w:id="8"/>
     </w:p>
     <w:p>
       <w:pPr>
-        <w:pStyle w:val="Ttulo3"/>
+        <w:pStyle w:val="Heading3"/>
         <w:jc w:val="both"/>
         <w:rPr>
           <w:i/>
@@ -2425,7 +2494,42 @@
           <w:sz w:val="22"/>
           <w:szCs w:val="22"/>
         </w:rPr>
-        <w:t>Grado y curso.</w:t>
+        <w:t xml:space="preserve">Información del colegio: </w:t>
+      </w:r>
+      <w:r>
+        <w:rPr>
+          <w:sz w:val="22"/>
+          <w:szCs w:val="22"/>
+        </w:rPr>
+        <w:t>Grado</w:t>
+      </w:r>
+      <w:r>
+        <w:rPr>
+          <w:sz w:val="22"/>
+          <w:szCs w:val="22"/>
+        </w:rPr>
+        <w:t>,</w:t>
+      </w:r>
+      <w:r>
+        <w:rPr>
+          <w:sz w:val="22"/>
+          <w:szCs w:val="22"/>
+        </w:rPr>
+        <w:t xml:space="preserve"> curso</w:t>
+      </w:r>
+      <w:r>
+        <w:rPr>
+          <w:sz w:val="22"/>
+          <w:szCs w:val="22"/>
+        </w:rPr>
+        <w:t>, e</w:t>
+      </w:r>
+      <w:r>
+        <w:rPr>
+          <w:sz w:val="22"/>
+          <w:szCs w:val="22"/>
+        </w:rPr>
+        <w:t>scuela y docente asignado.</w:t>
       </w:r>
     </w:p>
     <w:p>
@@ -2445,7 +2549,7 @@
           <w:sz w:val="22"/>
           <w:szCs w:val="22"/>
         </w:rPr>
-        <w:t>Escuela y docente asignado.</w:t>
+        <w:t>Un diagnóstico inicial de nivel, en forma de cuestionario.</w:t>
       </w:r>
     </w:p>
     <w:p>
@@ -2465,15 +2569,39 @@
           <w:sz w:val="22"/>
           <w:szCs w:val="22"/>
         </w:rPr>
-        <w:t>Un diagnóstico inicial de nivel, en forma de cuestionario.</w:t>
-      </w:r>
-    </w:p>
-    <w:p>
-      <w:pPr>
-        <w:numPr>
-          <w:ilvl w:val="0"/>
-          <w:numId w:val="6"/>
-        </w:numPr>
+        <w:t>Consentimiento para el uso de datos</w:t>
+      </w:r>
+      <w:r>
+        <w:rPr>
+          <w:sz w:val="22"/>
+          <w:szCs w:val="22"/>
+        </w:rPr>
+        <w:t xml:space="preserve"> y p</w:t>
+      </w:r>
+      <w:r>
+        <w:rPr>
+          <w:sz w:val="22"/>
+          <w:szCs w:val="22"/>
+        </w:rPr>
+        <w:t>ermiso</w:t>
+      </w:r>
+      <w:r>
+        <w:rPr>
+          <w:sz w:val="22"/>
+          <w:szCs w:val="22"/>
+        </w:rPr>
+        <w:t>s</w:t>
+      </w:r>
+      <w:r>
+        <w:rPr>
+          <w:sz w:val="22"/>
+          <w:szCs w:val="22"/>
+        </w:rPr>
+        <w:t xml:space="preserve"> de micrófono, para la verificación por audio.</w:t>
+      </w:r>
+    </w:p>
+    <w:p>
+      <w:pPr>
         <w:jc w:val="both"/>
         <w:rPr>
           <w:sz w:val="22"/>
@@ -2485,43 +2613,21 @@
           <w:sz w:val="22"/>
           <w:szCs w:val="22"/>
         </w:rPr>
-        <w:t>Consentimiento para el uso de datos.</w:t>
-      </w:r>
-    </w:p>
-    <w:p>
-      <w:pPr>
-        <w:numPr>
-          <w:ilvl w:val="0"/>
-          <w:numId w:val="6"/>
-        </w:numPr>
-        <w:jc w:val="both"/>
-        <w:rPr>
-          <w:sz w:val="22"/>
-          <w:szCs w:val="22"/>
-        </w:rPr>
-      </w:pPr>
-      <w:r>
-        <w:rPr>
-          <w:sz w:val="22"/>
-          <w:szCs w:val="22"/>
-        </w:rPr>
-        <w:t>Permiso de micrófono, necesario para la verificación por audio.</w:t>
-      </w:r>
-    </w:p>
-    <w:p>
-      <w:pPr>
-        <w:jc w:val="both"/>
-        <w:rPr>
-          <w:sz w:val="22"/>
-          <w:szCs w:val="22"/>
-        </w:rPr>
-      </w:pPr>
-      <w:r>
-        <w:rPr>
-          <w:sz w:val="22"/>
-          <w:szCs w:val="22"/>
-        </w:rPr>
-        <w:t xml:space="preserve">De esos seis pasos, ninguno sobrevive en su forma original. El </w:t>
+        <w:t>De es</w:t>
+      </w:r>
+      <w:r>
+        <w:rPr>
+          <w:sz w:val="22"/>
+          <w:szCs w:val="22"/>
+        </w:rPr>
+        <w:t xml:space="preserve">tos </w:t>
+      </w:r>
+      <w:r>
+        <w:rPr>
+          <w:sz w:val="22"/>
+          <w:szCs w:val="22"/>
+        </w:rPr>
+        <w:t xml:space="preserve">pasos, ninguno sobrevive en su forma original. El </w:t>
       </w:r>
       <w:r>
         <w:rPr>
@@ -2530,14 +2636,28 @@
           <w:sz w:val="22"/>
           <w:szCs w:val="22"/>
         </w:rPr>
-        <w:t>nombre real</w:t>
-      </w:r>
-      <w:r>
-        <w:rPr>
-          <w:sz w:val="22"/>
-          <w:szCs w:val="22"/>
-        </w:rPr>
-        <w:t xml:space="preserve"> se reemplaza por la elección de mascota: no aporta nada al aprendizaje y exige escribir, algo que un chico que recién se alfabetiza no puede resolver solo. El </w:t>
+        <w:t>nombre</w:t>
+      </w:r>
+      <w:r>
+        <w:rPr>
+          <w:sz w:val="22"/>
+          <w:szCs w:val="22"/>
+        </w:rPr>
+        <w:t xml:space="preserve"> se reemplaza por la elección de mascota: no aporta nada al aprendizaje y exige escribir, algo que un chico que recién se alfabetiza no puede resolver solo. </w:t>
+      </w:r>
+      <w:r>
+        <w:rPr>
+          <w:sz w:val="22"/>
+          <w:szCs w:val="22"/>
+        </w:rPr>
+        <w:t xml:space="preserve">La información del colegio </w:t>
+      </w:r>
+      <w:r>
+        <w:rPr>
+          <w:sz w:val="22"/>
+          <w:szCs w:val="22"/>
+        </w:rPr>
+        <w:t xml:space="preserve">se agrupa en un único código de clase que la seño entrega una sola vez. El </w:t>
       </w:r>
       <w:r>
         <w:rPr>
@@ -2546,14 +2666,42 @@
           <w:sz w:val="22"/>
           <w:szCs w:val="22"/>
         </w:rPr>
-        <w:t>grado, la escuela y el docente</w:t>
-      </w:r>
-      <w:r>
-        <w:rPr>
-          <w:sz w:val="22"/>
-          <w:szCs w:val="22"/>
-        </w:rPr>
-        <w:t xml:space="preserve"> se agrupan en un único código de clase que la seño entrega una sola vez, por ejemplo escrito en el pizarrón. El </w:t>
+        <w:t>diagnóstico</w:t>
+      </w:r>
+      <w:r>
+        <w:rPr>
+          <w:sz w:val="22"/>
+          <w:szCs w:val="22"/>
+        </w:rPr>
+        <w:t xml:space="preserve"> deja de ser un cuestionario aparte y se</w:t>
+      </w:r>
+      <w:r>
+        <w:rPr>
+          <w:sz w:val="22"/>
+          <w:szCs w:val="22"/>
+        </w:rPr>
+        <w:t xml:space="preserve"> combina</w:t>
+      </w:r>
+      <w:r>
+        <w:rPr>
+          <w:sz w:val="22"/>
+          <w:szCs w:val="22"/>
+        </w:rPr>
+        <w:t xml:space="preserve"> en la primera tarjeta jugable,</w:t>
+      </w:r>
+      <w:r>
+        <w:rPr>
+          <w:sz w:val="22"/>
+          <w:szCs w:val="22"/>
+        </w:rPr>
+        <w:t xml:space="preserve"> funcionando como calibración</w:t>
+      </w:r>
+      <w:r>
+        <w:rPr>
+          <w:sz w:val="22"/>
+          <w:szCs w:val="22"/>
+        </w:rPr>
+        <w:t xml:space="preserve">. El </w:t>
       </w:r>
       <w:r>
         <w:rPr>
@@ -2562,14 +2710,42 @@
           <w:sz w:val="22"/>
           <w:szCs w:val="22"/>
         </w:rPr>
-        <w:t>diagnóstico</w:t>
-      </w:r>
-      <w:r>
-        <w:rPr>
-          <w:sz w:val="22"/>
-          <w:szCs w:val="22"/>
-        </w:rPr>
-        <w:t xml:space="preserve"> deja de ser un cuestionario aparte y se incrusta en la primera tarjeta jugable, que funciona a la vez como calibración de nivel. El </w:t>
+        <w:t xml:space="preserve">consentimiento </w:t>
+      </w:r>
+      <w:r>
+        <w:rPr>
+          <w:sz w:val="22"/>
+          <w:szCs w:val="22"/>
+        </w:rPr>
+        <w:t>se resuelve a nivel institucional</w:t>
+      </w:r>
+      <w:r>
+        <w:rPr>
+          <w:sz w:val="22"/>
+          <w:szCs w:val="22"/>
+        </w:rPr>
+        <w:t xml:space="preserve"> </w:t>
+      </w:r>
+      <w:r>
+        <w:rPr>
+          <w:sz w:val="22"/>
+          <w:szCs w:val="22"/>
+        </w:rPr>
+        <w:t>entre la escuela y las familias</w:t>
+      </w:r>
+      <w:r>
+        <w:rPr>
+          <w:sz w:val="22"/>
+          <w:szCs w:val="22"/>
+        </w:rPr>
+        <w:t xml:space="preserve">. </w:t>
+      </w:r>
+      <w:r>
+        <w:rPr>
+          <w:sz w:val="22"/>
+          <w:szCs w:val="22"/>
+        </w:rPr>
+        <w:t xml:space="preserve">Y el </w:t>
       </w:r>
       <w:r>
         <w:rPr>
@@ -2578,14 +2754,107 @@
           <w:sz w:val="22"/>
           <w:szCs w:val="22"/>
         </w:rPr>
-        <w:t>consentimiento de datos</w:t>
-      </w:r>
-      <w:r>
-        <w:rPr>
-          <w:sz w:val="22"/>
-          <w:szCs w:val="22"/>
-        </w:rPr>
-        <w:t xml:space="preserve"> se resuelve a nivel institucional, una vez, entre la escuela y las familias, y no dentro del </w:t>
+        <w:t>permiso de micrófono</w:t>
+      </w:r>
+      <w:r>
+        <w:rPr>
+          <w:sz w:val="22"/>
+          <w:szCs w:val="22"/>
+        </w:rPr>
+        <w:t xml:space="preserve"> se difiere hasta justo antes del primer ejercicio de voz, para que el pedido tenga contexto.</w:t>
+      </w:r>
+    </w:p>
+    <w:p>
+      <w:pPr>
+        <w:jc w:val="both"/>
+        <w:rPr>
+          <w:sz w:val="22"/>
+          <w:szCs w:val="22"/>
+        </w:rPr>
+      </w:pPr>
+      <w:r>
+        <w:rPr>
+          <w:sz w:val="22"/>
+          <w:szCs w:val="22"/>
+        </w:rPr>
+        <w:t xml:space="preserve">Esto se justifica porque </w:t>
+      </w:r>
+      <w:r>
+        <w:rPr>
+          <w:sz w:val="22"/>
+          <w:szCs w:val="22"/>
+        </w:rPr>
+        <w:t xml:space="preserve">la memoria de trabajo </w:t>
+      </w:r>
+      <w:r>
+        <w:rPr>
+          <w:sz w:val="22"/>
+          <w:szCs w:val="22"/>
+        </w:rPr>
+        <w:t>infantil</w:t>
+      </w:r>
+      <w:r>
+        <w:rPr>
+          <w:sz w:val="22"/>
+          <w:szCs w:val="22"/>
+        </w:rPr>
+        <w:t xml:space="preserve"> </w:t>
+      </w:r>
+      <w:r>
+        <w:rPr>
+          <w:sz w:val="22"/>
+          <w:szCs w:val="22"/>
+        </w:rPr>
+        <w:t>es limitada, siendo el</w:t>
+      </w:r>
+      <w:r>
+        <w:rPr>
+          <w:sz w:val="22"/>
+          <w:szCs w:val="22"/>
+        </w:rPr>
+        <w:t xml:space="preserve"> cuello de botella del sistema, y gastarla en </w:t>
+      </w:r>
+      <w:r>
+        <w:rPr>
+          <w:sz w:val="22"/>
+          <w:szCs w:val="22"/>
+        </w:rPr>
+        <w:t>burocracia</w:t>
+      </w:r>
+      <w:r>
+        <w:rPr>
+          <w:sz w:val="22"/>
+          <w:szCs w:val="22"/>
+        </w:rPr>
+        <w:t xml:space="preserve"> garantiza el abandono. </w:t>
+      </w:r>
+      <w:r>
+        <w:rPr>
+          <w:sz w:val="22"/>
+          <w:szCs w:val="22"/>
+        </w:rPr>
+        <w:t>Además</w:t>
+      </w:r>
+      <w:r>
+        <w:rPr>
+          <w:sz w:val="22"/>
+          <w:szCs w:val="22"/>
+        </w:rPr>
+        <w:t xml:space="preserve">, </w:t>
+      </w:r>
+      <w:r>
+        <w:rPr>
+          <w:sz w:val="22"/>
+          <w:szCs w:val="22"/>
+        </w:rPr>
+        <w:t>e</w:t>
+      </w:r>
+      <w:r>
+        <w:rPr>
+          <w:sz w:val="22"/>
+          <w:szCs w:val="22"/>
+        </w:rPr>
+        <w:t xml:space="preserve">n un contexto real de aulas con </w:t>
       </w:r>
       <w:proofErr w:type="spellStart"/>
       <w:r>
@@ -2593,7 +2862,7 @@
           <w:sz w:val="22"/>
           <w:szCs w:val="22"/>
         </w:rPr>
-        <w:t>onboarding</w:t>
+        <w:t>tablets</w:t>
       </w:r>
       <w:proofErr w:type="spellEnd"/>
       <w:r>
@@ -2601,60 +2870,36 @@
           <w:sz w:val="22"/>
           <w:szCs w:val="22"/>
         </w:rPr>
-        <w:t xml:space="preserve"> de cada chico. Y el </w:t>
-      </w:r>
-      <w:r>
-        <w:rPr>
-          <w:b/>
-          <w:bCs/>
-          <w:sz w:val="22"/>
-          <w:szCs w:val="22"/>
-        </w:rPr>
-        <w:t>permiso de micrófono</w:t>
-      </w:r>
-      <w:r>
-        <w:rPr>
-          <w:sz w:val="22"/>
-          <w:szCs w:val="22"/>
-        </w:rPr>
-        <w:t xml:space="preserve"> se difiere hasta el momento exacto en que hace falta, justo antes del primer ejercicio de voz, para que el pedido tenga contexto y no se lea como una barrera de entrada.</w:t>
-      </w:r>
-    </w:p>
-    <w:p>
-      <w:pPr>
-        <w:jc w:val="both"/>
-        <w:rPr>
-          <w:sz w:val="22"/>
-          <w:szCs w:val="22"/>
-        </w:rPr>
-      </w:pPr>
-      <w:r>
-        <w:rPr>
-          <w:sz w:val="22"/>
-          <w:szCs w:val="22"/>
-        </w:rPr>
-        <w:t xml:space="preserve">La justificación es doble. Por un lado, la memoria de trabajo de un chico de seis o siete años tiene capacidad y duración muy bajas: es el cuello de botella de todo el sistema, y gastarla en pasos administrativos antes de empezar a jugar garantiza el abandono. Por otro, la condición real de uso es un aula con </w:t>
-      </w:r>
-      <w:proofErr w:type="spellStart"/>
-      <w:r>
-        <w:rPr>
-          <w:sz w:val="22"/>
-          <w:szCs w:val="22"/>
-        </w:rPr>
-        <w:t>tablets</w:t>
-      </w:r>
-      <w:proofErr w:type="spellEnd"/>
-      <w:r>
-        <w:rPr>
-          <w:sz w:val="22"/>
-          <w:szCs w:val="22"/>
-        </w:rPr>
-        <w:t xml:space="preserve"> compartidas y minutos contados dentro de la hora de clase, donde cada paso de fricción compite directamente contra el tiempo de práctica efectiva. Con código de clase, elección de mascota y primera tarjeta como diagnóstico, el chico llega a algo útil en menos de un minuto.</w:t>
-      </w:r>
-    </w:p>
-    <w:p>
-      <w:pPr>
-        <w:pStyle w:val="Ttulo3"/>
+        <w:t xml:space="preserve"> compartidas y tiempo contado</w:t>
+      </w:r>
+      <w:r>
+        <w:rPr>
+          <w:sz w:val="22"/>
+          <w:szCs w:val="22"/>
+        </w:rPr>
+        <w:t>,</w:t>
+      </w:r>
+      <w:r>
+        <w:t xml:space="preserve"> </w:t>
+      </w:r>
+      <w:r>
+        <w:rPr>
+          <w:sz w:val="22"/>
+          <w:szCs w:val="22"/>
+        </w:rPr>
+        <w:t>reducir la fricción permite que el chico llegue a la práctica efectiva en menos de un minuto</w:t>
+      </w:r>
+      <w:r>
+        <w:rPr>
+          <w:sz w:val="22"/>
+          <w:szCs w:val="22"/>
+        </w:rPr>
+        <w:t>. Con código de clase, elección de mascota y primera tarjeta como diagnóstico, el chico llega a algo útil en menos de un minuto.</w:t>
+      </w:r>
+    </w:p>
+    <w:p>
+      <w:pPr>
+        <w:pStyle w:val="Heading3"/>
         <w:jc w:val="both"/>
         <w:rPr>
           <w:i/>
@@ -2740,7 +2985,6 @@
           <w:sz w:val="22"/>
           <w:szCs w:val="22"/>
         </w:rPr>
-        <w:lastRenderedPageBreak/>
         <w:t xml:space="preserve">La </w:t>
       </w:r>
       <w:r>
@@ -2759,10 +3003,28 @@
         </w:rPr>
         <w:t xml:space="preserve"> son los niveles puramente ortográficos, donde el chico descubre que un sonido que ya domina puede escribirse de más de una forma: la C suave, el QU, la V frente a la B y, en el extremo, la H, la única letra sin sonido, donde la verificación por audio directamente no se puede usar. No hay nada nuevo que escuchar, solo una regla que memorizar, y eso es genuinamente menos gratificante. Por eso esa fricción se ubica siempre después del pico de la sesión, enmarcada como desafío opcional y no bloqueante: el chico ya tuvo su momento de éxito antes de enfrentar lo más árido.</w:t>
       </w:r>
-    </w:p>
-    <w:p>
-      <w:pPr>
-        <w:pStyle w:val="Ttulo2"/>
+      <w:bookmarkStart w:id="11" w:name="_Toc240748342"/>
+    </w:p>
+    <w:p>
+      <w:pPr>
+        <w:jc w:val="both"/>
+        <w:rPr>
+          <w:sz w:val="22"/>
+          <w:szCs w:val="22"/>
+        </w:rPr>
+      </w:pPr>
+      <w:r>
+        <w:rPr>
+          <w:b/>
+          <w:bCs/>
+        </w:rPr>
+        <w:t>Mockups</w:t>
+      </w:r>
+      <w:bookmarkEnd w:id="11"/>
+    </w:p>
+    <w:p>
+      <w:pPr>
+        <w:pStyle w:val="Heading2"/>
         <w:jc w:val="both"/>
         <w:rPr>
           <w:b/>
@@ -2772,7 +3034,7 @@
           <w:szCs w:val="24"/>
         </w:rPr>
       </w:pPr>
-      <w:bookmarkStart w:id="11" w:name="_Toc240748342"/>
+      <w:bookmarkStart w:id="12" w:name="_Toc240748343"/>
       <w:r>
         <w:rPr>
           <w:b/>
@@ -2781,13 +3043,51 @@
           <w:sz w:val="24"/>
           <w:szCs w:val="24"/>
         </w:rPr>
-        <w:t>Mockups</w:t>
-      </w:r>
-      <w:bookmarkEnd w:id="11"/>
-    </w:p>
-    <w:p>
-      <w:pPr>
-        <w:pStyle w:val="Ttulo2"/>
+        <w:lastRenderedPageBreak/>
+        <w:t>Cómo sabríamos si funciona</w:t>
+      </w:r>
+      <w:bookmarkEnd w:id="12"/>
+    </w:p>
+    <w:p>
+      <w:pPr>
+        <w:jc w:val="both"/>
+      </w:pPr>
+      <w:r>
+        <w:t xml:space="preserve">La métrica única es la </w:t>
+      </w:r>
+      <w:r>
+        <w:rPr>
+          <w:b/>
+          <w:bCs/>
+        </w:rPr>
+        <w:t>tasa de retención de fonemas a dos semanas</w:t>
+      </w:r>
+      <w:r>
+        <w:t>: el porcentaje de fonemas que el chico sigue reconociendo y pronunciando correctamente, cuando reaparecen en una tarjeta catorce días después de haberlos dominado por primera vez, sin haberlos practicado explícitamente en el medio.</w:t>
+      </w:r>
+    </w:p>
+    <w:p>
+      <w:pPr>
+        <w:jc w:val="both"/>
+      </w:pPr>
+      <w:r>
+        <w:t xml:space="preserve">La elegimos porque mide aprendizaje consolidado y no actividad. </w:t>
+      </w:r>
+      <w:r>
+        <w:t xml:space="preserve">La retención a dos semanas asegura que efectivamente ocurrió el reciclaje neuronal que promete la </w:t>
+      </w:r>
+      <w:proofErr w:type="gramStart"/>
+      <w:r>
+        <w:t>app</w:t>
+      </w:r>
+      <w:proofErr w:type="gramEnd"/>
+      <w:r>
+        <w:t xml:space="preserve"> y que el alumno aprendió. </w:t>
+      </w:r>
+    </w:p>
+    <w:p>
+      <w:pPr>
+        <w:pStyle w:val="Heading2"/>
         <w:jc w:val="both"/>
         <w:rPr>
           <w:b/>
@@ -2797,7 +3097,7 @@
           <w:szCs w:val="24"/>
         </w:rPr>
       </w:pPr>
-      <w:bookmarkStart w:id="12" w:name="_Toc240748343"/>
+      <w:bookmarkStart w:id="13" w:name="_Toc240748344"/>
       <w:r>
         <w:rPr>
           <w:b/>
@@ -2806,64 +3106,10 @@
           <w:sz w:val="24"/>
           <w:szCs w:val="24"/>
         </w:rPr>
-        <w:t>Cómo sabríamos si funciona</w:t>
-      </w:r>
-      <w:bookmarkEnd w:id="12"/>
-    </w:p>
-    <w:p>
-      <w:pPr>
-        <w:jc w:val="both"/>
-      </w:pPr>
-      <w:r>
-        <w:t xml:space="preserve">La métrica única es la </w:t>
-      </w:r>
-      <w:r>
-        <w:rPr>
-          <w:b/>
-          <w:bCs/>
-        </w:rPr>
-        <w:t>tasa de retención de fonemas a dos semanas</w:t>
-      </w:r>
-      <w:r>
-        <w:t>: el porcentaje de fonemas que el chico sigue reconociendo y pronunciando correctamente</w:t>
-      </w:r>
-      <w:r>
-        <w:t xml:space="preserve">, </w:t>
-      </w:r>
-      <w:r>
-        <w:t>verificado por audio</w:t>
-      </w:r>
-      <w:r>
-        <w:t xml:space="preserve">, </w:t>
-      </w:r>
-      <w:r>
-        <w:t>cuando reaparecen en una tarjeta catorce días después de haberlos dominado por primera vez, sin haberlos practicado explícitamente en el medio.</w:t>
-      </w:r>
-    </w:p>
-    <w:p>
-      <w:pPr>
-        <w:jc w:val="both"/>
-      </w:pPr>
-      <w:r>
-        <w:t>La elegimos porque mide aprendizaje consolidado y no actividad. Las métricas habituales de una app educativa</w:t>
-      </w:r>
-      <w:r>
-        <w:t xml:space="preserve">, </w:t>
-      </w:r>
-      <w:r>
-        <w:t>niveles completados, días de racha, minutos de uso</w:t>
-      </w:r>
-      <w:r>
-        <w:t xml:space="preserve">, </w:t>
-      </w:r>
-      <w:r>
-        <w:t>describen cuánto se usó el producto, no cuánto quedó en la cabeza del chico; un alumno puede completar todos los niveles y no retener nada. La retención a dos semanas, en cambio, solo sube si el reciclaje neuronal efectivamente ocurrió, que es exactamente lo que la app promete.</w:t>
-      </w:r>
-    </w:p>
-    <w:p>
-      <w:pPr>
-        <w:pStyle w:val="Ttulo2"/>
-        <w:jc w:val="both"/>
+        <w:t xml:space="preserve">La </w:t>
+      </w:r>
+      <w:proofErr w:type="gramStart"/>
+      <w:r>
         <w:rPr>
           <w:b/>
           <w:bCs/>
@@ -2871,8 +3117,9 @@
           <w:sz w:val="24"/>
           <w:szCs w:val="24"/>
         </w:rPr>
-      </w:pPr>
-      <w:bookmarkStart w:id="13" w:name="_Toc240748344"/>
+        <w:t>app</w:t>
+      </w:r>
+      <w:proofErr w:type="gramEnd"/>
       <w:r>
         <w:rPr>
           <w:b/>
@@ -2881,13 +3128,13 @@
           <w:sz w:val="24"/>
           <w:szCs w:val="24"/>
         </w:rPr>
-        <w:t>La app como instrumento de investigación</w:t>
+        <w:t xml:space="preserve"> como instrumento de investigación</w:t>
       </w:r>
       <w:bookmarkEnd w:id="13"/>
     </w:p>
     <w:p>
       <w:pPr>
-        <w:pStyle w:val="Ttulo2"/>
+        <w:pStyle w:val="Heading2"/>
         <w:jc w:val="both"/>
         <w:rPr>
           <w:b/>
@@ -2952,7 +3199,49 @@
           <w:sz w:val="22"/>
           <w:szCs w:val="22"/>
         </w:rPr>
-        <w:t>, la estructura completa del flujo: la tarjeta con imagen y sonido, la construcción por partes tocando elementos en orden, la verificación por voz y la progresión por niveles que se destraban de a uno. La diferencia está en la unidad de trabajo: donde Duolingo arma oraciones con palabras enteras, AMI arma palabras con fonemas aislados, que es el nivel al que opera la conciencia fonológica.</w:t>
+        <w:t xml:space="preserve">, la estructura completa del flujo: la tarjeta con imagen y sonido, la construcción por partes tocando elementos en orden, la verificación por voz y la progresión por niveles que se destraban de a uno. La diferencia </w:t>
+      </w:r>
+      <w:r>
+        <w:rPr>
+          <w:sz w:val="22"/>
+          <w:szCs w:val="22"/>
+        </w:rPr>
+        <w:t>radica en que</w:t>
+      </w:r>
+      <w:r>
+        <w:rPr>
+          <w:sz w:val="22"/>
+          <w:szCs w:val="22"/>
+        </w:rPr>
+        <w:t xml:space="preserve"> Duolingo arma oraciones con palabras enteras,</w:t>
+      </w:r>
+      <w:r>
+        <w:rPr>
+          <w:sz w:val="22"/>
+          <w:szCs w:val="22"/>
+        </w:rPr>
+        <w:t xml:space="preserve"> mientras que</w:t>
+      </w:r>
+      <w:r>
+        <w:rPr>
+          <w:sz w:val="22"/>
+          <w:szCs w:val="22"/>
+        </w:rPr>
+        <w:t xml:space="preserve"> AMI arma palabras con fonemas aislados, opera</w:t>
+      </w:r>
+      <w:r>
+        <w:rPr>
+          <w:sz w:val="22"/>
+          <w:szCs w:val="22"/>
+        </w:rPr>
+        <w:t>ndo</w:t>
+      </w:r>
+      <w:r>
+        <w:rPr>
+          <w:sz w:val="22"/>
+          <w:szCs w:val="22"/>
+        </w:rPr>
+        <w:t xml:space="preserve"> la conciencia fonológica.</w:t>
       </w:r>
     </w:p>
     <w:p>
@@ -3001,23 +3290,7 @@
           <w:sz w:val="22"/>
           <w:szCs w:val="22"/>
         </w:rPr>
-        <w:t xml:space="preserve"> (Ramírez, </w:t>
-      </w:r>
-      <w:proofErr w:type="spellStart"/>
-      <w:r>
-        <w:rPr>
-          <w:sz w:val="22"/>
-          <w:szCs w:val="22"/>
-        </w:rPr>
-        <w:t>Celi</w:t>
-      </w:r>
-      <w:proofErr w:type="spellEnd"/>
-      <w:r>
-        <w:rPr>
-          <w:sz w:val="22"/>
-          <w:szCs w:val="22"/>
-        </w:rPr>
-        <w:t xml:space="preserve"> y Zabala, 2025), el criterio de selección de palabras </w:t>
+        <w:t xml:space="preserve"> el criterio de selección de palabras </w:t>
       </w:r>
       <w:proofErr w:type="spellStart"/>
       <w:r>
@@ -3078,7 +3351,6 @@
           <w:sz w:val="22"/>
           <w:szCs w:val="22"/>
         </w:rPr>
-        <w:lastRenderedPageBreak/>
         <w:t>Lo propio es la combinación. Ni Duolingo ni /</w:t>
       </w:r>
       <w:proofErr w:type="spellStart"/>
@@ -4294,11 +4566,11 @@
     <w:name w:val="Normal"/>
     <w:qFormat/>
   </w:style>
-  <w:style w:type="paragraph" w:styleId="Ttulo1">
+  <w:style w:type="paragraph" w:styleId="Heading1">
     <w:name w:val="heading 1"/>
     <w:basedOn w:val="Normal"/>
     <w:next w:val="Normal"/>
-    <w:link w:val="Ttulo1Car"/>
+    <w:link w:val="Heading1Char"/>
     <w:uiPriority w:val="9"/>
     <w:qFormat/>
     <w:rsid w:val="00093140"/>
@@ -4315,11 +4587,11 @@
       <w:szCs w:val="40"/>
     </w:rPr>
   </w:style>
-  <w:style w:type="paragraph" w:styleId="Ttulo2">
+  <w:style w:type="paragraph" w:styleId="Heading2">
     <w:name w:val="heading 2"/>
     <w:basedOn w:val="Normal"/>
     <w:next w:val="Normal"/>
-    <w:link w:val="Ttulo2Car"/>
+    <w:link w:val="Heading2Char"/>
     <w:uiPriority w:val="9"/>
     <w:unhideWhenUsed/>
     <w:qFormat/>
@@ -4337,11 +4609,11 @@
       <w:szCs w:val="32"/>
     </w:rPr>
   </w:style>
-  <w:style w:type="paragraph" w:styleId="Ttulo3">
+  <w:style w:type="paragraph" w:styleId="Heading3">
     <w:name w:val="heading 3"/>
     <w:basedOn w:val="Normal"/>
     <w:next w:val="Normal"/>
-    <w:link w:val="Ttulo3Car"/>
+    <w:link w:val="Heading3Char"/>
     <w:uiPriority w:val="9"/>
     <w:unhideWhenUsed/>
     <w:qFormat/>
@@ -4359,11 +4631,11 @@
       <w:szCs w:val="28"/>
     </w:rPr>
   </w:style>
-  <w:style w:type="paragraph" w:styleId="Ttulo4">
+  <w:style w:type="paragraph" w:styleId="Heading4">
     <w:name w:val="heading 4"/>
     <w:basedOn w:val="Normal"/>
     <w:next w:val="Normal"/>
-    <w:link w:val="Ttulo4Car"/>
+    <w:link w:val="Heading4Char"/>
     <w:uiPriority w:val="9"/>
     <w:semiHidden/>
     <w:unhideWhenUsed/>
@@ -4382,11 +4654,11 @@
       <w:color w:val="0F4761" w:themeColor="accent1" w:themeShade="BF"/>
     </w:rPr>
   </w:style>
-  <w:style w:type="paragraph" w:styleId="Ttulo5">
+  <w:style w:type="paragraph" w:styleId="Heading5">
     <w:name w:val="heading 5"/>
     <w:basedOn w:val="Normal"/>
     <w:next w:val="Normal"/>
-    <w:link w:val="Ttulo5Car"/>
+    <w:link w:val="Heading5Char"/>
     <w:uiPriority w:val="9"/>
     <w:semiHidden/>
     <w:unhideWhenUsed/>
@@ -4403,11 +4675,11 @@
       <w:color w:val="0F4761" w:themeColor="accent1" w:themeShade="BF"/>
     </w:rPr>
   </w:style>
-  <w:style w:type="paragraph" w:styleId="Ttulo6">
+  <w:style w:type="paragraph" w:styleId="Heading6">
     <w:name w:val="heading 6"/>
     <w:basedOn w:val="Normal"/>
     <w:next w:val="Normal"/>
-    <w:link w:val="Ttulo6Car"/>
+    <w:link w:val="Heading6Char"/>
     <w:uiPriority w:val="9"/>
     <w:semiHidden/>
     <w:unhideWhenUsed/>
@@ -4426,11 +4698,11 @@
       <w:color w:val="595959" w:themeColor="text1" w:themeTint="A6"/>
     </w:rPr>
   </w:style>
-  <w:style w:type="paragraph" w:styleId="Ttulo7">
+  <w:style w:type="paragraph" w:styleId="Heading7">
     <w:name w:val="heading 7"/>
     <w:basedOn w:val="Normal"/>
     <w:next w:val="Normal"/>
-    <w:link w:val="Ttulo7Car"/>
+    <w:link w:val="Heading7Char"/>
     <w:uiPriority w:val="9"/>
     <w:semiHidden/>
     <w:unhideWhenUsed/>
@@ -4447,11 +4719,11 @@
       <w:color w:val="595959" w:themeColor="text1" w:themeTint="A6"/>
     </w:rPr>
   </w:style>
-  <w:style w:type="paragraph" w:styleId="Ttulo8">
+  <w:style w:type="paragraph" w:styleId="Heading8">
     <w:name w:val="heading 8"/>
     <w:basedOn w:val="Normal"/>
     <w:next w:val="Normal"/>
-    <w:link w:val="Ttulo8Car"/>
+    <w:link w:val="Heading8Char"/>
     <w:uiPriority w:val="9"/>
     <w:semiHidden/>
     <w:unhideWhenUsed/>
@@ -4470,11 +4742,11 @@
       <w:color w:val="272727" w:themeColor="text1" w:themeTint="D8"/>
     </w:rPr>
   </w:style>
-  <w:style w:type="paragraph" w:styleId="Ttulo9">
+  <w:style w:type="paragraph" w:styleId="Heading9">
     <w:name w:val="heading 9"/>
     <w:basedOn w:val="Normal"/>
     <w:next w:val="Normal"/>
-    <w:link w:val="Ttulo9Car"/>
+    <w:link w:val="Heading9Char"/>
     <w:uiPriority w:val="9"/>
     <w:semiHidden/>
     <w:unhideWhenUsed/>
@@ -4491,12 +4763,12 @@
       <w:color w:val="272727" w:themeColor="text1" w:themeTint="D8"/>
     </w:rPr>
   </w:style>
-  <w:style w:type="character" w:default="1" w:styleId="Fuentedeprrafopredeter">
+  <w:style w:type="character" w:default="1" w:styleId="DefaultParagraphFont">
     <w:name w:val="Default Paragraph Font"/>
     <w:uiPriority w:val="1"/>
     <w:unhideWhenUsed/>
   </w:style>
-  <w:style w:type="table" w:default="1" w:styleId="Tablanormal">
+  <w:style w:type="table" w:default="1" w:styleId="TableNormal">
     <w:name w:val="Normal Table"/>
     <w:uiPriority w:val="99"/>
     <w:semiHidden/>
@@ -4511,16 +4783,16 @@
       </w:tblCellMar>
     </w:tblPr>
   </w:style>
-  <w:style w:type="numbering" w:default="1" w:styleId="Sinlista">
+  <w:style w:type="numbering" w:default="1" w:styleId="NoList">
     <w:name w:val="No List"/>
     <w:uiPriority w:val="99"/>
     <w:semiHidden/>
     <w:unhideWhenUsed/>
   </w:style>
-  <w:style w:type="character" w:customStyle="1" w:styleId="Ttulo1Car">
-    <w:name w:val="Título 1 Car"/>
-    <w:basedOn w:val="Fuentedeprrafopredeter"/>
-    <w:link w:val="Ttulo1"/>
+  <w:style w:type="character" w:customStyle="1" w:styleId="Heading1Char">
+    <w:name w:val="Heading 1 Char"/>
+    <w:basedOn w:val="DefaultParagraphFont"/>
+    <w:link w:val="Heading1"/>
     <w:uiPriority w:val="9"/>
     <w:rsid w:val="00093140"/>
     <w:rPr>
@@ -4530,10 +4802,10 @@
       <w:szCs w:val="40"/>
     </w:rPr>
   </w:style>
-  <w:style w:type="character" w:customStyle="1" w:styleId="Ttulo2Car">
-    <w:name w:val="Título 2 Car"/>
-    <w:basedOn w:val="Fuentedeprrafopredeter"/>
-    <w:link w:val="Ttulo2"/>
+  <w:style w:type="character" w:customStyle="1" w:styleId="Heading2Char">
+    <w:name w:val="Heading 2 Char"/>
+    <w:basedOn w:val="DefaultParagraphFont"/>
+    <w:link w:val="Heading2"/>
     <w:uiPriority w:val="9"/>
     <w:rsid w:val="00093140"/>
     <w:rPr>
@@ -4543,10 +4815,10 @@
       <w:szCs w:val="32"/>
     </w:rPr>
   </w:style>
-  <w:style w:type="character" w:customStyle="1" w:styleId="Ttulo3Car">
-    <w:name w:val="Título 3 Car"/>
-    <w:basedOn w:val="Fuentedeprrafopredeter"/>
-    <w:link w:val="Ttulo3"/>
+  <w:style w:type="character" w:customStyle="1" w:styleId="Heading3Char">
+    <w:name w:val="Heading 3 Char"/>
+    <w:basedOn w:val="DefaultParagraphFont"/>
+    <w:link w:val="Heading3"/>
     <w:uiPriority w:val="9"/>
     <w:rsid w:val="00093140"/>
     <w:rPr>
@@ -4556,10 +4828,10 @@
       <w:szCs w:val="28"/>
     </w:rPr>
   </w:style>
-  <w:style w:type="character" w:customStyle="1" w:styleId="Ttulo4Car">
-    <w:name w:val="Título 4 Car"/>
-    <w:basedOn w:val="Fuentedeprrafopredeter"/>
-    <w:link w:val="Ttulo4"/>
+  <w:style w:type="character" w:customStyle="1" w:styleId="Heading4Char">
+    <w:name w:val="Heading 4 Char"/>
+    <w:basedOn w:val="DefaultParagraphFont"/>
+    <w:link w:val="Heading4"/>
     <w:uiPriority w:val="9"/>
     <w:semiHidden/>
     <w:rsid w:val="00093140"/>
@@ -4570,10 +4842,10 @@
       <w:color w:val="0F4761" w:themeColor="accent1" w:themeShade="BF"/>
     </w:rPr>
   </w:style>
-  <w:style w:type="character" w:customStyle="1" w:styleId="Ttulo5Car">
-    <w:name w:val="Título 5 Car"/>
-    <w:basedOn w:val="Fuentedeprrafopredeter"/>
-    <w:link w:val="Ttulo5"/>
+  <w:style w:type="character" w:customStyle="1" w:styleId="Heading5Char">
+    <w:name w:val="Heading 5 Char"/>
+    <w:basedOn w:val="DefaultParagraphFont"/>
+    <w:link w:val="Heading5"/>
     <w:uiPriority w:val="9"/>
     <w:semiHidden/>
     <w:rsid w:val="00093140"/>
@@ -4582,10 +4854,10 @@
       <w:color w:val="0F4761" w:themeColor="accent1" w:themeShade="BF"/>
     </w:rPr>
   </w:style>
-  <w:style w:type="character" w:customStyle="1" w:styleId="Ttulo6Car">
-    <w:name w:val="Título 6 Car"/>
-    <w:basedOn w:val="Fuentedeprrafopredeter"/>
-    <w:link w:val="Ttulo6"/>
+  <w:style w:type="character" w:customStyle="1" w:styleId="Heading6Char">
+    <w:name w:val="Heading 6 Char"/>
+    <w:basedOn w:val="DefaultParagraphFont"/>
+    <w:link w:val="Heading6"/>
     <w:uiPriority w:val="9"/>
     <w:semiHidden/>
     <w:rsid w:val="00093140"/>
@@ -4596,10 +4868,10 @@
       <w:color w:val="595959" w:themeColor="text1" w:themeTint="A6"/>
     </w:rPr>
   </w:style>
-  <w:style w:type="character" w:customStyle="1" w:styleId="Ttulo7Car">
-    <w:name w:val="Título 7 Car"/>
-    <w:basedOn w:val="Fuentedeprrafopredeter"/>
-    <w:link w:val="Ttulo7"/>
+  <w:style w:type="character" w:customStyle="1" w:styleId="Heading7Char">
+    <w:name w:val="Heading 7 Char"/>
+    <w:basedOn w:val="DefaultParagraphFont"/>
+    <w:link w:val="Heading7"/>
     <w:uiPriority w:val="9"/>
     <w:semiHidden/>
     <w:rsid w:val="00093140"/>
@@ -4608,10 +4880,10 @@
       <w:color w:val="595959" w:themeColor="text1" w:themeTint="A6"/>
     </w:rPr>
   </w:style>
-  <w:style w:type="character" w:customStyle="1" w:styleId="Ttulo8Car">
-    <w:name w:val="Título 8 Car"/>
-    <w:basedOn w:val="Fuentedeprrafopredeter"/>
-    <w:link w:val="Ttulo8"/>
+  <w:style w:type="character" w:customStyle="1" w:styleId="Heading8Char">
+    <w:name w:val="Heading 8 Char"/>
+    <w:basedOn w:val="DefaultParagraphFont"/>
+    <w:link w:val="Heading8"/>
     <w:uiPriority w:val="9"/>
     <w:semiHidden/>
     <w:rsid w:val="00093140"/>
@@ -4622,10 +4894,10 @@
       <w:color w:val="272727" w:themeColor="text1" w:themeTint="D8"/>
     </w:rPr>
   </w:style>
-  <w:style w:type="character" w:customStyle="1" w:styleId="Ttulo9Car">
-    <w:name w:val="Título 9 Car"/>
-    <w:basedOn w:val="Fuentedeprrafopredeter"/>
-    <w:link w:val="Ttulo9"/>
+  <w:style w:type="character" w:customStyle="1" w:styleId="Heading9Char">
+    <w:name w:val="Heading 9 Char"/>
+    <w:basedOn w:val="DefaultParagraphFont"/>
+    <w:link w:val="Heading9"/>
     <w:uiPriority w:val="9"/>
     <w:semiHidden/>
     <w:rsid w:val="00093140"/>
@@ -4634,11 +4906,11 @@
       <w:color w:val="272727" w:themeColor="text1" w:themeTint="D8"/>
     </w:rPr>
   </w:style>
-  <w:style w:type="paragraph" w:styleId="Ttulo">
+  <w:style w:type="paragraph" w:styleId="Title">
     <w:name w:val="Title"/>
     <w:basedOn w:val="Normal"/>
     <w:next w:val="Normal"/>
-    <w:link w:val="TtuloCar"/>
+    <w:link w:val="TitleChar"/>
     <w:uiPriority w:val="10"/>
     <w:qFormat/>
     <w:rsid w:val="00093140"/>
@@ -4654,10 +4926,10 @@
       <w:szCs w:val="56"/>
     </w:rPr>
   </w:style>
-  <w:style w:type="character" w:customStyle="1" w:styleId="TtuloCar">
-    <w:name w:val="Título Car"/>
-    <w:basedOn w:val="Fuentedeprrafopredeter"/>
-    <w:link w:val="Ttulo"/>
+  <w:style w:type="character" w:customStyle="1" w:styleId="TitleChar">
+    <w:name w:val="Title Char"/>
+    <w:basedOn w:val="DefaultParagraphFont"/>
+    <w:link w:val="Title"/>
     <w:uiPriority w:val="10"/>
     <w:rsid w:val="00093140"/>
     <w:rPr>
@@ -4668,11 +4940,11 @@
       <w:szCs w:val="56"/>
     </w:rPr>
   </w:style>
-  <w:style w:type="paragraph" w:styleId="Subttulo">
+  <w:style w:type="paragraph" w:styleId="Subtitle">
     <w:name w:val="Subtitle"/>
     <w:basedOn w:val="Normal"/>
     <w:next w:val="Normal"/>
-    <w:link w:val="SubttuloCar"/>
+    <w:link w:val="SubtitleChar"/>
     <w:uiPriority w:val="11"/>
     <w:qFormat/>
     <w:rsid w:val="00093140"/>
@@ -4689,10 +4961,10 @@
       <w:szCs w:val="28"/>
     </w:rPr>
   </w:style>
-  <w:style w:type="character" w:customStyle="1" w:styleId="SubttuloCar">
-    <w:name w:val="Subtítulo Car"/>
-    <w:basedOn w:val="Fuentedeprrafopredeter"/>
-    <w:link w:val="Subttulo"/>
+  <w:style w:type="character" w:customStyle="1" w:styleId="SubtitleChar">
+    <w:name w:val="Subtitle Char"/>
+    <w:basedOn w:val="DefaultParagraphFont"/>
+    <w:link w:val="Subtitle"/>
     <w:uiPriority w:val="11"/>
     <w:rsid w:val="00093140"/>
     <w:rPr>
@@ -4703,11 +4975,11 @@
       <w:szCs w:val="28"/>
     </w:rPr>
   </w:style>
-  <w:style w:type="paragraph" w:styleId="Cita">
+  <w:style w:type="paragraph" w:styleId="Quote">
     <w:name w:val="Quote"/>
     <w:basedOn w:val="Normal"/>
     <w:next w:val="Normal"/>
-    <w:link w:val="CitaCar"/>
+    <w:link w:val="QuoteChar"/>
     <w:uiPriority w:val="29"/>
     <w:qFormat/>
     <w:rsid w:val="00093140"/>
@@ -4721,10 +4993,10 @@
       <w:color w:val="404040" w:themeColor="text1" w:themeTint="BF"/>
     </w:rPr>
   </w:style>
-  <w:style w:type="character" w:customStyle="1" w:styleId="CitaCar">
-    <w:name w:val="Cita Car"/>
-    <w:basedOn w:val="Fuentedeprrafopredeter"/>
-    <w:link w:val="Cita"/>
+  <w:style w:type="character" w:customStyle="1" w:styleId="QuoteChar">
+    <w:name w:val="Quote Char"/>
+    <w:basedOn w:val="DefaultParagraphFont"/>
+    <w:link w:val="Quote"/>
     <w:uiPriority w:val="29"/>
     <w:rsid w:val="00093140"/>
     <w:rPr>
@@ -4733,7 +5005,7 @@
       <w:color w:val="404040" w:themeColor="text1" w:themeTint="BF"/>
     </w:rPr>
   </w:style>
-  <w:style w:type="paragraph" w:styleId="Prrafodelista">
+  <w:style w:type="paragraph" w:styleId="ListParagraph">
     <w:name w:val="List Paragraph"/>
     <w:basedOn w:val="Normal"/>
     <w:uiPriority w:val="34"/>
@@ -4744,9 +5016,9 @@
       <w:contextualSpacing/>
     </w:pPr>
   </w:style>
-  <w:style w:type="character" w:styleId="nfasisintenso">
+  <w:style w:type="character" w:styleId="IntenseEmphasis">
     <w:name w:val="Intense Emphasis"/>
-    <w:basedOn w:val="Fuentedeprrafopredeter"/>
+    <w:basedOn w:val="DefaultParagraphFont"/>
     <w:uiPriority w:val="21"/>
     <w:qFormat/>
     <w:rsid w:val="00093140"/>
@@ -4756,11 +5028,11 @@
       <w:color w:val="0F4761" w:themeColor="accent1" w:themeShade="BF"/>
     </w:rPr>
   </w:style>
-  <w:style w:type="paragraph" w:styleId="Citadestacada">
+  <w:style w:type="paragraph" w:styleId="IntenseQuote">
     <w:name w:val="Intense Quote"/>
     <w:basedOn w:val="Normal"/>
     <w:next w:val="Normal"/>
-    <w:link w:val="CitadestacadaCar"/>
+    <w:link w:val="IntenseQuoteChar"/>
     <w:uiPriority w:val="30"/>
     <w:qFormat/>
     <w:rsid w:val="00093140"/>
@@ -4779,10 +5051,10 @@
       <w:color w:val="0F4761" w:themeColor="accent1" w:themeShade="BF"/>
     </w:rPr>
   </w:style>
-  <w:style w:type="character" w:customStyle="1" w:styleId="CitadestacadaCar">
-    <w:name w:val="Cita destacada Car"/>
-    <w:basedOn w:val="Fuentedeprrafopredeter"/>
-    <w:link w:val="Citadestacada"/>
+  <w:style w:type="character" w:customStyle="1" w:styleId="IntenseQuoteChar">
+    <w:name w:val="Intense Quote Char"/>
+    <w:basedOn w:val="DefaultParagraphFont"/>
+    <w:link w:val="IntenseQuote"/>
     <w:uiPriority w:val="30"/>
     <w:rsid w:val="00093140"/>
     <w:rPr>
@@ -4791,9 +5063,9 @@
       <w:color w:val="0F4761" w:themeColor="accent1" w:themeShade="BF"/>
     </w:rPr>
   </w:style>
-  <w:style w:type="character" w:styleId="Referenciaintensa">
+  <w:style w:type="character" w:styleId="IntenseReference">
     <w:name w:val="Intense Reference"/>
-    <w:basedOn w:val="Fuentedeprrafopredeter"/>
+    <w:basedOn w:val="DefaultParagraphFont"/>
     <w:uiPriority w:val="32"/>
     <w:qFormat/>
     <w:rsid w:val="00093140"/>
@@ -4805,9 +5077,9 @@
       <w:spacing w:val="5"/>
     </w:rPr>
   </w:style>
-  <w:style w:type="character" w:styleId="Hipervnculo">
+  <w:style w:type="character" w:styleId="Hyperlink">
     <w:name w:val="Hyperlink"/>
-    <w:basedOn w:val="Fuentedeprrafopredeter"/>
+    <w:basedOn w:val="DefaultParagraphFont"/>
     <w:uiPriority w:val="99"/>
     <w:unhideWhenUsed/>
     <w:rsid w:val="00093140"/>
@@ -4816,9 +5088,9 @@
       <w:u w:val="single"/>
     </w:rPr>
   </w:style>
-  <w:style w:type="character" w:styleId="Mencinsinresolver">
+  <w:style w:type="character" w:styleId="UnresolvedMention">
     <w:name w:val="Unresolved Mention"/>
-    <w:basedOn w:val="Fuentedeprrafopredeter"/>
+    <w:basedOn w:val="DefaultParagraphFont"/>
     <w:uiPriority w:val="99"/>
     <w:semiHidden/>
     <w:unhideWhenUsed/>
@@ -4828,9 +5100,9 @@
       <w:shd w:val="clear" w:color="auto" w:fill="E1DFDD"/>
     </w:rPr>
   </w:style>
-  <w:style w:type="paragraph" w:styleId="TtuloTDC">
+  <w:style w:type="paragraph" w:styleId="TOCHeading">
     <w:name w:val="TOC Heading"/>
-    <w:basedOn w:val="Ttulo1"/>
+    <w:basedOn w:val="Heading1"/>
     <w:next w:val="Normal"/>
     <w:uiPriority w:val="39"/>
     <w:unhideWhenUsed/>
@@ -4848,7 +5120,7 @@
       <w14:ligatures w14:val="none"/>
     </w:rPr>
   </w:style>
-  <w:style w:type="paragraph" w:styleId="TDC2">
+  <w:style w:type="paragraph" w:styleId="TOC2">
     <w:name w:val="toc 2"/>
     <w:basedOn w:val="Normal"/>
     <w:next w:val="Normal"/>
@@ -4861,7 +5133,7 @@
       <w:ind w:left="240"/>
     </w:pPr>
   </w:style>
-  <w:style w:type="paragraph" w:styleId="TDC3">
+  <w:style w:type="paragraph" w:styleId="TOC3">
     <w:name w:val="toc 3"/>
     <w:basedOn w:val="Normal"/>
     <w:next w:val="Normal"/>

--- a/app educativa.docx
+++ b/app educativa.docx
@@ -176,7 +176,23 @@
           <w:sz w:val="28"/>
           <w:szCs w:val="28"/>
         </w:rPr>
-        <w:t xml:space="preserve">De los Santos, Estevez Castellano, Hsieh, Jeifetz y </w:t>
+        <w:t xml:space="preserve">De los Santos, Estevez Castellano, Hsieh, </w:t>
+      </w:r>
+      <w:proofErr w:type="spellStart"/>
+      <w:r>
+        <w:rPr>
+          <w:sz w:val="28"/>
+          <w:szCs w:val="28"/>
+        </w:rPr>
+        <w:t>Jeifetz</w:t>
+      </w:r>
+      <w:proofErr w:type="spellEnd"/>
+      <w:r>
+        <w:rPr>
+          <w:sz w:val="28"/>
+          <w:szCs w:val="28"/>
+        </w:rPr>
+        <w:t xml:space="preserve"> y </w:t>
       </w:r>
       <w:proofErr w:type="spellStart"/>
       <w:r>
@@ -285,7 +301,7 @@
       <w:sdtContent>
         <w:p>
           <w:pPr>
-            <w:pStyle w:val="TtuloTDC"/>
+            <w:pStyle w:val="TOCHeading"/>
             <w:rPr>
               <w:color w:val="auto"/>
               <w:sz w:val="36"/>
@@ -304,7 +320,7 @@
         </w:p>
         <w:p>
           <w:pPr>
-            <w:pStyle w:val="TDC2"/>
+            <w:pStyle w:val="TOC2"/>
             <w:tabs>
               <w:tab w:val="right" w:leader="dot" w:pos="8494"/>
             </w:tabs>
@@ -326,7 +342,7 @@
           <w:hyperlink w:anchor="_Toc240891398" w:history="1">
             <w:r>
               <w:rPr>
-                <w:rStyle w:val="Hipervnculo"/>
+                <w:rStyle w:val="Hyperlink"/>
                 <w:b/>
                 <w:bCs/>
                 <w:noProof/>
@@ -385,7 +401,7 @@
         </w:p>
         <w:p>
           <w:pPr>
-            <w:pStyle w:val="TDC3"/>
+            <w:pStyle w:val="TOC3"/>
             <w:rPr>
               <w:rFonts w:eastAsiaTheme="minorEastAsia"/>
               <w:lang w:eastAsia="es-AR"/>
@@ -394,7 +410,7 @@
           <w:hyperlink w:anchor="_Toc240891399" w:history="1">
             <w:r>
               <w:rPr>
-                <w:rStyle w:val="Hipervnculo"/>
+                <w:rStyle w:val="Hyperlink"/>
               </w:rPr>
               <w:t>Público objetivo</w:t>
             </w:r>
@@ -443,7 +459,7 @@
         </w:p>
         <w:p>
           <w:pPr>
-            <w:pStyle w:val="TDC3"/>
+            <w:pStyle w:val="TOC3"/>
             <w:rPr>
               <w:rFonts w:eastAsiaTheme="minorEastAsia"/>
               <w:lang w:eastAsia="es-AR"/>
@@ -452,7 +468,7 @@
           <w:hyperlink w:anchor="_Toc240891400" w:history="1">
             <w:r>
               <w:rPr>
-                <w:rStyle w:val="Hipervnculo"/>
+                <w:rStyle w:val="Hyperlink"/>
               </w:rPr>
               <w:t>Por qué hoy fracasa</w:t>
             </w:r>
@@ -501,7 +517,7 @@
         </w:p>
         <w:p>
           <w:pPr>
-            <w:pStyle w:val="TDC3"/>
+            <w:pStyle w:val="TOC3"/>
             <w:rPr>
               <w:rFonts w:eastAsiaTheme="minorEastAsia"/>
               <w:lang w:eastAsia="es-AR"/>
@@ -510,7 +526,7 @@
           <w:hyperlink w:anchor="_Toc240891401" w:history="1">
             <w:r>
               <w:rPr>
-                <w:rStyle w:val="Hipervnculo"/>
+                <w:rStyle w:val="Hyperlink"/>
               </w:rPr>
               <w:t>AMI: qué hace y por qué se llama así</w:t>
             </w:r>
@@ -559,7 +575,7 @@
         </w:p>
         <w:p>
           <w:pPr>
-            <w:pStyle w:val="TDC2"/>
+            <w:pStyle w:val="TOC2"/>
             <w:tabs>
               <w:tab w:val="right" w:leader="dot" w:pos="8494"/>
             </w:tabs>
@@ -572,7 +588,7 @@
           <w:hyperlink w:anchor="_Toc240891402" w:history="1">
             <w:r>
               <w:rPr>
-                <w:rStyle w:val="Hipervnculo"/>
+                <w:rStyle w:val="Hyperlink"/>
                 <w:b/>
                 <w:bCs/>
                 <w:noProof/>
@@ -631,7 +647,7 @@
         </w:p>
         <w:p>
           <w:pPr>
-            <w:pStyle w:val="TDC3"/>
+            <w:pStyle w:val="TOC3"/>
             <w:rPr>
               <w:rFonts w:eastAsiaTheme="minorEastAsia"/>
               <w:lang w:eastAsia="es-AR"/>
@@ -640,7 +656,7 @@
           <w:hyperlink w:anchor="_Toc240891403" w:history="1">
             <w:r>
               <w:rPr>
-                <w:rStyle w:val="Hipervnculo"/>
+                <w:rStyle w:val="Hyperlink"/>
                 <w:color w:val="auto"/>
               </w:rPr>
               <w:t>Atención y práctica deliberada</w:t>
@@ -690,7 +706,7 @@
         </w:p>
         <w:p>
           <w:pPr>
-            <w:pStyle w:val="TDC3"/>
+            <w:pStyle w:val="TOC3"/>
             <w:rPr>
               <w:rFonts w:eastAsiaTheme="minorEastAsia"/>
               <w:lang w:eastAsia="es-AR"/>
@@ -699,7 +715,7 @@
           <w:hyperlink w:anchor="_Toc240891404" w:history="1">
             <w:r>
               <w:rPr>
-                <w:rStyle w:val="Hipervnculo"/>
+                <w:rStyle w:val="Hyperlink"/>
               </w:rPr>
               <w:t>Feedback constructivo</w:t>
             </w:r>
@@ -748,7 +764,7 @@
         </w:p>
         <w:p>
           <w:pPr>
-            <w:pStyle w:val="TDC3"/>
+            <w:pStyle w:val="TOC3"/>
             <w:rPr>
               <w:rFonts w:eastAsiaTheme="minorEastAsia"/>
               <w:lang w:eastAsia="es-AR"/>
@@ -757,7 +773,7 @@
           <w:hyperlink w:anchor="_Toc240891405" w:history="1">
             <w:r>
               <w:rPr>
-                <w:rStyle w:val="Hipervnculo"/>
+                <w:rStyle w:val="Hyperlink"/>
               </w:rPr>
               <w:t>Motivación intrínseca vs extrínseca</w:t>
             </w:r>
@@ -806,7 +822,7 @@
         </w:p>
         <w:p>
           <w:pPr>
-            <w:pStyle w:val="TDC3"/>
+            <w:pStyle w:val="TOC3"/>
             <w:rPr>
               <w:rFonts w:eastAsiaTheme="minorEastAsia"/>
               <w:lang w:eastAsia="es-AR"/>
@@ -815,7 +831,7 @@
           <w:hyperlink w:anchor="_Toc240891406" w:history="1">
             <w:r>
               <w:rPr>
-                <w:rStyle w:val="Hipervnculo"/>
+                <w:rStyle w:val="Hyperlink"/>
               </w:rPr>
               <w:t>Consolidación y naturaleza multiplicativa del conocimiento</w:t>
             </w:r>
@@ -864,7 +880,7 @@
         </w:p>
         <w:p>
           <w:pPr>
-            <w:pStyle w:val="TDC2"/>
+            <w:pStyle w:val="TOC2"/>
             <w:tabs>
               <w:tab w:val="right" w:leader="dot" w:pos="8494"/>
             </w:tabs>
@@ -877,7 +893,7 @@
           <w:hyperlink w:anchor="_Toc240891407" w:history="1">
             <w:r>
               <w:rPr>
-                <w:rStyle w:val="Hipervnculo"/>
+                <w:rStyle w:val="Hyperlink"/>
                 <w:b/>
                 <w:bCs/>
                 <w:noProof/>
@@ -936,7 +952,7 @@
         </w:p>
         <w:p>
           <w:pPr>
-            <w:pStyle w:val="TDC3"/>
+            <w:pStyle w:val="TOC3"/>
             <w:rPr>
               <w:rFonts w:eastAsiaTheme="minorEastAsia"/>
               <w:lang w:eastAsia="es-AR"/>
@@ -945,7 +961,7 @@
           <w:hyperlink w:anchor="_Toc240891408" w:history="1">
             <w:r>
               <w:rPr>
-                <w:rStyle w:val="Hipervnculo"/>
+                <w:rStyle w:val="Hyperlink"/>
               </w:rPr>
               <w:t>El costo de entrada</w:t>
             </w:r>
@@ -994,7 +1010,7 @@
         </w:p>
         <w:p>
           <w:pPr>
-            <w:pStyle w:val="TDC3"/>
+            <w:pStyle w:val="TOC3"/>
             <w:rPr>
               <w:rFonts w:eastAsiaTheme="minorEastAsia"/>
               <w:lang w:eastAsia="es-AR"/>
@@ -1003,7 +1019,7 @@
           <w:hyperlink w:anchor="_Toc240891409" w:history="1">
             <w:r>
               <w:rPr>
-                <w:rStyle w:val="Hipervnculo"/>
+                <w:rStyle w:val="Hyperlink"/>
               </w:rPr>
               <w:t>El pico y el final</w:t>
             </w:r>
@@ -1052,7 +1068,7 @@
         </w:p>
         <w:p>
           <w:pPr>
-            <w:pStyle w:val="TDC2"/>
+            <w:pStyle w:val="TOC2"/>
             <w:tabs>
               <w:tab w:val="right" w:leader="dot" w:pos="8494"/>
             </w:tabs>
@@ -1065,7 +1081,7 @@
           <w:hyperlink w:anchor="_Toc240891410" w:history="1">
             <w:r>
               <w:rPr>
-                <w:rStyle w:val="Hipervnculo"/>
+                <w:rStyle w:val="Hyperlink"/>
                 <w:b/>
                 <w:bCs/>
                 <w:noProof/>
@@ -1124,7 +1140,7 @@
         </w:p>
         <w:p>
           <w:pPr>
-            <w:pStyle w:val="TDC2"/>
+            <w:pStyle w:val="TOC2"/>
             <w:tabs>
               <w:tab w:val="right" w:leader="dot" w:pos="8494"/>
             </w:tabs>
@@ -1137,7 +1153,7 @@
           <w:hyperlink w:anchor="_Toc240891411" w:history="1">
             <w:r>
               <w:rPr>
-                <w:rStyle w:val="Hipervnculo"/>
+                <w:rStyle w:val="Hyperlink"/>
                 <w:b/>
                 <w:bCs/>
                 <w:noProof/>
@@ -1183,7 +1199,7 @@
                 <w:noProof/>
                 <w:webHidden/>
               </w:rPr>
-              <w:t>7</w:t>
+              <w:t>6</w:t>
             </w:r>
             <w:r>
               <w:rPr>
@@ -1196,7 +1212,7 @@
         </w:p>
         <w:p>
           <w:pPr>
-            <w:pStyle w:val="TDC2"/>
+            <w:pStyle w:val="TOC2"/>
             <w:tabs>
               <w:tab w:val="right" w:leader="dot" w:pos="8494"/>
             </w:tabs>
@@ -1209,7 +1225,7 @@
           <w:hyperlink w:anchor="_Toc240891412" w:history="1">
             <w:r>
               <w:rPr>
-                <w:rStyle w:val="Hipervnculo"/>
+                <w:rStyle w:val="Hyperlink"/>
                 <w:b/>
                 <w:bCs/>
                 <w:noProof/>
@@ -1268,7 +1284,7 @@
         </w:p>
         <w:p>
           <w:pPr>
-            <w:pStyle w:val="TDC2"/>
+            <w:pStyle w:val="TOC2"/>
             <w:tabs>
               <w:tab w:val="right" w:leader="dot" w:pos="8494"/>
             </w:tabs>
@@ -1281,7 +1297,7 @@
           <w:hyperlink w:anchor="_Toc240891413" w:history="1">
             <w:r>
               <w:rPr>
-                <w:rStyle w:val="Hipervnculo"/>
+                <w:rStyle w:val="Hyperlink"/>
                 <w:b/>
                 <w:bCs/>
                 <w:noProof/>
@@ -1327,7 +1343,7 @@
                 <w:noProof/>
                 <w:webHidden/>
               </w:rPr>
-              <w:t>8</w:t>
+              <w:t>7</w:t>
             </w:r>
             <w:r>
               <w:rPr>
@@ -1456,7 +1472,7 @@
     </w:p>
     <w:p>
       <w:pPr>
-        <w:pStyle w:val="Ttulo2"/>
+        <w:pStyle w:val="Heading2"/>
         <w:jc w:val="both"/>
         <w:rPr>
           <w:b/>
@@ -1482,7 +1498,7 @@
     </w:p>
     <w:p>
       <w:pPr>
-        <w:pStyle w:val="Ttulo3"/>
+        <w:pStyle w:val="Heading3"/>
         <w:jc w:val="both"/>
         <w:rPr>
           <w:i/>
@@ -1527,7 +1543,23 @@
           <w:sz w:val="22"/>
           <w:szCs w:val="22"/>
         </w:rPr>
-        <w:t xml:space="preserve"> de primer grado (6-7 años) que ya reciben instrucción fonológica del docente pero no tienen dónde practicarla de forma individual y frecuente. La primera versión apunta a </w:t>
+        <w:t xml:space="preserve"> de primer grado (6-7 años) que ya reciben instrucción fonológica del </w:t>
+      </w:r>
+      <w:proofErr w:type="gramStart"/>
+      <w:r>
+        <w:rPr>
+          <w:sz w:val="22"/>
+          <w:szCs w:val="22"/>
+        </w:rPr>
+        <w:t>docente</w:t>
+      </w:r>
+      <w:proofErr w:type="gramEnd"/>
+      <w:r>
+        <w:rPr>
+          <w:sz w:val="22"/>
+          <w:szCs w:val="22"/>
+        </w:rPr>
+        <w:t xml:space="preserve"> pero no tienen dónde practicarla de forma individual y frecuente. La primera versión apunta a </w:t>
       </w:r>
       <w:r>
         <w:rPr>
@@ -1576,7 +1608,7 @@
     </w:p>
     <w:p>
       <w:pPr>
-        <w:pStyle w:val="Ttulo3"/>
+        <w:pStyle w:val="Heading3"/>
         <w:jc w:val="both"/>
         <w:rPr>
           <w:i/>
@@ -1793,7 +1825,7 @@
     </w:p>
     <w:p>
       <w:pPr>
-        <w:pStyle w:val="Ttulo3"/>
+        <w:pStyle w:val="Heading3"/>
         <w:jc w:val="both"/>
         <w:rPr>
           <w:i/>
@@ -1882,7 +1914,7 @@
     </w:p>
     <w:p>
       <w:pPr>
-        <w:pStyle w:val="Ttulo2"/>
+        <w:pStyle w:val="Heading2"/>
         <w:jc w:val="both"/>
         <w:rPr>
           <w:b/>
@@ -1924,7 +1956,7 @@
     </w:p>
     <w:p>
       <w:pPr>
-        <w:pStyle w:val="Ttulo3"/>
+        <w:pStyle w:val="Heading3"/>
         <w:rPr>
           <w:i/>
           <w:iCs/>
@@ -2031,7 +2063,7 @@
     </w:p>
     <w:p>
       <w:pPr>
-        <w:pStyle w:val="Ttulo3"/>
+        <w:pStyle w:val="Heading3"/>
         <w:jc w:val="both"/>
         <w:rPr>
           <w:i/>
@@ -2125,7 +2157,7 @@
     </w:p>
     <w:p>
       <w:pPr>
-        <w:pStyle w:val="Ttulo3"/>
+        <w:pStyle w:val="Heading3"/>
         <w:jc w:val="both"/>
         <w:rPr>
           <w:i/>
@@ -2219,7 +2251,7 @@
     </w:p>
     <w:p>
       <w:pPr>
-        <w:pStyle w:val="Ttulo3"/>
+        <w:pStyle w:val="Heading3"/>
         <w:jc w:val="both"/>
         <w:rPr>
           <w:i/>
@@ -2285,7 +2317,7 @@
     </w:p>
     <w:p>
       <w:pPr>
-        <w:pStyle w:val="Ttulo2"/>
+        <w:pStyle w:val="Heading2"/>
         <w:jc w:val="both"/>
         <w:rPr>
           <w:b/>
@@ -2311,7 +2343,7 @@
     </w:p>
     <w:p>
       <w:pPr>
-        <w:pStyle w:val="Ttulo3"/>
+        <w:pStyle w:val="Heading3"/>
         <w:jc w:val="both"/>
         <w:rPr>
           <w:i/>
@@ -2747,7 +2779,7 @@
     </w:p>
     <w:p>
       <w:pPr>
-        <w:pStyle w:val="Ttulo3"/>
+        <w:pStyle w:val="Heading3"/>
         <w:jc w:val="both"/>
         <w:rPr>
           <w:i/>
@@ -2854,7 +2886,7 @@
     </w:p>
     <w:p>
       <w:pPr>
-        <w:pStyle w:val="Ttulo2"/>
+        <w:pStyle w:val="Heading2"/>
         <w:rPr>
           <w:b/>
           <w:bCs/>
@@ -2885,27 +2917,41 @@
         </w:rPr>
       </w:pPr>
     </w:p>
+    <w:p>
+      <w:pPr>
+        <w:jc w:val="both"/>
+        <w:rPr>
+          <w:b/>
+          <w:bCs/>
+        </w:rPr>
+      </w:pPr>
+    </w:p>
     <w:tbl>
       <w:tblPr>
-        <w:tblStyle w:val="Tablaconcuadrcula"/>
+        <w:tblStyle w:val="TableGrid"/>
         <w:tblW w:w="0" w:type="auto"/>
         <w:tblLook w:val="04A0" w:firstRow="1" w:lastRow="0" w:firstColumn="1" w:lastColumn="0" w:noHBand="0" w:noVBand="1"/>
       </w:tblPr>
       <w:tblGrid>
-        <w:gridCol w:w="4247"/>
-        <w:gridCol w:w="4247"/>
+        <w:gridCol w:w="2823"/>
+        <w:gridCol w:w="2876"/>
+        <w:gridCol w:w="2795"/>
       </w:tblGrid>
       <w:tr>
+        <w:trPr>
+          <w:trHeight w:val="6853"/>
+        </w:trPr>
         <w:tc>
           <w:tcPr>
-            <w:tcW w:w="4247" w:type="dxa"/>
+            <w:tcW w:w="2823" w:type="dxa"/>
           </w:tcPr>
           <w:p>
             <w:pPr>
-              <w:jc w:val="both"/>
-              <w:rPr>
-                <w:b/>
-                <w:bCs/>
+              <w:jc w:val="center"/>
+              <w:rPr>
+                <w:sz w:val="22"/>
+                <w:szCs w:val="22"/>
+                <w:u w:val="single"/>
               </w:rPr>
             </w:pPr>
             <w:r>
@@ -2914,12 +2960,19 @@
                 <w:bCs/>
                 <w:noProof/>
               </w:rPr>
-              <w:lastRenderedPageBreak/>
               <w:drawing>
-                <wp:inline distT="0" distB="0" distL="0" distR="0" wp14:anchorId="69F16FF3" wp14:editId="6E60B250">
-                  <wp:extent cx="2599738" cy="5626100"/>
+                <wp:anchor distT="0" distB="0" distL="114300" distR="114300" simplePos="0" relativeHeight="251661312" behindDoc="0" locked="0" layoutInCell="1" allowOverlap="1" wp14:anchorId="02B0834A" wp14:editId="46EA8D39">
+                  <wp:simplePos x="0" y="0"/>
+                  <wp:positionH relativeFrom="column">
+                    <wp:posOffset>-65405</wp:posOffset>
+                  </wp:positionH>
+                  <wp:positionV relativeFrom="paragraph">
+                    <wp:posOffset>4445</wp:posOffset>
+                  </wp:positionV>
+                  <wp:extent cx="1849120" cy="4077335"/>
                   <wp:effectExtent l="0" t="0" r="0" b="0"/>
-                  <wp:docPr id="453873431" name="Imagen 4"/>
+                  <wp:wrapTopAndBottom/>
+                  <wp:docPr id="967638412" name="Imagen 4"/>
                   <wp:cNvGraphicFramePr>
                     <a:graphicFrameLocks xmlns:a="http://schemas.openxmlformats.org/drawingml/2006/main" noChangeAspect="1"/>
                   </wp:cNvGraphicFramePr>
@@ -2945,7 +2998,7 @@
                         <pic:spPr>
                           <a:xfrm>
                             <a:off x="0" y="0"/>
-                            <a:ext cx="2602376" cy="5631809"/>
+                            <a:ext cx="1849120" cy="4077335"/>
                           </a:xfrm>
                           <a:prstGeom prst="rect">
                             <a:avLst/>
@@ -2954,21 +3007,38 @@
                       </pic:pic>
                     </a:graphicData>
                   </a:graphic>
-                </wp:inline>
+                  <wp14:sizeRelH relativeFrom="margin">
+                    <wp14:pctWidth>0</wp14:pctWidth>
+                  </wp14:sizeRelH>
+                  <wp14:sizeRelV relativeFrom="margin">
+                    <wp14:pctHeight>0</wp14:pctHeight>
+                  </wp14:sizeRelV>
+                </wp:anchor>
               </w:drawing>
             </w:r>
+            <w:proofErr w:type="spellStart"/>
+            <w:r>
+              <w:rPr>
+                <w:sz w:val="22"/>
+                <w:szCs w:val="22"/>
+                <w:u w:val="single"/>
+              </w:rPr>
+              <w:t>Onboarding</w:t>
+            </w:r>
+            <w:proofErr w:type="spellEnd"/>
           </w:p>
         </w:tc>
         <w:tc>
           <w:tcPr>
-            <w:tcW w:w="4247" w:type="dxa"/>
+            <w:tcW w:w="2876" w:type="dxa"/>
           </w:tcPr>
           <w:p>
             <w:pPr>
-              <w:jc w:val="both"/>
-              <w:rPr>
-                <w:b/>
-                <w:bCs/>
+              <w:jc w:val="center"/>
+              <w:rPr>
+                <w:sz w:val="22"/>
+                <w:szCs w:val="22"/>
+                <w:u w:val="single"/>
               </w:rPr>
             </w:pPr>
             <w:r>
@@ -2978,10 +3048,18 @@
                 <w:noProof/>
               </w:rPr>
               <w:drawing>
-                <wp:inline distT="0" distB="0" distL="0" distR="0" wp14:anchorId="19A09977" wp14:editId="4FAAFC62">
-                  <wp:extent cx="2599739" cy="5626100"/>
-                  <wp:effectExtent l="0" t="0" r="0" b="0"/>
-                  <wp:docPr id="371150685" name="Imagen 3"/>
+                <wp:anchor distT="0" distB="0" distL="114300" distR="114300" simplePos="0" relativeHeight="251662336" behindDoc="0" locked="0" layoutInCell="1" allowOverlap="1" wp14:anchorId="56F964B6" wp14:editId="12545230">
+                  <wp:simplePos x="0" y="0"/>
+                  <wp:positionH relativeFrom="column">
+                    <wp:posOffset>-64885</wp:posOffset>
+                  </wp:positionH>
+                  <wp:positionV relativeFrom="paragraph">
+                    <wp:posOffset>3117</wp:posOffset>
+                  </wp:positionV>
+                  <wp:extent cx="1885544" cy="4080510"/>
+                  <wp:effectExtent l="0" t="0" r="635" b="0"/>
+                  <wp:wrapTopAndBottom/>
+                  <wp:docPr id="445112893" name="Imagen 3"/>
                   <wp:cNvGraphicFramePr>
                     <a:graphicFrameLocks xmlns:a="http://schemas.openxmlformats.org/drawingml/2006/main" noChangeAspect="1"/>
                   </wp:cNvGraphicFramePr>
@@ -3007,7 +3085,7 @@
                         <pic:spPr>
                           <a:xfrm>
                             <a:off x="0" y="0"/>
-                            <a:ext cx="2613536" cy="5655959"/>
+                            <a:ext cx="1885544" cy="4080510"/>
                           </a:xfrm>
                           <a:prstGeom prst="rect">
                             <a:avLst/>
@@ -3016,203 +3094,36 @@
                       </pic:pic>
                     </a:graphicData>
                   </a:graphic>
-                </wp:inline>
+                  <wp14:sizeRelH relativeFrom="margin">
+                    <wp14:pctWidth>0</wp14:pctWidth>
+                  </wp14:sizeRelH>
+                  <wp14:sizeRelV relativeFrom="margin">
+                    <wp14:pctHeight>0</wp14:pctHeight>
+                  </wp14:sizeRelV>
+                </wp:anchor>
               </w:drawing>
+            </w:r>
+            <w:r>
+              <w:rPr>
+                <w:sz w:val="22"/>
+                <w:szCs w:val="22"/>
+                <w:u w:val="single"/>
+              </w:rPr>
+              <w:t>Nivel de curso</w:t>
             </w:r>
           </w:p>
         </w:tc>
-      </w:tr>
-    </w:tbl>
-    <w:p>
-      <w:pPr>
-        <w:jc w:val="both"/>
-        <w:rPr>
-          <w:b/>
-          <w:bCs/>
-        </w:rPr>
-      </w:pPr>
-    </w:p>
-    <w:p>
-      <w:pPr>
-        <w:jc w:val="both"/>
-        <w:rPr>
-          <w:sz w:val="22"/>
-          <w:szCs w:val="22"/>
-        </w:rPr>
-      </w:pPr>
-      <w:r>
-        <w:rPr>
-          <w:sz w:val="22"/>
-          <w:szCs w:val="22"/>
-          <w:u w:val="single"/>
-        </w:rPr>
-        <w:t>Flujo</w:t>
-      </w:r>
-      <w:r>
-        <w:rPr>
-          <w:sz w:val="22"/>
-          <w:szCs w:val="22"/>
-        </w:rPr>
-        <w:t xml:space="preserve">: </w:t>
-      </w:r>
-      <w:r>
-        <w:rPr>
-          <w:sz w:val="22"/>
-          <w:szCs w:val="22"/>
-        </w:rPr>
-        <w:t xml:space="preserve">AMI abre en el </w:t>
-      </w:r>
-      <w:proofErr w:type="spellStart"/>
-      <w:r>
-        <w:rPr>
-          <w:sz w:val="22"/>
-          <w:szCs w:val="22"/>
-        </w:rPr>
-        <w:t>onboarding</w:t>
-      </w:r>
-      <w:proofErr w:type="spellEnd"/>
-      <w:r>
-        <w:rPr>
-          <w:sz w:val="22"/>
-          <w:szCs w:val="22"/>
-        </w:rPr>
-        <w:t xml:space="preserve"> (1)</w:t>
-      </w:r>
-      <w:r>
-        <w:rPr>
-          <w:sz w:val="22"/>
-          <w:szCs w:val="22"/>
-        </w:rPr>
-        <w:t>: el chico elige una de cuatro mascotas y, si es la primera vez, ingresa el código de clase que le dio la seño</w:t>
-      </w:r>
-      <w:r>
-        <w:rPr>
-          <w:sz w:val="22"/>
-          <w:szCs w:val="22"/>
-        </w:rPr>
-        <w:t>,</w:t>
-      </w:r>
-      <w:r>
-        <w:rPr>
-          <w:sz w:val="22"/>
-          <w:szCs w:val="22"/>
-        </w:rPr>
-        <w:t xml:space="preserve"> el único dato que pide la app antes de jugar. De ahí pasa directo a la pantalla de aprendizaje, donde practica el nivel en curso</w:t>
-      </w:r>
-      <w:r>
-        <w:rPr>
-          <w:sz w:val="22"/>
-          <w:szCs w:val="22"/>
-        </w:rPr>
-        <w:t xml:space="preserve"> (2)</w:t>
-      </w:r>
-      <w:r>
-        <w:rPr>
-          <w:sz w:val="22"/>
-          <w:szCs w:val="22"/>
-        </w:rPr>
-        <w:t>: toca el cuadrado con el sonido (una letra o una palabra), lo escucha, y confirma con su propia voz al micrófono que lo dice bien</w:t>
-      </w:r>
-      <w:r>
-        <w:rPr>
-          <w:sz w:val="22"/>
-          <w:szCs w:val="22"/>
-        </w:rPr>
-        <w:t>,</w:t>
-      </w:r>
-      <w:r>
-        <w:rPr>
-          <w:sz w:val="22"/>
-          <w:szCs w:val="22"/>
-        </w:rPr>
-        <w:t xml:space="preserve"> el pico de la sesión, descripto en la sección 3.2. Al completarlo</w:t>
-      </w:r>
-      <w:r>
-        <w:rPr>
-          <w:sz w:val="22"/>
-          <w:szCs w:val="22"/>
-        </w:rPr>
-        <w:t xml:space="preserve"> (3)</w:t>
-      </w:r>
-      <w:r>
-        <w:rPr>
-          <w:sz w:val="22"/>
-          <w:szCs w:val="22"/>
-        </w:rPr>
-        <w:t>, la sesión cierra con la mascota en grande, las estrellas ganadas y un adelanto borroso de lo que viene mañana, sin comparar con otros chicos ni penalizar si no vuelve</w:t>
-      </w:r>
-      <w:r>
-        <w:rPr>
-          <w:sz w:val="22"/>
-          <w:szCs w:val="22"/>
-        </w:rPr>
-        <w:t xml:space="preserve">, </w:t>
-      </w:r>
-      <w:r>
-        <w:rPr>
-          <w:sz w:val="22"/>
-          <w:szCs w:val="22"/>
-        </w:rPr>
-        <w:t xml:space="preserve">el final típico, también de la sección 3.2. Las tres pantallas son coherentes con el costo de entrada mínimo y con el pilar de </w:t>
-      </w:r>
-      <w:proofErr w:type="spellStart"/>
-      <w:r>
-        <w:rPr>
-          <w:sz w:val="22"/>
-          <w:szCs w:val="22"/>
-        </w:rPr>
-        <w:t>feedback</w:t>
-      </w:r>
-      <w:proofErr w:type="spellEnd"/>
-      <w:r>
-        <w:rPr>
-          <w:sz w:val="22"/>
-          <w:szCs w:val="22"/>
-        </w:rPr>
-        <w:t>: la mascota es el vehículo de todo el refuerzo positivo, nunca el texto.</w:t>
-      </w:r>
-    </w:p>
-    <w:p>
-      <w:pPr>
-        <w:jc w:val="both"/>
-        <w:rPr>
-          <w:b/>
-          <w:bCs/>
-        </w:rPr>
-      </w:pPr>
-    </w:p>
-    <w:p>
-      <w:pPr>
-        <w:jc w:val="both"/>
-        <w:rPr>
-          <w:b/>
-          <w:bCs/>
-        </w:rPr>
-      </w:pPr>
-    </w:p>
-    <w:tbl>
-      <w:tblPr>
-        <w:tblStyle w:val="Tablaconcuadrcula"/>
-        <w:tblW w:w="0" w:type="auto"/>
-        <w:tblLook w:val="04A0" w:firstRow="1" w:lastRow="0" w:firstColumn="1" w:lastColumn="0" w:noHBand="0" w:noVBand="1"/>
-      </w:tblPr>
-      <w:tblGrid>
-        <w:gridCol w:w="3465"/>
-      </w:tblGrid>
-      <w:tr>
-        <w:trPr>
-          <w:trHeight w:val="7014"/>
-        </w:trPr>
         <w:tc>
           <w:tcPr>
-            <w:tcW w:w="3444" w:type="dxa"/>
+            <w:tcW w:w="2795" w:type="dxa"/>
           </w:tcPr>
           <w:p>
             <w:pPr>
-              <w:jc w:val="both"/>
-              <w:rPr>
-                <w:b/>
-                <w:bCs/>
+              <w:jc w:val="center"/>
+              <w:rPr>
+                <w:sz w:val="22"/>
+                <w:szCs w:val="22"/>
+                <w:u w:val="single"/>
               </w:rPr>
             </w:pPr>
             <w:r>
@@ -3221,12 +3132,19 @@
                 <w:bCs/>
                 <w:noProof/>
               </w:rPr>
-              <w:lastRenderedPageBreak/>
               <w:drawing>
-                <wp:inline distT="0" distB="0" distL="0" distR="0" wp14:anchorId="6F67A4E3" wp14:editId="68465309">
-                  <wp:extent cx="2063522" cy="4465675"/>
-                  <wp:effectExtent l="0" t="0" r="0" b="0"/>
-                  <wp:docPr id="401190275" name="Imagen 1"/>
+                <wp:anchor distT="0" distB="0" distL="114300" distR="114300" simplePos="0" relativeHeight="251660288" behindDoc="1" locked="0" layoutInCell="1" allowOverlap="1" wp14:anchorId="1FFF667A" wp14:editId="5B127602">
+                  <wp:simplePos x="0" y="0"/>
+                  <wp:positionH relativeFrom="column">
+                    <wp:posOffset>-65405</wp:posOffset>
+                  </wp:positionH>
+                  <wp:positionV relativeFrom="paragraph">
+                    <wp:posOffset>1905</wp:posOffset>
+                  </wp:positionV>
+                  <wp:extent cx="1821815" cy="4080510"/>
+                  <wp:effectExtent l="0" t="0" r="6985" b="0"/>
+                  <wp:wrapTopAndBottom/>
+                  <wp:docPr id="323406402" name="Imagen 1"/>
                   <wp:cNvGraphicFramePr>
                     <a:graphicFrameLocks xmlns:a="http://schemas.openxmlformats.org/drawingml/2006/main" noChangeAspect="1"/>
                   </wp:cNvGraphicFramePr>
@@ -3252,7 +3170,7 @@
                         <pic:spPr>
                           <a:xfrm>
                             <a:off x="0" y="0"/>
-                            <a:ext cx="2076307" cy="4493342"/>
+                            <a:ext cx="1821815" cy="4080510"/>
                           </a:xfrm>
                           <a:prstGeom prst="rect">
                             <a:avLst/>
@@ -3261,8 +3179,22 @@
                       </pic:pic>
                     </a:graphicData>
                   </a:graphic>
-                </wp:inline>
+                  <wp14:sizeRelH relativeFrom="margin">
+                    <wp14:pctWidth>0</wp14:pctWidth>
+                  </wp14:sizeRelH>
+                  <wp14:sizeRelV relativeFrom="margin">
+                    <wp14:pctHeight>0</wp14:pctHeight>
+                  </wp14:sizeRelV>
+                </wp:anchor>
               </w:drawing>
+            </w:r>
+            <w:r>
+              <w:rPr>
+                <w:sz w:val="22"/>
+                <w:szCs w:val="22"/>
+                <w:u w:val="single"/>
+              </w:rPr>
+              <w:t>Nivel completo</w:t>
             </w:r>
           </w:p>
         </w:tc>
@@ -3272,14 +3204,171 @@
       <w:pPr>
         <w:jc w:val="both"/>
         <w:rPr>
-          <w:b/>
-          <w:bCs/>
-        </w:rPr>
-      </w:pPr>
-    </w:p>
-    <w:p>
-      <w:pPr>
-        <w:pStyle w:val="Ttulo2"/>
+          <w:sz w:val="22"/>
+          <w:szCs w:val="22"/>
+          <w:u w:val="single"/>
+        </w:rPr>
+      </w:pPr>
+    </w:p>
+    <w:p>
+      <w:pPr>
+        <w:jc w:val="both"/>
+        <w:rPr>
+          <w:sz w:val="22"/>
+          <w:szCs w:val="22"/>
+        </w:rPr>
+      </w:pPr>
+      <w:r>
+        <w:rPr>
+          <w:sz w:val="22"/>
+          <w:szCs w:val="22"/>
+          <w:u w:val="single"/>
+        </w:rPr>
+        <w:t>Flujo</w:t>
+      </w:r>
+      <w:r>
+        <w:rPr>
+          <w:sz w:val="22"/>
+          <w:szCs w:val="22"/>
+        </w:rPr>
+        <w:t xml:space="preserve">: </w:t>
+      </w:r>
+      <w:r>
+        <w:rPr>
+          <w:sz w:val="22"/>
+          <w:szCs w:val="22"/>
+        </w:rPr>
+        <w:t xml:space="preserve">AMI abre en el </w:t>
+      </w:r>
+      <w:proofErr w:type="spellStart"/>
+      <w:r>
+        <w:rPr>
+          <w:sz w:val="22"/>
+          <w:szCs w:val="22"/>
+        </w:rPr>
+        <w:t>onboarding</w:t>
+      </w:r>
+      <w:proofErr w:type="spellEnd"/>
+      <w:r>
+        <w:rPr>
+          <w:sz w:val="22"/>
+          <w:szCs w:val="22"/>
+        </w:rPr>
+        <w:t xml:space="preserve"> (1)</w:t>
+      </w:r>
+      <w:r>
+        <w:rPr>
+          <w:sz w:val="22"/>
+          <w:szCs w:val="22"/>
+        </w:rPr>
+        <w:t>: el chico elige una de cuatro mascotas y, si es la primera vez, ingresa el código de clase que le dio la seño</w:t>
+      </w:r>
+      <w:r>
+        <w:rPr>
+          <w:sz w:val="22"/>
+          <w:szCs w:val="22"/>
+        </w:rPr>
+        <w:t>,</w:t>
+      </w:r>
+      <w:r>
+        <w:rPr>
+          <w:sz w:val="22"/>
+          <w:szCs w:val="22"/>
+        </w:rPr>
+        <w:t xml:space="preserve"> el único dato que pide la </w:t>
+      </w:r>
+      <w:proofErr w:type="gramStart"/>
+      <w:r>
+        <w:rPr>
+          <w:sz w:val="22"/>
+          <w:szCs w:val="22"/>
+        </w:rPr>
+        <w:t>app</w:t>
+      </w:r>
+      <w:proofErr w:type="gramEnd"/>
+      <w:r>
+        <w:rPr>
+          <w:sz w:val="22"/>
+          <w:szCs w:val="22"/>
+        </w:rPr>
+        <w:t xml:space="preserve"> antes de jugar. De ahí pasa directo a la pantalla de aprendizaje, donde practica el nivel en curso</w:t>
+      </w:r>
+      <w:r>
+        <w:rPr>
+          <w:sz w:val="22"/>
+          <w:szCs w:val="22"/>
+        </w:rPr>
+        <w:t xml:space="preserve"> (2)</w:t>
+      </w:r>
+      <w:r>
+        <w:rPr>
+          <w:sz w:val="22"/>
+          <w:szCs w:val="22"/>
+        </w:rPr>
+        <w:t>: toca el cuadrado con el sonido (una letra o una palabra), lo escucha, y confirma con su propia voz al micrófono que lo dice bien</w:t>
+      </w:r>
+      <w:r>
+        <w:rPr>
+          <w:sz w:val="22"/>
+          <w:szCs w:val="22"/>
+        </w:rPr>
+        <w:t>,</w:t>
+      </w:r>
+      <w:r>
+        <w:rPr>
+          <w:sz w:val="22"/>
+          <w:szCs w:val="22"/>
+        </w:rPr>
+        <w:t xml:space="preserve"> el pico de la sesión, descripto en la sección 3.2. Al completarlo</w:t>
+      </w:r>
+      <w:r>
+        <w:rPr>
+          <w:sz w:val="22"/>
+          <w:szCs w:val="22"/>
+        </w:rPr>
+        <w:t xml:space="preserve"> (3)</w:t>
+      </w:r>
+      <w:r>
+        <w:rPr>
+          <w:sz w:val="22"/>
+          <w:szCs w:val="22"/>
+        </w:rPr>
+        <w:t>, la sesión cierra con la mascota en grande, las estrellas ganadas y un adelanto borroso de lo que viene mañana, sin comparar con otros chicos ni penalizar si no vuelve</w:t>
+      </w:r>
+      <w:r>
+        <w:rPr>
+          <w:sz w:val="22"/>
+          <w:szCs w:val="22"/>
+        </w:rPr>
+        <w:t xml:space="preserve">, </w:t>
+      </w:r>
+      <w:r>
+        <w:rPr>
+          <w:sz w:val="22"/>
+          <w:szCs w:val="22"/>
+        </w:rPr>
+        <w:t xml:space="preserve">el final típico, también de la sección 3.2. Las tres pantallas son coherentes con el costo de entrada mínimo y con el pilar de </w:t>
+      </w:r>
+      <w:proofErr w:type="spellStart"/>
+      <w:r>
+        <w:rPr>
+          <w:sz w:val="22"/>
+          <w:szCs w:val="22"/>
+        </w:rPr>
+        <w:t>feedback</w:t>
+      </w:r>
+      <w:proofErr w:type="spellEnd"/>
+      <w:r>
+        <w:rPr>
+          <w:sz w:val="22"/>
+          <w:szCs w:val="22"/>
+        </w:rPr>
+        <w:t>: la mascota es el vehículo de todo el refuerzo positivo, nunca el texto.</w:t>
+      </w:r>
+    </w:p>
+    <w:p>
+      <w:pPr>
+        <w:pStyle w:val="Heading2"/>
         <w:jc w:val="both"/>
         <w:rPr>
           <w:b/>
@@ -3359,7 +3448,7 @@
     </w:p>
     <w:p>
       <w:pPr>
-        <w:pStyle w:val="Ttulo2"/>
+        <w:pStyle w:val="Heading2"/>
         <w:jc w:val="both"/>
         <w:rPr>
           <w:b/>
@@ -3378,6 +3467,7 @@
           <w:sz w:val="24"/>
           <w:szCs w:val="24"/>
         </w:rPr>
+        <w:lastRenderedPageBreak/>
         <w:t>La app como instrumento de investigación</w:t>
       </w:r>
       <w:bookmarkEnd w:id="14"/>
@@ -3457,15 +3547,7 @@
           <w:sz w:val="22"/>
           <w:szCs w:val="22"/>
         </w:rPr>
-        <w:t xml:space="preserve"> un grupo de clases con la secuencia partida (los niveles 8, 9 y 10 tal como están diseñados) y otro con la unidad entera en un solo nivel, como viene en el cuadernillo. Mismo tiempo total, distinta fragmentación. Así se distingue el efecto de la fragmentación del efecto del tiempo dedicado. Vale la pena porque es una decisión de </w:t>
-      </w:r>
-      <w:r>
-        <w:rPr>
-          <w:sz w:val="22"/>
-          <w:szCs w:val="22"/>
-        </w:rPr>
-        <w:lastRenderedPageBreak/>
-        <w:t>diseño que ya tomamos y que afecta a todo el producto: si el experimento la desmiente, hay que rediseñar la estructura de niveles, no un detalle.</w:t>
+        <w:t xml:space="preserve"> un grupo de clases con la secuencia partida (los niveles 8, 9 y 10 tal como están diseñados) y otro con la unidad entera en un solo nivel, como viene en el cuadernillo. Mismo tiempo total, distinta fragmentación. Así se distingue el efecto de la fragmentación del efecto del tiempo dedicado. Vale la pena porque es una decisión de diseño que ya tomamos y que afecta a todo el producto: si el experimento la desmiente, hay que rediseñar la estructura de niveles, no un detalle.</w:t>
       </w:r>
     </w:p>
     <w:p>
@@ -3509,7 +3591,7 @@
     </w:p>
     <w:p>
       <w:pPr>
-        <w:pStyle w:val="Ttulo2"/>
+        <w:pStyle w:val="Heading2"/>
         <w:jc w:val="both"/>
         <w:rPr>
           <w:b/>
@@ -5013,11 +5095,11 @@
     <w:name w:val="Normal"/>
     <w:qFormat/>
   </w:style>
-  <w:style w:type="paragraph" w:styleId="Ttulo1">
+  <w:style w:type="paragraph" w:styleId="Heading1">
     <w:name w:val="heading 1"/>
     <w:basedOn w:val="Normal"/>
     <w:next w:val="Normal"/>
-    <w:link w:val="Ttulo1Car"/>
+    <w:link w:val="Heading1Char"/>
     <w:uiPriority w:val="9"/>
     <w:qFormat/>
     <w:rsid w:val="00093140"/>
@@ -5034,11 +5116,11 @@
       <w:szCs w:val="40"/>
     </w:rPr>
   </w:style>
-  <w:style w:type="paragraph" w:styleId="Ttulo2">
+  <w:style w:type="paragraph" w:styleId="Heading2">
     <w:name w:val="heading 2"/>
     <w:basedOn w:val="Normal"/>
     <w:next w:val="Normal"/>
-    <w:link w:val="Ttulo2Car"/>
+    <w:link w:val="Heading2Char"/>
     <w:uiPriority w:val="9"/>
     <w:unhideWhenUsed/>
     <w:qFormat/>
@@ -5056,11 +5138,11 @@
       <w:szCs w:val="32"/>
     </w:rPr>
   </w:style>
-  <w:style w:type="paragraph" w:styleId="Ttulo3">
+  <w:style w:type="paragraph" w:styleId="Heading3">
     <w:name w:val="heading 3"/>
     <w:basedOn w:val="Normal"/>
     <w:next w:val="Normal"/>
-    <w:link w:val="Ttulo3Car"/>
+    <w:link w:val="Heading3Char"/>
     <w:uiPriority w:val="9"/>
     <w:unhideWhenUsed/>
     <w:qFormat/>
@@ -5078,11 +5160,11 @@
       <w:szCs w:val="28"/>
     </w:rPr>
   </w:style>
-  <w:style w:type="paragraph" w:styleId="Ttulo4">
+  <w:style w:type="paragraph" w:styleId="Heading4">
     <w:name w:val="heading 4"/>
     <w:basedOn w:val="Normal"/>
     <w:next w:val="Normal"/>
-    <w:link w:val="Ttulo4Car"/>
+    <w:link w:val="Heading4Char"/>
     <w:uiPriority w:val="9"/>
     <w:semiHidden/>
     <w:unhideWhenUsed/>
@@ -5101,11 +5183,11 @@
       <w:color w:val="0F4761" w:themeColor="accent1" w:themeShade="BF"/>
     </w:rPr>
   </w:style>
-  <w:style w:type="paragraph" w:styleId="Ttulo5">
+  <w:style w:type="paragraph" w:styleId="Heading5">
     <w:name w:val="heading 5"/>
     <w:basedOn w:val="Normal"/>
     <w:next w:val="Normal"/>
-    <w:link w:val="Ttulo5Car"/>
+    <w:link w:val="Heading5Char"/>
     <w:uiPriority w:val="9"/>
     <w:semiHidden/>
     <w:unhideWhenUsed/>
@@ -5122,11 +5204,11 @@
       <w:color w:val="0F4761" w:themeColor="accent1" w:themeShade="BF"/>
     </w:rPr>
   </w:style>
-  <w:style w:type="paragraph" w:styleId="Ttulo6">
+  <w:style w:type="paragraph" w:styleId="Heading6">
     <w:name w:val="heading 6"/>
     <w:basedOn w:val="Normal"/>
     <w:next w:val="Normal"/>
-    <w:link w:val="Ttulo6Car"/>
+    <w:link w:val="Heading6Char"/>
     <w:uiPriority w:val="9"/>
     <w:semiHidden/>
     <w:unhideWhenUsed/>
@@ -5145,11 +5227,11 @@
       <w:color w:val="595959" w:themeColor="text1" w:themeTint="A6"/>
     </w:rPr>
   </w:style>
-  <w:style w:type="paragraph" w:styleId="Ttulo7">
+  <w:style w:type="paragraph" w:styleId="Heading7">
     <w:name w:val="heading 7"/>
     <w:basedOn w:val="Normal"/>
     <w:next w:val="Normal"/>
-    <w:link w:val="Ttulo7Car"/>
+    <w:link w:val="Heading7Char"/>
     <w:uiPriority w:val="9"/>
     <w:semiHidden/>
     <w:unhideWhenUsed/>
@@ -5166,11 +5248,11 @@
       <w:color w:val="595959" w:themeColor="text1" w:themeTint="A6"/>
     </w:rPr>
   </w:style>
-  <w:style w:type="paragraph" w:styleId="Ttulo8">
+  <w:style w:type="paragraph" w:styleId="Heading8">
     <w:name w:val="heading 8"/>
     <w:basedOn w:val="Normal"/>
     <w:next w:val="Normal"/>
-    <w:link w:val="Ttulo8Car"/>
+    <w:link w:val="Heading8Char"/>
     <w:uiPriority w:val="9"/>
     <w:semiHidden/>
     <w:unhideWhenUsed/>
@@ -5189,11 +5271,11 @@
       <w:color w:val="272727" w:themeColor="text1" w:themeTint="D8"/>
     </w:rPr>
   </w:style>
-  <w:style w:type="paragraph" w:styleId="Ttulo9">
+  <w:style w:type="paragraph" w:styleId="Heading9">
     <w:name w:val="heading 9"/>
     <w:basedOn w:val="Normal"/>
     <w:next w:val="Normal"/>
-    <w:link w:val="Ttulo9Car"/>
+    <w:link w:val="Heading9Char"/>
     <w:uiPriority w:val="9"/>
     <w:semiHidden/>
     <w:unhideWhenUsed/>
@@ -5210,12 +5292,13 @@
       <w:color w:val="272727" w:themeColor="text1" w:themeTint="D8"/>
     </w:rPr>
   </w:style>
-  <w:style w:type="character" w:default="1" w:styleId="Fuentedeprrafopredeter">
+  <w:style w:type="character" w:default="1" w:styleId="DefaultParagraphFont">
     <w:name w:val="Default Paragraph Font"/>
     <w:uiPriority w:val="1"/>
+    <w:semiHidden/>
     <w:unhideWhenUsed/>
   </w:style>
-  <w:style w:type="table" w:default="1" w:styleId="Tablanormal">
+  <w:style w:type="table" w:default="1" w:styleId="TableNormal">
     <w:name w:val="Normal Table"/>
     <w:uiPriority w:val="99"/>
     <w:semiHidden/>
@@ -5230,16 +5313,16 @@
       </w:tblCellMar>
     </w:tblPr>
   </w:style>
-  <w:style w:type="numbering" w:default="1" w:styleId="Sinlista">
+  <w:style w:type="numbering" w:default="1" w:styleId="NoList">
     <w:name w:val="No List"/>
     <w:uiPriority w:val="99"/>
     <w:semiHidden/>
     <w:unhideWhenUsed/>
   </w:style>
-  <w:style w:type="character" w:customStyle="1" w:styleId="Ttulo1Car">
-    <w:name w:val="Título 1 Car"/>
-    <w:basedOn w:val="Fuentedeprrafopredeter"/>
-    <w:link w:val="Ttulo1"/>
+  <w:style w:type="character" w:customStyle="1" w:styleId="Heading1Char">
+    <w:name w:val="Heading 1 Char"/>
+    <w:basedOn w:val="DefaultParagraphFont"/>
+    <w:link w:val="Heading1"/>
     <w:uiPriority w:val="9"/>
     <w:rsid w:val="00093140"/>
     <w:rPr>
@@ -5249,10 +5332,10 @@
       <w:szCs w:val="40"/>
     </w:rPr>
   </w:style>
-  <w:style w:type="character" w:customStyle="1" w:styleId="Ttulo2Car">
-    <w:name w:val="Título 2 Car"/>
-    <w:basedOn w:val="Fuentedeprrafopredeter"/>
-    <w:link w:val="Ttulo2"/>
+  <w:style w:type="character" w:customStyle="1" w:styleId="Heading2Char">
+    <w:name w:val="Heading 2 Char"/>
+    <w:basedOn w:val="DefaultParagraphFont"/>
+    <w:link w:val="Heading2"/>
     <w:uiPriority w:val="9"/>
     <w:rsid w:val="00093140"/>
     <w:rPr>
@@ -5262,10 +5345,10 @@
       <w:szCs w:val="32"/>
     </w:rPr>
   </w:style>
-  <w:style w:type="character" w:customStyle="1" w:styleId="Ttulo3Car">
-    <w:name w:val="Título 3 Car"/>
-    <w:basedOn w:val="Fuentedeprrafopredeter"/>
-    <w:link w:val="Ttulo3"/>
+  <w:style w:type="character" w:customStyle="1" w:styleId="Heading3Char">
+    <w:name w:val="Heading 3 Char"/>
+    <w:basedOn w:val="DefaultParagraphFont"/>
+    <w:link w:val="Heading3"/>
     <w:uiPriority w:val="9"/>
     <w:rsid w:val="00093140"/>
     <w:rPr>
@@ -5275,10 +5358,10 @@
       <w:szCs w:val="28"/>
     </w:rPr>
   </w:style>
-  <w:style w:type="character" w:customStyle="1" w:styleId="Ttulo4Car">
-    <w:name w:val="Título 4 Car"/>
-    <w:basedOn w:val="Fuentedeprrafopredeter"/>
-    <w:link w:val="Ttulo4"/>
+  <w:style w:type="character" w:customStyle="1" w:styleId="Heading4Char">
+    <w:name w:val="Heading 4 Char"/>
+    <w:basedOn w:val="DefaultParagraphFont"/>
+    <w:link w:val="Heading4"/>
     <w:uiPriority w:val="9"/>
     <w:semiHidden/>
     <w:rsid w:val="00093140"/>
@@ -5289,10 +5372,10 @@
       <w:color w:val="0F4761" w:themeColor="accent1" w:themeShade="BF"/>
     </w:rPr>
   </w:style>
-  <w:style w:type="character" w:customStyle="1" w:styleId="Ttulo5Car">
-    <w:name w:val="Título 5 Car"/>
-    <w:basedOn w:val="Fuentedeprrafopredeter"/>
-    <w:link w:val="Ttulo5"/>
+  <w:style w:type="character" w:customStyle="1" w:styleId="Heading5Char">
+    <w:name w:val="Heading 5 Char"/>
+    <w:basedOn w:val="DefaultParagraphFont"/>
+    <w:link w:val="Heading5"/>
     <w:uiPriority w:val="9"/>
     <w:semiHidden/>
     <w:rsid w:val="00093140"/>
@@ -5301,10 +5384,10 @@
       <w:color w:val="0F4761" w:themeColor="accent1" w:themeShade="BF"/>
     </w:rPr>
   </w:style>
-  <w:style w:type="character" w:customStyle="1" w:styleId="Ttulo6Car">
-    <w:name w:val="Título 6 Car"/>
-    <w:basedOn w:val="Fuentedeprrafopredeter"/>
-    <w:link w:val="Ttulo6"/>
+  <w:style w:type="character" w:customStyle="1" w:styleId="Heading6Char">
+    <w:name w:val="Heading 6 Char"/>
+    <w:basedOn w:val="DefaultParagraphFont"/>
+    <w:link w:val="Heading6"/>
     <w:uiPriority w:val="9"/>
     <w:semiHidden/>
     <w:rsid w:val="00093140"/>
@@ -5315,10 +5398,10 @@
       <w:color w:val="595959" w:themeColor="text1" w:themeTint="A6"/>
     </w:rPr>
   </w:style>
-  <w:style w:type="character" w:customStyle="1" w:styleId="Ttulo7Car">
-    <w:name w:val="Título 7 Car"/>
-    <w:basedOn w:val="Fuentedeprrafopredeter"/>
-    <w:link w:val="Ttulo7"/>
+  <w:style w:type="character" w:customStyle="1" w:styleId="Heading7Char">
+    <w:name w:val="Heading 7 Char"/>
+    <w:basedOn w:val="DefaultParagraphFont"/>
+    <w:link w:val="Heading7"/>
     <w:uiPriority w:val="9"/>
     <w:semiHidden/>
     <w:rsid w:val="00093140"/>
@@ -5327,10 +5410,10 @@
       <w:color w:val="595959" w:themeColor="text1" w:themeTint="A6"/>
     </w:rPr>
   </w:style>
-  <w:style w:type="character" w:customStyle="1" w:styleId="Ttulo8Car">
-    <w:name w:val="Título 8 Car"/>
-    <w:basedOn w:val="Fuentedeprrafopredeter"/>
-    <w:link w:val="Ttulo8"/>
+  <w:style w:type="character" w:customStyle="1" w:styleId="Heading8Char">
+    <w:name w:val="Heading 8 Char"/>
+    <w:basedOn w:val="DefaultParagraphFont"/>
+    <w:link w:val="Heading8"/>
     <w:uiPriority w:val="9"/>
     <w:semiHidden/>
     <w:rsid w:val="00093140"/>
@@ -5341,10 +5424,10 @@
       <w:color w:val="272727" w:themeColor="text1" w:themeTint="D8"/>
     </w:rPr>
   </w:style>
-  <w:style w:type="character" w:customStyle="1" w:styleId="Ttulo9Car">
-    <w:name w:val="Título 9 Car"/>
-    <w:basedOn w:val="Fuentedeprrafopredeter"/>
-    <w:link w:val="Ttulo9"/>
+  <w:style w:type="character" w:customStyle="1" w:styleId="Heading9Char">
+    <w:name w:val="Heading 9 Char"/>
+    <w:basedOn w:val="DefaultParagraphFont"/>
+    <w:link w:val="Heading9"/>
     <w:uiPriority w:val="9"/>
     <w:semiHidden/>
     <w:rsid w:val="00093140"/>
@@ -5353,11 +5436,11 @@
       <w:color w:val="272727" w:themeColor="text1" w:themeTint="D8"/>
     </w:rPr>
   </w:style>
-  <w:style w:type="paragraph" w:styleId="Ttulo">
+  <w:style w:type="paragraph" w:styleId="Title">
     <w:name w:val="Title"/>
     <w:basedOn w:val="Normal"/>
     <w:next w:val="Normal"/>
-    <w:link w:val="TtuloCar"/>
+    <w:link w:val="TitleChar"/>
     <w:uiPriority w:val="10"/>
     <w:qFormat/>
     <w:rsid w:val="00093140"/>
@@ -5373,10 +5456,10 @@
       <w:szCs w:val="56"/>
     </w:rPr>
   </w:style>
-  <w:style w:type="character" w:customStyle="1" w:styleId="TtuloCar">
-    <w:name w:val="Título Car"/>
-    <w:basedOn w:val="Fuentedeprrafopredeter"/>
-    <w:link w:val="Ttulo"/>
+  <w:style w:type="character" w:customStyle="1" w:styleId="TitleChar">
+    <w:name w:val="Title Char"/>
+    <w:basedOn w:val="DefaultParagraphFont"/>
+    <w:link w:val="Title"/>
     <w:uiPriority w:val="10"/>
     <w:rsid w:val="00093140"/>
     <w:rPr>
@@ -5387,11 +5470,11 @@
       <w:szCs w:val="56"/>
     </w:rPr>
   </w:style>
-  <w:style w:type="paragraph" w:styleId="Subttulo">
+  <w:style w:type="paragraph" w:styleId="Subtitle">
     <w:name w:val="Subtitle"/>
     <w:basedOn w:val="Normal"/>
     <w:next w:val="Normal"/>
-    <w:link w:val="SubttuloCar"/>
+    <w:link w:val="SubtitleChar"/>
     <w:uiPriority w:val="11"/>
     <w:qFormat/>
     <w:rsid w:val="00093140"/>
@@ -5408,10 +5491,10 @@
       <w:szCs w:val="28"/>
     </w:rPr>
   </w:style>
-  <w:style w:type="character" w:customStyle="1" w:styleId="SubttuloCar">
-    <w:name w:val="Subtítulo Car"/>
-    <w:basedOn w:val="Fuentedeprrafopredeter"/>
-    <w:link w:val="Subttulo"/>
+  <w:style w:type="character" w:customStyle="1" w:styleId="SubtitleChar">
+    <w:name w:val="Subtitle Char"/>
+    <w:basedOn w:val="DefaultParagraphFont"/>
+    <w:link w:val="Subtitle"/>
     <w:uiPriority w:val="11"/>
     <w:rsid w:val="00093140"/>
     <w:rPr>
@@ -5422,11 +5505,11 @@
       <w:szCs w:val="28"/>
     </w:rPr>
   </w:style>
-  <w:style w:type="paragraph" w:styleId="Cita">
+  <w:style w:type="paragraph" w:styleId="Quote">
     <w:name w:val="Quote"/>
     <w:basedOn w:val="Normal"/>
     <w:next w:val="Normal"/>
-    <w:link w:val="CitaCar"/>
+    <w:link w:val="QuoteChar"/>
     <w:uiPriority w:val="29"/>
     <w:qFormat/>
     <w:rsid w:val="00093140"/>
@@ -5440,10 +5523,10 @@
       <w:color w:val="404040" w:themeColor="text1" w:themeTint="BF"/>
     </w:rPr>
   </w:style>
-  <w:style w:type="character" w:customStyle="1" w:styleId="CitaCar">
-    <w:name w:val="Cita Car"/>
-    <w:basedOn w:val="Fuentedeprrafopredeter"/>
-    <w:link w:val="Cita"/>
+  <w:style w:type="character" w:customStyle="1" w:styleId="QuoteChar">
+    <w:name w:val="Quote Char"/>
+    <w:basedOn w:val="DefaultParagraphFont"/>
+    <w:link w:val="Quote"/>
     <w:uiPriority w:val="29"/>
     <w:rsid w:val="00093140"/>
     <w:rPr>
@@ -5452,7 +5535,7 @@
       <w:color w:val="404040" w:themeColor="text1" w:themeTint="BF"/>
     </w:rPr>
   </w:style>
-  <w:style w:type="paragraph" w:styleId="Prrafodelista">
+  <w:style w:type="paragraph" w:styleId="ListParagraph">
     <w:name w:val="List Paragraph"/>
     <w:basedOn w:val="Normal"/>
     <w:uiPriority w:val="34"/>
@@ -5463,9 +5546,9 @@
       <w:contextualSpacing/>
     </w:pPr>
   </w:style>
-  <w:style w:type="character" w:styleId="nfasisintenso">
+  <w:style w:type="character" w:styleId="IntenseEmphasis">
     <w:name w:val="Intense Emphasis"/>
-    <w:basedOn w:val="Fuentedeprrafopredeter"/>
+    <w:basedOn w:val="DefaultParagraphFont"/>
     <w:uiPriority w:val="21"/>
     <w:qFormat/>
     <w:rsid w:val="00093140"/>
@@ -5475,11 +5558,11 @@
       <w:color w:val="0F4761" w:themeColor="accent1" w:themeShade="BF"/>
     </w:rPr>
   </w:style>
-  <w:style w:type="paragraph" w:styleId="Citadestacada">
+  <w:style w:type="paragraph" w:styleId="IntenseQuote">
     <w:name w:val="Intense Quote"/>
     <w:basedOn w:val="Normal"/>
     <w:next w:val="Normal"/>
-    <w:link w:val="CitadestacadaCar"/>
+    <w:link w:val="IntenseQuoteChar"/>
     <w:uiPriority w:val="30"/>
     <w:qFormat/>
     <w:rsid w:val="00093140"/>
@@ -5498,10 +5581,10 @@
       <w:color w:val="0F4761" w:themeColor="accent1" w:themeShade="BF"/>
     </w:rPr>
   </w:style>
-  <w:style w:type="character" w:customStyle="1" w:styleId="CitadestacadaCar">
-    <w:name w:val="Cita destacada Car"/>
-    <w:basedOn w:val="Fuentedeprrafopredeter"/>
-    <w:link w:val="Citadestacada"/>
+  <w:style w:type="character" w:customStyle="1" w:styleId="IntenseQuoteChar">
+    <w:name w:val="Intense Quote Char"/>
+    <w:basedOn w:val="DefaultParagraphFont"/>
+    <w:link w:val="IntenseQuote"/>
     <w:uiPriority w:val="30"/>
     <w:rsid w:val="00093140"/>
     <w:rPr>
@@ -5510,9 +5593,9 @@
       <w:color w:val="0F4761" w:themeColor="accent1" w:themeShade="BF"/>
     </w:rPr>
   </w:style>
-  <w:style w:type="character" w:styleId="Referenciaintensa">
+  <w:style w:type="character" w:styleId="IntenseReference">
     <w:name w:val="Intense Reference"/>
-    <w:basedOn w:val="Fuentedeprrafopredeter"/>
+    <w:basedOn w:val="DefaultParagraphFont"/>
     <w:uiPriority w:val="32"/>
     <w:qFormat/>
     <w:rsid w:val="00093140"/>
@@ -5524,9 +5607,9 @@
       <w:spacing w:val="5"/>
     </w:rPr>
   </w:style>
-  <w:style w:type="character" w:styleId="Hipervnculo">
+  <w:style w:type="character" w:styleId="Hyperlink">
     <w:name w:val="Hyperlink"/>
-    <w:basedOn w:val="Fuentedeprrafopredeter"/>
+    <w:basedOn w:val="DefaultParagraphFont"/>
     <w:uiPriority w:val="99"/>
     <w:unhideWhenUsed/>
     <w:rsid w:val="00093140"/>
@@ -5535,9 +5618,9 @@
       <w:u w:val="single"/>
     </w:rPr>
   </w:style>
-  <w:style w:type="character" w:styleId="Mencinsinresolver">
+  <w:style w:type="character" w:styleId="UnresolvedMention">
     <w:name w:val="Unresolved Mention"/>
-    <w:basedOn w:val="Fuentedeprrafopredeter"/>
+    <w:basedOn w:val="DefaultParagraphFont"/>
     <w:uiPriority w:val="99"/>
     <w:semiHidden/>
     <w:unhideWhenUsed/>
@@ -5547,9 +5630,9 @@
       <w:shd w:val="clear" w:color="auto" w:fill="E1DFDD"/>
     </w:rPr>
   </w:style>
-  <w:style w:type="paragraph" w:styleId="TtuloTDC">
+  <w:style w:type="paragraph" w:styleId="TOCHeading">
     <w:name w:val="TOC Heading"/>
-    <w:basedOn w:val="Ttulo1"/>
+    <w:basedOn w:val="Heading1"/>
     <w:next w:val="Normal"/>
     <w:uiPriority w:val="39"/>
     <w:unhideWhenUsed/>
@@ -5567,7 +5650,7 @@
       <w14:ligatures w14:val="none"/>
     </w:rPr>
   </w:style>
-  <w:style w:type="paragraph" w:styleId="TDC2">
+  <w:style w:type="paragraph" w:styleId="TOC2">
     <w:name w:val="toc 2"/>
     <w:basedOn w:val="Normal"/>
     <w:next w:val="Normal"/>
@@ -5580,7 +5663,7 @@
       <w:ind w:left="240"/>
     </w:pPr>
   </w:style>
-  <w:style w:type="paragraph" w:styleId="TDC3">
+  <w:style w:type="paragraph" w:styleId="TOC3">
     <w:name w:val="toc 3"/>
     <w:basedOn w:val="Normal"/>
     <w:next w:val="Normal"/>
@@ -5601,9 +5684,9 @@
       <w:noProof/>
     </w:rPr>
   </w:style>
-  <w:style w:type="table" w:styleId="Tablaconcuadrcula">
+  <w:style w:type="table" w:styleId="TableGrid">
     <w:name w:val="Table Grid"/>
-    <w:basedOn w:val="Tablanormal"/>
+    <w:basedOn w:val="TableNormal"/>
     <w:uiPriority w:val="39"/>
     <w:rsid w:val="001A6155"/>
     <w:pPr>

--- a/app educativa.docx
+++ b/app educativa.docx
@@ -176,7 +176,23 @@
           <w:sz w:val="28"/>
           <w:szCs w:val="28"/>
         </w:rPr>
-        <w:t xml:space="preserve">De los Santos, Estevez Castellano, Hsieh, Jeifetz y </w:t>
+        <w:t xml:space="preserve">De los Santos, Estevez Castellano, Hsieh, </w:t>
+      </w:r>
+      <w:proofErr w:type="spellStart"/>
+      <w:r>
+        <w:rPr>
+          <w:sz w:val="28"/>
+          <w:szCs w:val="28"/>
+        </w:rPr>
+        <w:t>Jeifetz</w:t>
+      </w:r>
+      <w:proofErr w:type="spellEnd"/>
+      <w:r>
+        <w:rPr>
+          <w:sz w:val="28"/>
+          <w:szCs w:val="28"/>
+        </w:rPr>
+        <w:t xml:space="preserve"> y </w:t>
       </w:r>
       <w:proofErr w:type="spellStart"/>
       <w:r>
@@ -285,7 +301,7 @@
       <w:sdtContent>
         <w:p>
           <w:pPr>
-            <w:pStyle w:val="TtuloTDC"/>
+            <w:pStyle w:val="TOCHeading"/>
             <w:rPr>
               <w:color w:val="auto"/>
               <w:sz w:val="36"/>
@@ -304,7 +320,7 @@
         </w:p>
         <w:p>
           <w:pPr>
-            <w:pStyle w:val="TDC2"/>
+            <w:pStyle w:val="TOC2"/>
             <w:tabs>
               <w:tab w:val="right" w:leader="dot" w:pos="8494"/>
             </w:tabs>
@@ -323,10 +339,10 @@
           <w:r>
             <w:fldChar w:fldCharType="separate"/>
           </w:r>
-          <w:hyperlink w:anchor="_Toc240891398" w:history="1">
-            <w:r>
-              <w:rPr>
-                <w:rStyle w:val="Hipervnculo"/>
+          <w:hyperlink w:anchor="_Toc241075218" w:history="1">
+            <w:r>
+              <w:rPr>
+                <w:rStyle w:val="Hyperlink"/>
                 <w:b/>
                 <w:bCs/>
                 <w:noProof/>
@@ -352,7 +368,7 @@
                 <w:noProof/>
                 <w:webHidden/>
               </w:rPr>
-              <w:instrText xml:space="preserve"> PAGEREF _Toc240891398 \h </w:instrText>
+              <w:instrText xml:space="preserve"> PAGEREF _Toc241075218 \h </w:instrText>
             </w:r>
             <w:r>
               <w:rPr>
@@ -385,16 +401,18 @@
         </w:p>
         <w:p>
           <w:pPr>
-            <w:pStyle w:val="TDC3"/>
+            <w:pStyle w:val="TOC3"/>
             <w:rPr>
               <w:rFonts w:eastAsiaTheme="minorEastAsia"/>
+              <w:i w:val="0"/>
+              <w:iCs w:val="0"/>
               <w:lang w:eastAsia="es-AR"/>
             </w:rPr>
           </w:pPr>
-          <w:hyperlink w:anchor="_Toc240891399" w:history="1">
-            <w:r>
-              <w:rPr>
-                <w:rStyle w:val="Hipervnculo"/>
+          <w:hyperlink w:anchor="_Toc241075219" w:history="1">
+            <w:r>
+              <w:rPr>
+                <w:rStyle w:val="Hyperlink"/>
               </w:rPr>
               <w:t>Público objetivo</w:t>
             </w:r>
@@ -414,7 +432,7 @@
               <w:rPr>
                 <w:webHidden/>
               </w:rPr>
-              <w:instrText xml:space="preserve"> PAGEREF _Toc240891399 \h </w:instrText>
+              <w:instrText xml:space="preserve"> PAGEREF _Toc241075219 \h </w:instrText>
             </w:r>
             <w:r>
               <w:rPr>
@@ -443,16 +461,18 @@
         </w:p>
         <w:p>
           <w:pPr>
-            <w:pStyle w:val="TDC3"/>
+            <w:pStyle w:val="TOC3"/>
             <w:rPr>
               <w:rFonts w:eastAsiaTheme="minorEastAsia"/>
+              <w:i w:val="0"/>
+              <w:iCs w:val="0"/>
               <w:lang w:eastAsia="es-AR"/>
             </w:rPr>
           </w:pPr>
-          <w:hyperlink w:anchor="_Toc240891400" w:history="1">
-            <w:r>
-              <w:rPr>
-                <w:rStyle w:val="Hipervnculo"/>
+          <w:hyperlink w:anchor="_Toc241075220" w:history="1">
+            <w:r>
+              <w:rPr>
+                <w:rStyle w:val="Hyperlink"/>
               </w:rPr>
               <w:t>Por qué hoy fracasa</w:t>
             </w:r>
@@ -472,7 +492,7 @@
               <w:rPr>
                 <w:webHidden/>
               </w:rPr>
-              <w:instrText xml:space="preserve"> PAGEREF _Toc240891400 \h </w:instrText>
+              <w:instrText xml:space="preserve"> PAGEREF _Toc241075220 \h </w:instrText>
             </w:r>
             <w:r>
               <w:rPr>
@@ -501,16 +521,18 @@
         </w:p>
         <w:p>
           <w:pPr>
-            <w:pStyle w:val="TDC3"/>
+            <w:pStyle w:val="TOC3"/>
             <w:rPr>
               <w:rFonts w:eastAsiaTheme="minorEastAsia"/>
+              <w:i w:val="0"/>
+              <w:iCs w:val="0"/>
               <w:lang w:eastAsia="es-AR"/>
             </w:rPr>
           </w:pPr>
-          <w:hyperlink w:anchor="_Toc240891401" w:history="1">
-            <w:r>
-              <w:rPr>
-                <w:rStyle w:val="Hipervnculo"/>
+          <w:hyperlink w:anchor="_Toc241075221" w:history="1">
+            <w:r>
+              <w:rPr>
+                <w:rStyle w:val="Hyperlink"/>
               </w:rPr>
               <w:t>AMI: qué hace y por qué se llama así</w:t>
             </w:r>
@@ -530,7 +552,7 @@
               <w:rPr>
                 <w:webHidden/>
               </w:rPr>
-              <w:instrText xml:space="preserve"> PAGEREF _Toc240891401 \h </w:instrText>
+              <w:instrText xml:space="preserve"> PAGEREF _Toc241075221 \h </w:instrText>
             </w:r>
             <w:r>
               <w:rPr>
@@ -559,7 +581,7 @@
         </w:p>
         <w:p>
           <w:pPr>
-            <w:pStyle w:val="TDC2"/>
+            <w:pStyle w:val="TOC2"/>
             <w:tabs>
               <w:tab w:val="right" w:leader="dot" w:pos="8494"/>
             </w:tabs>
@@ -569,10 +591,10 @@
               <w:lang w:eastAsia="es-AR"/>
             </w:rPr>
           </w:pPr>
-          <w:hyperlink w:anchor="_Toc240891402" w:history="1">
-            <w:r>
-              <w:rPr>
-                <w:rStyle w:val="Hipervnculo"/>
+          <w:hyperlink w:anchor="_Toc241075222" w:history="1">
+            <w:r>
+              <w:rPr>
+                <w:rStyle w:val="Hyperlink"/>
                 <w:b/>
                 <w:bCs/>
                 <w:noProof/>
@@ -598,7 +620,7 @@
                 <w:noProof/>
                 <w:webHidden/>
               </w:rPr>
-              <w:instrText xml:space="preserve"> PAGEREF _Toc240891402 \h </w:instrText>
+              <w:instrText xml:space="preserve"> PAGEREF _Toc241075222 \h </w:instrText>
             </w:r>
             <w:r>
               <w:rPr>
@@ -631,17 +653,18 @@
         </w:p>
         <w:p>
           <w:pPr>
-            <w:pStyle w:val="TDC3"/>
+            <w:pStyle w:val="TOC3"/>
             <w:rPr>
               <w:rFonts w:eastAsiaTheme="minorEastAsia"/>
+              <w:i w:val="0"/>
+              <w:iCs w:val="0"/>
               <w:lang w:eastAsia="es-AR"/>
             </w:rPr>
           </w:pPr>
-          <w:hyperlink w:anchor="_Toc240891403" w:history="1">
-            <w:r>
-              <w:rPr>
-                <w:rStyle w:val="Hipervnculo"/>
-                <w:color w:val="auto"/>
+          <w:hyperlink w:anchor="_Toc241075223" w:history="1">
+            <w:r>
+              <w:rPr>
+                <w:rStyle w:val="Hyperlink"/>
               </w:rPr>
               <w:t>Atención y práctica deliberada</w:t>
             </w:r>
@@ -661,7 +684,7 @@
               <w:rPr>
                 <w:webHidden/>
               </w:rPr>
-              <w:instrText xml:space="preserve"> PAGEREF _Toc240891403 \h </w:instrText>
+              <w:instrText xml:space="preserve"> PAGEREF _Toc241075223 \h </w:instrText>
             </w:r>
             <w:r>
               <w:rPr>
@@ -690,16 +713,18 @@
         </w:p>
         <w:p>
           <w:pPr>
-            <w:pStyle w:val="TDC3"/>
+            <w:pStyle w:val="TOC3"/>
             <w:rPr>
               <w:rFonts w:eastAsiaTheme="minorEastAsia"/>
+              <w:i w:val="0"/>
+              <w:iCs w:val="0"/>
               <w:lang w:eastAsia="es-AR"/>
             </w:rPr>
           </w:pPr>
-          <w:hyperlink w:anchor="_Toc240891404" w:history="1">
-            <w:r>
-              <w:rPr>
-                <w:rStyle w:val="Hipervnculo"/>
+          <w:hyperlink w:anchor="_Toc241075224" w:history="1">
+            <w:r>
+              <w:rPr>
+                <w:rStyle w:val="Hyperlink"/>
               </w:rPr>
               <w:t>Feedback constructivo</w:t>
             </w:r>
@@ -719,7 +744,7 @@
               <w:rPr>
                 <w:webHidden/>
               </w:rPr>
-              <w:instrText xml:space="preserve"> PAGEREF _Toc240891404 \h </w:instrText>
+              <w:instrText xml:space="preserve"> PAGEREF _Toc241075224 \h </w:instrText>
             </w:r>
             <w:r>
               <w:rPr>
@@ -748,16 +773,18 @@
         </w:p>
         <w:p>
           <w:pPr>
-            <w:pStyle w:val="TDC3"/>
+            <w:pStyle w:val="TOC3"/>
             <w:rPr>
               <w:rFonts w:eastAsiaTheme="minorEastAsia"/>
+              <w:i w:val="0"/>
+              <w:iCs w:val="0"/>
               <w:lang w:eastAsia="es-AR"/>
             </w:rPr>
           </w:pPr>
-          <w:hyperlink w:anchor="_Toc240891405" w:history="1">
-            <w:r>
-              <w:rPr>
-                <w:rStyle w:val="Hipervnculo"/>
+          <w:hyperlink w:anchor="_Toc241075225" w:history="1">
+            <w:r>
+              <w:rPr>
+                <w:rStyle w:val="Hyperlink"/>
               </w:rPr>
               <w:t>Motivación intrínseca vs extrínseca</w:t>
             </w:r>
@@ -777,7 +804,7 @@
               <w:rPr>
                 <w:webHidden/>
               </w:rPr>
-              <w:instrText xml:space="preserve"> PAGEREF _Toc240891405 \h </w:instrText>
+              <w:instrText xml:space="preserve"> PAGEREF _Toc241075225 \h </w:instrText>
             </w:r>
             <w:r>
               <w:rPr>
@@ -806,16 +833,18 @@
         </w:p>
         <w:p>
           <w:pPr>
-            <w:pStyle w:val="TDC3"/>
+            <w:pStyle w:val="TOC3"/>
             <w:rPr>
               <w:rFonts w:eastAsiaTheme="minorEastAsia"/>
+              <w:i w:val="0"/>
+              <w:iCs w:val="0"/>
               <w:lang w:eastAsia="es-AR"/>
             </w:rPr>
           </w:pPr>
-          <w:hyperlink w:anchor="_Toc240891406" w:history="1">
-            <w:r>
-              <w:rPr>
-                <w:rStyle w:val="Hipervnculo"/>
+          <w:hyperlink w:anchor="_Toc241075226" w:history="1">
+            <w:r>
+              <w:rPr>
+                <w:rStyle w:val="Hyperlink"/>
               </w:rPr>
               <w:t>Consolidación y naturaleza multiplicativa del conocimiento</w:t>
             </w:r>
@@ -835,7 +864,7 @@
               <w:rPr>
                 <w:webHidden/>
               </w:rPr>
-              <w:instrText xml:space="preserve"> PAGEREF _Toc240891406 \h </w:instrText>
+              <w:instrText xml:space="preserve"> PAGEREF _Toc241075226 \h </w:instrText>
             </w:r>
             <w:r>
               <w:rPr>
@@ -864,7 +893,7 @@
         </w:p>
         <w:p>
           <w:pPr>
-            <w:pStyle w:val="TDC2"/>
+            <w:pStyle w:val="TOC2"/>
             <w:tabs>
               <w:tab w:val="right" w:leader="dot" w:pos="8494"/>
             </w:tabs>
@@ -874,10 +903,10 @@
               <w:lang w:eastAsia="es-AR"/>
             </w:rPr>
           </w:pPr>
-          <w:hyperlink w:anchor="_Toc240891407" w:history="1">
-            <w:r>
-              <w:rPr>
-                <w:rStyle w:val="Hipervnculo"/>
+          <w:hyperlink w:anchor="_Toc241075227" w:history="1">
+            <w:r>
+              <w:rPr>
+                <w:rStyle w:val="Hyperlink"/>
                 <w:b/>
                 <w:bCs/>
                 <w:noProof/>
@@ -903,7 +932,7 @@
                 <w:noProof/>
                 <w:webHidden/>
               </w:rPr>
-              <w:instrText xml:space="preserve"> PAGEREF _Toc240891407 \h </w:instrText>
+              <w:instrText xml:space="preserve"> PAGEREF _Toc241075227 \h </w:instrText>
             </w:r>
             <w:r>
               <w:rPr>
@@ -936,16 +965,18 @@
         </w:p>
         <w:p>
           <w:pPr>
-            <w:pStyle w:val="TDC3"/>
+            <w:pStyle w:val="TOC3"/>
             <w:rPr>
               <w:rFonts w:eastAsiaTheme="minorEastAsia"/>
+              <w:i w:val="0"/>
+              <w:iCs w:val="0"/>
               <w:lang w:eastAsia="es-AR"/>
             </w:rPr>
           </w:pPr>
-          <w:hyperlink w:anchor="_Toc240891408" w:history="1">
-            <w:r>
-              <w:rPr>
-                <w:rStyle w:val="Hipervnculo"/>
+          <w:hyperlink w:anchor="_Toc241075228" w:history="1">
+            <w:r>
+              <w:rPr>
+                <w:rStyle w:val="Hyperlink"/>
               </w:rPr>
               <w:t>El costo de entrada</w:t>
             </w:r>
@@ -965,7 +996,7 @@
               <w:rPr>
                 <w:webHidden/>
               </w:rPr>
-              <w:instrText xml:space="preserve"> PAGEREF _Toc240891408 \h </w:instrText>
+              <w:instrText xml:space="preserve"> PAGEREF _Toc241075228 \h </w:instrText>
             </w:r>
             <w:r>
               <w:rPr>
@@ -994,16 +1025,18 @@
         </w:p>
         <w:p>
           <w:pPr>
-            <w:pStyle w:val="TDC3"/>
+            <w:pStyle w:val="TOC3"/>
             <w:rPr>
               <w:rFonts w:eastAsiaTheme="minorEastAsia"/>
+              <w:i w:val="0"/>
+              <w:iCs w:val="0"/>
               <w:lang w:eastAsia="es-AR"/>
             </w:rPr>
           </w:pPr>
-          <w:hyperlink w:anchor="_Toc240891409" w:history="1">
-            <w:r>
-              <w:rPr>
-                <w:rStyle w:val="Hipervnculo"/>
+          <w:hyperlink w:anchor="_Toc241075229" w:history="1">
+            <w:r>
+              <w:rPr>
+                <w:rStyle w:val="Hyperlink"/>
               </w:rPr>
               <w:t>El pico y el final</w:t>
             </w:r>
@@ -1023,7 +1056,7 @@
               <w:rPr>
                 <w:webHidden/>
               </w:rPr>
-              <w:instrText xml:space="preserve"> PAGEREF _Toc240891409 \h </w:instrText>
+              <w:instrText xml:space="preserve"> PAGEREF _Toc241075229 \h </w:instrText>
             </w:r>
             <w:r>
               <w:rPr>
@@ -1052,7 +1085,7 @@
         </w:p>
         <w:p>
           <w:pPr>
-            <w:pStyle w:val="TDC2"/>
+            <w:pStyle w:val="TOC2"/>
             <w:tabs>
               <w:tab w:val="right" w:leader="dot" w:pos="8494"/>
             </w:tabs>
@@ -1062,10 +1095,10 @@
               <w:lang w:eastAsia="es-AR"/>
             </w:rPr>
           </w:pPr>
-          <w:hyperlink w:anchor="_Toc240891410" w:history="1">
-            <w:r>
-              <w:rPr>
-                <w:rStyle w:val="Hipervnculo"/>
+          <w:hyperlink w:anchor="_Toc241075230" w:history="1">
+            <w:r>
+              <w:rPr>
+                <w:rStyle w:val="Hyperlink"/>
                 <w:b/>
                 <w:bCs/>
                 <w:noProof/>
@@ -1091,7 +1124,7 @@
                 <w:noProof/>
                 <w:webHidden/>
               </w:rPr>
-              <w:instrText xml:space="preserve"> PAGEREF _Toc240891410 \h </w:instrText>
+              <w:instrText xml:space="preserve"> PAGEREF _Toc241075230 \h </w:instrText>
             </w:r>
             <w:r>
               <w:rPr>
@@ -1124,7 +1157,7 @@
         </w:p>
         <w:p>
           <w:pPr>
-            <w:pStyle w:val="TDC2"/>
+            <w:pStyle w:val="TOC2"/>
             <w:tabs>
               <w:tab w:val="right" w:leader="dot" w:pos="8494"/>
             </w:tabs>
@@ -1134,10 +1167,10 @@
               <w:lang w:eastAsia="es-AR"/>
             </w:rPr>
           </w:pPr>
-          <w:hyperlink w:anchor="_Toc240891411" w:history="1">
-            <w:r>
-              <w:rPr>
-                <w:rStyle w:val="Hipervnculo"/>
+          <w:hyperlink w:anchor="_Toc241075231" w:history="1">
+            <w:r>
+              <w:rPr>
+                <w:rStyle w:val="Hyperlink"/>
                 <w:b/>
                 <w:bCs/>
                 <w:noProof/>
@@ -1163,7 +1196,7 @@
                 <w:noProof/>
                 <w:webHidden/>
               </w:rPr>
-              <w:instrText xml:space="preserve"> PAGEREF _Toc240891411 \h </w:instrText>
+              <w:instrText xml:space="preserve"> PAGEREF _Toc241075231 \h </w:instrText>
             </w:r>
             <w:r>
               <w:rPr>
@@ -1183,7 +1216,7 @@
                 <w:noProof/>
                 <w:webHidden/>
               </w:rPr>
-              <w:t>7</w:t>
+              <w:t>6</w:t>
             </w:r>
             <w:r>
               <w:rPr>
@@ -1196,7 +1229,7 @@
         </w:p>
         <w:p>
           <w:pPr>
-            <w:pStyle w:val="TDC2"/>
+            <w:pStyle w:val="TOC2"/>
             <w:tabs>
               <w:tab w:val="right" w:leader="dot" w:pos="8494"/>
             </w:tabs>
@@ -1206,10 +1239,10 @@
               <w:lang w:eastAsia="es-AR"/>
             </w:rPr>
           </w:pPr>
-          <w:hyperlink w:anchor="_Toc240891412" w:history="1">
-            <w:r>
-              <w:rPr>
-                <w:rStyle w:val="Hipervnculo"/>
+          <w:hyperlink w:anchor="_Toc241075232" w:history="1">
+            <w:r>
+              <w:rPr>
+                <w:rStyle w:val="Hyperlink"/>
                 <w:b/>
                 <w:bCs/>
                 <w:noProof/>
@@ -1235,7 +1268,7 @@
                 <w:noProof/>
                 <w:webHidden/>
               </w:rPr>
-              <w:instrText xml:space="preserve"> PAGEREF _Toc240891412 \h </w:instrText>
+              <w:instrText xml:space="preserve"> PAGEREF _Toc241075232 \h </w:instrText>
             </w:r>
             <w:r>
               <w:rPr>
@@ -1268,7 +1301,7 @@
         </w:p>
         <w:p>
           <w:pPr>
-            <w:pStyle w:val="TDC2"/>
+            <w:pStyle w:val="TOC2"/>
             <w:tabs>
               <w:tab w:val="right" w:leader="dot" w:pos="8494"/>
             </w:tabs>
@@ -1278,10 +1311,10 @@
               <w:lang w:eastAsia="es-AR"/>
             </w:rPr>
           </w:pPr>
-          <w:hyperlink w:anchor="_Toc240891413" w:history="1">
-            <w:r>
-              <w:rPr>
-                <w:rStyle w:val="Hipervnculo"/>
+          <w:hyperlink w:anchor="_Toc241075233" w:history="1">
+            <w:r>
+              <w:rPr>
+                <w:rStyle w:val="Hyperlink"/>
                 <w:b/>
                 <w:bCs/>
                 <w:noProof/>
@@ -1307,7 +1340,7 @@
                 <w:noProof/>
                 <w:webHidden/>
               </w:rPr>
-              <w:instrText xml:space="preserve"> PAGEREF _Toc240891413 \h </w:instrText>
+              <w:instrText xml:space="preserve"> PAGEREF _Toc241075233 \h </w:instrText>
             </w:r>
             <w:r>
               <w:rPr>
@@ -1327,7 +1360,79 @@
                 <w:noProof/>
                 <w:webHidden/>
               </w:rPr>
-              <w:t>8</w:t>
+              <w:t>7</w:t>
+            </w:r>
+            <w:r>
+              <w:rPr>
+                <w:noProof/>
+                <w:webHidden/>
+              </w:rPr>
+              <w:fldChar w:fldCharType="end"/>
+            </w:r>
+          </w:hyperlink>
+        </w:p>
+        <w:p>
+          <w:pPr>
+            <w:pStyle w:val="TOC2"/>
+            <w:tabs>
+              <w:tab w:val="right" w:leader="dot" w:pos="8494"/>
+            </w:tabs>
+            <w:rPr>
+              <w:rFonts w:eastAsiaTheme="minorEastAsia"/>
+              <w:noProof/>
+              <w:lang w:eastAsia="es-AR"/>
+            </w:rPr>
+          </w:pPr>
+          <w:hyperlink w:anchor="_Toc241075234" w:history="1">
+            <w:r>
+              <w:rPr>
+                <w:rStyle w:val="Hyperlink"/>
+                <w:b/>
+                <w:bCs/>
+                <w:noProof/>
+              </w:rPr>
+              <w:t>Bibliografía</w:t>
+            </w:r>
+            <w:r>
+              <w:rPr>
+                <w:noProof/>
+                <w:webHidden/>
+              </w:rPr>
+              <w:tab/>
+            </w:r>
+            <w:r>
+              <w:rPr>
+                <w:noProof/>
+                <w:webHidden/>
+              </w:rPr>
+              <w:fldChar w:fldCharType="begin"/>
+            </w:r>
+            <w:r>
+              <w:rPr>
+                <w:noProof/>
+                <w:webHidden/>
+              </w:rPr>
+              <w:instrText xml:space="preserve"> PAGEREF _Toc241075234 \h </w:instrText>
+            </w:r>
+            <w:r>
+              <w:rPr>
+                <w:noProof/>
+                <w:webHidden/>
+              </w:rPr>
+            </w:r>
+            <w:r>
+              <w:rPr>
+                <w:noProof/>
+                <w:webHidden/>
+              </w:rPr>
+              <w:fldChar w:fldCharType="separate"/>
+            </w:r>
+            <w:r>
+              <w:rPr>
+                <w:noProof/>
+                <w:webHidden/>
+              </w:rPr>
+              <w:t>7</w:t>
             </w:r>
             <w:r>
               <w:rPr>
@@ -1456,7 +1561,7 @@
     </w:p>
     <w:p>
       <w:pPr>
-        <w:pStyle w:val="Ttulo2"/>
+        <w:pStyle w:val="Heading2"/>
         <w:jc w:val="both"/>
         <w:rPr>
           <w:b/>
@@ -1466,7 +1571,7 @@
           <w:szCs w:val="24"/>
         </w:rPr>
       </w:pPr>
-      <w:bookmarkStart w:id="0" w:name="_Toc240891398"/>
+      <w:bookmarkStart w:id="0" w:name="_Toc241075218"/>
       <w:r>
         <w:rPr>
           <w:b/>
@@ -1475,14 +1580,13 @@
           <w:sz w:val="24"/>
           <w:szCs w:val="24"/>
         </w:rPr>
-        <w:lastRenderedPageBreak/>
         <w:t>La Apuesta</w:t>
       </w:r>
       <w:bookmarkEnd w:id="0"/>
     </w:p>
     <w:p>
       <w:pPr>
-        <w:pStyle w:val="Ttulo3"/>
+        <w:pStyle w:val="Heading3"/>
         <w:jc w:val="both"/>
         <w:rPr>
           <w:i/>
@@ -1492,7 +1596,7 @@
           <w:szCs w:val="22"/>
         </w:rPr>
       </w:pPr>
-      <w:bookmarkStart w:id="1" w:name="_Toc240891399"/>
+      <w:bookmarkStart w:id="1" w:name="_Toc241075219"/>
       <w:r>
         <w:rPr>
           <w:i/>
@@ -1527,7 +1631,23 @@
           <w:sz w:val="22"/>
           <w:szCs w:val="22"/>
         </w:rPr>
-        <w:t xml:space="preserve"> de primer grado (6-7 años) que ya reciben instrucción fonológica del docente pero no tienen dónde practicarla de forma individual y frecuente. La primera versión apunta a </w:t>
+        <w:t xml:space="preserve"> de primer grado (6-7 años) que ya reciben instrucción fonológica del </w:t>
+      </w:r>
+      <w:proofErr w:type="gramStart"/>
+      <w:r>
+        <w:rPr>
+          <w:sz w:val="22"/>
+          <w:szCs w:val="22"/>
+        </w:rPr>
+        <w:t>docente</w:t>
+      </w:r>
+      <w:proofErr w:type="gramEnd"/>
+      <w:r>
+        <w:rPr>
+          <w:sz w:val="22"/>
+          <w:szCs w:val="22"/>
+        </w:rPr>
+        <w:t xml:space="preserve"> pero no tienen dónde practicarla de forma individual y frecuente. La primera versión apunta a </w:t>
       </w:r>
       <w:r>
         <w:rPr>
@@ -1576,7 +1696,7 @@
     </w:p>
     <w:p>
       <w:pPr>
-        <w:pStyle w:val="Ttulo3"/>
+        <w:pStyle w:val="Heading3"/>
         <w:jc w:val="both"/>
         <w:rPr>
           <w:i/>
@@ -1586,7 +1706,7 @@
           <w:szCs w:val="22"/>
         </w:rPr>
       </w:pPr>
-      <w:bookmarkStart w:id="2" w:name="_Toc240891400"/>
+      <w:bookmarkStart w:id="2" w:name="_Toc241075220"/>
       <w:r>
         <w:rPr>
           <w:i/>
@@ -1644,7 +1764,44 @@
           <w:sz w:val="22"/>
           <w:szCs w:val="22"/>
         </w:rPr>
-        <w:t xml:space="preserve"> y Serrano, 2011; Ferroni y D'Ambrosio, 2022). Tres razones explican por qué hoy no se consolida:</w:t>
+        <w:t xml:space="preserve"> y Serrano, 2011; Ferroni y D'Ambrosio, 2022</w:t>
+      </w:r>
+      <w:r>
+        <w:rPr>
+          <w:b/>
+          <w:bCs/>
+        </w:rPr>
+        <w:t xml:space="preserve"> </w:t>
+      </w:r>
+      <w:r>
+        <w:rPr>
+          <w:sz w:val="22"/>
+          <w:szCs w:val="22"/>
+        </w:rPr>
+        <w:t xml:space="preserve">como se citó en Ramírez, L., </w:t>
+      </w:r>
+      <w:proofErr w:type="spellStart"/>
+      <w:r>
+        <w:rPr>
+          <w:sz w:val="22"/>
+          <w:szCs w:val="22"/>
+        </w:rPr>
+        <w:t>Celi</w:t>
+      </w:r>
+      <w:proofErr w:type="spellEnd"/>
+      <w:r>
+        <w:rPr>
+          <w:sz w:val="22"/>
+          <w:szCs w:val="22"/>
+        </w:rPr>
+        <w:t>, M. A., &amp; Zabala, L. D. 2025</w:t>
+      </w:r>
+      <w:r>
+        <w:rPr>
+          <w:sz w:val="22"/>
+          <w:szCs w:val="22"/>
+        </w:rPr>
+        <w:t>). Tres razones explican por qué hoy no se consolida:</w:t>
       </w:r>
     </w:p>
     <w:p>
@@ -1793,7 +1950,7 @@
     </w:p>
     <w:p>
       <w:pPr>
-        <w:pStyle w:val="Ttulo3"/>
+        <w:pStyle w:val="Heading3"/>
         <w:jc w:val="both"/>
         <w:rPr>
           <w:i/>
@@ -1803,7 +1960,7 @@
           <w:szCs w:val="22"/>
         </w:rPr>
       </w:pPr>
-      <w:bookmarkStart w:id="3" w:name="_Toc240891401"/>
+      <w:bookmarkStart w:id="3" w:name="_Toc241075221"/>
       <w:r>
         <w:rPr>
           <w:i/>
@@ -1870,19 +2027,65 @@
           <w:sz w:val="22"/>
           <w:szCs w:val="22"/>
         </w:rPr>
-        <w:t>«Yo amo aprender — Lengua, 1er grado»</w:t>
-      </w:r>
-      <w:r>
-        <w:rPr>
-          <w:sz w:val="22"/>
-          <w:szCs w:val="22"/>
-        </w:rPr>
-        <w:t>, 2026), de modo que lo que el chico practica coincide con lo que el docente está dando esa semana. Un nivel se destraba solo cuando el anterior tiene sus tres estrellas: se avanza por dominio demostrado, no por tiempo transcurrido. Es un complemento del aula, no un reemplazo.</w:t>
-      </w:r>
-    </w:p>
-    <w:p>
-      <w:pPr>
-        <w:pStyle w:val="Ttulo2"/>
+        <w:t>«Yo amo aprender</w:t>
+      </w:r>
+      <w:r>
+        <w:rPr>
+          <w:b/>
+          <w:bCs/>
+          <w:sz w:val="22"/>
+          <w:szCs w:val="22"/>
+        </w:rPr>
+        <w:t xml:space="preserve">, </w:t>
+      </w:r>
+      <w:r>
+        <w:rPr>
+          <w:b/>
+          <w:bCs/>
+          <w:sz w:val="22"/>
+          <w:szCs w:val="22"/>
+        </w:rPr>
+        <w:t>Lengua, 1er grado»</w:t>
+      </w:r>
+      <w:r>
+        <w:rPr>
+          <w:sz w:val="22"/>
+          <w:szCs w:val="22"/>
+        </w:rPr>
+        <w:t xml:space="preserve">, 2026), de modo que lo que el chico practica coincide con lo que el docente está dando esa semana. Un nivel se </w:t>
+      </w:r>
+      <w:r>
+        <w:rPr>
+          <w:sz w:val="22"/>
+          <w:szCs w:val="22"/>
+        </w:rPr>
+        <w:t>desbloquea</w:t>
+      </w:r>
+      <w:r>
+        <w:rPr>
+          <w:sz w:val="22"/>
+          <w:szCs w:val="22"/>
+        </w:rPr>
+        <w:t xml:space="preserve"> solo cuando el anterior tiene sus tres estrellas: se avanza por dominio demostrado, no por tiempo transcurrido. Es</w:t>
+      </w:r>
+      <w:r>
+        <w:rPr>
+          <w:sz w:val="22"/>
+          <w:szCs w:val="22"/>
+        </w:rPr>
+        <w:t>tá pensado como</w:t>
+      </w:r>
+      <w:r>
+        <w:rPr>
+          <w:sz w:val="22"/>
+          <w:szCs w:val="22"/>
+        </w:rPr>
+        <w:t xml:space="preserve"> un complemento del aula, no un reemplazo.</w:t>
+      </w:r>
+    </w:p>
+    <w:p>
+      <w:pPr>
+        <w:pStyle w:val="Heading2"/>
         <w:jc w:val="both"/>
         <w:rPr>
           <w:b/>
@@ -1892,7 +2095,7 @@
           <w:szCs w:val="24"/>
         </w:rPr>
       </w:pPr>
-      <w:bookmarkStart w:id="4" w:name="_Toc240891402"/>
+      <w:bookmarkStart w:id="4" w:name="_Toc241075222"/>
       <w:r>
         <w:rPr>
           <w:b/>
@@ -1924,7 +2127,7 @@
     </w:p>
     <w:p>
       <w:pPr>
-        <w:pStyle w:val="Ttulo3"/>
+        <w:pStyle w:val="Heading3"/>
         <w:rPr>
           <w:i/>
           <w:iCs/>
@@ -1933,7 +2136,7 @@
           <w:szCs w:val="22"/>
         </w:rPr>
       </w:pPr>
-      <w:bookmarkStart w:id="5" w:name="_Toc240891403"/>
+      <w:bookmarkStart w:id="5" w:name="_Toc241075223"/>
       <w:r>
         <w:rPr>
           <w:i/>
@@ -1959,21 +2162,28 @@
           <w:sz w:val="22"/>
           <w:szCs w:val="22"/>
         </w:rPr>
-        <w:t xml:space="preserve">El aprendizaje solo ocurre con esfuerzo consciente que saca al cerebro de su zona de confort, y la atención opera como filtro restrictivo de todo el sistema: </w:t>
-      </w:r>
-      <w:r>
-        <w:rPr>
-          <w:sz w:val="22"/>
-          <w:szCs w:val="22"/>
-        </w:rPr>
-        <w:t>c</w:t>
-      </w:r>
-      <w:r>
-        <w:rPr>
-          <w:sz w:val="22"/>
-          <w:szCs w:val="22"/>
-        </w:rPr>
-        <w:t>ada nivel de AMI es una sesión única de 10 a 15 minutos centrada en un solo sonido nuevo y el nivel siguiente se destraba solo cuando el anterior está completo con sus tres estrellas. Cuando una unidad del cuadernillo trae más contenido del que entra en ese tiempo, se parte en varios niveles consecutivos sin alterar el orden.</w:t>
+        <w:t xml:space="preserve">Cada </w:t>
+      </w:r>
+      <w:r>
+        <w:rPr>
+          <w:sz w:val="22"/>
+          <w:szCs w:val="22"/>
+        </w:rPr>
+        <w:t>nivel de AMI es una sesión única de 10 a 15 minutos centrada en un solo sonido nuevo</w:t>
+      </w:r>
+      <w:r>
+        <w:rPr>
+          <w:sz w:val="22"/>
+          <w:szCs w:val="22"/>
+        </w:rPr>
+        <w:t xml:space="preserve">. </w:t>
+      </w:r>
+      <w:r>
+        <w:rPr>
+          <w:sz w:val="22"/>
+          <w:szCs w:val="22"/>
+        </w:rPr>
+        <w:t>Cuando una unidad del cuadernillo trae más contenido del que entra en ese tiempo, se parte en varios niveles consecutivos sin alterar el orden.</w:t>
       </w:r>
     </w:p>
     <w:p>
@@ -2031,7 +2241,7 @@
     </w:p>
     <w:p>
       <w:pPr>
-        <w:pStyle w:val="Ttulo3"/>
+        <w:pStyle w:val="Heading3"/>
         <w:jc w:val="both"/>
         <w:rPr>
           <w:i/>
@@ -2041,7 +2251,7 @@
           <w:szCs w:val="22"/>
         </w:rPr>
       </w:pPr>
-      <w:bookmarkStart w:id="6" w:name="_Toc240891404"/>
+      <w:bookmarkStart w:id="6" w:name="_Toc241075224"/>
       <w:proofErr w:type="spellStart"/>
       <w:r>
         <w:rPr>
@@ -2125,7 +2335,7 @@
     </w:p>
     <w:p>
       <w:pPr>
-        <w:pStyle w:val="Ttulo3"/>
+        <w:pStyle w:val="Heading3"/>
         <w:jc w:val="both"/>
         <w:rPr>
           <w:i/>
@@ -2135,7 +2345,7 @@
           <w:szCs w:val="22"/>
         </w:rPr>
       </w:pPr>
-      <w:bookmarkStart w:id="7" w:name="_Toc240891405"/>
+      <w:bookmarkStart w:id="7" w:name="_Toc241075225"/>
       <w:r>
         <w:rPr>
           <w:i/>
@@ -2219,7 +2429,7 @@
     </w:p>
     <w:p>
       <w:pPr>
-        <w:pStyle w:val="Ttulo3"/>
+        <w:pStyle w:val="Heading3"/>
         <w:jc w:val="both"/>
         <w:rPr>
           <w:i/>
@@ -2229,7 +2439,7 @@
           <w:szCs w:val="22"/>
         </w:rPr>
       </w:pPr>
-      <w:bookmarkStart w:id="8" w:name="_Toc240891406"/>
+      <w:bookmarkStart w:id="8" w:name="_Toc241075226"/>
       <w:r>
         <w:rPr>
           <w:i/>
@@ -2285,7 +2495,7 @@
     </w:p>
     <w:p>
       <w:pPr>
-        <w:pStyle w:val="Ttulo2"/>
+        <w:pStyle w:val="Heading2"/>
         <w:jc w:val="both"/>
         <w:rPr>
           <w:b/>
@@ -2295,7 +2505,7 @@
           <w:szCs w:val="24"/>
         </w:rPr>
       </w:pPr>
-      <w:bookmarkStart w:id="9" w:name="_Toc240891407"/>
+      <w:bookmarkStart w:id="9" w:name="_Toc241075227"/>
       <w:r>
         <w:rPr>
           <w:b/>
@@ -2311,7 +2521,7 @@
     </w:p>
     <w:p>
       <w:pPr>
-        <w:pStyle w:val="Ttulo3"/>
+        <w:pStyle w:val="Heading3"/>
         <w:jc w:val="both"/>
         <w:rPr>
           <w:i/>
@@ -2321,7 +2531,7 @@
           <w:szCs w:val="22"/>
         </w:rPr>
       </w:pPr>
-      <w:bookmarkStart w:id="10" w:name="_Toc240891408"/>
+      <w:bookmarkStart w:id="10" w:name="_Toc241075228"/>
       <w:r>
         <w:rPr>
           <w:i/>
@@ -2347,7 +2557,21 @@
           <w:sz w:val="22"/>
           <w:szCs w:val="22"/>
         </w:rPr>
-        <w:t>Una versión ingenua de AMI le pediría al chico, antes de llegar a la primera cosa útil:</w:t>
+        <w:t>Una versión ingenua de AMI le pediría al chico, antes de</w:t>
+      </w:r>
+      <w:r>
+        <w:rPr>
+          <w:sz w:val="22"/>
+          <w:szCs w:val="22"/>
+        </w:rPr>
+        <w:t xml:space="preserve"> jugar</w:t>
+      </w:r>
+      <w:r>
+        <w:rPr>
+          <w:sz w:val="22"/>
+          <w:szCs w:val="22"/>
+        </w:rPr>
+        <w:t>:</w:t>
       </w:r>
     </w:p>
     <w:p>
@@ -2742,12 +2966,40 @@
           <w:sz w:val="22"/>
           <w:szCs w:val="22"/>
         </w:rPr>
-        <w:t xml:space="preserve"> compartidas y tiempo limitado, reducir la fricción de acceso permite que, mediante un simple código de clase, la elección de una mascota y una primera tarjeta diagnóstica, el chico llegue a la práctica efectiva en menos de un minuto.</w:t>
-      </w:r>
-    </w:p>
-    <w:p>
-      <w:pPr>
-        <w:pStyle w:val="Ttulo3"/>
+        <w:t xml:space="preserve"> compartidas y tiempo limitado, reducir la fricción de acceso permite que, mediante un simple código de clase, la elección de una mascota y una primera tarjeta </w:t>
+      </w:r>
+      <w:r>
+        <w:rPr>
+          <w:sz w:val="22"/>
+          <w:szCs w:val="22"/>
+        </w:rPr>
+        <w:t xml:space="preserve">de </w:t>
+      </w:r>
+      <w:r>
+        <w:rPr>
+          <w:sz w:val="22"/>
+          <w:szCs w:val="22"/>
+        </w:rPr>
+        <w:t>diagnóstic</w:t>
+      </w:r>
+      <w:r>
+        <w:rPr>
+          <w:sz w:val="22"/>
+          <w:szCs w:val="22"/>
+        </w:rPr>
+        <w:t>o</w:t>
+      </w:r>
+      <w:r>
+        <w:rPr>
+          <w:sz w:val="22"/>
+          <w:szCs w:val="22"/>
+        </w:rPr>
+        <w:t>, el chico llegue a la práctica efectiva en menos de un minuto.</w:t>
+      </w:r>
+    </w:p>
+    <w:p>
+      <w:pPr>
+        <w:pStyle w:val="Heading3"/>
         <w:jc w:val="both"/>
         <w:rPr>
           <w:i/>
@@ -2757,7 +3009,7 @@
           <w:szCs w:val="22"/>
         </w:rPr>
       </w:pPr>
-      <w:bookmarkStart w:id="11" w:name="_Toc240891409"/>
+      <w:bookmarkStart w:id="11" w:name="_Toc241075229"/>
       <w:r>
         <w:rPr>
           <w:i/>
@@ -2849,12 +3101,12 @@
           <w:sz w:val="22"/>
           <w:szCs w:val="22"/>
         </w:rPr>
-        <w:t xml:space="preserve"> son los niveles puramente ortográficos, donde el chico descubre que un sonido que ya domina puede escribirse de más de una forma: la C suave, el QU, la V frente a la B y, en el extremo, la H, la única letra sin sonido, donde la verificación por audio directamente no se puede usar. No hay nada nuevo que escuchar, solo una regla que memorizar, y eso es genuinamente menos gratificante. Por eso esa fricción se ubica siempre después del pico de la sesión, enmarcada como desafío opcional y no bloqueante: el chico ya tuvo su momento de éxito antes de enfrentar lo más árido.</w:t>
-      </w:r>
-    </w:p>
-    <w:p>
-      <w:pPr>
-        <w:pStyle w:val="Ttulo2"/>
+        <w:t xml:space="preserve"> son los niveles puramente ortográficos, donde el chico descubre que un sonido que ya domina puede escribirse de más de una forma: la C suave, el QU, la V frente a la B y, en el extremo, la H, la única letra sin sonido. No hay nada nuevo que escuchar, solo una regla que memorizar, y eso es genuinamente menos gratificante. Por eso esa fricción se ubica siempre después del pico de la sesión, enmarcada como desafío opcional y no bloqueante: el chico ya tuvo su momento de éxito antes de enfrentar lo más árido.</w:t>
+      </w:r>
+    </w:p>
+    <w:p>
+      <w:pPr>
+        <w:pStyle w:val="Heading2"/>
         <w:rPr>
           <w:b/>
           <w:bCs/>
@@ -2863,7 +3115,7 @@
           <w:szCs w:val="24"/>
         </w:rPr>
       </w:pPr>
-      <w:bookmarkStart w:id="12" w:name="_Toc240891410"/>
+      <w:bookmarkStart w:id="12" w:name="_Toc241075230"/>
       <w:r>
         <w:rPr>
           <w:b/>
@@ -2885,41 +3137,62 @@
         </w:rPr>
       </w:pPr>
     </w:p>
+    <w:p>
+      <w:pPr>
+        <w:jc w:val="both"/>
+        <w:rPr>
+          <w:b/>
+          <w:bCs/>
+        </w:rPr>
+      </w:pPr>
+    </w:p>
     <w:tbl>
       <w:tblPr>
-        <w:tblStyle w:val="Tablaconcuadrcula"/>
+        <w:tblStyle w:val="TableGrid"/>
         <w:tblW w:w="0" w:type="auto"/>
         <w:tblLook w:val="04A0" w:firstRow="1" w:lastRow="0" w:firstColumn="1" w:lastColumn="0" w:noHBand="0" w:noVBand="1"/>
       </w:tblPr>
       <w:tblGrid>
-        <w:gridCol w:w="4247"/>
-        <w:gridCol w:w="4247"/>
+        <w:gridCol w:w="2823"/>
+        <w:gridCol w:w="2876"/>
+        <w:gridCol w:w="2795"/>
       </w:tblGrid>
       <w:tr>
+        <w:trPr>
+          <w:trHeight w:val="6853"/>
+        </w:trPr>
         <w:tc>
           <w:tcPr>
-            <w:tcW w:w="4247" w:type="dxa"/>
+            <w:tcW w:w="2823" w:type="dxa"/>
           </w:tcPr>
           <w:p>
             <w:pPr>
-              <w:jc w:val="both"/>
+              <w:jc w:val="center"/>
+              <w:rPr>
+                <w:sz w:val="22"/>
+                <w:szCs w:val="22"/>
+                <w:u w:val="single"/>
+              </w:rPr>
+            </w:pPr>
+            <w:r>
               <w:rPr>
                 <w:b/>
                 <w:bCs/>
-              </w:rPr>
-            </w:pPr>
-            <w:r>
-              <w:rPr>
-                <w:b/>
-                <w:bCs/>
-                <w:noProof/>
-              </w:rPr>
-              <w:lastRenderedPageBreak/>
+                <w:noProof/>
+              </w:rPr>
               <w:drawing>
-                <wp:inline distT="0" distB="0" distL="0" distR="0" wp14:anchorId="69F16FF3" wp14:editId="6E60B250">
-                  <wp:extent cx="2599738" cy="5626100"/>
+                <wp:anchor distT="0" distB="0" distL="114300" distR="114300" simplePos="0" relativeHeight="251661312" behindDoc="0" locked="0" layoutInCell="1" allowOverlap="1" wp14:anchorId="02B0834A" wp14:editId="46EA8D39">
+                  <wp:simplePos x="0" y="0"/>
+                  <wp:positionH relativeFrom="column">
+                    <wp:posOffset>-65405</wp:posOffset>
+                  </wp:positionH>
+                  <wp:positionV relativeFrom="paragraph">
+                    <wp:posOffset>4445</wp:posOffset>
+                  </wp:positionV>
+                  <wp:extent cx="1849120" cy="4077335"/>
                   <wp:effectExtent l="0" t="0" r="0" b="0"/>
-                  <wp:docPr id="453873431" name="Imagen 4"/>
+                  <wp:wrapTopAndBottom/>
+                  <wp:docPr id="967638412" name="Imagen 4"/>
                   <wp:cNvGraphicFramePr>
                     <a:graphicFrameLocks xmlns:a="http://schemas.openxmlformats.org/drawingml/2006/main" noChangeAspect="1"/>
                   </wp:cNvGraphicFramePr>
@@ -2945,7 +3218,7 @@
                         <pic:spPr>
                           <a:xfrm>
                             <a:off x="0" y="0"/>
-                            <a:ext cx="2602376" cy="5631809"/>
+                            <a:ext cx="1849120" cy="4077335"/>
                           </a:xfrm>
                           <a:prstGeom prst="rect">
                             <a:avLst/>
@@ -2954,34 +3227,59 @@
                       </pic:pic>
                     </a:graphicData>
                   </a:graphic>
-                </wp:inline>
+                  <wp14:sizeRelH relativeFrom="margin">
+                    <wp14:pctWidth>0</wp14:pctWidth>
+                  </wp14:sizeRelH>
+                  <wp14:sizeRelV relativeFrom="margin">
+                    <wp14:pctHeight>0</wp14:pctHeight>
+                  </wp14:sizeRelV>
+                </wp:anchor>
               </w:drawing>
             </w:r>
+            <w:proofErr w:type="spellStart"/>
+            <w:r>
+              <w:rPr>
+                <w:sz w:val="22"/>
+                <w:szCs w:val="22"/>
+                <w:u w:val="single"/>
+              </w:rPr>
+              <w:t>Onboarding</w:t>
+            </w:r>
+            <w:proofErr w:type="spellEnd"/>
           </w:p>
         </w:tc>
         <w:tc>
           <w:tcPr>
-            <w:tcW w:w="4247" w:type="dxa"/>
+            <w:tcW w:w="2876" w:type="dxa"/>
           </w:tcPr>
           <w:p>
             <w:pPr>
-              <w:jc w:val="both"/>
+              <w:jc w:val="center"/>
+              <w:rPr>
+                <w:sz w:val="22"/>
+                <w:szCs w:val="22"/>
+                <w:u w:val="single"/>
+              </w:rPr>
+            </w:pPr>
+            <w:r>
               <w:rPr>
                 <w:b/>
                 <w:bCs/>
-              </w:rPr>
-            </w:pPr>
-            <w:r>
-              <w:rPr>
-                <w:b/>
-                <w:bCs/>
                 <w:noProof/>
               </w:rPr>
               <w:drawing>
-                <wp:inline distT="0" distB="0" distL="0" distR="0" wp14:anchorId="19A09977" wp14:editId="4FAAFC62">
-                  <wp:extent cx="2599739" cy="5626100"/>
-                  <wp:effectExtent l="0" t="0" r="0" b="0"/>
-                  <wp:docPr id="371150685" name="Imagen 3"/>
+                <wp:anchor distT="0" distB="0" distL="114300" distR="114300" simplePos="0" relativeHeight="251662336" behindDoc="0" locked="0" layoutInCell="1" allowOverlap="1" wp14:anchorId="56F964B6" wp14:editId="12545230">
+                  <wp:simplePos x="0" y="0"/>
+                  <wp:positionH relativeFrom="column">
+                    <wp:posOffset>-64885</wp:posOffset>
+                  </wp:positionH>
+                  <wp:positionV relativeFrom="paragraph">
+                    <wp:posOffset>3117</wp:posOffset>
+                  </wp:positionV>
+                  <wp:extent cx="1885544" cy="4080510"/>
+                  <wp:effectExtent l="0" t="0" r="635" b="0"/>
+                  <wp:wrapTopAndBottom/>
+                  <wp:docPr id="445112893" name="Imagen 3"/>
                   <wp:cNvGraphicFramePr>
                     <a:graphicFrameLocks xmlns:a="http://schemas.openxmlformats.org/drawingml/2006/main" noChangeAspect="1"/>
                   </wp:cNvGraphicFramePr>
@@ -3007,7 +3305,7 @@
                         <pic:spPr>
                           <a:xfrm>
                             <a:off x="0" y="0"/>
-                            <a:ext cx="2613536" cy="5655959"/>
+                            <a:ext cx="1885544" cy="4080510"/>
                           </a:xfrm>
                           <a:prstGeom prst="rect">
                             <a:avLst/>
@@ -3016,217 +3314,57 @@
                       </pic:pic>
                     </a:graphicData>
                   </a:graphic>
-                </wp:inline>
+                  <wp14:sizeRelH relativeFrom="margin">
+                    <wp14:pctWidth>0</wp14:pctWidth>
+                  </wp14:sizeRelH>
+                  <wp14:sizeRelV relativeFrom="margin">
+                    <wp14:pctHeight>0</wp14:pctHeight>
+                  </wp14:sizeRelV>
+                </wp:anchor>
               </w:drawing>
+            </w:r>
+            <w:r>
+              <w:rPr>
+                <w:sz w:val="22"/>
+                <w:szCs w:val="22"/>
+                <w:u w:val="single"/>
+              </w:rPr>
+              <w:t>Nivel de curso</w:t>
             </w:r>
           </w:p>
         </w:tc>
-      </w:tr>
-    </w:tbl>
-    <w:p>
-      <w:pPr>
-        <w:jc w:val="both"/>
-        <w:rPr>
-          <w:b/>
-          <w:bCs/>
-        </w:rPr>
-      </w:pPr>
-    </w:p>
-    <w:p>
-      <w:pPr>
-        <w:jc w:val="both"/>
-        <w:rPr>
-          <w:sz w:val="22"/>
-          <w:szCs w:val="22"/>
-        </w:rPr>
-      </w:pPr>
-      <w:r>
-        <w:rPr>
-          <w:sz w:val="22"/>
-          <w:szCs w:val="22"/>
-          <w:u w:val="single"/>
-        </w:rPr>
-        <w:t>Flujo</w:t>
-      </w:r>
-      <w:r>
-        <w:rPr>
-          <w:sz w:val="22"/>
-          <w:szCs w:val="22"/>
-        </w:rPr>
-        <w:t xml:space="preserve">: </w:t>
-      </w:r>
-      <w:r>
-        <w:rPr>
-          <w:sz w:val="22"/>
-          <w:szCs w:val="22"/>
-        </w:rPr>
-        <w:t xml:space="preserve">AMI abre en el </w:t>
-      </w:r>
-      <w:proofErr w:type="spellStart"/>
-      <w:r>
-        <w:rPr>
-          <w:sz w:val="22"/>
-          <w:szCs w:val="22"/>
-        </w:rPr>
-        <w:t>onboarding</w:t>
-      </w:r>
-      <w:proofErr w:type="spellEnd"/>
-      <w:r>
-        <w:rPr>
-          <w:sz w:val="22"/>
-          <w:szCs w:val="22"/>
-        </w:rPr>
-        <w:t xml:space="preserve"> (1)</w:t>
-      </w:r>
-      <w:r>
-        <w:rPr>
-          <w:sz w:val="22"/>
-          <w:szCs w:val="22"/>
-        </w:rPr>
-        <w:t>: el chico elige una de cuatro mascotas y, si es la primera vez, ingresa el código de clase que le dio la seño</w:t>
-      </w:r>
-      <w:r>
-        <w:rPr>
-          <w:sz w:val="22"/>
-          <w:szCs w:val="22"/>
-        </w:rPr>
-        <w:t>,</w:t>
-      </w:r>
-      <w:r>
-        <w:rPr>
-          <w:sz w:val="22"/>
-          <w:szCs w:val="22"/>
-        </w:rPr>
-        <w:t xml:space="preserve"> el único dato que pide la app antes de jugar. De ahí pasa directo a la pantalla de aprendizaje, donde practica el nivel en curso</w:t>
-      </w:r>
-      <w:r>
-        <w:rPr>
-          <w:sz w:val="22"/>
-          <w:szCs w:val="22"/>
-        </w:rPr>
-        <w:t xml:space="preserve"> (2)</w:t>
-      </w:r>
-      <w:r>
-        <w:rPr>
-          <w:sz w:val="22"/>
-          <w:szCs w:val="22"/>
-        </w:rPr>
-        <w:t>: toca el cuadrado con el sonido (una letra o una palabra), lo escucha, y confirma con su propia voz al micrófono que lo dice bien</w:t>
-      </w:r>
-      <w:r>
-        <w:rPr>
-          <w:sz w:val="22"/>
-          <w:szCs w:val="22"/>
-        </w:rPr>
-        <w:t>,</w:t>
-      </w:r>
-      <w:r>
-        <w:rPr>
-          <w:sz w:val="22"/>
-          <w:szCs w:val="22"/>
-        </w:rPr>
-        <w:t xml:space="preserve"> el pico de la sesión, descripto en la sección 3.2. Al completarlo</w:t>
-      </w:r>
-      <w:r>
-        <w:rPr>
-          <w:sz w:val="22"/>
-          <w:szCs w:val="22"/>
-        </w:rPr>
-        <w:t xml:space="preserve"> (3)</w:t>
-      </w:r>
-      <w:r>
-        <w:rPr>
-          <w:sz w:val="22"/>
-          <w:szCs w:val="22"/>
-        </w:rPr>
-        <w:t>, la sesión cierra con la mascota en grande, las estrellas ganadas y un adelanto borroso de lo que viene mañana, sin comparar con otros chicos ni penalizar si no vuelve</w:t>
-      </w:r>
-      <w:r>
-        <w:rPr>
-          <w:sz w:val="22"/>
-          <w:szCs w:val="22"/>
-        </w:rPr>
-        <w:t xml:space="preserve">, </w:t>
-      </w:r>
-      <w:r>
-        <w:rPr>
-          <w:sz w:val="22"/>
-          <w:szCs w:val="22"/>
-        </w:rPr>
-        <w:t xml:space="preserve">el final típico, también de la sección 3.2. Las tres pantallas son coherentes con el costo de entrada mínimo y con el pilar de </w:t>
-      </w:r>
-      <w:proofErr w:type="spellStart"/>
-      <w:r>
-        <w:rPr>
-          <w:sz w:val="22"/>
-          <w:szCs w:val="22"/>
-        </w:rPr>
-        <w:t>feedback</w:t>
-      </w:r>
-      <w:proofErr w:type="spellEnd"/>
-      <w:r>
-        <w:rPr>
-          <w:sz w:val="22"/>
-          <w:szCs w:val="22"/>
-        </w:rPr>
-        <w:t>: la mascota es el vehículo de todo el refuerzo positivo, nunca el texto.</w:t>
-      </w:r>
-    </w:p>
-    <w:p>
-      <w:pPr>
-        <w:jc w:val="both"/>
-        <w:rPr>
-          <w:b/>
-          <w:bCs/>
-        </w:rPr>
-      </w:pPr>
-    </w:p>
-    <w:p>
-      <w:pPr>
-        <w:jc w:val="both"/>
-        <w:rPr>
-          <w:b/>
-          <w:bCs/>
-        </w:rPr>
-      </w:pPr>
-    </w:p>
-    <w:tbl>
-      <w:tblPr>
-        <w:tblStyle w:val="Tablaconcuadrcula"/>
-        <w:tblW w:w="0" w:type="auto"/>
-        <w:tblLook w:val="04A0" w:firstRow="1" w:lastRow="0" w:firstColumn="1" w:lastColumn="0" w:noHBand="0" w:noVBand="1"/>
-      </w:tblPr>
-      <w:tblGrid>
-        <w:gridCol w:w="3465"/>
-      </w:tblGrid>
-      <w:tr>
-        <w:trPr>
-          <w:trHeight w:val="7014"/>
-        </w:trPr>
         <w:tc>
           <w:tcPr>
-            <w:tcW w:w="3444" w:type="dxa"/>
+            <w:tcW w:w="2795" w:type="dxa"/>
           </w:tcPr>
           <w:p>
             <w:pPr>
-              <w:jc w:val="both"/>
+              <w:jc w:val="center"/>
+              <w:rPr>
+                <w:sz w:val="22"/>
+                <w:szCs w:val="22"/>
+                <w:u w:val="single"/>
+              </w:rPr>
+            </w:pPr>
+            <w:r>
               <w:rPr>
                 <w:b/>
                 <w:bCs/>
-              </w:rPr>
-            </w:pPr>
-            <w:r>
-              <w:rPr>
-                <w:b/>
-                <w:bCs/>
-                <w:noProof/>
-              </w:rPr>
-              <w:lastRenderedPageBreak/>
+                <w:noProof/>
+              </w:rPr>
               <w:drawing>
-                <wp:inline distT="0" distB="0" distL="0" distR="0" wp14:anchorId="6F67A4E3" wp14:editId="68465309">
-                  <wp:extent cx="2063522" cy="4465675"/>
-                  <wp:effectExtent l="0" t="0" r="0" b="0"/>
-                  <wp:docPr id="401190275" name="Imagen 1"/>
+                <wp:anchor distT="0" distB="0" distL="114300" distR="114300" simplePos="0" relativeHeight="251660288" behindDoc="1" locked="0" layoutInCell="1" allowOverlap="1" wp14:anchorId="1FFF667A" wp14:editId="5B127602">
+                  <wp:simplePos x="0" y="0"/>
+                  <wp:positionH relativeFrom="column">
+                    <wp:posOffset>-65405</wp:posOffset>
+                  </wp:positionH>
+                  <wp:positionV relativeFrom="paragraph">
+                    <wp:posOffset>1905</wp:posOffset>
+                  </wp:positionV>
+                  <wp:extent cx="1821815" cy="4080510"/>
+                  <wp:effectExtent l="0" t="0" r="6985" b="0"/>
+                  <wp:wrapTopAndBottom/>
+                  <wp:docPr id="323406402" name="Imagen 1"/>
                   <wp:cNvGraphicFramePr>
                     <a:graphicFrameLocks xmlns:a="http://schemas.openxmlformats.org/drawingml/2006/main" noChangeAspect="1"/>
                   </wp:cNvGraphicFramePr>
@@ -3252,7 +3390,7 @@
                         <pic:spPr>
                           <a:xfrm>
                             <a:off x="0" y="0"/>
-                            <a:ext cx="2076307" cy="4493342"/>
+                            <a:ext cx="1821815" cy="4080510"/>
                           </a:xfrm>
                           <a:prstGeom prst="rect">
                             <a:avLst/>
@@ -3261,8 +3399,22 @@
                       </pic:pic>
                     </a:graphicData>
                   </a:graphic>
-                </wp:inline>
+                  <wp14:sizeRelH relativeFrom="margin">
+                    <wp14:pctWidth>0</wp14:pctWidth>
+                  </wp14:sizeRelH>
+                  <wp14:sizeRelV relativeFrom="margin">
+                    <wp14:pctHeight>0</wp14:pctHeight>
+                  </wp14:sizeRelV>
+                </wp:anchor>
               </w:drawing>
+            </w:r>
+            <w:r>
+              <w:rPr>
+                <w:sz w:val="22"/>
+                <w:szCs w:val="22"/>
+                <w:u w:val="single"/>
+              </w:rPr>
+              <w:t>Nivel completo</w:t>
             </w:r>
           </w:p>
         </w:tc>
@@ -3272,14 +3424,171 @@
       <w:pPr>
         <w:jc w:val="both"/>
         <w:rPr>
-          <w:b/>
-          <w:bCs/>
-        </w:rPr>
-      </w:pPr>
-    </w:p>
-    <w:p>
-      <w:pPr>
-        <w:pStyle w:val="Ttulo2"/>
+          <w:sz w:val="22"/>
+          <w:szCs w:val="22"/>
+          <w:u w:val="single"/>
+        </w:rPr>
+      </w:pPr>
+    </w:p>
+    <w:p>
+      <w:pPr>
+        <w:jc w:val="both"/>
+        <w:rPr>
+          <w:sz w:val="22"/>
+          <w:szCs w:val="22"/>
+        </w:rPr>
+      </w:pPr>
+      <w:r>
+        <w:rPr>
+          <w:sz w:val="22"/>
+          <w:szCs w:val="22"/>
+          <w:u w:val="single"/>
+        </w:rPr>
+        <w:t>Flujo</w:t>
+      </w:r>
+      <w:r>
+        <w:rPr>
+          <w:sz w:val="22"/>
+          <w:szCs w:val="22"/>
+        </w:rPr>
+        <w:t xml:space="preserve">: </w:t>
+      </w:r>
+      <w:r>
+        <w:rPr>
+          <w:sz w:val="22"/>
+          <w:szCs w:val="22"/>
+        </w:rPr>
+        <w:t xml:space="preserve">AMI abre en el </w:t>
+      </w:r>
+      <w:proofErr w:type="spellStart"/>
+      <w:r>
+        <w:rPr>
+          <w:sz w:val="22"/>
+          <w:szCs w:val="22"/>
+        </w:rPr>
+        <w:t>onboarding</w:t>
+      </w:r>
+      <w:proofErr w:type="spellEnd"/>
+      <w:r>
+        <w:rPr>
+          <w:sz w:val="22"/>
+          <w:szCs w:val="22"/>
+        </w:rPr>
+        <w:t xml:space="preserve"> (1)</w:t>
+      </w:r>
+      <w:r>
+        <w:rPr>
+          <w:sz w:val="22"/>
+          <w:szCs w:val="22"/>
+        </w:rPr>
+        <w:t>: el chico elige una de cuatro mascotas y, si es la primera vez, ingresa el código de clase que le dio la seño</w:t>
+      </w:r>
+      <w:r>
+        <w:rPr>
+          <w:sz w:val="22"/>
+          <w:szCs w:val="22"/>
+        </w:rPr>
+        <w:t>,</w:t>
+      </w:r>
+      <w:r>
+        <w:rPr>
+          <w:sz w:val="22"/>
+          <w:szCs w:val="22"/>
+        </w:rPr>
+        <w:t xml:space="preserve"> el único dato que pide la </w:t>
+      </w:r>
+      <w:proofErr w:type="gramStart"/>
+      <w:r>
+        <w:rPr>
+          <w:sz w:val="22"/>
+          <w:szCs w:val="22"/>
+        </w:rPr>
+        <w:t>app</w:t>
+      </w:r>
+      <w:proofErr w:type="gramEnd"/>
+      <w:r>
+        <w:rPr>
+          <w:sz w:val="22"/>
+          <w:szCs w:val="22"/>
+        </w:rPr>
+        <w:t xml:space="preserve"> antes de jugar. De ahí pasa directo a la pantalla de aprendizaje, donde practica el nivel en curso</w:t>
+      </w:r>
+      <w:r>
+        <w:rPr>
+          <w:sz w:val="22"/>
+          <w:szCs w:val="22"/>
+        </w:rPr>
+        <w:t xml:space="preserve"> (2)</w:t>
+      </w:r>
+      <w:r>
+        <w:rPr>
+          <w:sz w:val="22"/>
+          <w:szCs w:val="22"/>
+        </w:rPr>
+        <w:t>: toca el cuadrado con el sonido (una letra o una palabra), lo escucha, y confirma con su propia voz al micrófono que lo dice bien</w:t>
+      </w:r>
+      <w:r>
+        <w:rPr>
+          <w:sz w:val="22"/>
+          <w:szCs w:val="22"/>
+        </w:rPr>
+        <w:t>,</w:t>
+      </w:r>
+      <w:r>
+        <w:rPr>
+          <w:sz w:val="22"/>
+          <w:szCs w:val="22"/>
+        </w:rPr>
+        <w:t xml:space="preserve"> el pico de la sesión, descripto en la sección 3.2. Al completarlo</w:t>
+      </w:r>
+      <w:r>
+        <w:rPr>
+          <w:sz w:val="22"/>
+          <w:szCs w:val="22"/>
+        </w:rPr>
+        <w:t xml:space="preserve"> (3)</w:t>
+      </w:r>
+      <w:r>
+        <w:rPr>
+          <w:sz w:val="22"/>
+          <w:szCs w:val="22"/>
+        </w:rPr>
+        <w:t>, la sesión cierra con la mascota en grande, las estrellas ganadas y un adelanto borroso de lo que viene mañana, sin comparar con otros chicos ni penaliza</w:t>
+      </w:r>
+      <w:r>
+        <w:rPr>
+          <w:sz w:val="22"/>
+          <w:szCs w:val="22"/>
+        </w:rPr>
+        <w:t>r por el resultado</w:t>
+      </w:r>
+      <w:r>
+        <w:rPr>
+          <w:sz w:val="22"/>
+          <w:szCs w:val="22"/>
+        </w:rPr>
+        <w:t xml:space="preserve">. Las tres pantallas son coherentes con el costo de entrada mínimo y con el pilar de </w:t>
+      </w:r>
+      <w:proofErr w:type="spellStart"/>
+      <w:r>
+        <w:rPr>
+          <w:sz w:val="22"/>
+          <w:szCs w:val="22"/>
+        </w:rPr>
+        <w:t>feedback</w:t>
+      </w:r>
+      <w:proofErr w:type="spellEnd"/>
+      <w:r>
+        <w:rPr>
+          <w:sz w:val="22"/>
+          <w:szCs w:val="22"/>
+        </w:rPr>
+        <w:t>: la mascota es el vehículo de todo el refuerzo positivo, nunca el texto.</w:t>
+      </w:r>
+    </w:p>
+    <w:p>
+      <w:pPr>
+        <w:pStyle w:val="Heading2"/>
         <w:jc w:val="both"/>
         <w:rPr>
           <w:b/>
@@ -3289,7 +3598,7 @@
           <w:szCs w:val="24"/>
         </w:rPr>
       </w:pPr>
-      <w:bookmarkStart w:id="13" w:name="_Toc240891411"/>
+      <w:bookmarkStart w:id="13" w:name="_Toc241075231"/>
       <w:r>
         <w:rPr>
           <w:b/>
@@ -3347,7 +3656,49 @@
           <w:sz w:val="22"/>
           <w:szCs w:val="22"/>
         </w:rPr>
-        <w:t xml:space="preserve">La elegimos porque mide aprendizaje consolidado y no actividad. </w:t>
+        <w:t xml:space="preserve">La elegimos porque mide </w:t>
+      </w:r>
+      <w:r>
+        <w:rPr>
+          <w:sz w:val="22"/>
+          <w:szCs w:val="22"/>
+        </w:rPr>
+        <w:t xml:space="preserve">realmente </w:t>
+      </w:r>
+      <w:r>
+        <w:rPr>
+          <w:sz w:val="22"/>
+          <w:szCs w:val="22"/>
+        </w:rPr>
+        <w:t xml:space="preserve">aprendizaje consolidado y no </w:t>
+      </w:r>
+      <w:r>
+        <w:rPr>
+          <w:sz w:val="22"/>
+          <w:szCs w:val="22"/>
+        </w:rPr>
+        <w:t xml:space="preserve">la </w:t>
+      </w:r>
+      <w:r>
+        <w:rPr>
+          <w:sz w:val="22"/>
+          <w:szCs w:val="22"/>
+        </w:rPr>
+        <w:t>actividad</w:t>
+      </w:r>
+      <w:r>
+        <w:rPr>
+          <w:sz w:val="22"/>
+          <w:szCs w:val="22"/>
+        </w:rPr>
+        <w:t xml:space="preserve"> del chico</w:t>
+      </w:r>
+      <w:r>
+        <w:rPr>
+          <w:sz w:val="22"/>
+          <w:szCs w:val="22"/>
+        </w:rPr>
+        <w:t xml:space="preserve">. </w:t>
       </w:r>
       <w:r>
         <w:rPr>
@@ -3359,7 +3710,7 @@
     </w:p>
     <w:p>
       <w:pPr>
-        <w:pStyle w:val="Ttulo2"/>
+        <w:pStyle w:val="Heading2"/>
         <w:jc w:val="both"/>
         <w:rPr>
           <w:b/>
@@ -3369,7 +3720,7 @@
           <w:szCs w:val="24"/>
         </w:rPr>
       </w:pPr>
-      <w:bookmarkStart w:id="14" w:name="_Toc240891412"/>
+      <w:bookmarkStart w:id="14" w:name="_Toc241075232"/>
       <w:r>
         <w:rPr>
           <w:b/>
@@ -3378,139 +3729,11 @@
           <w:sz w:val="24"/>
           <w:szCs w:val="24"/>
         </w:rPr>
-        <w:t>La app como instrumento de investigación</w:t>
-      </w:r>
-      <w:bookmarkEnd w:id="14"/>
-    </w:p>
-    <w:p>
-      <w:pPr>
-        <w:jc w:val="both"/>
-        <w:rPr>
-          <w:sz w:val="22"/>
-          <w:szCs w:val="22"/>
-        </w:rPr>
-      </w:pPr>
-      <w:r>
-        <w:rPr>
-          <w:sz w:val="22"/>
-          <w:szCs w:val="22"/>
-        </w:rPr>
-        <w:t>Partimos las unidades más cargadas del cuadernillo (f-b-d-p-g, j-k-v-z) en varios niveles de 15 minutos por una razón teórica</w:t>
-      </w:r>
-      <w:r>
-        <w:rPr>
-          <w:sz w:val="22"/>
-          <w:szCs w:val="22"/>
-        </w:rPr>
-        <w:t>:</w:t>
-      </w:r>
-      <w:r>
-        <w:rPr>
-          <w:sz w:val="22"/>
-          <w:szCs w:val="22"/>
-        </w:rPr>
-        <w:t xml:space="preserve"> </w:t>
-      </w:r>
-      <w:r>
-        <w:rPr>
-          <w:sz w:val="22"/>
-          <w:szCs w:val="22"/>
-        </w:rPr>
-        <w:t xml:space="preserve">el límite de la memoria de trabajo en primer grado, pero no hay evidencia directa de que eso mejore la retención. </w:t>
-      </w:r>
-      <w:r>
-        <w:rPr>
-          <w:b/>
-          <w:bCs/>
-          <w:sz w:val="22"/>
-          <w:szCs w:val="22"/>
-        </w:rPr>
-        <w:t>La pregunta es</w:t>
-      </w:r>
-      <w:r>
-        <w:rPr>
-          <w:sz w:val="22"/>
-          <w:szCs w:val="22"/>
-        </w:rPr>
-        <w:t>: ¿un chico que recibe las cinco letras f-b-d-p-g en tres niveles separados retiene mejor a 2 semanas que uno que las recibe en un solo nivel largo, a igual tiempo total de práctica?</w:t>
-      </w:r>
-    </w:p>
-    <w:p>
-      <w:pPr>
-        <w:jc w:val="both"/>
-        <w:rPr>
-          <w:sz w:val="22"/>
-          <w:szCs w:val="22"/>
-        </w:rPr>
-      </w:pPr>
-      <w:r>
-        <w:rPr>
-          <w:b/>
-          <w:bCs/>
-          <w:sz w:val="22"/>
-          <w:szCs w:val="22"/>
-        </w:rPr>
-        <w:t>Habría que agregar</w:t>
-      </w:r>
-      <w:r>
-        <w:rPr>
-          <w:sz w:val="22"/>
-          <w:szCs w:val="22"/>
-        </w:rPr>
-        <w:t xml:space="preserve"> un grupo de clases con la secuencia partida (los niveles 8, 9 y 10 tal como están diseñados) y otro con la unidad entera en un solo nivel, como viene en el cuadernillo. Mismo tiempo total, distinta fragmentación. Así se distingue el efecto de la fragmentación del efecto del tiempo dedicado. Vale la pena porque es una decisión de </w:t>
-      </w:r>
-      <w:r>
-        <w:rPr>
-          <w:sz w:val="22"/>
-          <w:szCs w:val="22"/>
-        </w:rPr>
         <w:lastRenderedPageBreak/>
-        <w:t>diseño que ya tomamos y que afecta a todo el producto: si el experimento la desmiente, hay que rediseñar la estructura de niveles, no un detalle.</w:t>
-      </w:r>
-    </w:p>
-    <w:p>
-      <w:pPr>
-        <w:jc w:val="both"/>
-        <w:rPr>
-          <w:sz w:val="22"/>
-          <w:szCs w:val="22"/>
-        </w:rPr>
-      </w:pPr>
-      <w:r>
-        <w:rPr>
-          <w:b/>
-          <w:bCs/>
-          <w:sz w:val="22"/>
-          <w:szCs w:val="22"/>
-        </w:rPr>
-        <w:t>Queda registrado</w:t>
-      </w:r>
-      <w:r>
-        <w:rPr>
-          <w:sz w:val="22"/>
-          <w:szCs w:val="22"/>
-        </w:rPr>
-        <w:t xml:space="preserve"> del uso normal, sin agregar cuestionarios: tiempo de respuesta por botón tocado, orden en que toca las letras, reintentos, qué palabras se saltean, hora del día de la sesión, cuántos intentos necesita para las 3 estrellas de cada nivel, y gracias a la verificación por audio</w:t>
-      </w:r>
-      <w:r>
-        <w:rPr>
-          <w:sz w:val="22"/>
-          <w:szCs w:val="22"/>
-        </w:rPr>
-        <w:t xml:space="preserve">, </w:t>
-      </w:r>
-      <w:r>
-        <w:rPr>
-          <w:sz w:val="22"/>
-          <w:szCs w:val="22"/>
-        </w:rPr>
-        <w:t>precisión de pronunciación por fonema y tiempo de vacilación antes de grabar.</w:t>
-      </w:r>
-    </w:p>
-    <w:p>
-      <w:pPr>
-        <w:pStyle w:val="Ttulo2"/>
-        <w:jc w:val="both"/>
+        <w:t xml:space="preserve">La </w:t>
+      </w:r>
+      <w:proofErr w:type="gramStart"/>
+      <w:r>
         <w:rPr>
           <w:b/>
           <w:bCs/>
@@ -3518,8 +3741,9 @@
           <w:sz w:val="24"/>
           <w:szCs w:val="24"/>
         </w:rPr>
-      </w:pPr>
-      <w:bookmarkStart w:id="15" w:name="_Toc240891413"/>
+        <w:t>app</w:t>
+      </w:r>
+      <w:proofErr w:type="gramEnd"/>
       <w:r>
         <w:rPr>
           <w:b/>
@@ -3528,6 +3752,106 @@
           <w:sz w:val="24"/>
           <w:szCs w:val="24"/>
         </w:rPr>
+        <w:t xml:space="preserve"> como instrumento de investigación</w:t>
+      </w:r>
+      <w:bookmarkEnd w:id="14"/>
+    </w:p>
+    <w:p>
+      <w:pPr>
+        <w:jc w:val="both"/>
+      </w:pPr>
+      <w:r>
+        <w:t>Dos chicos pueden equivocarse la misma cantidad de veces y aprender de manera distinta. Uno revisa lo que hizo y encuentra el error</w:t>
+      </w:r>
+      <w:r>
+        <w:t xml:space="preserve"> mientras que</w:t>
+      </w:r>
+      <w:r>
+        <w:t xml:space="preserve"> otro necesita que le indiquen qué sonido cambiar. La pregunta es: ¿la forma en que un chico corrige sus errores predice mejor su capacidad futura para leer palabras nuevas que la cantidad de errores que comete?</w:t>
+      </w:r>
+    </w:p>
+    <w:p>
+      <w:pPr>
+        <w:jc w:val="both"/>
+      </w:pPr>
+      <w:r>
+        <w:rPr>
+          <w:b/>
+          <w:bCs/>
+        </w:rPr>
+        <w:t>Habría que agregar</w:t>
+      </w:r>
+      <w:r>
+        <w:t>:</w:t>
+      </w:r>
+      <w:r>
+        <w:t xml:space="preserve"> una oportunidad breve de corregirse después de una respuesta incorrecta. AMI le diría </w:t>
+      </w:r>
+      <w:r>
+        <w:t>«</w:t>
+      </w:r>
+      <w:proofErr w:type="spellStart"/>
+      <w:r>
+        <w:t>Probá</w:t>
+      </w:r>
+      <w:proofErr w:type="spellEnd"/>
+      <w:r>
+        <w:t xml:space="preserve"> otra vez»</w:t>
+      </w:r>
+      <w:r>
+        <w:t xml:space="preserve"> </w:t>
+      </w:r>
+      <w:r>
+        <w:t xml:space="preserve">y, si todavía no puede resolverla, le daría la pista o la solución prevista en su </w:t>
+      </w:r>
+      <w:proofErr w:type="spellStart"/>
+      <w:r>
+        <w:t>feedback</w:t>
+      </w:r>
+      <w:proofErr w:type="spellEnd"/>
+      <w:r>
+        <w:t xml:space="preserve"> habitual. Días después, dentro de una sesión normal, aparecerían palabras nuevas construidas con los sonidos ya practicados. No harían falta cuestionarios ni sesiones adicionales.</w:t>
+      </w:r>
+    </w:p>
+    <w:p>
+      <w:pPr>
+        <w:jc w:val="both"/>
+      </w:pPr>
+      <w:r>
+        <w:rPr>
+          <w:b/>
+          <w:bCs/>
+        </w:rPr>
+        <w:t>Queda registrado</w:t>
+      </w:r>
+      <w:r>
+        <w:t>:</w:t>
+      </w:r>
+      <w:r>
+        <w:t xml:space="preserve"> qué error cometió, si logró corregirse sin ayuda, si necesitó una pista o si requirió la solución, además del número de intentos. Luego se registraría si puede leer las palabras nuevas en el primer intento. Comparando chicos con una cantidad similar de errores iniciales, podríamos observar si la capacidad de corregirse anticipa mejor el aprendizaje posterior. El resultado ayudaría a distinguir cuándo conviene dejar espacio para un nuevo intento y cuándo AMI debería ofrecer una ayuda más concreta.</w:t>
+      </w:r>
+    </w:p>
+    <w:p>
+      <w:pPr>
+        <w:pStyle w:val="Heading2"/>
+        <w:jc w:val="both"/>
+        <w:rPr>
+          <w:b/>
+          <w:bCs/>
+          <w:color w:val="auto"/>
+          <w:sz w:val="24"/>
+          <w:szCs w:val="24"/>
+        </w:rPr>
+      </w:pPr>
+      <w:bookmarkStart w:id="15" w:name="_Toc241075233"/>
+      <w:r>
+        <w:rPr>
+          <w:b/>
+          <w:bCs/>
+          <w:color w:val="auto"/>
+          <w:sz w:val="24"/>
+          <w:szCs w:val="24"/>
+        </w:rPr>
         <w:t>Qué le copiamos a quién</w:t>
       </w:r>
       <w:bookmarkEnd w:id="15"/>
@@ -3684,7 +4008,23 @@
           <w:sz w:val="22"/>
           <w:szCs w:val="22"/>
         </w:rPr>
-        <w:t>Lo propio es la combinación: ninguno de los dos primeros trabaja a nivel de fonema aislado ni se sincroniza con el plan semanal del docente, y el cuadernillo de CABA define qué enseñar pero es papel</w:t>
+        <w:t xml:space="preserve">Lo propio es la combinación: ninguno de los dos primeros trabaja a nivel de fonema aislado ni se sincroniza con el plan semanal del docente, y el cuadernillo de CABA define qué </w:t>
+      </w:r>
+      <w:proofErr w:type="gramStart"/>
+      <w:r>
+        <w:rPr>
+          <w:sz w:val="22"/>
+          <w:szCs w:val="22"/>
+        </w:rPr>
+        <w:t>enseñar</w:t>
+      </w:r>
+      <w:proofErr w:type="gramEnd"/>
+      <w:r>
+        <w:rPr>
+          <w:sz w:val="22"/>
+          <w:szCs w:val="22"/>
+        </w:rPr>
+        <w:t xml:space="preserve"> pero es papel</w:t>
       </w:r>
       <w:r>
         <w:rPr>
@@ -3720,13 +4060,150 @@
     <w:p>
       <w:pPr>
         <w:jc w:val="both"/>
-      </w:pPr>
-    </w:p>
-    <w:p>
-      <w:pPr>
+        <w:rPr>
+          <w:sz w:val="22"/>
+          <w:szCs w:val="22"/>
+        </w:rPr>
+      </w:pPr>
+    </w:p>
+    <w:p>
+      <w:pPr>
+        <w:pStyle w:val="Heading2"/>
         <w:jc w:val="both"/>
-      </w:pPr>
-    </w:p>
+        <w:rPr>
+          <w:b/>
+          <w:bCs/>
+          <w:color w:val="auto"/>
+          <w:sz w:val="24"/>
+          <w:szCs w:val="24"/>
+        </w:rPr>
+      </w:pPr>
+      <w:bookmarkStart w:id="16" w:name="_Toc241075234"/>
+      <w:r>
+        <w:rPr>
+          <w:b/>
+          <w:bCs/>
+          <w:color w:val="auto"/>
+          <w:sz w:val="24"/>
+          <w:szCs w:val="24"/>
+        </w:rPr>
+        <w:lastRenderedPageBreak/>
+        <w:t>Bibliografía</w:t>
+      </w:r>
+      <w:bookmarkEnd w:id="16"/>
+    </w:p>
+    <w:p>
+      <w:pPr>
+        <w:numPr>
+          <w:ilvl w:val="0"/>
+          <w:numId w:val="9"/>
+        </w:numPr>
+      </w:pPr>
+      <w:r>
+        <w:t xml:space="preserve">Ministerio de Capital Humano. (2026). </w:t>
+      </w:r>
+      <w:r>
+        <w:rPr>
+          <w:i/>
+          <w:iCs/>
+        </w:rPr>
+        <w:t>PISA 2025 Argentina: Síntesis de resultados</w:t>
+      </w:r>
+      <w:r>
+        <w:t>. Secretaría de Educación, República Argentina.</w:t>
+      </w:r>
+    </w:p>
+    <w:p>
+      <w:pPr>
+        <w:numPr>
+          <w:ilvl w:val="0"/>
+          <w:numId w:val="9"/>
+        </w:numPr>
+      </w:pPr>
+      <w:r>
+        <w:t xml:space="preserve">Ramírez, L., </w:t>
+      </w:r>
+      <w:proofErr w:type="spellStart"/>
+      <w:r>
+        <w:t>Celi</w:t>
+      </w:r>
+      <w:proofErr w:type="spellEnd"/>
+      <w:r>
+        <w:t>, M. A., &amp; Zabala, L. D. (2025). Una propuesta didáctica para el desarrollo de la conciencia fonológica: /</w:t>
+      </w:r>
+      <w:proofErr w:type="spellStart"/>
+      <w:r>
+        <w:t>eko</w:t>
+      </w:r>
+      <w:proofErr w:type="spellEnd"/>
+      <w:r>
+        <w:t xml:space="preserve">/ en el aula. </w:t>
+      </w:r>
+      <w:r>
+        <w:rPr>
+          <w:i/>
+          <w:iCs/>
+        </w:rPr>
+        <w:t>Traslaciones. Revista Latinoamericana de Lectura y Escritura</w:t>
+      </w:r>
+    </w:p>
+    <w:p>
+      <w:pPr>
+        <w:numPr>
+          <w:ilvl w:val="0"/>
+          <w:numId w:val="9"/>
+        </w:numPr>
+      </w:pPr>
+      <w:r>
+        <w:t xml:space="preserve">Matamoros Umaña, E. A., &amp; Zamora Víctor, R. (2026). Alfabetización inicial y conciencia fonológica: Nuevos enfoques desde la neuroeducación. </w:t>
+      </w:r>
+      <w:r>
+        <w:rPr>
+          <w:i/>
+          <w:iCs/>
+        </w:rPr>
+        <w:t xml:space="preserve">Revista Veritas de </w:t>
+      </w:r>
+      <w:proofErr w:type="spellStart"/>
+      <w:r>
+        <w:rPr>
+          <w:i/>
+          <w:iCs/>
+        </w:rPr>
+        <w:t>Difusão</w:t>
+      </w:r>
+      <w:proofErr w:type="spellEnd"/>
+      <w:r>
+        <w:rPr>
+          <w:i/>
+          <w:iCs/>
+        </w:rPr>
+        <w:t xml:space="preserve"> Científica</w:t>
+      </w:r>
+    </w:p>
+    <w:p>
+      <w:pPr>
+        <w:numPr>
+          <w:ilvl w:val="0"/>
+          <w:numId w:val="9"/>
+        </w:numPr>
+      </w:pPr>
+      <w:r>
+        <w:t xml:space="preserve">Ministerio de Educación del Gobierno de la Ciudad Autónoma de Buenos Aires. (2026). </w:t>
+      </w:r>
+      <w:r>
+        <w:rPr>
+          <w:i/>
+          <w:iCs/>
+        </w:rPr>
+        <w:t>Yo amo aprender Lengua. 1.er grado (</w:t>
+      </w:r>
+      <w:r>
+        <w:t>1.ª ed. para el alumno).</w:t>
+      </w:r>
+    </w:p>
+    <w:p/>
+    <w:p/>
     <w:p>
       <w:pPr>
         <w:jc w:val="both"/>
@@ -4134,6 +4611,155 @@
     </w:lvl>
   </w:abstractNum>
   <w:abstractNum w:abstractNumId="4" w15:restartNumberingAfterBreak="0">
+    <w:nsid w:val="2F1C0C90"/>
+    <w:multiLevelType w:val="multilevel"/>
+    <w:tmpl w:val="47249FC8"/>
+    <w:lvl w:ilvl="0">
+      <w:start w:val="1"/>
+      <w:numFmt w:val="bullet"/>
+      <w:lvlText w:val=""/>
+      <w:lvlJc w:val="left"/>
+      <w:pPr>
+        <w:tabs>
+          <w:tab w:val="num" w:pos="720"/>
+        </w:tabs>
+        <w:ind w:left="720" w:hanging="360"/>
+      </w:pPr>
+      <w:rPr>
+        <w:rFonts w:ascii="Symbol" w:hAnsi="Symbol" w:hint="default"/>
+        <w:sz w:val="20"/>
+      </w:rPr>
+    </w:lvl>
+    <w:lvl w:ilvl="1" w:tentative="1">
+      <w:start w:val="1"/>
+      <w:numFmt w:val="bullet"/>
+      <w:lvlText w:val="o"/>
+      <w:lvlJc w:val="left"/>
+      <w:pPr>
+        <w:tabs>
+          <w:tab w:val="num" w:pos="1440"/>
+        </w:tabs>
+        <w:ind w:left="1440" w:hanging="360"/>
+      </w:pPr>
+      <w:rPr>
+        <w:rFonts w:ascii="Courier New" w:hAnsi="Courier New" w:hint="default"/>
+        <w:sz w:val="20"/>
+      </w:rPr>
+    </w:lvl>
+    <w:lvl w:ilvl="2" w:tentative="1">
+      <w:start w:val="1"/>
+      <w:numFmt w:val="bullet"/>
+      <w:lvlText w:val=""/>
+      <w:lvlJc w:val="left"/>
+      <w:pPr>
+        <w:tabs>
+          <w:tab w:val="num" w:pos="2160"/>
+        </w:tabs>
+        <w:ind w:left="2160" w:hanging="360"/>
+      </w:pPr>
+      <w:rPr>
+        <w:rFonts w:ascii="Wingdings" w:hAnsi="Wingdings" w:hint="default"/>
+        <w:sz w:val="20"/>
+      </w:rPr>
+    </w:lvl>
+    <w:lvl w:ilvl="3" w:tentative="1">
+      <w:start w:val="1"/>
+      <w:numFmt w:val="bullet"/>
+      <w:lvlText w:val=""/>
+      <w:lvlJc w:val="left"/>
+      <w:pPr>
+        <w:tabs>
+          <w:tab w:val="num" w:pos="2880"/>
+        </w:tabs>
+        <w:ind w:left="2880" w:hanging="360"/>
+      </w:pPr>
+      <w:rPr>
+        <w:rFonts w:ascii="Wingdings" w:hAnsi="Wingdings" w:hint="default"/>
+        <w:sz w:val="20"/>
+      </w:rPr>
+    </w:lvl>
+    <w:lvl w:ilvl="4" w:tentative="1">
+      <w:start w:val="1"/>
+      <w:numFmt w:val="bullet"/>
+      <w:lvlText w:val=""/>
+      <w:lvlJc w:val="left"/>
+      <w:pPr>
+        <w:tabs>
+          <w:tab w:val="num" w:pos="3600"/>
+        </w:tabs>
+        <w:ind w:left="3600" w:hanging="360"/>
+      </w:pPr>
+      <w:rPr>
+        <w:rFonts w:ascii="Wingdings" w:hAnsi="Wingdings" w:hint="default"/>
+        <w:sz w:val="20"/>
+      </w:rPr>
+    </w:lvl>
+    <w:lvl w:ilvl="5" w:tentative="1">
+      <w:start w:val="1"/>
+      <w:numFmt w:val="bullet"/>
+      <w:lvlText w:val=""/>
+      <w:lvlJc w:val="left"/>
+      <w:pPr>
+        <w:tabs>
+          <w:tab w:val="num" w:pos="4320"/>
+        </w:tabs>
+        <w:ind w:left="4320" w:hanging="360"/>
+      </w:pPr>
+      <w:rPr>
+        <w:rFonts w:ascii="Wingdings" w:hAnsi="Wingdings" w:hint="default"/>
+        <w:sz w:val="20"/>
+      </w:rPr>
+    </w:lvl>
+    <w:lvl w:ilvl="6" w:tentative="1">
+      <w:start w:val="1"/>
+      <w:numFmt w:val="bullet"/>
+      <w:lvlText w:val=""/>
+      <w:lvlJc w:val="left"/>
+      <w:pPr>
+        <w:tabs>
+          <w:tab w:val="num" w:pos="5040"/>
+        </w:tabs>
+        <w:ind w:left="5040" w:hanging="360"/>
+      </w:pPr>
+      <w:rPr>
+        <w:rFonts w:ascii="Wingdings" w:hAnsi="Wingdings" w:hint="default"/>
+        <w:sz w:val="20"/>
+      </w:rPr>
+    </w:lvl>
+    <w:lvl w:ilvl="7" w:tentative="1">
+      <w:start w:val="1"/>
+      <w:numFmt w:val="bullet"/>
+      <w:lvlText w:val=""/>
+      <w:lvlJc w:val="left"/>
+      <w:pPr>
+        <w:tabs>
+          <w:tab w:val="num" w:pos="5760"/>
+        </w:tabs>
+        <w:ind w:left="5760" w:hanging="360"/>
+      </w:pPr>
+      <w:rPr>
+        <w:rFonts w:ascii="Wingdings" w:hAnsi="Wingdings" w:hint="default"/>
+        <w:sz w:val="20"/>
+      </w:rPr>
+    </w:lvl>
+    <w:lvl w:ilvl="8" w:tentative="1">
+      <w:start w:val="1"/>
+      <w:numFmt w:val="bullet"/>
+      <w:lvlText w:val=""/>
+      <w:lvlJc w:val="left"/>
+      <w:pPr>
+        <w:tabs>
+          <w:tab w:val="num" w:pos="6480"/>
+        </w:tabs>
+        <w:ind w:left="6480" w:hanging="360"/>
+      </w:pPr>
+      <w:rPr>
+        <w:rFonts w:ascii="Wingdings" w:hAnsi="Wingdings" w:hint="default"/>
+        <w:sz w:val="20"/>
+      </w:rPr>
+    </w:lvl>
+  </w:abstractNum>
+  <w:abstractNum w:abstractNumId="5" w15:restartNumberingAfterBreak="0">
     <w:nsid w:val="34684768"/>
     <w:multiLevelType w:val="multilevel"/>
     <w:tmpl w:val="3F90FCBC"/>
@@ -4246,7 +4872,7 @@
       </w:pPr>
     </w:lvl>
   </w:abstractNum>
-  <w:abstractNum w:abstractNumId="5" w15:restartNumberingAfterBreak="0">
+  <w:abstractNum w:abstractNumId="6" w15:restartNumberingAfterBreak="0">
     <w:nsid w:val="41CB44CD"/>
     <w:multiLevelType w:val="multilevel"/>
     <w:tmpl w:val="3968922E"/>
@@ -4359,7 +4985,7 @@
       </w:pPr>
     </w:lvl>
   </w:abstractNum>
-  <w:abstractNum w:abstractNumId="6" w15:restartNumberingAfterBreak="0">
+  <w:abstractNum w:abstractNumId="7" w15:restartNumberingAfterBreak="0">
     <w:nsid w:val="42DC3668"/>
     <w:multiLevelType w:val="multilevel"/>
     <w:tmpl w:val="D3E8F878"/>
@@ -4472,7 +5098,7 @@
       </w:pPr>
     </w:lvl>
   </w:abstractNum>
-  <w:abstractNum w:abstractNumId="7" w15:restartNumberingAfterBreak="0">
+  <w:abstractNum w:abstractNumId="8" w15:restartNumberingAfterBreak="0">
     <w:nsid w:val="4A0C618A"/>
     <w:multiLevelType w:val="multilevel"/>
     <w:tmpl w:val="608AEA4C"/>
@@ -4598,16 +5224,19 @@
     <w:abstractNumId w:val="0"/>
   </w:num>
   <w:num w:numId="5" w16cid:durableId="893931025">
-    <w:abstractNumId w:val="4"/>
+    <w:abstractNumId w:val="5"/>
   </w:num>
   <w:num w:numId="6" w16cid:durableId="953708398">
-    <w:abstractNumId w:val="5"/>
+    <w:abstractNumId w:val="6"/>
   </w:num>
   <w:num w:numId="7" w16cid:durableId="1627393096">
-    <w:abstractNumId w:val="6"/>
+    <w:abstractNumId w:val="7"/>
   </w:num>
   <w:num w:numId="8" w16cid:durableId="290091840">
-    <w:abstractNumId w:val="7"/>
+    <w:abstractNumId w:val="8"/>
+  </w:num>
+  <w:num w:numId="9" w16cid:durableId="491262743">
+    <w:abstractNumId w:val="4"/>
   </w:num>
 </w:numbering>
 </file>
@@ -5013,11 +5642,11 @@
     <w:name w:val="Normal"/>
     <w:qFormat/>
   </w:style>
-  <w:style w:type="paragraph" w:styleId="Ttulo1">
+  <w:style w:type="paragraph" w:styleId="Heading1">
     <w:name w:val="heading 1"/>
     <w:basedOn w:val="Normal"/>
     <w:next w:val="Normal"/>
-    <w:link w:val="Ttulo1Car"/>
+    <w:link w:val="Heading1Char"/>
     <w:uiPriority w:val="9"/>
     <w:qFormat/>
     <w:rsid w:val="00093140"/>
@@ -5034,11 +5663,11 @@
       <w:szCs w:val="40"/>
     </w:rPr>
   </w:style>
-  <w:style w:type="paragraph" w:styleId="Ttulo2">
+  <w:style w:type="paragraph" w:styleId="Heading2">
     <w:name w:val="heading 2"/>
     <w:basedOn w:val="Normal"/>
     <w:next w:val="Normal"/>
-    <w:link w:val="Ttulo2Car"/>
+    <w:link w:val="Heading2Char"/>
     <w:uiPriority w:val="9"/>
     <w:unhideWhenUsed/>
     <w:qFormat/>
@@ -5056,11 +5685,11 @@
       <w:szCs w:val="32"/>
     </w:rPr>
   </w:style>
-  <w:style w:type="paragraph" w:styleId="Ttulo3">
+  <w:style w:type="paragraph" w:styleId="Heading3">
     <w:name w:val="heading 3"/>
     <w:basedOn w:val="Normal"/>
     <w:next w:val="Normal"/>
-    <w:link w:val="Ttulo3Car"/>
+    <w:link w:val="Heading3Char"/>
     <w:uiPriority w:val="9"/>
     <w:unhideWhenUsed/>
     <w:qFormat/>
@@ -5078,11 +5707,11 @@
       <w:szCs w:val="28"/>
     </w:rPr>
   </w:style>
-  <w:style w:type="paragraph" w:styleId="Ttulo4">
+  <w:style w:type="paragraph" w:styleId="Heading4">
     <w:name w:val="heading 4"/>
     <w:basedOn w:val="Normal"/>
     <w:next w:val="Normal"/>
-    <w:link w:val="Ttulo4Car"/>
+    <w:link w:val="Heading4Char"/>
     <w:uiPriority w:val="9"/>
     <w:semiHidden/>
     <w:unhideWhenUsed/>
@@ -5101,11 +5730,11 @@
       <w:color w:val="0F4761" w:themeColor="accent1" w:themeShade="BF"/>
     </w:rPr>
   </w:style>
-  <w:style w:type="paragraph" w:styleId="Ttulo5">
+  <w:style w:type="paragraph" w:styleId="Heading5">
     <w:name w:val="heading 5"/>
     <w:basedOn w:val="Normal"/>
     <w:next w:val="Normal"/>
-    <w:link w:val="Ttulo5Car"/>
+    <w:link w:val="Heading5Char"/>
     <w:uiPriority w:val="9"/>
     <w:semiHidden/>
     <w:unhideWhenUsed/>
@@ -5122,11 +5751,11 @@
       <w:color w:val="0F4761" w:themeColor="accent1" w:themeShade="BF"/>
     </w:rPr>
   </w:style>
-  <w:style w:type="paragraph" w:styleId="Ttulo6">
+  <w:style w:type="paragraph" w:styleId="Heading6">
     <w:name w:val="heading 6"/>
     <w:basedOn w:val="Normal"/>
     <w:next w:val="Normal"/>
-    <w:link w:val="Ttulo6Car"/>
+    <w:link w:val="Heading6Char"/>
     <w:uiPriority w:val="9"/>
     <w:semiHidden/>
     <w:unhideWhenUsed/>
@@ -5145,11 +5774,11 @@
       <w:color w:val="595959" w:themeColor="text1" w:themeTint="A6"/>
     </w:rPr>
   </w:style>
-  <w:style w:type="paragraph" w:styleId="Ttulo7">
+  <w:style w:type="paragraph" w:styleId="Heading7">
     <w:name w:val="heading 7"/>
     <w:basedOn w:val="Normal"/>
     <w:next w:val="Normal"/>
-    <w:link w:val="Ttulo7Car"/>
+    <w:link w:val="Heading7Char"/>
     <w:uiPriority w:val="9"/>
     <w:semiHidden/>
     <w:unhideWhenUsed/>
@@ -5166,11 +5795,11 @@
       <w:color w:val="595959" w:themeColor="text1" w:themeTint="A6"/>
     </w:rPr>
   </w:style>
-  <w:style w:type="paragraph" w:styleId="Ttulo8">
+  <w:style w:type="paragraph" w:styleId="Heading8">
     <w:name w:val="heading 8"/>
     <w:basedOn w:val="Normal"/>
     <w:next w:val="Normal"/>
-    <w:link w:val="Ttulo8Car"/>
+    <w:link w:val="Heading8Char"/>
     <w:uiPriority w:val="9"/>
     <w:semiHidden/>
     <w:unhideWhenUsed/>
@@ -5189,11 +5818,11 @@
       <w:color w:val="272727" w:themeColor="text1" w:themeTint="D8"/>
     </w:rPr>
   </w:style>
-  <w:style w:type="paragraph" w:styleId="Ttulo9">
+  <w:style w:type="paragraph" w:styleId="Heading9">
     <w:name w:val="heading 9"/>
     <w:basedOn w:val="Normal"/>
     <w:next w:val="Normal"/>
-    <w:link w:val="Ttulo9Car"/>
+    <w:link w:val="Heading9Char"/>
     <w:uiPriority w:val="9"/>
     <w:semiHidden/>
     <w:unhideWhenUsed/>
@@ -5210,12 +5839,12 @@
       <w:color w:val="272727" w:themeColor="text1" w:themeTint="D8"/>
     </w:rPr>
   </w:style>
-  <w:style w:type="character" w:default="1" w:styleId="Fuentedeprrafopredeter">
+  <w:style w:type="character" w:default="1" w:styleId="DefaultParagraphFont">
     <w:name w:val="Default Paragraph Font"/>
     <w:uiPriority w:val="1"/>
     <w:unhideWhenUsed/>
   </w:style>
-  <w:style w:type="table" w:default="1" w:styleId="Tablanormal">
+  <w:style w:type="table" w:default="1" w:styleId="TableNormal">
     <w:name w:val="Normal Table"/>
     <w:uiPriority w:val="99"/>
     <w:semiHidden/>
@@ -5230,16 +5859,16 @@
       </w:tblCellMar>
     </w:tblPr>
   </w:style>
-  <w:style w:type="numbering" w:default="1" w:styleId="Sinlista">
+  <w:style w:type="numbering" w:default="1" w:styleId="NoList">
     <w:name w:val="No List"/>
     <w:uiPriority w:val="99"/>
     <w:semiHidden/>
     <w:unhideWhenUsed/>
   </w:style>
-  <w:style w:type="character" w:customStyle="1" w:styleId="Ttulo1Car">
-    <w:name w:val="Título 1 Car"/>
-    <w:basedOn w:val="Fuentedeprrafopredeter"/>
-    <w:link w:val="Ttulo1"/>
+  <w:style w:type="character" w:customStyle="1" w:styleId="Heading1Char">
+    <w:name w:val="Heading 1 Char"/>
+    <w:basedOn w:val="DefaultParagraphFont"/>
+    <w:link w:val="Heading1"/>
     <w:uiPriority w:val="9"/>
     <w:rsid w:val="00093140"/>
     <w:rPr>
@@ -5249,10 +5878,10 @@
       <w:szCs w:val="40"/>
     </w:rPr>
   </w:style>
-  <w:style w:type="character" w:customStyle="1" w:styleId="Ttulo2Car">
-    <w:name w:val="Título 2 Car"/>
-    <w:basedOn w:val="Fuentedeprrafopredeter"/>
-    <w:link w:val="Ttulo2"/>
+  <w:style w:type="character" w:customStyle="1" w:styleId="Heading2Char">
+    <w:name w:val="Heading 2 Char"/>
+    <w:basedOn w:val="DefaultParagraphFont"/>
+    <w:link w:val="Heading2"/>
     <w:uiPriority w:val="9"/>
     <w:rsid w:val="00093140"/>
     <w:rPr>
@@ -5262,10 +5891,10 @@
       <w:szCs w:val="32"/>
     </w:rPr>
   </w:style>
-  <w:style w:type="character" w:customStyle="1" w:styleId="Ttulo3Car">
-    <w:name w:val="Título 3 Car"/>
-    <w:basedOn w:val="Fuentedeprrafopredeter"/>
-    <w:link w:val="Ttulo3"/>
+  <w:style w:type="character" w:customStyle="1" w:styleId="Heading3Char">
+    <w:name w:val="Heading 3 Char"/>
+    <w:basedOn w:val="DefaultParagraphFont"/>
+    <w:link w:val="Heading3"/>
     <w:uiPriority w:val="9"/>
     <w:rsid w:val="00093140"/>
     <w:rPr>
@@ -5275,10 +5904,10 @@
       <w:szCs w:val="28"/>
     </w:rPr>
   </w:style>
-  <w:style w:type="character" w:customStyle="1" w:styleId="Ttulo4Car">
-    <w:name w:val="Título 4 Car"/>
-    <w:basedOn w:val="Fuentedeprrafopredeter"/>
-    <w:link w:val="Ttulo4"/>
+  <w:style w:type="character" w:customStyle="1" w:styleId="Heading4Char">
+    <w:name w:val="Heading 4 Char"/>
+    <w:basedOn w:val="DefaultParagraphFont"/>
+    <w:link w:val="Heading4"/>
     <w:uiPriority w:val="9"/>
     <w:semiHidden/>
     <w:rsid w:val="00093140"/>
@@ -5289,10 +5918,10 @@
       <w:color w:val="0F4761" w:themeColor="accent1" w:themeShade="BF"/>
     </w:rPr>
   </w:style>
-  <w:style w:type="character" w:customStyle="1" w:styleId="Ttulo5Car">
-    <w:name w:val="Título 5 Car"/>
-    <w:basedOn w:val="Fuentedeprrafopredeter"/>
-    <w:link w:val="Ttulo5"/>
+  <w:style w:type="character" w:customStyle="1" w:styleId="Heading5Char">
+    <w:name w:val="Heading 5 Char"/>
+    <w:basedOn w:val="DefaultParagraphFont"/>
+    <w:link w:val="Heading5"/>
     <w:uiPriority w:val="9"/>
     <w:semiHidden/>
     <w:rsid w:val="00093140"/>
@@ -5301,10 +5930,10 @@
       <w:color w:val="0F4761" w:themeColor="accent1" w:themeShade="BF"/>
     </w:rPr>
   </w:style>
-  <w:style w:type="character" w:customStyle="1" w:styleId="Ttulo6Car">
-    <w:name w:val="Título 6 Car"/>
-    <w:basedOn w:val="Fuentedeprrafopredeter"/>
-    <w:link w:val="Ttulo6"/>
+  <w:style w:type="character" w:customStyle="1" w:styleId="Heading6Char">
+    <w:name w:val="Heading 6 Char"/>
+    <w:basedOn w:val="DefaultParagraphFont"/>
+    <w:link w:val="Heading6"/>
     <w:uiPriority w:val="9"/>
     <w:semiHidden/>
     <w:rsid w:val="00093140"/>
@@ -5315,10 +5944,10 @@
       <w:color w:val="595959" w:themeColor="text1" w:themeTint="A6"/>
     </w:rPr>
   </w:style>
-  <w:style w:type="character" w:customStyle="1" w:styleId="Ttulo7Car">
-    <w:name w:val="Título 7 Car"/>
-    <w:basedOn w:val="Fuentedeprrafopredeter"/>
-    <w:link w:val="Ttulo7"/>
+  <w:style w:type="character" w:customStyle="1" w:styleId="Heading7Char">
+    <w:name w:val="Heading 7 Char"/>
+    <w:basedOn w:val="DefaultParagraphFont"/>
+    <w:link w:val="Heading7"/>
     <w:uiPriority w:val="9"/>
     <w:semiHidden/>
     <w:rsid w:val="00093140"/>
@@ -5327,10 +5956,10 @@
       <w:color w:val="595959" w:themeColor="text1" w:themeTint="A6"/>
     </w:rPr>
   </w:style>
-  <w:style w:type="character" w:customStyle="1" w:styleId="Ttulo8Car">
-    <w:name w:val="Título 8 Car"/>
-    <w:basedOn w:val="Fuentedeprrafopredeter"/>
-    <w:link w:val="Ttulo8"/>
+  <w:style w:type="character" w:customStyle="1" w:styleId="Heading8Char">
+    <w:name w:val="Heading 8 Char"/>
+    <w:basedOn w:val="DefaultParagraphFont"/>
+    <w:link w:val="Heading8"/>
     <w:uiPriority w:val="9"/>
     <w:semiHidden/>
     <w:rsid w:val="00093140"/>
@@ -5341,10 +5970,10 @@
       <w:color w:val="272727" w:themeColor="text1" w:themeTint="D8"/>
     </w:rPr>
   </w:style>
-  <w:style w:type="character" w:customStyle="1" w:styleId="Ttulo9Car">
-    <w:name w:val="Título 9 Car"/>
-    <w:basedOn w:val="Fuentedeprrafopredeter"/>
-    <w:link w:val="Ttulo9"/>
+  <w:style w:type="character" w:customStyle="1" w:styleId="Heading9Char">
+    <w:name w:val="Heading 9 Char"/>
+    <w:basedOn w:val="DefaultParagraphFont"/>
+    <w:link w:val="Heading9"/>
     <w:uiPriority w:val="9"/>
     <w:semiHidden/>
     <w:rsid w:val="00093140"/>
@@ -5353,11 +5982,11 @@
       <w:color w:val="272727" w:themeColor="text1" w:themeTint="D8"/>
     </w:rPr>
   </w:style>
-  <w:style w:type="paragraph" w:styleId="Ttulo">
+  <w:style w:type="paragraph" w:styleId="Title">
     <w:name w:val="Title"/>
     <w:basedOn w:val="Normal"/>
     <w:next w:val="Normal"/>
-    <w:link w:val="TtuloCar"/>
+    <w:link w:val="TitleChar"/>
     <w:uiPriority w:val="10"/>
     <w:qFormat/>
     <w:rsid w:val="00093140"/>
@@ -5373,10 +6002,10 @@
       <w:szCs w:val="56"/>
     </w:rPr>
   </w:style>
-  <w:style w:type="character" w:customStyle="1" w:styleId="TtuloCar">
-    <w:name w:val="Título Car"/>
-    <w:basedOn w:val="Fuentedeprrafopredeter"/>
-    <w:link w:val="Ttulo"/>
+  <w:style w:type="character" w:customStyle="1" w:styleId="TitleChar">
+    <w:name w:val="Title Char"/>
+    <w:basedOn w:val="DefaultParagraphFont"/>
+    <w:link w:val="Title"/>
     <w:uiPriority w:val="10"/>
     <w:rsid w:val="00093140"/>
     <w:rPr>
@@ -5387,11 +6016,11 @@
       <w:szCs w:val="56"/>
     </w:rPr>
   </w:style>
-  <w:style w:type="paragraph" w:styleId="Subttulo">
+  <w:style w:type="paragraph" w:styleId="Subtitle">
     <w:name w:val="Subtitle"/>
     <w:basedOn w:val="Normal"/>
     <w:next w:val="Normal"/>
-    <w:link w:val="SubttuloCar"/>
+    <w:link w:val="SubtitleChar"/>
     <w:uiPriority w:val="11"/>
     <w:qFormat/>
     <w:rsid w:val="00093140"/>
@@ -5408,10 +6037,10 @@
       <w:szCs w:val="28"/>
     </w:rPr>
   </w:style>
-  <w:style w:type="character" w:customStyle="1" w:styleId="SubttuloCar">
-    <w:name w:val="Subtítulo Car"/>
-    <w:basedOn w:val="Fuentedeprrafopredeter"/>
-    <w:link w:val="Subttulo"/>
+  <w:style w:type="character" w:customStyle="1" w:styleId="SubtitleChar">
+    <w:name w:val="Subtitle Char"/>
+    <w:basedOn w:val="DefaultParagraphFont"/>
+    <w:link w:val="Subtitle"/>
     <w:uiPriority w:val="11"/>
     <w:rsid w:val="00093140"/>
     <w:rPr>
@@ -5422,11 +6051,11 @@
       <w:szCs w:val="28"/>
     </w:rPr>
   </w:style>
-  <w:style w:type="paragraph" w:styleId="Cita">
+  <w:style w:type="paragraph" w:styleId="Quote">
     <w:name w:val="Quote"/>
     <w:basedOn w:val="Normal"/>
     <w:next w:val="Normal"/>
-    <w:link w:val="CitaCar"/>
+    <w:link w:val="QuoteChar"/>
     <w:uiPriority w:val="29"/>
     <w:qFormat/>
     <w:rsid w:val="00093140"/>
@@ -5440,10 +6069,10 @@
       <w:color w:val="404040" w:themeColor="text1" w:themeTint="BF"/>
     </w:rPr>
   </w:style>
-  <w:style w:type="character" w:customStyle="1" w:styleId="CitaCar">
-    <w:name w:val="Cita Car"/>
-    <w:basedOn w:val="Fuentedeprrafopredeter"/>
-    <w:link w:val="Cita"/>
+  <w:style w:type="character" w:customStyle="1" w:styleId="QuoteChar">
+    <w:name w:val="Quote Char"/>
+    <w:basedOn w:val="DefaultParagraphFont"/>
+    <w:link w:val="Quote"/>
     <w:uiPriority w:val="29"/>
     <w:rsid w:val="00093140"/>
     <w:rPr>
@@ -5452,7 +6081,7 @@
       <w:color w:val="404040" w:themeColor="text1" w:themeTint="BF"/>
     </w:rPr>
   </w:style>
-  <w:style w:type="paragraph" w:styleId="Prrafodelista">
+  <w:style w:type="paragraph" w:styleId="ListParagraph">
     <w:name w:val="List Paragraph"/>
     <w:basedOn w:val="Normal"/>
     <w:uiPriority w:val="34"/>
@@ -5463,9 +6092,9 @@
       <w:contextualSpacing/>
     </w:pPr>
   </w:style>
-  <w:style w:type="character" w:styleId="nfasisintenso">
+  <w:style w:type="character" w:styleId="IntenseEmphasis">
     <w:name w:val="Intense Emphasis"/>
-    <w:basedOn w:val="Fuentedeprrafopredeter"/>
+    <w:basedOn w:val="DefaultParagraphFont"/>
     <w:uiPriority w:val="21"/>
     <w:qFormat/>
     <w:rsid w:val="00093140"/>
@@ -5475,11 +6104,11 @@
       <w:color w:val="0F4761" w:themeColor="accent1" w:themeShade="BF"/>
     </w:rPr>
   </w:style>
-  <w:style w:type="paragraph" w:styleId="Citadestacada">
+  <w:style w:type="paragraph" w:styleId="IntenseQuote">
     <w:name w:val="Intense Quote"/>
     <w:basedOn w:val="Normal"/>
     <w:next w:val="Normal"/>
-    <w:link w:val="CitadestacadaCar"/>
+    <w:link w:val="IntenseQuoteChar"/>
     <w:uiPriority w:val="30"/>
     <w:qFormat/>
     <w:rsid w:val="00093140"/>
@@ -5498,10 +6127,10 @@
       <w:color w:val="0F4761" w:themeColor="accent1" w:themeShade="BF"/>
     </w:rPr>
   </w:style>
-  <w:style w:type="character" w:customStyle="1" w:styleId="CitadestacadaCar">
-    <w:name w:val="Cita destacada Car"/>
-    <w:basedOn w:val="Fuentedeprrafopredeter"/>
-    <w:link w:val="Citadestacada"/>
+  <w:style w:type="character" w:customStyle="1" w:styleId="IntenseQuoteChar">
+    <w:name w:val="Intense Quote Char"/>
+    <w:basedOn w:val="DefaultParagraphFont"/>
+    <w:link w:val="IntenseQuote"/>
     <w:uiPriority w:val="30"/>
     <w:rsid w:val="00093140"/>
     <w:rPr>
@@ -5510,9 +6139,9 @@
       <w:color w:val="0F4761" w:themeColor="accent1" w:themeShade="BF"/>
     </w:rPr>
   </w:style>
-  <w:style w:type="character" w:styleId="Referenciaintensa">
+  <w:style w:type="character" w:styleId="IntenseReference">
     <w:name w:val="Intense Reference"/>
-    <w:basedOn w:val="Fuentedeprrafopredeter"/>
+    <w:basedOn w:val="DefaultParagraphFont"/>
     <w:uiPriority w:val="32"/>
     <w:qFormat/>
     <w:rsid w:val="00093140"/>
@@ -5524,9 +6153,9 @@
       <w:spacing w:val="5"/>
     </w:rPr>
   </w:style>
-  <w:style w:type="character" w:styleId="Hipervnculo">
+  <w:style w:type="character" w:styleId="Hyperlink">
     <w:name w:val="Hyperlink"/>
-    <w:basedOn w:val="Fuentedeprrafopredeter"/>
+    <w:basedOn w:val="DefaultParagraphFont"/>
     <w:uiPriority w:val="99"/>
     <w:unhideWhenUsed/>
     <w:rsid w:val="00093140"/>
@@ -5535,9 +6164,9 @@
       <w:u w:val="single"/>
     </w:rPr>
   </w:style>
-  <w:style w:type="character" w:styleId="Mencinsinresolver">
+  <w:style w:type="character" w:styleId="UnresolvedMention">
     <w:name w:val="Unresolved Mention"/>
-    <w:basedOn w:val="Fuentedeprrafopredeter"/>
+    <w:basedOn w:val="DefaultParagraphFont"/>
     <w:uiPriority w:val="99"/>
     <w:semiHidden/>
     <w:unhideWhenUsed/>
@@ -5547,9 +6176,9 @@
       <w:shd w:val="clear" w:color="auto" w:fill="E1DFDD"/>
     </w:rPr>
   </w:style>
-  <w:style w:type="paragraph" w:styleId="TtuloTDC">
+  <w:style w:type="paragraph" w:styleId="TOCHeading">
     <w:name w:val="TOC Heading"/>
-    <w:basedOn w:val="Ttulo1"/>
+    <w:basedOn w:val="Heading1"/>
     <w:next w:val="Normal"/>
     <w:uiPriority w:val="39"/>
     <w:unhideWhenUsed/>
@@ -5567,7 +6196,7 @@
       <w14:ligatures w14:val="none"/>
     </w:rPr>
   </w:style>
-  <w:style w:type="paragraph" w:styleId="TDC2">
+  <w:style w:type="paragraph" w:styleId="TOC2">
     <w:name w:val="toc 2"/>
     <w:basedOn w:val="Normal"/>
     <w:next w:val="Normal"/>
@@ -5580,7 +6209,7 @@
       <w:ind w:left="240"/>
     </w:pPr>
   </w:style>
-  <w:style w:type="paragraph" w:styleId="TDC3">
+  <w:style w:type="paragraph" w:styleId="TOC3">
     <w:name w:val="toc 3"/>
     <w:basedOn w:val="Normal"/>
     <w:next w:val="Normal"/>
@@ -5601,9 +6230,9 @@
       <w:noProof/>
     </w:rPr>
   </w:style>
-  <w:style w:type="table" w:styleId="Tablaconcuadrcula">
+  <w:style w:type="table" w:styleId="TableGrid">
     <w:name w:val="Table Grid"/>
-    <w:basedOn w:val="Tablanormal"/>
+    <w:basedOn w:val="TableNormal"/>
     <w:uiPriority w:val="39"/>
     <w:rsid w:val="001A6155"/>
     <w:pPr>

--- a/app educativa.docx
+++ b/app educativa.docx
@@ -176,40 +176,22 @@
           <w:sz w:val="28"/>
           <w:szCs w:val="28"/>
         </w:rPr>
-        <w:t xml:space="preserve">De los Santos, Estevez Castellano, Hsieh, </w:t>
-      </w:r>
-      <w:proofErr w:type="spellStart"/>
+        <w:t xml:space="preserve">  </w:t>
+      </w:r>
       <w:r>
         <w:rPr>
           <w:sz w:val="28"/>
           <w:szCs w:val="28"/>
         </w:rPr>
-        <w:t>Jeifetz</w:t>
-      </w:r>
-      <w:proofErr w:type="spellEnd"/>
+        <w:t>De los Santos, Estevez Castellano, Hsieh, Jeifetz y Slav</w:t>
+      </w:r>
       <w:r>
         <w:rPr>
           <w:sz w:val="28"/>
           <w:szCs w:val="28"/>
         </w:rPr>
-        <w:t xml:space="preserve"> y </w:t>
-      </w:r>
-      <w:proofErr w:type="spellStart"/>
-      <w:r>
-        <w:rPr>
-          <w:sz w:val="28"/>
-          <w:szCs w:val="28"/>
-        </w:rPr>
-        <w:t>Slav</w:t>
-      </w:r>
-      <w:r>
-        <w:rPr>
-          <w:sz w:val="28"/>
-          <w:szCs w:val="28"/>
-        </w:rPr>
         <w:t>kin</w:t>
       </w:r>
-      <w:proofErr w:type="spellEnd"/>
     </w:p>
     <w:p>
       <w:pPr>
@@ -1617,37 +1599,12 @@
           <w:szCs w:val="22"/>
         </w:rPr>
       </w:pPr>
-      <w:proofErr w:type="gramStart"/>
-      <w:r>
-        <w:rPr>
-          <w:sz w:val="22"/>
-          <w:szCs w:val="22"/>
-        </w:rPr>
-        <w:t>Niños y niñas</w:t>
-      </w:r>
-      <w:proofErr w:type="gramEnd"/>
-      <w:r>
-        <w:rPr>
-          <w:sz w:val="22"/>
-          <w:szCs w:val="22"/>
-        </w:rPr>
-        <w:t xml:space="preserve"> de primer grado (6-7 años) que ya reciben instrucción fonológica del </w:t>
-      </w:r>
-      <w:proofErr w:type="gramStart"/>
-      <w:r>
-        <w:rPr>
-          <w:sz w:val="22"/>
-          <w:szCs w:val="22"/>
-        </w:rPr>
-        <w:t>docente</w:t>
-      </w:r>
-      <w:proofErr w:type="gramEnd"/>
-      <w:r>
-        <w:rPr>
-          <w:sz w:val="22"/>
-          <w:szCs w:val="22"/>
-        </w:rPr>
-        <w:t xml:space="preserve"> pero no tienen dónde practicarla de forma individual y frecuente. La primera versión apunta a </w:t>
+      <w:r>
+        <w:rPr>
+          <w:sz w:val="22"/>
+          <w:szCs w:val="22"/>
+        </w:rPr>
+        <w:t xml:space="preserve">Niños y niñas de primer grado (6-7 años) que ya reciben instrucción fonológica del docente pero no tienen dónde practicarla de forma individual y frecuente. La primera versión apunta a </w:t>
       </w:r>
       <w:r>
         <w:rPr>
@@ -1663,7 +1620,21 @@
           <w:sz w:val="22"/>
           <w:szCs w:val="22"/>
         </w:rPr>
-        <w:t>, con aulas de unos 20 alumnos y niveles parejos, para escalar después al resto del sistema: son las que deciden su propio material sin pasar por un ministerio, ya cuentan con dispositivos y conectividad estable</w:t>
+        <w:t>, con aulas de unos 2</w:t>
+      </w:r>
+      <w:r>
+        <w:rPr>
+          <w:sz w:val="22"/>
+          <w:szCs w:val="22"/>
+        </w:rPr>
+        <w:t>5</w:t>
+      </w:r>
+      <w:r>
+        <w:rPr>
+          <w:sz w:val="22"/>
+          <w:szCs w:val="22"/>
+        </w:rPr>
+        <w:t xml:space="preserve"> alumnos y niveles parejos, para escalar después al resto del sistema: son las que deciden su propio material sin pasar por un ministerio, ya cuentan con dispositivos y conectividad estable</w:t>
       </w:r>
       <w:r>
         <w:rPr>
@@ -1732,69 +1703,14 @@
           <w:sz w:val="22"/>
           <w:szCs w:val="22"/>
         </w:rPr>
-        <w:t xml:space="preserve">PISA 2025 ubica a Argentina en 389 puntos en Lectura frente a 461 de la OCDE, con un 59,6% de los alumnos de 15 años en Nivel 1 o inferior. Esa falla no es un problema de razonamiento adolescente, sino la consecuencia terminal de una decodificación que nunca se automatizó en primer grado. La conciencia fonológica es la palanca correcta, ya que es el </w:t>
-      </w:r>
-      <w:proofErr w:type="gramStart"/>
-      <w:r>
-        <w:rPr>
-          <w:sz w:val="22"/>
-          <w:szCs w:val="22"/>
-        </w:rPr>
-        <w:t>predictor causal</w:t>
-      </w:r>
-      <w:proofErr w:type="gramEnd"/>
-      <w:r>
-        <w:rPr>
-          <w:sz w:val="22"/>
-          <w:szCs w:val="22"/>
-        </w:rPr>
-        <w:t xml:space="preserve"> más robusto del éxito alfabetizador en ortografías transparentes como el español (Melby-Lervåg et al., 2012; </w:t>
-      </w:r>
-      <w:proofErr w:type="spellStart"/>
-      <w:r>
-        <w:rPr>
-          <w:sz w:val="22"/>
-          <w:szCs w:val="22"/>
-        </w:rPr>
-        <w:t>Defior</w:t>
-      </w:r>
-      <w:proofErr w:type="spellEnd"/>
-      <w:r>
-        <w:rPr>
-          <w:sz w:val="22"/>
-          <w:szCs w:val="22"/>
-        </w:rPr>
-        <w:t xml:space="preserve"> y Serrano, 2011; Ferroni y D'Ambrosio, 2022</w:t>
-      </w:r>
-      <w:r>
-        <w:rPr>
-          <w:b/>
-          <w:bCs/>
-        </w:rPr>
-        <w:t xml:space="preserve"> </w:t>
-      </w:r>
-      <w:r>
-        <w:rPr>
-          <w:sz w:val="22"/>
-          <w:szCs w:val="22"/>
-        </w:rPr>
-        <w:t xml:space="preserve">como se citó en Ramírez, L., </w:t>
-      </w:r>
-      <w:proofErr w:type="spellStart"/>
-      <w:r>
-        <w:rPr>
-          <w:sz w:val="22"/>
-          <w:szCs w:val="22"/>
-        </w:rPr>
-        <w:t>Celi</w:t>
-      </w:r>
-      <w:proofErr w:type="spellEnd"/>
-      <w:r>
-        <w:rPr>
-          <w:sz w:val="22"/>
-          <w:szCs w:val="22"/>
-        </w:rPr>
-        <w:t>, M. A., &amp; Zabala, L. D. 2025</w:t>
+        <w:t>PISA 2025 ubica a Argentina en 389 puntos en Lectura frente a 461 de la OCDE, con un 59,6% de los alumnos de 15 años en Nivel 1 o inferior. Esa falla no es un problema de razonamiento adolescente, sino la consecuencia terminal de una decodificación que nunca se automatizó en primer grado. La conciencia fonológica es la palanca correcta, ya que es el predictor causal más robusto del éxito alfabetizador en ortografías transparentes como el español (</w:t>
+      </w:r>
+      <w:r>
+        <w:rPr>
+          <w:sz w:val="22"/>
+          <w:szCs w:val="22"/>
+        </w:rPr>
+        <w:t>Ramírez, L., Celi, M. A., &amp; Zabala, L. D. 2025</w:t>
       </w:r>
       <w:r>
         <w:rPr>
@@ -1823,25 +1739,42 @@
           <w:sz w:val="22"/>
           <w:szCs w:val="22"/>
         </w:rPr>
-        <w:t xml:space="preserve">Brecha de </w:t>
-      </w:r>
-      <w:proofErr w:type="spellStart"/>
-      <w:r>
-        <w:rPr>
-          <w:b/>
-          <w:bCs/>
-          <w:sz w:val="22"/>
-          <w:szCs w:val="22"/>
-        </w:rPr>
-        <w:t>feedback</w:t>
-      </w:r>
-      <w:proofErr w:type="spellEnd"/>
-      <w:r>
-        <w:rPr>
-          <w:sz w:val="22"/>
-          <w:szCs w:val="22"/>
-        </w:rPr>
-        <w:t xml:space="preserve">: la conciencia fonológica exige escuchar a cada chico pronunciar y corregirlo en el momento. Con 20 alumnos y clases de 40 minutos, a cada uno le </w:t>
+        <w:t>Brecha de feedback</w:t>
+      </w:r>
+      <w:r>
+        <w:rPr>
+          <w:sz w:val="22"/>
+          <w:szCs w:val="22"/>
+        </w:rPr>
+        <w:t>: la conciencia fonológica exige escuchar a cada chico pronunciar y corregirlo en el momento. Con 2</w:t>
+      </w:r>
+      <w:r>
+        <w:rPr>
+          <w:sz w:val="22"/>
+          <w:szCs w:val="22"/>
+        </w:rPr>
+        <w:t xml:space="preserve">5 </w:t>
+      </w:r>
+      <w:r>
+        <w:rPr>
+          <w:sz w:val="22"/>
+          <w:szCs w:val="22"/>
+        </w:rPr>
+        <w:t xml:space="preserve">alumnos y clases de </w:t>
+      </w:r>
+      <w:r>
+        <w:rPr>
+          <w:sz w:val="22"/>
+          <w:szCs w:val="22"/>
+        </w:rPr>
+        <w:t>5</w:t>
+      </w:r>
+      <w:r>
+        <w:rPr>
+          <w:sz w:val="22"/>
+          <w:szCs w:val="22"/>
+        </w:rPr>
+        <w:t xml:space="preserve">0 minutos, a cada uno le </w:t>
       </w:r>
       <w:r>
         <w:rPr>
@@ -1884,39 +1817,7 @@
           <w:sz w:val="22"/>
           <w:szCs w:val="22"/>
         </w:rPr>
-        <w:t>: en juegos de cartas como /</w:t>
-      </w:r>
-      <w:proofErr w:type="spellStart"/>
-      <w:r>
-        <w:rPr>
-          <w:sz w:val="22"/>
-          <w:szCs w:val="22"/>
-        </w:rPr>
-        <w:t>eko</w:t>
-      </w:r>
-      <w:proofErr w:type="spellEnd"/>
-      <w:r>
-        <w:rPr>
-          <w:sz w:val="22"/>
-          <w:szCs w:val="22"/>
-        </w:rPr>
-        <w:t xml:space="preserve">/ (Ramírez, </w:t>
-      </w:r>
-      <w:proofErr w:type="spellStart"/>
-      <w:r>
-        <w:rPr>
-          <w:sz w:val="22"/>
-          <w:szCs w:val="22"/>
-        </w:rPr>
-        <w:t>Celi</w:t>
-      </w:r>
-      <w:proofErr w:type="spellEnd"/>
-      <w:r>
-        <w:rPr>
-          <w:sz w:val="22"/>
-          <w:szCs w:val="22"/>
-        </w:rPr>
-        <w:t xml:space="preserve"> y Zabala, 2025), sin un adulto mediando, los chicos resuelven por color o memoria de la imagen en lugar de procesar el sonido.</w:t>
+        <w:t>: en juegos de cartas como /eko/ (Ramírez, Celi y Zabala, 2025), sin un adulto mediando, los chicos resuelven por color o memoria de la imagen en lugar de procesar el sonido.</w:t>
       </w:r>
     </w:p>
     <w:p>
@@ -2169,7 +2070,42 @@
           <w:sz w:val="22"/>
           <w:szCs w:val="22"/>
         </w:rPr>
-        <w:t>nivel de AMI es una sesión única de 10 a 15 minutos centrada en un solo sonido nuevo</w:t>
+        <w:t xml:space="preserve">nivel de AMI es una sesión única de 10 a 15 minutos centrada en </w:t>
+      </w:r>
+      <w:r>
+        <w:rPr>
+          <w:sz w:val="22"/>
+          <w:szCs w:val="22"/>
+        </w:rPr>
+        <w:t>pocos</w:t>
+      </w:r>
+      <w:r>
+        <w:rPr>
+          <w:sz w:val="22"/>
+          <w:szCs w:val="22"/>
+        </w:rPr>
+        <w:t xml:space="preserve"> sonido</w:t>
+      </w:r>
+      <w:r>
+        <w:rPr>
+          <w:sz w:val="22"/>
+          <w:szCs w:val="22"/>
+        </w:rPr>
+        <w:t>s</w:t>
+      </w:r>
+      <w:r>
+        <w:rPr>
+          <w:sz w:val="22"/>
+          <w:szCs w:val="22"/>
+        </w:rPr>
+        <w:t xml:space="preserve"> nuevo</w:t>
+      </w:r>
+      <w:r>
+        <w:rPr>
+          <w:sz w:val="22"/>
+          <w:szCs w:val="22"/>
+        </w:rPr>
+        <w:t>s</w:t>
       </w:r>
       <w:r>
         <w:rPr>
@@ -2252,7 +2188,6 @@
         </w:rPr>
       </w:pPr>
       <w:bookmarkStart w:id="6" w:name="_Toc241075224"/>
-      <w:proofErr w:type="spellStart"/>
       <w:r>
         <w:rPr>
           <w:i/>
@@ -2261,18 +2196,7 @@
           <w:sz w:val="22"/>
           <w:szCs w:val="22"/>
         </w:rPr>
-        <w:t>Feedback</w:t>
-      </w:r>
-      <w:proofErr w:type="spellEnd"/>
-      <w:r>
-        <w:rPr>
-          <w:i/>
-          <w:iCs/>
-          <w:color w:val="7F7F7F" w:themeColor="text1" w:themeTint="80"/>
-          <w:sz w:val="22"/>
-          <w:szCs w:val="22"/>
-        </w:rPr>
-        <w:t xml:space="preserve"> constructivo</w:t>
+        <w:t>Feedback constructivo</w:t>
       </w:r>
       <w:bookmarkEnd w:id="6"/>
     </w:p>
@@ -2289,23 +2213,7 @@
           <w:sz w:val="22"/>
           <w:szCs w:val="22"/>
         </w:rPr>
-        <w:t xml:space="preserve">AMI da </w:t>
-      </w:r>
-      <w:proofErr w:type="spellStart"/>
-      <w:r>
-        <w:rPr>
-          <w:sz w:val="22"/>
-          <w:szCs w:val="22"/>
-        </w:rPr>
-        <w:t>feedback</w:t>
-      </w:r>
-      <w:proofErr w:type="spellEnd"/>
-      <w:r>
-        <w:rPr>
-          <w:sz w:val="22"/>
-          <w:szCs w:val="22"/>
-        </w:rPr>
-        <w:t xml:space="preserve"> audiovisual instantáneo tras cada intento, sin vidas que se pierdan ni mecánicas punitivas: la mascota valora lo que salió bien, señala con suavidad el error y sugiere qué intentar (estructura Valoro / Me pregunto / Sugiero). El algoritmo usa un promedio móvil de varias sesiones para decidir si un nivel está dominado, en lugar de reaccionar a una sola sesión mala, lo que evita el sesgo de regresión a la media.</w:t>
+        <w:t xml:space="preserve">AMI da feedback audiovisual instantáneo tras cada intento, sin vidas que se pierdan ni mecánicas punitivas: la mascota valora lo que salió bien, señala con suavidad el error y sugiere qué intentar (estructura Valoro / Me pregunto / Sugiero). </w:t>
       </w:r>
     </w:p>
     <w:p>
@@ -2514,7 +2422,6 @@
           <w:sz w:val="24"/>
           <w:szCs w:val="24"/>
         </w:rPr>
-        <w:lastRenderedPageBreak/>
         <w:t>Las decisiones de memoria</w:t>
       </w:r>
       <w:bookmarkEnd w:id="9"/>
@@ -2591,6 +2498,7 @@
           <w:sz w:val="22"/>
           <w:szCs w:val="22"/>
         </w:rPr>
+        <w:lastRenderedPageBreak/>
         <w:t>Su nombre real.</w:t>
       </w:r>
     </w:p>
@@ -2950,23 +2858,7 @@
           <w:sz w:val="22"/>
           <w:szCs w:val="22"/>
         </w:rPr>
-        <w:t xml:space="preserve">Además, en aulas reales con </w:t>
-      </w:r>
-      <w:proofErr w:type="spellStart"/>
-      <w:r>
-        <w:rPr>
-          <w:sz w:val="22"/>
-          <w:szCs w:val="22"/>
-        </w:rPr>
-        <w:t>tablets</w:t>
-      </w:r>
-      <w:proofErr w:type="spellEnd"/>
-      <w:r>
-        <w:rPr>
-          <w:sz w:val="22"/>
-          <w:szCs w:val="22"/>
-        </w:rPr>
-        <w:t xml:space="preserve"> compartidas y tiempo limitado, reducir la fricción de acceso permite que, mediante un simple código de clase, la elección de una mascota y una primera tarjeta </w:t>
+        <w:t xml:space="preserve">Además, en aulas reales con tablets compartidas y tiempo limitado, reducir la fricción de acceso permite que, mediante un simple código de clase, la elección de una mascota y una primera tarjeta </w:t>
       </w:r>
       <w:r>
         <w:rPr>
@@ -3180,6 +3072,7 @@
                 <w:bCs/>
                 <w:noProof/>
               </w:rPr>
+              <w:lastRenderedPageBreak/>
               <w:drawing>
                 <wp:anchor distT="0" distB="0" distL="114300" distR="114300" simplePos="0" relativeHeight="251661312" behindDoc="0" locked="0" layoutInCell="1" allowOverlap="1" wp14:anchorId="02B0834A" wp14:editId="46EA8D39">
                   <wp:simplePos x="0" y="0"/>
@@ -3236,7 +3129,6 @@
                 </wp:anchor>
               </w:drawing>
             </w:r>
-            <w:proofErr w:type="spellStart"/>
             <w:r>
               <w:rPr>
                 <w:sz w:val="22"/>
@@ -3245,7 +3137,6 @@
               </w:rPr>
               <w:t>Onboarding</w:t>
             </w:r>
-            <w:proofErr w:type="spellEnd"/>
           </w:p>
         </w:tc>
         <w:tc>
@@ -3458,17 +3349,8 @@
           <w:sz w:val="22"/>
           <w:szCs w:val="22"/>
         </w:rPr>
-        <w:t xml:space="preserve">AMI abre en el </w:t>
-      </w:r>
-      <w:proofErr w:type="spellStart"/>
-      <w:r>
-        <w:rPr>
-          <w:sz w:val="22"/>
-          <w:szCs w:val="22"/>
-        </w:rPr>
-        <w:t>onboarding</w:t>
-      </w:r>
-      <w:proofErr w:type="spellEnd"/>
+        <w:t>AMI abre en el onboarding</w:t>
+      </w:r>
       <w:r>
         <w:rPr>
           <w:sz w:val="22"/>
@@ -3495,23 +3377,7 @@
           <w:sz w:val="22"/>
           <w:szCs w:val="22"/>
         </w:rPr>
-        <w:t xml:space="preserve"> el único dato que pide la </w:t>
-      </w:r>
-      <w:proofErr w:type="gramStart"/>
-      <w:r>
-        <w:rPr>
-          <w:sz w:val="22"/>
-          <w:szCs w:val="22"/>
-        </w:rPr>
-        <w:t>app</w:t>
-      </w:r>
-      <w:proofErr w:type="gramEnd"/>
-      <w:r>
-        <w:rPr>
-          <w:sz w:val="22"/>
-          <w:szCs w:val="22"/>
-        </w:rPr>
-        <w:t xml:space="preserve"> antes de jugar. De ahí pasa directo a la pantalla de aprendizaje, donde practica el nivel en curso</w:t>
+        <w:t xml:space="preserve"> el único dato que pide la app antes de jugar. De ahí pasa directo a la pantalla de aprendizaje, donde practica el nivel en curso</w:t>
       </w:r>
       <w:r>
         <w:rPr>
@@ -3539,7 +3405,7 @@
           <w:sz w:val="22"/>
           <w:szCs w:val="22"/>
         </w:rPr>
-        <w:t xml:space="preserve"> el pico de la sesión, descripto en la sección 3.2. Al completarlo</w:t>
+        <w:t xml:space="preserve"> el pico de la sesión. Al completarlo</w:t>
       </w:r>
       <w:r>
         <w:rPr>
@@ -3567,23 +3433,7 @@
           <w:sz w:val="22"/>
           <w:szCs w:val="22"/>
         </w:rPr>
-        <w:t xml:space="preserve">. Las tres pantallas son coherentes con el costo de entrada mínimo y con el pilar de </w:t>
-      </w:r>
-      <w:proofErr w:type="spellStart"/>
-      <w:r>
-        <w:rPr>
-          <w:sz w:val="22"/>
-          <w:szCs w:val="22"/>
-        </w:rPr>
-        <w:t>feedback</w:t>
-      </w:r>
-      <w:proofErr w:type="spellEnd"/>
-      <w:r>
-        <w:rPr>
-          <w:sz w:val="22"/>
-          <w:szCs w:val="22"/>
-        </w:rPr>
-        <w:t>: la mascota es el vehículo de todo el refuerzo positivo, nunca el texto.</w:t>
+        <w:t>. Las tres pantallas son coherentes con el costo de entrada mínimo y con el pilar de feedback: la mascota es el vehículo de todo el refuerzo positivo, nunca el texto.</w:t>
       </w:r>
     </w:p>
     <w:p>
@@ -3613,7 +3463,6 @@
     </w:p>
     <w:p>
       <w:pPr>
-        <w:jc w:val="both"/>
         <w:rPr>
           <w:sz w:val="22"/>
           <w:szCs w:val="22"/>
@@ -3640,72 +3489,205 @@
           <w:sz w:val="22"/>
           <w:szCs w:val="22"/>
         </w:rPr>
+        <w:t>(van Gorp et al., 2017)</w:t>
+      </w:r>
+      <w:r>
+        <w:rPr>
+          <w:sz w:val="22"/>
+          <w:szCs w:val="22"/>
+        </w:rPr>
         <w:t>: el porcentaje de fonemas que el chico sigue reconociendo y pronunciando correctamente, cuando reaparecen en una tarjeta catorce días después de haberlos dominado por primera vez, sin haberlos practicado explícitamente en el medio.</w:t>
       </w:r>
     </w:p>
     <w:p>
       <w:pPr>
+        <w:rPr>
+          <w:sz w:val="22"/>
+          <w:szCs w:val="22"/>
+        </w:rPr>
+      </w:pPr>
+      <w:r>
+        <w:rPr>
+          <w:sz w:val="22"/>
+          <w:szCs w:val="22"/>
+        </w:rPr>
+        <w:t xml:space="preserve">La elegimos porque mide </w:t>
+      </w:r>
+      <w:r>
+        <w:rPr>
+          <w:sz w:val="22"/>
+          <w:szCs w:val="22"/>
+        </w:rPr>
+        <w:t xml:space="preserve">realmente </w:t>
+      </w:r>
+      <w:r>
+        <w:rPr>
+          <w:sz w:val="22"/>
+          <w:szCs w:val="22"/>
+        </w:rPr>
+        <w:t xml:space="preserve">aprendizaje consolidado y no </w:t>
+      </w:r>
+      <w:r>
+        <w:rPr>
+          <w:sz w:val="22"/>
+          <w:szCs w:val="22"/>
+        </w:rPr>
+        <w:t xml:space="preserve">la </w:t>
+      </w:r>
+      <w:r>
+        <w:rPr>
+          <w:sz w:val="22"/>
+          <w:szCs w:val="22"/>
+        </w:rPr>
+        <w:t>actividad</w:t>
+      </w:r>
+      <w:r>
+        <w:rPr>
+          <w:sz w:val="22"/>
+          <w:szCs w:val="22"/>
+        </w:rPr>
+        <w:t xml:space="preserve"> del chico</w:t>
+      </w:r>
+      <w:r>
+        <w:rPr>
+          <w:sz w:val="22"/>
+          <w:szCs w:val="22"/>
+        </w:rPr>
+        <w:t xml:space="preserve">. </w:t>
+      </w:r>
+      <w:r>
+        <w:rPr>
+          <w:sz w:val="22"/>
+          <w:szCs w:val="22"/>
+        </w:rPr>
+        <w:t>La retención a dos semanas asegura que efectivamente ocurrió el reciclaje neuronal que promete la app y que el alumno aprendió</w:t>
+      </w:r>
+      <w:bookmarkStart w:id="14" w:name="_Toc241075232"/>
+      <w:r>
+        <w:rPr>
+          <w:sz w:val="22"/>
+          <w:szCs w:val="22"/>
+        </w:rPr>
+        <w:t>.</w:t>
+      </w:r>
+    </w:p>
+    <w:p>
+      <w:pPr>
         <w:jc w:val="both"/>
         <w:rPr>
-          <w:sz w:val="22"/>
-          <w:szCs w:val="22"/>
-        </w:rPr>
-      </w:pPr>
-      <w:r>
-        <w:rPr>
-          <w:sz w:val="22"/>
-          <w:szCs w:val="22"/>
-        </w:rPr>
-        <w:t xml:space="preserve">La elegimos porque mide </w:t>
-      </w:r>
-      <w:r>
-        <w:rPr>
-          <w:sz w:val="22"/>
-          <w:szCs w:val="22"/>
-        </w:rPr>
-        <w:t xml:space="preserve">realmente </w:t>
-      </w:r>
-      <w:r>
-        <w:rPr>
-          <w:sz w:val="22"/>
-          <w:szCs w:val="22"/>
-        </w:rPr>
-        <w:t xml:space="preserve">aprendizaje consolidado y no </w:t>
-      </w:r>
-      <w:r>
-        <w:rPr>
-          <w:sz w:val="22"/>
-          <w:szCs w:val="22"/>
-        </w:rPr>
-        <w:t xml:space="preserve">la </w:t>
-      </w:r>
-      <w:r>
-        <w:rPr>
-          <w:sz w:val="22"/>
-          <w:szCs w:val="22"/>
-        </w:rPr>
-        <w:t>actividad</w:t>
-      </w:r>
-      <w:r>
-        <w:rPr>
-          <w:sz w:val="22"/>
-          <w:szCs w:val="22"/>
-        </w:rPr>
-        <w:t xml:space="preserve"> del chico</w:t>
-      </w:r>
-      <w:r>
-        <w:rPr>
-          <w:sz w:val="22"/>
-          <w:szCs w:val="22"/>
-        </w:rPr>
-        <w:t xml:space="preserve">. </w:t>
-      </w:r>
-      <w:r>
-        <w:rPr>
-          <w:sz w:val="22"/>
-          <w:szCs w:val="22"/>
-        </w:rPr>
-        <w:t xml:space="preserve">La retención a dos semanas asegura que efectivamente ocurrió el reciclaje neuronal que promete la app y que el alumno aprendió. </w:t>
+          <w:b/>
+          <w:bCs/>
+        </w:rPr>
+      </w:pPr>
+      <w:r>
+        <w:rPr>
+          <w:b/>
+          <w:bCs/>
+        </w:rPr>
+        <w:t>La app como instrumento de investigación</w:t>
+      </w:r>
+      <w:bookmarkEnd w:id="14"/>
+    </w:p>
+    <w:p>
+      <w:pPr>
+        <w:jc w:val="both"/>
+        <w:rPr>
+          <w:sz w:val="22"/>
+          <w:szCs w:val="22"/>
+        </w:rPr>
+      </w:pPr>
+      <w:r>
+        <w:rPr>
+          <w:sz w:val="22"/>
+          <w:szCs w:val="22"/>
+        </w:rPr>
+        <w:lastRenderedPageBreak/>
+        <w:t>Dos chicos pueden equivocarse la misma cantidad de veces y aprender de manera distinta. Uno revisa lo que hizo y encuentra el error mientras que otro necesita que le indiquen qué sonido cambiar. La pregunta es: ¿la forma en que un chico corrige sus errores predice mejor su capacidad futura para leer palabras nuevas que la cantidad de errores que comete?</w:t>
+      </w:r>
+    </w:p>
+    <w:p>
+      <w:pPr>
+        <w:jc w:val="both"/>
+        <w:rPr>
+          <w:sz w:val="22"/>
+          <w:szCs w:val="22"/>
+        </w:rPr>
+      </w:pPr>
+      <w:r>
+        <w:rPr>
+          <w:b/>
+          <w:bCs/>
+          <w:sz w:val="22"/>
+          <w:szCs w:val="22"/>
+        </w:rPr>
+        <w:t>Habría que agregar</w:t>
+      </w:r>
+      <w:r>
+        <w:rPr>
+          <w:sz w:val="22"/>
+          <w:szCs w:val="22"/>
+        </w:rPr>
+        <w:t xml:space="preserve">: una oportunidad breve de corregirse después de una respuesta incorrecta. AMI le diría </w:t>
+      </w:r>
+      <w:r>
+        <w:rPr>
+          <w:sz w:val="22"/>
+          <w:szCs w:val="22"/>
+        </w:rPr>
+        <w:t>“</w:t>
+      </w:r>
+      <w:r>
+        <w:rPr>
+          <w:sz w:val="22"/>
+          <w:szCs w:val="22"/>
+        </w:rPr>
+        <w:t>Probá otra vez</w:t>
+      </w:r>
+      <w:r>
+        <w:rPr>
+          <w:sz w:val="22"/>
+          <w:szCs w:val="22"/>
+        </w:rPr>
+        <w:t>”</w:t>
+      </w:r>
+      <w:r>
+        <w:rPr>
+          <w:sz w:val="22"/>
+          <w:szCs w:val="22"/>
+        </w:rPr>
+        <w:t xml:space="preserve"> </w:t>
+      </w:r>
+      <w:r>
+        <w:rPr>
+          <w:sz w:val="22"/>
+          <w:szCs w:val="22"/>
+        </w:rPr>
+        <w:t>y, si todavía no puede resolverla, le daría la pista o la solución prevista en su feedback habitual. Días después, dentro de una sesión normal, aparecerían palabras nuevas construidas con los sonidos ya practicados. No harían falta cuestionarios ni sesiones adicionales.</w:t>
+      </w:r>
+    </w:p>
+    <w:p>
+      <w:pPr>
+        <w:jc w:val="both"/>
+        <w:rPr>
+          <w:sz w:val="22"/>
+          <w:szCs w:val="22"/>
+        </w:rPr>
+      </w:pPr>
+      <w:r>
+        <w:rPr>
+          <w:b/>
+          <w:bCs/>
+          <w:sz w:val="22"/>
+          <w:szCs w:val="22"/>
+        </w:rPr>
+        <w:t>Queda registrado</w:t>
+      </w:r>
+      <w:r>
+        <w:rPr>
+          <w:sz w:val="22"/>
+          <w:szCs w:val="22"/>
+        </w:rPr>
+        <w:t>: qué error cometió, si logró corregirse sin ayuda, si necesitó una pista o si requirió la solución, además del número de intentos. Luego se registraría si puede leer las palabras nuevas en el primer intento. Comparando chicos con una cantidad similar de errores iniciales, podríamos observar si la capacidad de corregirse anticipa mejor el aprendizaje posterior. El resultado ayudaría a distinguir cuándo conviene dejar espacio para un nuevo intento y cuándo AMI debería ofrecer una ayuda más concreta.</w:t>
       </w:r>
     </w:p>
     <w:p>
@@ -3720,7 +3702,7 @@
           <w:szCs w:val="24"/>
         </w:rPr>
       </w:pPr>
-      <w:bookmarkStart w:id="14" w:name="_Toc241075232"/>
+      <w:bookmarkStart w:id="15" w:name="_Toc241075233"/>
       <w:r>
         <w:rPr>
           <w:b/>
@@ -3729,11 +3711,208 @@
           <w:sz w:val="24"/>
           <w:szCs w:val="24"/>
         </w:rPr>
-        <w:lastRenderedPageBreak/>
-        <w:t xml:space="preserve">La </w:t>
-      </w:r>
-      <w:proofErr w:type="gramStart"/>
-      <w:r>
+        <w:t>Qué le copiamos a quién</w:t>
+      </w:r>
+      <w:bookmarkEnd w:id="15"/>
+    </w:p>
+    <w:p>
+      <w:pPr>
+        <w:jc w:val="both"/>
+        <w:rPr>
+          <w:sz w:val="22"/>
+          <w:szCs w:val="22"/>
+        </w:rPr>
+      </w:pPr>
+      <w:r>
+        <w:rPr>
+          <w:sz w:val="22"/>
+          <w:szCs w:val="22"/>
+        </w:rPr>
+        <w:t>AMI combina tres referencias:</w:t>
+      </w:r>
+    </w:p>
+    <w:p>
+      <w:pPr>
+        <w:numPr>
+          <w:ilvl w:val="0"/>
+          <w:numId w:val="8"/>
+        </w:numPr>
+        <w:jc w:val="both"/>
+        <w:rPr>
+          <w:sz w:val="22"/>
+          <w:szCs w:val="22"/>
+        </w:rPr>
+      </w:pPr>
+      <w:r>
+        <w:rPr>
+          <w:b/>
+          <w:bCs/>
+          <w:sz w:val="22"/>
+          <w:szCs w:val="22"/>
+        </w:rPr>
+        <w:t>De Duolingo</w:t>
+      </w:r>
+      <w:r>
+        <w:rPr>
+          <w:sz w:val="22"/>
+          <w:szCs w:val="22"/>
+        </w:rPr>
+        <w:t>, la tarjeta con imagen y sonido, la construcción por partes, la verificación por voz y la progresión por niveles que se destraban de a uno. La diferencia: Duolingo arma oraciones con palabras enteras, AMI arma palabras con fonemas aislados.</w:t>
+      </w:r>
+    </w:p>
+    <w:p>
+      <w:pPr>
+        <w:numPr>
+          <w:ilvl w:val="0"/>
+          <w:numId w:val="8"/>
+        </w:numPr>
+        <w:jc w:val="both"/>
+        <w:rPr>
+          <w:sz w:val="22"/>
+          <w:szCs w:val="22"/>
+        </w:rPr>
+      </w:pPr>
+      <w:r>
+        <w:rPr>
+          <w:b/>
+          <w:bCs/>
+          <w:sz w:val="22"/>
+          <w:szCs w:val="22"/>
+        </w:rPr>
+        <w:t>Del juego /eko/</w:t>
+      </w:r>
+      <w:r>
+        <w:rPr>
+          <w:sz w:val="22"/>
+          <w:szCs w:val="22"/>
+        </w:rPr>
+        <w:t>, el criterio de selección de palabras ilustrables y la idea de separar sonido inicial y rima como habilidades distintas. No copiamos el emparejamiento de cartas, porque es lo que permite resolver por memoria visual sin procesar el sonido.</w:t>
+      </w:r>
+    </w:p>
+    <w:p>
+      <w:pPr>
+        <w:numPr>
+          <w:ilvl w:val="0"/>
+          <w:numId w:val="8"/>
+        </w:numPr>
+        <w:jc w:val="both"/>
+        <w:rPr>
+          <w:sz w:val="22"/>
+          <w:szCs w:val="22"/>
+        </w:rPr>
+      </w:pPr>
+      <w:r>
+        <w:rPr>
+          <w:b/>
+          <w:bCs/>
+          <w:sz w:val="22"/>
+          <w:szCs w:val="22"/>
+        </w:rPr>
+        <w:t>Del cuadernillo oficial de CABA</w:t>
+      </w:r>
+      <w:r>
+        <w:rPr>
+          <w:sz w:val="22"/>
+          <w:szCs w:val="22"/>
+        </w:rPr>
+        <w:t xml:space="preserve"> («Yo amo aprender — Lengua, 1er grado», 2026), la secuencia de sonidos y letras y el tipo de actividad de cada unidad, para quedar alineados con el aula sin que el docente configure nada.</w:t>
+      </w:r>
+    </w:p>
+    <w:p>
+      <w:pPr>
+        <w:jc w:val="both"/>
+        <w:rPr>
+          <w:sz w:val="22"/>
+          <w:szCs w:val="22"/>
+        </w:rPr>
+      </w:pPr>
+      <w:r>
+        <w:rPr>
+          <w:sz w:val="22"/>
+          <w:szCs w:val="22"/>
+        </w:rPr>
+        <w:t xml:space="preserve">Lo propio es la combinación: ninguno de los dos primeros trabaja a nivel de fonema aislado ni se sincroniza con el plan semanal del docente, y el cuadernillo de CABA define qué </w:t>
+      </w:r>
+      <w:r>
+        <w:rPr>
+          <w:sz w:val="22"/>
+          <w:szCs w:val="22"/>
+        </w:rPr>
+        <w:t>enseñar,</w:t>
+      </w:r>
+      <w:r>
+        <w:rPr>
+          <w:sz w:val="22"/>
+          <w:szCs w:val="22"/>
+        </w:rPr>
+        <w:t xml:space="preserve"> pero es papel</w:t>
+      </w:r>
+      <w:r>
+        <w:rPr>
+          <w:sz w:val="22"/>
+          <w:szCs w:val="22"/>
+        </w:rPr>
+        <w:t>,</w:t>
+      </w:r>
+      <w:r>
+        <w:rPr>
+          <w:sz w:val="22"/>
+          <w:szCs w:val="22"/>
+        </w:rPr>
+        <w:t xml:space="preserve"> no da feedback, no se recalibra y no registra nada.</w:t>
+      </w:r>
+    </w:p>
+    <w:p>
+      <w:pPr>
+        <w:jc w:val="both"/>
+        <w:rPr>
+          <w:b/>
+          <w:bCs/>
+        </w:rPr>
+      </w:pPr>
+      <w:r>
+        <w:rPr>
+          <w:b/>
+          <w:bCs/>
+        </w:rPr>
+        <w:t>Conclusión</w:t>
+      </w:r>
+      <w:bookmarkStart w:id="16" w:name="_Toc241075234"/>
+    </w:p>
+    <w:p>
+      <w:pPr>
+        <w:jc w:val="both"/>
+        <w:rPr>
+          <w:sz w:val="22"/>
+          <w:szCs w:val="22"/>
+        </w:rPr>
+      </w:pPr>
+      <w:r>
+        <w:rPr>
+          <w:sz w:val="22"/>
+          <w:szCs w:val="22"/>
+        </w:rPr>
+        <w:t xml:space="preserve">En </w:t>
+      </w:r>
+      <w:r>
+        <w:rPr>
+          <w:sz w:val="22"/>
+          <w:szCs w:val="22"/>
+        </w:rPr>
+        <w:t>conclusión</w:t>
+      </w:r>
+      <w:r>
+        <w:rPr>
+          <w:sz w:val="22"/>
+          <w:szCs w:val="22"/>
+        </w:rPr>
+        <w:t>, AMI acompaña la alfabetización inicial con actividades breves de sonidos y palabras con lo que los chicos trabajan en clase. La app ofrece ayuda inmediata ante los errores y recupera contenidos en sesiones posteriores para que puedan intentar de nuevo y afianzar lo aprendido. Cada chico elige una mascota que lo acompaña y celebra sus avances. Los niveles se habilitan a medida que domina nuevos sonidos, sin comparaciones con otros compañeros ni castigos por equivocarse.</w:t>
+      </w:r>
+    </w:p>
+    <w:p>
+      <w:pPr>
+        <w:pStyle w:val="Heading2"/>
+        <w:jc w:val="both"/>
         <w:rPr>
           <w:b/>
           <w:bCs/>
@@ -3741,9 +3920,7 @@
           <w:sz w:val="24"/>
           <w:szCs w:val="24"/>
         </w:rPr>
-        <w:t>app</w:t>
-      </w:r>
-      <w:proofErr w:type="gramEnd"/>
+      </w:pPr>
       <w:r>
         <w:rPr>
           <w:b/>
@@ -3752,341 +3929,6 @@
           <w:sz w:val="24"/>
           <w:szCs w:val="24"/>
         </w:rPr>
-        <w:t xml:space="preserve"> como instrumento de investigación</w:t>
-      </w:r>
-      <w:bookmarkEnd w:id="14"/>
-    </w:p>
-    <w:p>
-      <w:pPr>
-        <w:jc w:val="both"/>
-      </w:pPr>
-      <w:r>
-        <w:t>Dos chicos pueden equivocarse la misma cantidad de veces y aprender de manera distinta. Uno revisa lo que hizo y encuentra el error</w:t>
-      </w:r>
-      <w:r>
-        <w:t xml:space="preserve"> mientras que</w:t>
-      </w:r>
-      <w:r>
-        <w:t xml:space="preserve"> otro necesita que le indiquen qué sonido cambiar. La pregunta es: ¿la forma en que un chico corrige sus errores predice mejor su capacidad futura para leer palabras nuevas que la cantidad de errores que comete?</w:t>
-      </w:r>
-    </w:p>
-    <w:p>
-      <w:pPr>
-        <w:jc w:val="both"/>
-      </w:pPr>
-      <w:r>
-        <w:rPr>
-          <w:b/>
-          <w:bCs/>
-        </w:rPr>
-        <w:t>Habría que agregar</w:t>
-      </w:r>
-      <w:r>
-        <w:t>:</w:t>
-      </w:r>
-      <w:r>
-        <w:t xml:space="preserve"> una oportunidad breve de corregirse después de una respuesta incorrecta. AMI le diría </w:t>
-      </w:r>
-      <w:r>
-        <w:t>«</w:t>
-      </w:r>
-      <w:proofErr w:type="spellStart"/>
-      <w:r>
-        <w:t>Probá</w:t>
-      </w:r>
-      <w:proofErr w:type="spellEnd"/>
-      <w:r>
-        <w:t xml:space="preserve"> otra vez»</w:t>
-      </w:r>
-      <w:r>
-        <w:t xml:space="preserve"> </w:t>
-      </w:r>
-      <w:r>
-        <w:t xml:space="preserve">y, si todavía no puede resolverla, le daría la pista o la solución prevista en su </w:t>
-      </w:r>
-      <w:proofErr w:type="spellStart"/>
-      <w:r>
-        <w:t>feedback</w:t>
-      </w:r>
-      <w:proofErr w:type="spellEnd"/>
-      <w:r>
-        <w:t xml:space="preserve"> habitual. Días después, dentro de una sesión normal, aparecerían palabras nuevas construidas con los sonidos ya practicados. No harían falta cuestionarios ni sesiones adicionales.</w:t>
-      </w:r>
-    </w:p>
-    <w:p>
-      <w:pPr>
-        <w:jc w:val="both"/>
-      </w:pPr>
-      <w:r>
-        <w:rPr>
-          <w:b/>
-          <w:bCs/>
-        </w:rPr>
-        <w:t>Queda registrado</w:t>
-      </w:r>
-      <w:r>
-        <w:t>:</w:t>
-      </w:r>
-      <w:r>
-        <w:t xml:space="preserve"> qué error cometió, si logró corregirse sin ayuda, si necesitó una pista o si requirió la solución, además del número de intentos. Luego se registraría si puede leer las palabras nuevas en el primer intento. Comparando chicos con una cantidad similar de errores iniciales, podríamos observar si la capacidad de corregirse anticipa mejor el aprendizaje posterior. El resultado ayudaría a distinguir cuándo conviene dejar espacio para un nuevo intento y cuándo AMI debería ofrecer una ayuda más concreta.</w:t>
-      </w:r>
-    </w:p>
-    <w:p>
-      <w:pPr>
-        <w:pStyle w:val="Heading2"/>
-        <w:jc w:val="both"/>
-        <w:rPr>
-          <w:b/>
-          <w:bCs/>
-          <w:color w:val="auto"/>
-          <w:sz w:val="24"/>
-          <w:szCs w:val="24"/>
-        </w:rPr>
-      </w:pPr>
-      <w:bookmarkStart w:id="15" w:name="_Toc241075233"/>
-      <w:r>
-        <w:rPr>
-          <w:b/>
-          <w:bCs/>
-          <w:color w:val="auto"/>
-          <w:sz w:val="24"/>
-          <w:szCs w:val="24"/>
-        </w:rPr>
-        <w:t>Qué le copiamos a quién</w:t>
-      </w:r>
-      <w:bookmarkEnd w:id="15"/>
-    </w:p>
-    <w:p>
-      <w:pPr>
-        <w:jc w:val="both"/>
-        <w:rPr>
-          <w:sz w:val="22"/>
-          <w:szCs w:val="22"/>
-        </w:rPr>
-      </w:pPr>
-      <w:r>
-        <w:rPr>
-          <w:sz w:val="22"/>
-          <w:szCs w:val="22"/>
-        </w:rPr>
-        <w:t>AMI combina tres referencias:</w:t>
-      </w:r>
-    </w:p>
-    <w:p>
-      <w:pPr>
-        <w:numPr>
-          <w:ilvl w:val="0"/>
-          <w:numId w:val="8"/>
-        </w:numPr>
-        <w:jc w:val="both"/>
-        <w:rPr>
-          <w:sz w:val="22"/>
-          <w:szCs w:val="22"/>
-        </w:rPr>
-      </w:pPr>
-      <w:r>
-        <w:rPr>
-          <w:b/>
-          <w:bCs/>
-          <w:sz w:val="22"/>
-          <w:szCs w:val="22"/>
-        </w:rPr>
-        <w:t>De Duolingo</w:t>
-      </w:r>
-      <w:r>
-        <w:rPr>
-          <w:sz w:val="22"/>
-          <w:szCs w:val="22"/>
-        </w:rPr>
-        <w:t>, la tarjeta con imagen y sonido, la construcción por partes, la verificación por voz y la progresión por niveles que se destraban de a uno. La diferencia: Duolingo arma oraciones con palabras enteras, AMI arma palabras con fonemas aislados.</w:t>
-      </w:r>
-    </w:p>
-    <w:p>
-      <w:pPr>
-        <w:numPr>
-          <w:ilvl w:val="0"/>
-          <w:numId w:val="8"/>
-        </w:numPr>
-        <w:jc w:val="both"/>
-        <w:rPr>
-          <w:sz w:val="22"/>
-          <w:szCs w:val="22"/>
-        </w:rPr>
-      </w:pPr>
-      <w:r>
-        <w:rPr>
-          <w:b/>
-          <w:bCs/>
-          <w:sz w:val="22"/>
-          <w:szCs w:val="22"/>
-        </w:rPr>
-        <w:t>Del juego /</w:t>
-      </w:r>
-      <w:proofErr w:type="spellStart"/>
-      <w:r>
-        <w:rPr>
-          <w:b/>
-          <w:bCs/>
-          <w:sz w:val="22"/>
-          <w:szCs w:val="22"/>
-        </w:rPr>
-        <w:t>eko</w:t>
-      </w:r>
-      <w:proofErr w:type="spellEnd"/>
-      <w:r>
-        <w:rPr>
-          <w:b/>
-          <w:bCs/>
-          <w:sz w:val="22"/>
-          <w:szCs w:val="22"/>
-        </w:rPr>
-        <w:t>/</w:t>
-      </w:r>
-      <w:r>
-        <w:rPr>
-          <w:sz w:val="22"/>
-          <w:szCs w:val="22"/>
-        </w:rPr>
-        <w:t xml:space="preserve">, el criterio de selección de palabras </w:t>
-      </w:r>
-      <w:proofErr w:type="spellStart"/>
-      <w:r>
-        <w:rPr>
-          <w:sz w:val="22"/>
-          <w:szCs w:val="22"/>
-        </w:rPr>
-        <w:t>ilustrables</w:t>
-      </w:r>
-      <w:proofErr w:type="spellEnd"/>
-      <w:r>
-        <w:rPr>
-          <w:sz w:val="22"/>
-          <w:szCs w:val="22"/>
-        </w:rPr>
-        <w:t xml:space="preserve"> y la idea de separar sonido inicial y rima como habilidades distintas. No copiamos el emparejamiento de cartas, porque es lo que permite resolver por memoria visual sin procesar el sonido.</w:t>
-      </w:r>
-    </w:p>
-    <w:p>
-      <w:pPr>
-        <w:numPr>
-          <w:ilvl w:val="0"/>
-          <w:numId w:val="8"/>
-        </w:numPr>
-        <w:jc w:val="both"/>
-        <w:rPr>
-          <w:sz w:val="22"/>
-          <w:szCs w:val="22"/>
-        </w:rPr>
-      </w:pPr>
-      <w:r>
-        <w:rPr>
-          <w:b/>
-          <w:bCs/>
-          <w:sz w:val="22"/>
-          <w:szCs w:val="22"/>
-        </w:rPr>
-        <w:t>Del cuadernillo oficial de CABA</w:t>
-      </w:r>
-      <w:r>
-        <w:rPr>
-          <w:sz w:val="22"/>
-          <w:szCs w:val="22"/>
-        </w:rPr>
-        <w:t xml:space="preserve"> («Yo amo aprender — Lengua, 1er grado», 2026), la secuencia de sonidos y letras y el tipo de actividad de cada unidad, para quedar alineados con el aula sin que el docente configure nada.</w:t>
-      </w:r>
-    </w:p>
-    <w:p>
-      <w:pPr>
-        <w:jc w:val="both"/>
-        <w:rPr>
-          <w:sz w:val="22"/>
-          <w:szCs w:val="22"/>
-        </w:rPr>
-      </w:pPr>
-      <w:r>
-        <w:rPr>
-          <w:sz w:val="22"/>
-          <w:szCs w:val="22"/>
-        </w:rPr>
-        <w:t xml:space="preserve">Lo propio es la combinación: ninguno de los dos primeros trabaja a nivel de fonema aislado ni se sincroniza con el plan semanal del docente, y el cuadernillo de CABA define qué </w:t>
-      </w:r>
-      <w:proofErr w:type="gramStart"/>
-      <w:r>
-        <w:rPr>
-          <w:sz w:val="22"/>
-          <w:szCs w:val="22"/>
-        </w:rPr>
-        <w:t>enseñar</w:t>
-      </w:r>
-      <w:proofErr w:type="gramEnd"/>
-      <w:r>
-        <w:rPr>
-          <w:sz w:val="22"/>
-          <w:szCs w:val="22"/>
-        </w:rPr>
-        <w:t xml:space="preserve"> pero es papel</w:t>
-      </w:r>
-      <w:r>
-        <w:rPr>
-          <w:sz w:val="22"/>
-          <w:szCs w:val="22"/>
-        </w:rPr>
-        <w:t>,</w:t>
-      </w:r>
-      <w:r>
-        <w:rPr>
-          <w:sz w:val="22"/>
-          <w:szCs w:val="22"/>
-        </w:rPr>
-        <w:t xml:space="preserve"> no da </w:t>
-      </w:r>
-      <w:proofErr w:type="spellStart"/>
-      <w:r>
-        <w:rPr>
-          <w:sz w:val="22"/>
-          <w:szCs w:val="22"/>
-        </w:rPr>
-        <w:t>feedback</w:t>
-      </w:r>
-      <w:proofErr w:type="spellEnd"/>
-      <w:r>
-        <w:rPr>
-          <w:sz w:val="22"/>
-          <w:szCs w:val="22"/>
-        </w:rPr>
-        <w:t>, no se recalibra y no registra nada.</w:t>
-      </w:r>
-    </w:p>
-    <w:p>
-      <w:pPr>
-        <w:jc w:val="both"/>
-        <w:rPr>
-          <w:sz w:val="22"/>
-          <w:szCs w:val="22"/>
-        </w:rPr>
-      </w:pPr>
-    </w:p>
-    <w:p>
-      <w:pPr>
-        <w:pStyle w:val="Heading2"/>
-        <w:jc w:val="both"/>
-        <w:rPr>
-          <w:b/>
-          <w:bCs/>
-          <w:color w:val="auto"/>
-          <w:sz w:val="24"/>
-          <w:szCs w:val="24"/>
-        </w:rPr>
-      </w:pPr>
-      <w:bookmarkStart w:id="16" w:name="_Toc241075234"/>
-      <w:r>
-        <w:rPr>
-          <w:b/>
-          <w:bCs/>
-          <w:color w:val="auto"/>
-          <w:sz w:val="24"/>
-          <w:szCs w:val="24"/>
-        </w:rPr>
         <w:lastRenderedPageBreak/>
         <w:t>Bibliografía</w:t>
       </w:r>
@@ -4121,23 +3963,7 @@
         </w:numPr>
       </w:pPr>
       <w:r>
-        <w:t xml:space="preserve">Ramírez, L., </w:t>
-      </w:r>
-      <w:proofErr w:type="spellStart"/>
-      <w:r>
-        <w:t>Celi</w:t>
-      </w:r>
-      <w:proofErr w:type="spellEnd"/>
-      <w:r>
-        <w:t>, M. A., &amp; Zabala, L. D. (2025). Una propuesta didáctica para el desarrollo de la conciencia fonológica: /</w:t>
-      </w:r>
-      <w:proofErr w:type="spellStart"/>
-      <w:r>
-        <w:t>eko</w:t>
-      </w:r>
-      <w:proofErr w:type="spellEnd"/>
-      <w:r>
-        <w:t xml:space="preserve">/ en el aula. </w:t>
+        <w:t xml:space="preserve">Ramírez, L., Celi, M. A., &amp; Zabala, L. D. (2025). Una propuesta didáctica para el desarrollo de la conciencia fonológica: /eko/ en el aula. </w:t>
       </w:r>
       <w:r>
         <w:rPr>
@@ -4162,23 +3988,7 @@
           <w:i/>
           <w:iCs/>
         </w:rPr>
-        <w:t xml:space="preserve">Revista Veritas de </w:t>
-      </w:r>
-      <w:proofErr w:type="spellStart"/>
-      <w:r>
-        <w:rPr>
-          <w:i/>
-          <w:iCs/>
-        </w:rPr>
-        <w:t>Difusão</w:t>
-      </w:r>
-      <w:proofErr w:type="spellEnd"/>
-      <w:r>
-        <w:rPr>
-          <w:i/>
-          <w:iCs/>
-        </w:rPr>
-        <w:t xml:space="preserve"> Científica</w:t>
+        <w:t>Revista Veritas de Difusão Científica</w:t>
       </w:r>
     </w:p>
     <w:p>
@@ -4200,6 +4010,44 @@
       </w:r>
       <w:r>
         <w:t>1.ª ed. para el alumno).</w:t>
+      </w:r>
+    </w:p>
+    <w:p>
+      <w:pPr>
+        <w:numPr>
+          <w:ilvl w:val="0"/>
+          <w:numId w:val="9"/>
+        </w:numPr>
+      </w:pPr>
+      <w:r>
+        <w:t>V</w:t>
+      </w:r>
+      <w:r>
+        <w:t xml:space="preserve">an Gorp, K., Segers, E. y Verhoeven, L. (2017). </w:t>
+      </w:r>
+      <w:r>
+        <w:rPr>
+          <w:i/>
+          <w:iCs/>
+          <w:lang w:val="en-US"/>
+        </w:rPr>
+        <w:t>The role of feedback and differences between good and poor decoders in a repeated word reading paradigm in first grade</w:t>
+      </w:r>
+      <w:r>
+        <w:rPr>
+          <w:lang w:val="en-US"/>
+        </w:rPr>
+        <w:t xml:space="preserve">. </w:t>
+      </w:r>
+      <w:r>
+        <w:rPr>
+          <w:b/>
+          <w:bCs/>
+        </w:rPr>
+        <w:t>Annals of Dyslexia, 67</w:t>
+      </w:r>
+      <w:r>
+        <w:t>, 1–25.</w:t>
       </w:r>
     </w:p>
     <w:p/>
